--- a/docs/Group_3_UserGuide.docx
+++ b/docs/Group_3_UserGuide.docx
@@ -75,17 +75,23 @@
           <w:sz w:val="22"/>
           <w:szCs w:val="22"/>
         </w:rPr>
-        <w:t xml:space="preserve">Ethan </w:t>
-      </w:r>
-      <w:proofErr w:type="spellStart"/>
+        <w:t>Ethan Wasniak</w:t>
+      </w:r>
+    </w:p>
+    <w:p>
+      <w:pPr>
+        <w:numPr>
+          <w:ilvl w:val="0"/>
+          <w:numId w:val="2"/>
+        </w:numPr>
+      </w:pPr>
       <w:r>
         <w:rPr>
           <w:sz w:val="22"/>
           <w:szCs w:val="22"/>
         </w:rPr>
-        <w:t>Wasniak</w:t>
-      </w:r>
-      <w:proofErr w:type="spellEnd"/>
+        <w:t>Brendan Laird</w:t>
+      </w:r>
     </w:p>
     <w:p>
       <w:pPr>
@@ -99,7 +105,7 @@
           <w:sz w:val="22"/>
           <w:szCs w:val="22"/>
         </w:rPr>
-        <w:t>Brendan Laird</w:t>
+        <w:t>Steven Dickinson</w:t>
       </w:r>
     </w:p>
     <w:p>
@@ -114,7 +120,7 @@
           <w:sz w:val="22"/>
           <w:szCs w:val="22"/>
         </w:rPr>
-        <w:t>Steven Dickinson</w:t>
+        <w:t xml:space="preserve">Kenise Balton, </w:t>
       </w:r>
     </w:p>
     <w:p>
@@ -129,69 +135,60 @@
           <w:sz w:val="22"/>
           <w:szCs w:val="22"/>
         </w:rPr>
-        <w:t xml:space="preserve">Kenise Balton, </w:t>
-      </w:r>
-    </w:p>
-    <w:p>
-      <w:pPr>
-        <w:numPr>
-          <w:ilvl w:val="0"/>
-          <w:numId w:val="2"/>
-        </w:numPr>
-      </w:pPr>
-      <w:r>
+        <w:t>Francini Clemmons</w:t>
+      </w:r>
+    </w:p>
+    <w:p>
+      <w:pPr>
+        <w:spacing w:after="80"/>
         <w:rPr>
           <w:sz w:val="22"/>
           <w:szCs w:val="22"/>
         </w:rPr>
-        <w:t>Francini Clemmons</w:t>
-      </w:r>
-    </w:p>
-    <w:p>
-      <w:pPr>
-        <w:spacing w:after="80"/>
+      </w:pPr>
+      <w:r>
         <w:rPr>
           <w:sz w:val="22"/>
           <w:szCs w:val="22"/>
         </w:rPr>
-      </w:pPr>
+        <w:t>Course Deliverable:</w:t>
+      </w:r>
       <w:r>
         <w:rPr>
           <w:sz w:val="22"/>
           <w:szCs w:val="22"/>
         </w:rPr>
-        <w:t>Course Deliverable:</w:t>
-      </w:r>
-      <w:r>
+        <w:tab/>
+        <w:t>User Guide</w:t>
+      </w:r>
+    </w:p>
+    <w:p>
+      <w:pPr>
+        <w:spacing w:after="80"/>
         <w:rPr>
           <w:sz w:val="22"/>
           <w:szCs w:val="22"/>
         </w:rPr>
-        <w:tab/>
-        <w:t>User Guide</w:t>
-      </w:r>
-    </w:p>
-    <w:p>
-      <w:pPr>
-        <w:spacing w:after="80"/>
+      </w:pPr>
+      <w:r>
         <w:rPr>
           <w:sz w:val="22"/>
           <w:szCs w:val="22"/>
         </w:rPr>
-      </w:pPr>
+        <w:t xml:space="preserve">Project Context: </w:t>
+      </w:r>
       <w:r>
         <w:rPr>
           <w:sz w:val="22"/>
           <w:szCs w:val="22"/>
         </w:rPr>
-        <w:t xml:space="preserve">Project Context: </w:t>
+        <w:tab/>
       </w:r>
       <w:r>
         <w:rPr>
           <w:sz w:val="22"/>
           <w:szCs w:val="22"/>
         </w:rPr>
-        <w:tab/>
         <w:t>Built from the approved Project Plan and Theory/Design documents</w:t>
       </w:r>
       <w:r>
@@ -465,25 +462,7 @@
                 <w:sz w:val="22"/>
                 <w:szCs w:val="22"/>
               </w:rPr>
-              <w:t xml:space="preserve"> preset workflow (`CMakeLists.txt`, `</w:t>
-            </w:r>
-            <w:proofErr w:type="spellStart"/>
-            <w:r>
-              <w:rPr>
-                <w:rFonts w:ascii="Aptos" w:eastAsia="Aptos" w:hAnsi="Aptos" w:cs="Aptos"/>
-                <w:sz w:val="22"/>
-                <w:szCs w:val="22"/>
-              </w:rPr>
-              <w:t>CMakePresets.json</w:t>
-            </w:r>
-            <w:proofErr w:type="spellEnd"/>
-            <w:r>
-              <w:rPr>
-                <w:rFonts w:ascii="Aptos" w:eastAsia="Aptos" w:hAnsi="Aptos" w:cs="Aptos"/>
-                <w:sz w:val="22"/>
-                <w:szCs w:val="22"/>
-              </w:rPr>
-              <w:t xml:space="preserve">`). The repository documents both local script-based builds and </w:t>
+              <w:t xml:space="preserve"> preset workflow (`CMakeLists.txt`, `CMakePresets.json`). The repository documents both local script-based builds and </w:t>
             </w:r>
             <w:proofErr w:type="spellStart"/>
             <w:r>
@@ -885,14 +864,26 @@
           <w:numId w:val="1"/>
         </w:numPr>
         <w:spacing w:before="0" w:after="0"/>
-      </w:pPr>
-      <w:r>
+        <w:rPr>
+          <w:lang w:val="fr-FR"/>
+        </w:rPr>
+      </w:pPr>
+      <w:r>
+        <w:rPr>
+          <w:lang w:val="fr-FR"/>
+        </w:rPr>
         <w:t>C++</w:t>
       </w:r>
       <w:r>
+        <w:rPr>
+          <w:lang w:val="fr-FR"/>
+        </w:rPr>
         <w:t>20</w:t>
       </w:r>
       <w:r>
+        <w:rPr>
+          <w:lang w:val="fr-FR"/>
+        </w:rPr>
         <w:t xml:space="preserve"> compiler (GCC or Clang)</w:t>
       </w:r>
     </w:p>
@@ -1064,18 +1055,8 @@
                 <w:shd w:val="clear" w:color="auto" w:fill="333333"/>
               </w:rPr>
               <w:br/>
-              <w:t xml:space="preserve">cd </w:t>
-            </w:r>
-            <w:proofErr w:type="spellStart"/>
-            <w:r>
-              <w:rPr>
-                <w:rFonts w:ascii="Consolas" w:eastAsia="Consolas" w:hAnsi="Consolas" w:cs="Consolas"/>
-                <w:color w:val="FFFFFF"/>
-                <w:shd w:val="clear" w:color="auto" w:fill="333333"/>
-              </w:rPr>
-              <w:t>BreakoutGame</w:t>
-            </w:r>
-            <w:proofErr w:type="spellEnd"/>
+              <w:t>cd BreakoutGame</w:t>
+            </w:r>
           </w:p>
         </w:tc>
       </w:tr>
@@ -1672,7 +1653,6 @@
               </w:rPr>
               <w:t>/build/</w:t>
             </w:r>
-            <w:proofErr w:type="spellStart"/>
             <w:r>
               <w:rPr>
                 <w:rFonts w:ascii="Consolas" w:eastAsia="Consolas" w:hAnsi="Consolas" w:cs="Consolas"/>
@@ -1681,7 +1661,6 @@
               </w:rPr>
               <w:t>BreakoutGame</w:t>
             </w:r>
-            <w:proofErr w:type="spellEnd"/>
           </w:p>
         </w:tc>
       </w:tr>
@@ -2164,6 +2143,9 @@
     <w:p>
       <w:pPr>
         <w:pStyle w:val="Heading2"/>
+        <w:rPr>
+          <w:color w:val="3C78D8"/>
+        </w:rPr>
       </w:pPr>
       <w:bookmarkStart w:id="11" w:name="_ghih5sfrcv7x" w:colFirst="0" w:colLast="0"/>
       <w:bookmarkEnd w:id="11"/>
@@ -2177,6 +2159,19 @@
     <w:p>
       <w:pPr>
         <w:pStyle w:val="Heading3"/>
+        <w:ind w:left="0"/>
+      </w:pPr>
+      <w:r>
+        <w:t xml:space="preserve">  </w:t>
+      </w:r>
+      <w:r>
+        <w:t xml:space="preserve">6.1 Keyboard: </w:t>
+      </w:r>
+    </w:p>
+    <w:p>
+      <w:pPr>
+        <w:pStyle w:val="Heading4"/>
+        <w:ind w:firstLine="360"/>
       </w:pPr>
       <w:bookmarkStart w:id="12" w:name="_k1qlqfwhjprm" w:colFirst="0" w:colLast="0"/>
       <w:bookmarkEnd w:id="12"/>
@@ -2234,7 +2229,8 @@
     </w:p>
     <w:p>
       <w:pPr>
-        <w:pStyle w:val="Heading3"/>
+        <w:pStyle w:val="Heading4"/>
+        <w:ind w:firstLine="360"/>
       </w:pPr>
       <w:bookmarkStart w:id="13" w:name="_x3mdcwl32iri" w:colFirst="0" w:colLast="0"/>
       <w:bookmarkEnd w:id="13"/>
@@ -2341,7 +2337,8 @@
     </w:p>
     <w:p>
       <w:pPr>
-        <w:pStyle w:val="Heading3"/>
+        <w:pStyle w:val="Heading4"/>
+        <w:ind w:firstLine="360"/>
       </w:pPr>
       <w:bookmarkStart w:id="14" w:name="_nwvtdnmo1cwp" w:colFirst="0" w:colLast="0"/>
       <w:bookmarkEnd w:id="14"/>
@@ -2428,11 +2425,13 @@
     </w:p>
     <w:p>
       <w:pPr>
-        <w:pStyle w:val="Heading3"/>
+        <w:pStyle w:val="Heading4"/>
+        <w:ind w:firstLine="360"/>
       </w:pPr>
       <w:bookmarkStart w:id="15" w:name="_fdeflpr5k61t" w:colFirst="0" w:colLast="0"/>
       <w:bookmarkEnd w:id="15"/>
       <w:r>
+        <w:lastRenderedPageBreak/>
         <w:t>After win or game over</w:t>
       </w:r>
     </w:p>
@@ -2496,6 +2495,186 @@
     </w:p>
     <w:p>
       <w:pPr>
+        <w:pStyle w:val="Heading3"/>
+        <w:ind w:left="0"/>
+      </w:pPr>
+      <w:r>
+        <w:t xml:space="preserve">  </w:t>
+      </w:r>
+      <w:r>
+        <w:t xml:space="preserve">6.1 </w:t>
+      </w:r>
+      <w:r>
+        <w:t>Mouse</w:t>
+      </w:r>
+      <w:r>
+        <w:t>:</w:t>
+      </w:r>
+    </w:p>
+    <w:p>
+      <w:pPr>
+        <w:pStyle w:val="Heading4"/>
+        <w:ind w:firstLine="360"/>
+      </w:pPr>
+      <w:r>
+        <w:t>Main menu</w:t>
+      </w:r>
+    </w:p>
+    <w:p>
+      <w:pPr>
+        <w:numPr>
+          <w:ilvl w:val="0"/>
+          <w:numId w:val="1"/>
+        </w:numPr>
+        <w:spacing w:after="0"/>
+      </w:pPr>
+      <w:r>
+        <w:t>Can click on</w:t>
+      </w:r>
+      <w:r>
+        <w:t>:</w:t>
+      </w:r>
+      <w:r>
+        <w:t xml:space="preserve"> </w:t>
+      </w:r>
+      <w:r>
+        <w:t>‘</w:t>
+      </w:r>
+      <w:r>
+        <w:rPr>
+          <w:rFonts w:ascii="Roboto Mono" w:eastAsia="Roboto Mono" w:hAnsi="Roboto Mono" w:cs="Roboto Mono"/>
+          <w:color w:val="188038"/>
+        </w:rPr>
+        <w:t>Play</w:t>
+      </w:r>
+      <w:r>
+        <w:rPr>
+          <w:rFonts w:ascii="Roboto Mono" w:eastAsia="Roboto Mono" w:hAnsi="Roboto Mono" w:cs="Roboto Mono"/>
+          <w:color w:val="188038"/>
+        </w:rPr>
+        <w:t>’</w:t>
+      </w:r>
+      <w:r>
+        <w:rPr>
+          <w:rFonts w:ascii="Roboto Mono" w:eastAsia="Roboto Mono" w:hAnsi="Roboto Mono" w:cs="Roboto Mono"/>
+        </w:rPr>
+        <w:t xml:space="preserve">, </w:t>
+      </w:r>
+      <w:r>
+        <w:rPr>
+          <w:rFonts w:ascii="Roboto Mono" w:eastAsia="Roboto Mono" w:hAnsi="Roboto Mono" w:cs="Roboto Mono"/>
+        </w:rPr>
+        <w:t>‘</w:t>
+      </w:r>
+      <w:r>
+        <w:rPr>
+          <w:rFonts w:ascii="Roboto Mono" w:eastAsia="Roboto Mono" w:hAnsi="Roboto Mono" w:cs="Roboto Mono"/>
+          <w:color w:val="188038"/>
+        </w:rPr>
+        <w:t>Settings</w:t>
+      </w:r>
+      <w:r>
+        <w:rPr>
+          <w:rFonts w:ascii="Roboto Mono" w:eastAsia="Roboto Mono" w:hAnsi="Roboto Mono" w:cs="Roboto Mono"/>
+          <w:color w:val="188038"/>
+        </w:rPr>
+        <w:t>’</w:t>
+      </w:r>
+      <w:r>
+        <w:rPr>
+          <w:rFonts w:ascii="Roboto Mono" w:eastAsia="Roboto Mono" w:hAnsi="Roboto Mono" w:cs="Roboto Mono"/>
+        </w:rPr>
+        <w:t>,</w:t>
+      </w:r>
+      <w:r>
+        <w:t xml:space="preserve"> and</w:t>
+      </w:r>
+      <w:r>
+        <w:rPr>
+          <w:rFonts w:ascii="Roboto Mono" w:eastAsia="Roboto Mono" w:hAnsi="Roboto Mono" w:cs="Roboto Mono"/>
+        </w:rPr>
+        <w:t xml:space="preserve"> </w:t>
+      </w:r>
+      <w:r>
+        <w:rPr>
+          <w:rFonts w:ascii="Roboto Mono" w:eastAsia="Roboto Mono" w:hAnsi="Roboto Mono" w:cs="Roboto Mono"/>
+        </w:rPr>
+        <w:t>‘</w:t>
+      </w:r>
+      <w:r>
+        <w:rPr>
+          <w:rFonts w:ascii="Roboto Mono" w:eastAsia="Roboto Mono" w:hAnsi="Roboto Mono" w:cs="Roboto Mono"/>
+          <w:color w:val="188038"/>
+        </w:rPr>
+        <w:t>Up</w:t>
+      </w:r>
+      <w:r>
+        <w:rPr>
+          <w:rFonts w:ascii="Roboto Mono" w:eastAsia="Roboto Mono" w:hAnsi="Roboto Mono" w:cs="Roboto Mono"/>
+          <w:color w:val="188038"/>
+        </w:rPr>
+        <w:t>’</w:t>
+      </w:r>
+      <w:r>
+        <w:rPr>
+          <w:rFonts w:ascii="Roboto Mono" w:eastAsia="Roboto Mono" w:hAnsi="Roboto Mono" w:cs="Roboto Mono"/>
+          <w:color w:val="188038"/>
+        </w:rPr>
+        <w:t xml:space="preserve"> </w:t>
+      </w:r>
+    </w:p>
+    <w:p>
+      <w:pPr>
+        <w:pStyle w:val="Heading4"/>
+        <w:ind w:firstLine="360"/>
+      </w:pPr>
+      <w:r>
+        <w:t>Settings screen</w:t>
+      </w:r>
+    </w:p>
+    <w:p>
+      <w:pPr>
+        <w:numPr>
+          <w:ilvl w:val="0"/>
+          <w:numId w:val="1"/>
+        </w:numPr>
+        <w:spacing w:after="0"/>
+      </w:pPr>
+      <w:r>
+        <w:t xml:space="preserve">Can click on: </w:t>
+      </w:r>
+      <w:r>
+        <w:t>‘</w:t>
+      </w:r>
+      <w:r>
+        <w:rPr>
+          <w:rFonts w:ascii="Roboto Mono" w:eastAsia="Roboto Mono" w:hAnsi="Roboto Mono" w:cs="Roboto Mono"/>
+          <w:color w:val="188038"/>
+        </w:rPr>
+        <w:t xml:space="preserve">Back to </w:t>
+      </w:r>
+      <w:r>
+        <w:rPr>
+          <w:rFonts w:ascii="Roboto Mono" w:eastAsia="Roboto Mono" w:hAnsi="Roboto Mono" w:cs="Roboto Mono"/>
+          <w:color w:val="188038"/>
+        </w:rPr>
+        <w:t>m</w:t>
+      </w:r>
+      <w:r>
+        <w:rPr>
+          <w:rFonts w:ascii="Roboto Mono" w:eastAsia="Roboto Mono" w:hAnsi="Roboto Mono" w:cs="Roboto Mono"/>
+          <w:color w:val="188038"/>
+        </w:rPr>
+        <w:t>enu’</w:t>
+      </w:r>
+    </w:p>
+    <w:p>
+      <w:pPr>
+        <w:spacing w:before="0"/>
+      </w:pPr>
+    </w:p>
+    <w:p>
+      <w:pPr>
         <w:pStyle w:val="Heading2"/>
       </w:pPr>
       <w:bookmarkStart w:id="16" w:name="_gbw5l82o6t0x" w:colFirst="0" w:colLast="0"/>
@@ -2504,7 +2683,6 @@
         <w:rPr>
           <w:color w:val="3C78D8"/>
         </w:rPr>
-        <w:lastRenderedPageBreak/>
         <w:t>7. Gameplay Overview</w:t>
       </w:r>
     </w:p>
@@ -2680,6 +2858,7 @@
         <w:rPr>
           <w:color w:val="3C78D8"/>
         </w:rPr>
+        <w:lastRenderedPageBreak/>
         <w:t>8. Game Features</w:t>
       </w:r>
     </w:p>
@@ -2709,7 +2888,7 @@
         <w:spacing w:before="0" w:after="0"/>
       </w:pPr>
       <w:r>
-        <w:t>Settings screen with adjustable gameplay parameters (such as paddle speed and ball speed)</w:t>
+        <w:t>High score from database is displayed on main menu if above 0</w:t>
       </w:r>
     </w:p>
     <w:p>
@@ -2721,6 +2900,18 @@
         <w:spacing w:before="0" w:after="0"/>
       </w:pPr>
       <w:r>
+        <w:t xml:space="preserve">Settings screen with adjustable gameplay parameters (such as paddle speed and ball speed) </w:t>
+      </w:r>
+    </w:p>
+    <w:p>
+      <w:pPr>
+        <w:numPr>
+          <w:ilvl w:val="0"/>
+          <w:numId w:val="1"/>
+        </w:numPr>
+        <w:spacing w:before="0" w:after="0"/>
+      </w:pPr>
+      <w:r>
         <w:t>Keyboard-based paddle control (Arrow keys or WASD)</w:t>
       </w:r>
     </w:p>
@@ -2782,6 +2973,18 @@
       </w:pPr>
       <w:r>
         <w:t>Win condition when all bricks are cleared</w:t>
+      </w:r>
+    </w:p>
+    <w:p>
+      <w:pPr>
+        <w:numPr>
+          <w:ilvl w:val="0"/>
+          <w:numId w:val="1"/>
+        </w:numPr>
+        <w:spacing w:before="0" w:after="0"/>
+      </w:pPr>
+      <w:r>
+        <w:t>One win, if new score is higher than previous stored score, will update in database</w:t>
       </w:r>
     </w:p>
     <w:p>
@@ -2944,6 +3147,7 @@
         <w:rPr>
           <w:color w:val="3C78D8"/>
         </w:rPr>
+        <w:lastRenderedPageBreak/>
         <w:t>10. Known Limitations</w:t>
       </w:r>
     </w:p>
@@ -4004,6 +4208,7 @@
   <w:style w:type="paragraph" w:default="1" w:styleId="Normal">
     <w:name w:val="Normal"/>
     <w:qFormat/>
+    <w:rsid w:val="00B64490"/>
   </w:style>
   <w:style w:type="paragraph" w:styleId="Heading1">
     <w:name w:val="heading 1"/>
@@ -4051,6 +4256,7 @@
     <w:name w:val="heading 3"/>
     <w:basedOn w:val="Normal"/>
     <w:next w:val="Normal"/>
+    <w:link w:val="Heading3Char"/>
     <w:uiPriority w:val="9"/>
     <w:unhideWhenUsed/>
     <w:qFormat/>
@@ -4072,8 +4278,8 @@
     <w:name w:val="heading 4"/>
     <w:basedOn w:val="Normal"/>
     <w:next w:val="Normal"/>
+    <w:link w:val="Heading4Char"/>
     <w:uiPriority w:val="9"/>
-    <w:semiHidden/>
     <w:unhideWhenUsed/>
     <w:qFormat/>
     <w:pPr>
@@ -4279,6 +4485,30 @@
       <w:ind w:left="720"/>
       <w:contextualSpacing/>
     </w:pPr>
+  </w:style>
+  <w:style w:type="character" w:customStyle="1" w:styleId="Heading3Char">
+    <w:name w:val="Heading 3 Char"/>
+    <w:basedOn w:val="DefaultParagraphFont"/>
+    <w:link w:val="Heading3"/>
+    <w:uiPriority w:val="9"/>
+    <w:rsid w:val="00EA7806"/>
+    <w:rPr>
+      <w:rFonts w:ascii="Calibri" w:eastAsia="Calibri" w:hAnsi="Calibri" w:cs="Calibri"/>
+      <w:b/>
+      <w:bCs/>
+      <w:color w:val="2F5597"/>
+    </w:rPr>
+  </w:style>
+  <w:style w:type="character" w:customStyle="1" w:styleId="Heading4Char">
+    <w:name w:val="Heading 4 Char"/>
+    <w:basedOn w:val="DefaultParagraphFont"/>
+    <w:link w:val="Heading4"/>
+    <w:uiPriority w:val="9"/>
+    <w:rsid w:val="00EA7806"/>
+    <w:rPr>
+      <w:rFonts w:ascii="Calibri" w:eastAsia="Calibri" w:hAnsi="Calibri" w:cs="Calibri"/>
+      <w:color w:val="2F5597"/>
+    </w:rPr>
   </w:style>
 </w:styles>
 </file>

--- a/docs/Group_3_UserGuide.docx
+++ b/docs/Group_3_UserGuide.docx
@@ -5,11 +5,15 @@
     <w:p>
       <w:pPr>
         <w:pStyle w:val="Heading1"/>
+        <w:rPr>
+          <w:rFonts w:asciiTheme="majorHAnsi" w:hAnsiTheme="majorHAnsi" w:cstheme="majorHAnsi"/>
+        </w:rPr>
       </w:pPr>
       <w:bookmarkStart w:id="0" w:name="_e084wdrk3j0v" w:colFirst="0" w:colLast="0"/>
       <w:bookmarkEnd w:id="0"/>
       <w:r>
         <w:rPr>
+          <w:rFonts w:asciiTheme="majorHAnsi" w:hAnsiTheme="majorHAnsi" w:cstheme="majorHAnsi"/>
           <w:color w:val="1F1F1F"/>
           <w:sz w:val="36"/>
           <w:szCs w:val="36"/>
@@ -18,6 +22,7 @@
       </w:r>
       <w:r>
         <w:rPr>
+          <w:rFonts w:asciiTheme="majorHAnsi" w:hAnsiTheme="majorHAnsi" w:cstheme="majorHAnsi"/>
           <w:color w:val="1F1F1F"/>
           <w:sz w:val="36"/>
           <w:szCs w:val="36"/>
@@ -26,6 +31,7 @@
       </w:r>
       <w:r>
         <w:rPr>
+          <w:rFonts w:asciiTheme="majorHAnsi" w:hAnsiTheme="majorHAnsi" w:cstheme="majorHAnsi"/>
           <w:color w:val="1F4E78"/>
           <w:sz w:val="44"/>
           <w:szCs w:val="44"/>
@@ -34,6 +40,7 @@
       </w:r>
       <w:r>
         <w:rPr>
+          <w:rFonts w:asciiTheme="majorHAnsi" w:hAnsiTheme="majorHAnsi" w:cstheme="majorHAnsi"/>
           <w:color w:val="1F4E78"/>
           <w:sz w:val="44"/>
           <w:szCs w:val="44"/>
@@ -42,6 +49,7 @@
       </w:r>
       <w:r>
         <w:rPr>
+          <w:rFonts w:asciiTheme="majorHAnsi" w:hAnsiTheme="majorHAnsi" w:cstheme="majorHAnsi"/>
           <w:sz w:val="36"/>
           <w:szCs w:val="36"/>
         </w:rPr>
@@ -51,12 +59,14 @@
     <w:p>
       <w:pPr>
         <w:rPr>
+          <w:rFonts w:asciiTheme="majorHAnsi" w:hAnsiTheme="majorHAnsi" w:cstheme="majorHAnsi"/>
           <w:sz w:val="22"/>
           <w:szCs w:val="22"/>
         </w:rPr>
       </w:pPr>
       <w:r>
         <w:rPr>
+          <w:rFonts w:asciiTheme="majorHAnsi" w:hAnsiTheme="majorHAnsi" w:cstheme="majorHAnsi"/>
           <w:sz w:val="22"/>
           <w:szCs w:val="22"/>
         </w:rPr>
@@ -69,29 +79,28 @@
           <w:ilvl w:val="0"/>
           <w:numId w:val="2"/>
         </w:numPr>
-      </w:pPr>
-      <w:r>
-        <w:rPr>
+        <w:rPr>
+          <w:rFonts w:asciiTheme="majorHAnsi" w:hAnsiTheme="majorHAnsi" w:cstheme="majorHAnsi"/>
+        </w:rPr>
+      </w:pPr>
+      <w:r>
+        <w:rPr>
+          <w:rFonts w:asciiTheme="majorHAnsi" w:hAnsiTheme="majorHAnsi" w:cstheme="majorHAnsi"/>
           <w:sz w:val="22"/>
           <w:szCs w:val="22"/>
         </w:rPr>
-        <w:t>Ethan Wasniak</w:t>
-      </w:r>
-    </w:p>
-    <w:p>
-      <w:pPr>
-        <w:numPr>
-          <w:ilvl w:val="0"/>
-          <w:numId w:val="2"/>
-        </w:numPr>
-      </w:pPr>
-      <w:r>
-        <w:rPr>
+        <w:t xml:space="preserve">Ethan </w:t>
+      </w:r>
+      <w:proofErr w:type="spellStart"/>
+      <w:r>
+        <w:rPr>
+          <w:rFonts w:asciiTheme="majorHAnsi" w:hAnsiTheme="majorHAnsi" w:cstheme="majorHAnsi"/>
           <w:sz w:val="22"/>
           <w:szCs w:val="22"/>
         </w:rPr>
-        <w:t>Brendan Laird</w:t>
-      </w:r>
+        <w:t>Wasniak</w:t>
+      </w:r>
+      <w:proofErr w:type="spellEnd"/>
     </w:p>
     <w:p>
       <w:pPr>
@@ -99,13 +108,17 @@
           <w:ilvl w:val="0"/>
           <w:numId w:val="2"/>
         </w:numPr>
-      </w:pPr>
-      <w:r>
-        <w:rPr>
+        <w:rPr>
+          <w:rFonts w:asciiTheme="majorHAnsi" w:hAnsiTheme="majorHAnsi" w:cstheme="majorHAnsi"/>
+        </w:rPr>
+      </w:pPr>
+      <w:r>
+        <w:rPr>
+          <w:rFonts w:asciiTheme="majorHAnsi" w:hAnsiTheme="majorHAnsi" w:cstheme="majorHAnsi"/>
           <w:sz w:val="22"/>
           <w:szCs w:val="22"/>
         </w:rPr>
-        <w:t>Steven Dickinson</w:t>
+        <w:t>Brendan Laird</w:t>
       </w:r>
     </w:p>
     <w:p>
@@ -114,13 +127,17 @@
           <w:ilvl w:val="0"/>
           <w:numId w:val="2"/>
         </w:numPr>
-      </w:pPr>
-      <w:r>
-        <w:rPr>
+        <w:rPr>
+          <w:rFonts w:asciiTheme="majorHAnsi" w:hAnsiTheme="majorHAnsi" w:cstheme="majorHAnsi"/>
+        </w:rPr>
+      </w:pPr>
+      <w:r>
+        <w:rPr>
+          <w:rFonts w:asciiTheme="majorHAnsi" w:hAnsiTheme="majorHAnsi" w:cstheme="majorHAnsi"/>
           <w:sz w:val="22"/>
           <w:szCs w:val="22"/>
         </w:rPr>
-        <w:t xml:space="preserve">Kenise Balton, </w:t>
+        <w:t>Steven Dickinson</w:t>
       </w:r>
     </w:p>
     <w:p>
@@ -129,89 +146,129 @@
           <w:ilvl w:val="0"/>
           <w:numId w:val="2"/>
         </w:numPr>
-      </w:pPr>
-      <w:r>
-        <w:rPr>
+        <w:rPr>
+          <w:rFonts w:asciiTheme="majorHAnsi" w:hAnsiTheme="majorHAnsi" w:cstheme="majorHAnsi"/>
+        </w:rPr>
+      </w:pPr>
+      <w:r>
+        <w:rPr>
+          <w:rFonts w:asciiTheme="majorHAnsi" w:hAnsiTheme="majorHAnsi" w:cstheme="majorHAnsi"/>
           <w:sz w:val="22"/>
           <w:szCs w:val="22"/>
         </w:rPr>
-        <w:t>Francini Clemmons</w:t>
-      </w:r>
-    </w:p>
-    <w:p>
-      <w:pPr>
-        <w:spacing w:after="80"/>
-        <w:rPr>
+        <w:t xml:space="preserve">Kenise Balton, </w:t>
+      </w:r>
+    </w:p>
+    <w:p>
+      <w:pPr>
+        <w:numPr>
+          <w:ilvl w:val="0"/>
+          <w:numId w:val="2"/>
+        </w:numPr>
+        <w:rPr>
+          <w:rFonts w:asciiTheme="majorHAnsi" w:hAnsiTheme="majorHAnsi" w:cstheme="majorHAnsi"/>
+        </w:rPr>
+      </w:pPr>
+      <w:r>
+        <w:rPr>
+          <w:rFonts w:asciiTheme="majorHAnsi" w:hAnsiTheme="majorHAnsi" w:cstheme="majorHAnsi"/>
           <w:sz w:val="22"/>
           <w:szCs w:val="22"/>
         </w:rPr>
-      </w:pPr>
-      <w:r>
-        <w:rPr>
+        <w:t>Francini Clemmons</w:t>
+      </w:r>
+    </w:p>
+    <w:p>
+      <w:pPr>
+        <w:spacing w:after="80"/>
+        <w:rPr>
+          <w:rFonts w:asciiTheme="majorHAnsi" w:hAnsiTheme="majorHAnsi" w:cstheme="majorHAnsi"/>
           <w:sz w:val="22"/>
           <w:szCs w:val="22"/>
         </w:rPr>
-        <w:t>Course Deliverable:</w:t>
-      </w:r>
-      <w:r>
-        <w:rPr>
+      </w:pPr>
+      <w:proofErr w:type="gramStart"/>
+      <w:r>
+        <w:rPr>
+          <w:rFonts w:asciiTheme="majorHAnsi" w:hAnsiTheme="majorHAnsi" w:cstheme="majorHAnsi"/>
           <w:sz w:val="22"/>
           <w:szCs w:val="22"/>
         </w:rPr>
-        <w:tab/>
-        <w:t>User Guide</w:t>
-      </w:r>
-    </w:p>
-    <w:p>
-      <w:pPr>
-        <w:spacing w:after="80"/>
-        <w:rPr>
+        <w:t>Course Deliverable</w:t>
+      </w:r>
+      <w:proofErr w:type="gramEnd"/>
+      <w:r>
+        <w:rPr>
+          <w:rFonts w:asciiTheme="majorHAnsi" w:hAnsiTheme="majorHAnsi" w:cstheme="majorHAnsi"/>
           <w:sz w:val="22"/>
           <w:szCs w:val="22"/>
         </w:rPr>
-      </w:pPr>
-      <w:r>
-        <w:rPr>
+        <w:t>:</w:t>
+      </w:r>
+      <w:r>
+        <w:rPr>
+          <w:rFonts w:asciiTheme="majorHAnsi" w:hAnsiTheme="majorHAnsi" w:cstheme="majorHAnsi"/>
           <w:sz w:val="22"/>
           <w:szCs w:val="22"/>
         </w:rPr>
-        <w:t xml:space="preserve">Project Context: </w:t>
-      </w:r>
-      <w:r>
-        <w:rPr>
+        <w:t xml:space="preserve"> </w:t>
+      </w:r>
+      <w:r>
+        <w:rPr>
+          <w:rFonts w:asciiTheme="majorHAnsi" w:hAnsiTheme="majorHAnsi" w:cstheme="majorHAnsi"/>
           <w:sz w:val="22"/>
           <w:szCs w:val="22"/>
         </w:rPr>
-        <w:tab/>
-      </w:r>
-      <w:r>
-        <w:rPr>
+        <w:t>User Guide</w:t>
+      </w:r>
+    </w:p>
+    <w:p>
+      <w:pPr>
+        <w:spacing w:after="80"/>
+        <w:rPr>
+          <w:rFonts w:asciiTheme="majorHAnsi" w:hAnsiTheme="majorHAnsi" w:cstheme="majorHAnsi"/>
           <w:sz w:val="22"/>
           <w:szCs w:val="22"/>
         </w:rPr>
-        <w:t>Built from the approved Project Plan and Theory/Design documents</w:t>
-      </w:r>
-      <w:r>
-        <w:rPr>
+      </w:pPr>
+      <w:r>
+        <w:rPr>
+          <w:rFonts w:asciiTheme="majorHAnsi" w:hAnsiTheme="majorHAnsi" w:cstheme="majorHAnsi"/>
           <w:sz w:val="22"/>
           <w:szCs w:val="22"/>
         </w:rPr>
-        <w:br/>
-      </w:r>
-    </w:p>
-    <w:p>
-      <w:pPr>
-        <w:spacing w:after="80"/>
-        <w:rPr>
-          <w:rFonts w:ascii="Aptos" w:eastAsia="Aptos" w:hAnsi="Aptos" w:cs="Aptos"/>
+        <w:t>Project Context</w:t>
+      </w:r>
+      <w:r>
+        <w:rPr>
+          <w:rFonts w:asciiTheme="majorHAnsi" w:hAnsiTheme="majorHAnsi" w:cstheme="majorHAnsi"/>
           <w:sz w:val="22"/>
           <w:szCs w:val="22"/>
         </w:rPr>
+        <w:t>: Built</w:t>
+      </w:r>
+      <w:r>
+        <w:rPr>
+          <w:rFonts w:asciiTheme="majorHAnsi" w:hAnsiTheme="majorHAnsi" w:cstheme="majorHAnsi"/>
+          <w:sz w:val="22"/>
+          <w:szCs w:val="22"/>
+        </w:rPr>
+        <w:t xml:space="preserve"> from the approved Project Plan and Theory/Design documents</w:t>
+      </w:r>
+    </w:p>
+    <w:p>
+      <w:pPr>
+        <w:spacing w:after="80"/>
+        <w:rPr>
+          <w:rFonts w:asciiTheme="majorHAnsi" w:eastAsia="Aptos" w:hAnsiTheme="majorHAnsi" w:cstheme="majorHAnsi"/>
+          <w:sz w:val="22"/>
+          <w:szCs w:val="22"/>
+        </w:rPr>
       </w:pPr>
     </w:p>
     <w:tbl>
       <w:tblPr>
-        <w:tblStyle w:val="a"/>
+        <w:tblStyle w:val="8"/>
         <w:tblW w:w="9795" w:type="dxa"/>
         <w:jc w:val="center"/>
         <w:tblInd w:w="0" w:type="dxa"/>
@@ -224,6 +281,7 @@
       </w:tblGrid>
       <w:tr>
         <w:trPr>
+          <w:trHeight w:val="1468"/>
           <w:jc w:val="center"/>
         </w:trPr>
         <w:tc>
@@ -242,14 +300,14 @@
             <w:pPr>
               <w:spacing w:before="0"/>
               <w:rPr>
-                <w:rFonts w:ascii="Aptos" w:eastAsia="Aptos" w:hAnsi="Aptos" w:cs="Aptos"/>
+                <w:rFonts w:asciiTheme="majorHAnsi" w:eastAsia="Aptos" w:hAnsiTheme="majorHAnsi" w:cstheme="majorHAnsi"/>
                 <w:sz w:val="22"/>
                 <w:szCs w:val="22"/>
               </w:rPr>
             </w:pPr>
             <w:r>
               <w:rPr>
-                <w:rFonts w:ascii="Aptos" w:eastAsia="Aptos" w:hAnsi="Aptos" w:cs="Aptos"/>
+                <w:rFonts w:asciiTheme="majorHAnsi" w:eastAsia="Aptos" w:hAnsiTheme="majorHAnsi" w:cstheme="majorHAnsi"/>
                 <w:b/>
                 <w:bCs/>
                 <w:sz w:val="22"/>
@@ -275,18 +333,18 @@
             <w:pPr>
               <w:spacing w:before="0"/>
               <w:rPr>
-                <w:rFonts w:ascii="Aptos" w:eastAsia="Aptos" w:hAnsi="Aptos" w:cs="Aptos"/>
-                <w:sz w:val="22"/>
-                <w:szCs w:val="22"/>
+                <w:rFonts w:asciiTheme="majorHAnsi" w:hAnsiTheme="majorHAnsi" w:cstheme="majorHAnsi"/>
               </w:rPr>
             </w:pPr>
             <w:r>
               <w:rPr>
-                <w:rFonts w:ascii="Aptos" w:eastAsia="Aptos" w:hAnsi="Aptos" w:cs="Aptos"/>
+                <w:rFonts w:asciiTheme="majorHAnsi" w:eastAsia="Aptos" w:hAnsiTheme="majorHAnsi" w:cstheme="majorHAnsi"/>
+                <w:b/>
+                <w:bCs/>
                 <w:sz w:val="22"/>
                 <w:szCs w:val="22"/>
               </w:rPr>
-              <w:t>Version 2.0, April 17, 2026</w:t>
+              <w:t>Version 2.1, April 28, 2026</w:t>
             </w:r>
           </w:p>
         </w:tc>
@@ -311,14 +369,14 @@
             <w:pPr>
               <w:spacing w:before="0"/>
               <w:rPr>
-                <w:rFonts w:ascii="Aptos" w:eastAsia="Aptos" w:hAnsi="Aptos" w:cs="Aptos"/>
+                <w:rFonts w:asciiTheme="majorHAnsi" w:eastAsia="Aptos" w:hAnsiTheme="majorHAnsi" w:cstheme="majorHAnsi"/>
                 <w:sz w:val="22"/>
                 <w:szCs w:val="22"/>
               </w:rPr>
             </w:pPr>
             <w:r>
               <w:rPr>
-                <w:rFonts w:ascii="Aptos" w:eastAsia="Aptos" w:hAnsi="Aptos" w:cs="Aptos"/>
+                <w:rFonts w:asciiTheme="majorHAnsi" w:eastAsia="Aptos" w:hAnsiTheme="majorHAnsi" w:cstheme="majorHAnsi"/>
                 <w:b/>
                 <w:bCs/>
                 <w:sz w:val="22"/>
@@ -343,7 +401,7 @@
             <w:pPr>
               <w:spacing w:before="0"/>
               <w:rPr>
-                <w:rFonts w:ascii="Aptos" w:eastAsia="Aptos" w:hAnsi="Aptos" w:cs="Aptos"/>
+                <w:rFonts w:asciiTheme="majorHAnsi" w:eastAsia="Aptos" w:hAnsiTheme="majorHAnsi" w:cstheme="majorHAnsi"/>
                 <w:sz w:val="22"/>
                 <w:szCs w:val="22"/>
               </w:rPr>
@@ -351,7 +409,7 @@
             <w:hyperlink r:id="rId5">
               <w:r>
                 <w:rPr>
-                  <w:rFonts w:ascii="Aptos" w:eastAsia="Aptos" w:hAnsi="Aptos" w:cs="Aptos"/>
+                  <w:rFonts w:asciiTheme="majorHAnsi" w:eastAsia="Aptos" w:hAnsiTheme="majorHAnsi" w:cstheme="majorHAnsi"/>
                   <w:color w:val="0000FF"/>
                   <w:sz w:val="22"/>
                   <w:szCs w:val="22"/>
@@ -365,14 +423,14 @@
             <w:pPr>
               <w:spacing w:before="0"/>
               <w:rPr>
-                <w:rFonts w:ascii="Aptos" w:eastAsia="Aptos" w:hAnsi="Aptos" w:cs="Aptos"/>
+                <w:rFonts w:asciiTheme="majorHAnsi" w:eastAsia="Aptos" w:hAnsiTheme="majorHAnsi" w:cstheme="majorHAnsi"/>
                 <w:sz w:val="22"/>
                 <w:szCs w:val="22"/>
               </w:rPr>
             </w:pPr>
             <w:r>
               <w:rPr>
-                <w:rFonts w:ascii="Aptos" w:eastAsia="Aptos" w:hAnsi="Aptos" w:cs="Aptos"/>
+                <w:rFonts w:asciiTheme="majorHAnsi" w:eastAsia="Aptos" w:hAnsiTheme="majorHAnsi" w:cstheme="majorHAnsi"/>
                 <w:sz w:val="22"/>
                 <w:szCs w:val="22"/>
               </w:rPr>
@@ -401,14 +459,14 @@
             <w:pPr>
               <w:spacing w:before="0"/>
               <w:rPr>
-                <w:rFonts w:ascii="Aptos" w:eastAsia="Aptos" w:hAnsi="Aptos" w:cs="Aptos"/>
+                <w:rFonts w:asciiTheme="majorHAnsi" w:eastAsia="Aptos" w:hAnsiTheme="majorHAnsi" w:cstheme="majorHAnsi"/>
                 <w:sz w:val="22"/>
                 <w:szCs w:val="22"/>
               </w:rPr>
             </w:pPr>
             <w:r>
               <w:rPr>
-                <w:rFonts w:ascii="Aptos" w:eastAsia="Aptos" w:hAnsi="Aptos" w:cs="Aptos"/>
+                <w:rFonts w:asciiTheme="majorHAnsi" w:eastAsia="Aptos" w:hAnsiTheme="majorHAnsi" w:cstheme="majorHAnsi"/>
                 <w:b/>
                 <w:bCs/>
                 <w:sz w:val="22"/>
@@ -433,14 +491,14 @@
             <w:pPr>
               <w:spacing w:before="0"/>
               <w:rPr>
-                <w:rFonts w:ascii="Aptos" w:eastAsia="Aptos" w:hAnsi="Aptos" w:cs="Aptos"/>
+                <w:rFonts w:asciiTheme="majorHAnsi" w:eastAsia="Aptos" w:hAnsiTheme="majorHAnsi" w:cstheme="majorHAnsi"/>
                 <w:sz w:val="22"/>
                 <w:szCs w:val="22"/>
               </w:rPr>
             </w:pPr>
             <w:r>
               <w:rPr>
-                <w:rFonts w:ascii="Aptos" w:eastAsia="Aptos" w:hAnsi="Aptos" w:cs="Aptos"/>
+                <w:rFonts w:asciiTheme="majorHAnsi" w:eastAsia="Aptos" w:hAnsiTheme="majorHAnsi" w:cstheme="majorHAnsi"/>
                 <w:sz w:val="22"/>
                 <w:szCs w:val="22"/>
               </w:rPr>
@@ -449,7 +507,7 @@
             <w:proofErr w:type="spellStart"/>
             <w:r>
               <w:rPr>
-                <w:rFonts w:ascii="Aptos" w:eastAsia="Aptos" w:hAnsi="Aptos" w:cs="Aptos"/>
+                <w:rFonts w:asciiTheme="majorHAnsi" w:eastAsia="Aptos" w:hAnsiTheme="majorHAnsi" w:cstheme="majorHAnsi"/>
                 <w:sz w:val="22"/>
                 <w:szCs w:val="22"/>
               </w:rPr>
@@ -458,16 +516,34 @@
             <w:proofErr w:type="spellEnd"/>
             <w:r>
               <w:rPr>
-                <w:rFonts w:ascii="Aptos" w:eastAsia="Aptos" w:hAnsi="Aptos" w:cs="Aptos"/>
+                <w:rFonts w:asciiTheme="majorHAnsi" w:eastAsia="Aptos" w:hAnsiTheme="majorHAnsi" w:cstheme="majorHAnsi"/>
                 <w:sz w:val="22"/>
                 <w:szCs w:val="22"/>
               </w:rPr>
-              <w:t xml:space="preserve"> preset workflow (`CMakeLists.txt`, `CMakePresets.json`). The repository documents both local script-based builds and </w:t>
+              <w:t xml:space="preserve"> preset workflow (`CMakeLists.txt`, `</w:t>
             </w:r>
             <w:proofErr w:type="spellStart"/>
             <w:r>
               <w:rPr>
-                <w:rFonts w:ascii="Aptos" w:eastAsia="Aptos" w:hAnsi="Aptos" w:cs="Aptos"/>
+                <w:rFonts w:asciiTheme="majorHAnsi" w:eastAsia="Aptos" w:hAnsiTheme="majorHAnsi" w:cstheme="majorHAnsi"/>
+                <w:sz w:val="22"/>
+                <w:szCs w:val="22"/>
+              </w:rPr>
+              <w:t>CMakePresets.json</w:t>
+            </w:r>
+            <w:proofErr w:type="spellEnd"/>
+            <w:r>
+              <w:rPr>
+                <w:rFonts w:asciiTheme="majorHAnsi" w:eastAsia="Aptos" w:hAnsiTheme="majorHAnsi" w:cstheme="majorHAnsi"/>
+                <w:sz w:val="22"/>
+                <w:szCs w:val="22"/>
+              </w:rPr>
+              <w:t xml:space="preserve">`). The repository documents both local script-based builds and </w:t>
+            </w:r>
+            <w:proofErr w:type="spellStart"/>
+            <w:r>
+              <w:rPr>
+                <w:rFonts w:asciiTheme="majorHAnsi" w:eastAsia="Aptos" w:hAnsiTheme="majorHAnsi" w:cstheme="majorHAnsi"/>
                 <w:sz w:val="22"/>
                 <w:szCs w:val="22"/>
               </w:rPr>
@@ -476,7 +552,7 @@
             <w:proofErr w:type="spellEnd"/>
             <w:r>
               <w:rPr>
-                <w:rFonts w:ascii="Aptos" w:eastAsia="Aptos" w:hAnsi="Aptos" w:cs="Aptos"/>
+                <w:rFonts w:asciiTheme="majorHAnsi" w:eastAsia="Aptos" w:hAnsiTheme="majorHAnsi" w:cstheme="majorHAnsi"/>
                 <w:sz w:val="22"/>
                 <w:szCs w:val="22"/>
               </w:rPr>
@@ -485,7 +561,7 @@
             <w:proofErr w:type="spellStart"/>
             <w:r>
               <w:rPr>
-                <w:rFonts w:ascii="Aptos" w:eastAsia="Aptos" w:hAnsi="Aptos" w:cs="Aptos"/>
+                <w:rFonts w:asciiTheme="majorHAnsi" w:eastAsia="Aptos" w:hAnsiTheme="majorHAnsi" w:cstheme="majorHAnsi"/>
                 <w:sz w:val="22"/>
                 <w:szCs w:val="22"/>
               </w:rPr>
@@ -494,7 +570,7 @@
             <w:proofErr w:type="spellEnd"/>
             <w:r>
               <w:rPr>
-                <w:rFonts w:ascii="Aptos" w:eastAsia="Aptos" w:hAnsi="Aptos" w:cs="Aptos"/>
+                <w:rFonts w:asciiTheme="majorHAnsi" w:eastAsia="Aptos" w:hAnsiTheme="majorHAnsi" w:cstheme="majorHAnsi"/>
                 <w:sz w:val="22"/>
                 <w:szCs w:val="22"/>
               </w:rPr>
@@ -505,14 +581,14 @@
             <w:pPr>
               <w:spacing w:before="0"/>
               <w:rPr>
-                <w:rFonts w:ascii="Aptos" w:eastAsia="Aptos" w:hAnsi="Aptos" w:cs="Aptos"/>
+                <w:rFonts w:asciiTheme="majorHAnsi" w:eastAsia="Aptos" w:hAnsiTheme="majorHAnsi" w:cstheme="majorHAnsi"/>
                 <w:sz w:val="22"/>
                 <w:szCs w:val="22"/>
               </w:rPr>
             </w:pPr>
             <w:r>
               <w:rPr>
-                <w:rFonts w:ascii="Aptos" w:eastAsia="Aptos" w:hAnsi="Aptos" w:cs="Aptos"/>
+                <w:rFonts w:asciiTheme="majorHAnsi" w:eastAsia="Aptos" w:hAnsiTheme="majorHAnsi" w:cstheme="majorHAnsi"/>
                 <w:sz w:val="22"/>
                 <w:szCs w:val="22"/>
               </w:rPr>
@@ -521,7 +597,7 @@
             <w:proofErr w:type="spellStart"/>
             <w:r>
               <w:rPr>
-                <w:rFonts w:ascii="Aptos" w:eastAsia="Aptos" w:hAnsi="Aptos" w:cs="Aptos"/>
+                <w:rFonts w:asciiTheme="majorHAnsi" w:eastAsia="Aptos" w:hAnsiTheme="majorHAnsi" w:cstheme="majorHAnsi"/>
                 <w:sz w:val="22"/>
                 <w:szCs w:val="22"/>
               </w:rPr>
@@ -530,7 +606,7 @@
             <w:proofErr w:type="spellEnd"/>
             <w:r>
               <w:rPr>
-                <w:rFonts w:ascii="Aptos" w:eastAsia="Aptos" w:hAnsi="Aptos" w:cs="Aptos"/>
+                <w:rFonts w:asciiTheme="majorHAnsi" w:eastAsia="Aptos" w:hAnsiTheme="majorHAnsi" w:cstheme="majorHAnsi"/>
                 <w:sz w:val="22"/>
                 <w:szCs w:val="22"/>
               </w:rPr>
@@ -544,6 +620,7 @@
       <w:pPr>
         <w:pStyle w:val="Heading2"/>
         <w:rPr>
+          <w:rFonts w:asciiTheme="majorHAnsi" w:hAnsiTheme="majorHAnsi" w:cstheme="majorHAnsi"/>
           <w:color w:val="3C78D8"/>
         </w:rPr>
       </w:pPr>
@@ -551,6 +628,7 @@
       <w:bookmarkEnd w:id="1"/>
       <w:r>
         <w:rPr>
+          <w:rFonts w:asciiTheme="majorHAnsi" w:hAnsiTheme="majorHAnsi" w:cstheme="majorHAnsi"/>
           <w:color w:val="3C78D8"/>
         </w:rPr>
         <w:lastRenderedPageBreak/>
@@ -560,14 +638,12 @@
     <w:p>
       <w:pPr>
         <w:rPr>
-          <w:sz w:val="22"/>
-          <w:szCs w:val="22"/>
-        </w:rPr>
-      </w:pPr>
-      <w:r>
-        <w:rPr>
-          <w:sz w:val="22"/>
-          <w:szCs w:val="22"/>
+          <w:rFonts w:asciiTheme="majorHAnsi" w:hAnsiTheme="majorHAnsi" w:cstheme="majorHAnsi"/>
+        </w:rPr>
+      </w:pPr>
+      <w:r>
+        <w:rPr>
+          <w:rFonts w:asciiTheme="majorHAnsi" w:hAnsiTheme="majorHAnsi" w:cstheme="majorHAnsi"/>
         </w:rPr>
         <w:t>The Breakout Game is a desktop application developed in C++ using the SFML 3.0.2 library. The objective of the game is to control a paddle to keep a ball in play while destroying all bricks displayed on the screen.</w:t>
       </w:r>
@@ -575,29 +651,39 @@
     <w:p>
       <w:pPr>
         <w:rPr>
-          <w:sz w:val="22"/>
-          <w:szCs w:val="22"/>
-        </w:rPr>
-      </w:pPr>
-      <w:r>
-        <w:rPr>
-          <w:sz w:val="22"/>
-          <w:szCs w:val="22"/>
-        </w:rPr>
-        <w:t>Players lose a life each time the ball falls below the paddle. The game ends when either all bricks are cleared (win condition) or all lives are lost (game over).</w:t>
-      </w:r>
-    </w:p>
-    <w:p>
-      <w:pPr>
-        <w:rPr>
-          <w:sz w:val="22"/>
-          <w:szCs w:val="22"/>
-        </w:rPr>
-      </w:pPr>
-      <w:r>
-        <w:rPr>
-          <w:sz w:val="22"/>
-          <w:szCs w:val="22"/>
+          <w:rFonts w:asciiTheme="majorHAnsi" w:hAnsiTheme="majorHAnsi" w:cstheme="majorHAnsi"/>
+        </w:rPr>
+      </w:pPr>
+      <w:r>
+        <w:rPr>
+          <w:rFonts w:asciiTheme="majorHAnsi" w:hAnsiTheme="majorHAnsi" w:cstheme="majorHAnsi"/>
+        </w:rPr>
+        <w:t xml:space="preserve">Players lose </w:t>
+      </w:r>
+      <w:proofErr w:type="gramStart"/>
+      <w:r>
+        <w:rPr>
+          <w:rFonts w:asciiTheme="majorHAnsi" w:hAnsiTheme="majorHAnsi" w:cstheme="majorHAnsi"/>
+        </w:rPr>
+        <w:t>a life</w:t>
+      </w:r>
+      <w:proofErr w:type="gramEnd"/>
+      <w:r>
+        <w:rPr>
+          <w:rFonts w:asciiTheme="majorHAnsi" w:hAnsiTheme="majorHAnsi" w:cstheme="majorHAnsi"/>
+        </w:rPr>
+        <w:t xml:space="preserve"> each time the ball falls below the paddle. The game ends when either all bricks are cleared (win condition) or all lives are lost (game over).</w:t>
+      </w:r>
+    </w:p>
+    <w:p>
+      <w:pPr>
+        <w:rPr>
+          <w:rFonts w:asciiTheme="majorHAnsi" w:hAnsiTheme="majorHAnsi" w:cstheme="majorHAnsi"/>
+        </w:rPr>
+      </w:pPr>
+      <w:r>
+        <w:rPr>
+          <w:rFonts w:asciiTheme="majorHAnsi" w:hAnsiTheme="majorHAnsi" w:cstheme="majorHAnsi"/>
         </w:rPr>
         <w:t>This guide provides step-by-step instructions for installing, building, running, and playing the game.</w:t>
       </w:r>
@@ -605,11 +691,15 @@
     <w:p>
       <w:pPr>
         <w:pStyle w:val="Heading2"/>
+        <w:rPr>
+          <w:rFonts w:asciiTheme="majorHAnsi" w:hAnsiTheme="majorHAnsi" w:cstheme="majorHAnsi"/>
+        </w:rPr>
       </w:pPr>
       <w:bookmarkStart w:id="2" w:name="_97s9azxrsrgn" w:colFirst="0" w:colLast="0"/>
       <w:bookmarkEnd w:id="2"/>
       <w:r>
         <w:rPr>
+          <w:rFonts w:asciiTheme="majorHAnsi" w:hAnsiTheme="majorHAnsi" w:cstheme="majorHAnsi"/>
           <w:color w:val="3C78D8"/>
         </w:rPr>
         <w:t>2. System Requirements</w:t>
@@ -617,84 +707,140 @@
     </w:p>
     <w:p>
       <w:pPr>
-        <w:numPr>
-          <w:ilvl w:val="0"/>
-          <w:numId w:val="1"/>
+        <w:pStyle w:val="ListParagraph"/>
+        <w:numPr>
+          <w:ilvl w:val="0"/>
+          <w:numId w:val="21"/>
         </w:numPr>
         <w:spacing w:after="0"/>
-      </w:pPr>
-      <w:r>
+        <w:rPr>
+          <w:rFonts w:asciiTheme="majorHAnsi" w:hAnsiTheme="majorHAnsi" w:cstheme="majorHAnsi"/>
+        </w:rPr>
+      </w:pPr>
+      <w:r>
+        <w:rPr>
+          <w:rFonts w:asciiTheme="majorHAnsi" w:hAnsiTheme="majorHAnsi" w:cstheme="majorHAnsi"/>
+        </w:rPr>
         <w:t>Operating system: Windows</w:t>
       </w:r>
       <w:r>
+        <w:rPr>
+          <w:rFonts w:asciiTheme="majorHAnsi" w:hAnsiTheme="majorHAnsi" w:cstheme="majorHAnsi"/>
+        </w:rPr>
         <w:t xml:space="preserve"> 10/11</w:t>
       </w:r>
       <w:r>
+        <w:rPr>
+          <w:rFonts w:asciiTheme="majorHAnsi" w:hAnsiTheme="majorHAnsi" w:cstheme="majorHAnsi"/>
+        </w:rPr>
         <w:t>, Linux, or macOS</w:t>
       </w:r>
     </w:p>
     <w:p>
       <w:pPr>
-        <w:numPr>
-          <w:ilvl w:val="0"/>
-          <w:numId w:val="1"/>
+        <w:pStyle w:val="ListParagraph"/>
+        <w:numPr>
+          <w:ilvl w:val="0"/>
+          <w:numId w:val="21"/>
         </w:numPr>
         <w:spacing w:before="0" w:after="0"/>
-      </w:pPr>
-      <w:r>
+        <w:rPr>
+          <w:rFonts w:asciiTheme="majorHAnsi" w:hAnsiTheme="majorHAnsi" w:cstheme="majorHAnsi"/>
+        </w:rPr>
+      </w:pPr>
+      <w:r>
+        <w:rPr>
+          <w:rFonts w:asciiTheme="majorHAnsi" w:hAnsiTheme="majorHAnsi" w:cstheme="majorHAnsi"/>
+        </w:rPr>
         <w:t>C++ compiler with C++</w:t>
       </w:r>
       <w:r>
+        <w:rPr>
+          <w:rFonts w:asciiTheme="majorHAnsi" w:hAnsiTheme="majorHAnsi" w:cstheme="majorHAnsi"/>
+        </w:rPr>
         <w:t>20</w:t>
       </w:r>
       <w:r>
+        <w:rPr>
+          <w:rFonts w:asciiTheme="majorHAnsi" w:hAnsiTheme="majorHAnsi" w:cstheme="majorHAnsi"/>
+        </w:rPr>
         <w:t xml:space="preserve"> support (GCC or Clang)</w:t>
       </w:r>
     </w:p>
     <w:p>
       <w:pPr>
-        <w:numPr>
-          <w:ilvl w:val="0"/>
-          <w:numId w:val="1"/>
+        <w:pStyle w:val="ListParagraph"/>
+        <w:numPr>
+          <w:ilvl w:val="0"/>
+          <w:numId w:val="21"/>
         </w:numPr>
         <w:spacing w:before="0" w:after="0"/>
+        <w:rPr>
+          <w:rFonts w:asciiTheme="majorHAnsi" w:hAnsiTheme="majorHAnsi" w:cstheme="majorHAnsi"/>
+        </w:rPr>
       </w:pPr>
       <w:proofErr w:type="spellStart"/>
       <w:r>
+        <w:rPr>
+          <w:rFonts w:asciiTheme="majorHAnsi" w:hAnsiTheme="majorHAnsi" w:cstheme="majorHAnsi"/>
+        </w:rPr>
         <w:t>CMake</w:t>
       </w:r>
       <w:proofErr w:type="spellEnd"/>
       <w:r>
+        <w:rPr>
+          <w:rFonts w:asciiTheme="majorHAnsi" w:hAnsiTheme="majorHAnsi" w:cstheme="majorHAnsi"/>
+        </w:rPr>
         <w:t xml:space="preserve"> 3.2</w:t>
       </w:r>
       <w:r>
+        <w:rPr>
+          <w:rFonts w:asciiTheme="majorHAnsi" w:hAnsiTheme="majorHAnsi" w:cstheme="majorHAnsi"/>
+        </w:rPr>
         <w:t>3</w:t>
       </w:r>
       <w:r>
+        <w:rPr>
+          <w:rFonts w:asciiTheme="majorHAnsi" w:hAnsiTheme="majorHAnsi" w:cstheme="majorHAnsi"/>
+        </w:rPr>
         <w:t>+ (recommended for cross-platform builds)</w:t>
       </w:r>
     </w:p>
     <w:p>
       <w:pPr>
-        <w:numPr>
-          <w:ilvl w:val="0"/>
-          <w:numId w:val="1"/>
+        <w:pStyle w:val="ListParagraph"/>
+        <w:numPr>
+          <w:ilvl w:val="0"/>
+          <w:numId w:val="21"/>
         </w:numPr>
         <w:spacing w:before="0" w:after="0"/>
-      </w:pPr>
-      <w:r>
+        <w:rPr>
+          <w:rFonts w:asciiTheme="majorHAnsi" w:hAnsiTheme="majorHAnsi" w:cstheme="majorHAnsi"/>
+        </w:rPr>
+      </w:pPr>
+      <w:r>
+        <w:rPr>
+          <w:rFonts w:asciiTheme="majorHAnsi" w:hAnsiTheme="majorHAnsi" w:cstheme="majorHAnsi"/>
+        </w:rPr>
         <w:t>SFML 3.0.2 installed on your system</w:t>
       </w:r>
     </w:p>
     <w:p>
       <w:pPr>
-        <w:numPr>
-          <w:ilvl w:val="0"/>
-          <w:numId w:val="1"/>
+        <w:pStyle w:val="ListParagraph"/>
+        <w:numPr>
+          <w:ilvl w:val="0"/>
+          <w:numId w:val="21"/>
         </w:numPr>
         <w:spacing w:before="0"/>
-      </w:pPr>
-      <w:r>
+        <w:rPr>
+          <w:rFonts w:asciiTheme="majorHAnsi" w:hAnsiTheme="majorHAnsi" w:cstheme="majorHAnsi"/>
+        </w:rPr>
+      </w:pPr>
+      <w:r>
+        <w:rPr>
+          <w:rFonts w:asciiTheme="majorHAnsi" w:hAnsiTheme="majorHAnsi" w:cstheme="majorHAnsi"/>
+        </w:rPr>
         <w:t>Keyboard (required for gameplay)</w:t>
       </w:r>
     </w:p>
@@ -702,35 +848,58 @@
       <w:pPr>
         <w:spacing w:before="0"/>
         <w:ind w:left="360"/>
-      </w:pPr>
-      <w:r>
+        <w:rPr>
+          <w:rFonts w:asciiTheme="majorHAnsi" w:hAnsiTheme="majorHAnsi" w:cstheme="majorHAnsi"/>
+        </w:rPr>
+      </w:pPr>
+      <w:r>
+        <w:rPr>
+          <w:rFonts w:asciiTheme="majorHAnsi" w:hAnsiTheme="majorHAnsi" w:cstheme="majorHAnsi"/>
+        </w:rPr>
         <w:t>Recommended Windows environment</w:t>
       </w:r>
       <w:r>
+        <w:rPr>
+          <w:rFonts w:asciiTheme="majorHAnsi" w:hAnsiTheme="majorHAnsi" w:cstheme="majorHAnsi"/>
+        </w:rPr>
         <w:t>:</w:t>
       </w:r>
     </w:p>
     <w:p>
       <w:pPr>
-        <w:numPr>
-          <w:ilvl w:val="0"/>
-          <w:numId w:val="1"/>
+        <w:pStyle w:val="ListParagraph"/>
+        <w:numPr>
+          <w:ilvl w:val="0"/>
+          <w:numId w:val="20"/>
         </w:numPr>
         <w:spacing w:before="0" w:after="0"/>
-      </w:pPr>
-      <w:r>
+        <w:rPr>
+          <w:rFonts w:asciiTheme="majorHAnsi" w:hAnsiTheme="majorHAnsi" w:cstheme="majorHAnsi"/>
+        </w:rPr>
+      </w:pPr>
+      <w:r>
+        <w:rPr>
+          <w:rFonts w:asciiTheme="majorHAnsi" w:hAnsiTheme="majorHAnsi" w:cstheme="majorHAnsi"/>
+        </w:rPr>
         <w:t>MSYS2 UCRT64 or another GCC toolchain compatible with SFML 3.0.2</w:t>
       </w:r>
     </w:p>
     <w:p>
       <w:pPr>
-        <w:numPr>
-          <w:ilvl w:val="0"/>
-          <w:numId w:val="1"/>
+        <w:pStyle w:val="ListParagraph"/>
+        <w:numPr>
+          <w:ilvl w:val="0"/>
+          <w:numId w:val="20"/>
         </w:numPr>
         <w:spacing w:before="0" w:after="0"/>
-      </w:pPr>
-      <w:r>
+        <w:rPr>
+          <w:rFonts w:asciiTheme="majorHAnsi" w:hAnsiTheme="majorHAnsi" w:cstheme="majorHAnsi"/>
+        </w:rPr>
+      </w:pPr>
+      <w:r>
+        <w:rPr>
+          <w:rFonts w:asciiTheme="majorHAnsi" w:hAnsiTheme="majorHAnsi" w:cstheme="majorHAnsi"/>
+        </w:rPr>
         <w:t>PowerShell for running the included build and launch scripts.</w:t>
       </w:r>
     </w:p>
@@ -738,38 +907,61 @@
       <w:pPr>
         <w:spacing w:before="0" w:after="0"/>
         <w:ind w:left="360"/>
+        <w:rPr>
+          <w:rFonts w:asciiTheme="majorHAnsi" w:hAnsiTheme="majorHAnsi" w:cstheme="majorHAnsi"/>
+        </w:rPr>
       </w:pPr>
     </w:p>
     <w:p>
       <w:pPr>
         <w:spacing w:before="0" w:after="0"/>
         <w:ind w:left="360"/>
-      </w:pPr>
-      <w:r>
+        <w:rPr>
+          <w:rFonts w:asciiTheme="majorHAnsi" w:hAnsiTheme="majorHAnsi" w:cstheme="majorHAnsi"/>
+        </w:rPr>
+      </w:pPr>
+      <w:r>
+        <w:rPr>
+          <w:rFonts w:asciiTheme="majorHAnsi" w:hAnsiTheme="majorHAnsi" w:cstheme="majorHAnsi"/>
+        </w:rPr>
         <w:t>Optional asset support:</w:t>
       </w:r>
     </w:p>
     <w:p>
       <w:pPr>
-        <w:numPr>
-          <w:ilvl w:val="0"/>
-          <w:numId w:val="1"/>
+        <w:pStyle w:val="ListParagraph"/>
+        <w:numPr>
+          <w:ilvl w:val="0"/>
+          <w:numId w:val="19"/>
         </w:numPr>
         <w:spacing w:before="0" w:after="0"/>
-      </w:pPr>
-      <w:r>
+        <w:rPr>
+          <w:rFonts w:asciiTheme="majorHAnsi" w:hAnsiTheme="majorHAnsi" w:cstheme="majorHAnsi"/>
+        </w:rPr>
+      </w:pPr>
+      <w:r>
+        <w:rPr>
+          <w:rFonts w:asciiTheme="majorHAnsi" w:hAnsiTheme="majorHAnsi" w:cstheme="majorHAnsi"/>
+        </w:rPr>
         <w:t>A compatible font file for the full HUD and menu display.</w:t>
       </w:r>
     </w:p>
     <w:p>
       <w:pPr>
-        <w:numPr>
-          <w:ilvl w:val="0"/>
-          <w:numId w:val="1"/>
+        <w:pStyle w:val="ListParagraph"/>
+        <w:numPr>
+          <w:ilvl w:val="0"/>
+          <w:numId w:val="19"/>
         </w:numPr>
         <w:spacing w:before="0" w:after="0"/>
-      </w:pPr>
-      <w:r>
+        <w:rPr>
+          <w:rFonts w:asciiTheme="majorHAnsi" w:hAnsiTheme="majorHAnsi" w:cstheme="majorHAnsi"/>
+        </w:rPr>
+      </w:pPr>
+      <w:r>
+        <w:rPr>
+          <w:rFonts w:asciiTheme="majorHAnsi" w:hAnsiTheme="majorHAnsi" w:cstheme="majorHAnsi"/>
+        </w:rPr>
         <w:t>If no project font is present, the application falls back to common system fonts when available.</w:t>
       </w:r>
     </w:p>
@@ -777,51 +969,95 @@
       <w:pPr>
         <w:spacing w:before="0" w:after="0"/>
         <w:ind w:left="360"/>
-      </w:pPr>
-      <w:r>
+        <w:rPr>
+          <w:rFonts w:asciiTheme="majorHAnsi" w:hAnsiTheme="majorHAnsi" w:cstheme="majorHAnsi"/>
+        </w:rPr>
+      </w:pPr>
+      <w:r>
+        <w:rPr>
+          <w:rFonts w:asciiTheme="majorHAnsi" w:hAnsiTheme="majorHAnsi" w:cstheme="majorHAnsi"/>
+        </w:rPr>
         <w:t>Notes:</w:t>
       </w:r>
     </w:p>
     <w:p>
       <w:pPr>
-        <w:numPr>
-          <w:ilvl w:val="0"/>
-          <w:numId w:val="1"/>
+        <w:pStyle w:val="ListParagraph"/>
+        <w:numPr>
+          <w:ilvl w:val="0"/>
+          <w:numId w:val="18"/>
         </w:numPr>
         <w:spacing w:before="0" w:after="0"/>
-      </w:pPr>
-      <w:r>
+        <w:rPr>
+          <w:rFonts w:asciiTheme="majorHAnsi" w:hAnsiTheme="majorHAnsi" w:cstheme="majorHAnsi"/>
+        </w:rPr>
+      </w:pPr>
+      <w:r>
+        <w:rPr>
+          <w:rFonts w:asciiTheme="majorHAnsi" w:hAnsiTheme="majorHAnsi" w:cstheme="majorHAnsi"/>
+        </w:rPr>
         <w:t xml:space="preserve">The projects current </w:t>
       </w:r>
       <w:proofErr w:type="spellStart"/>
       <w:r>
+        <w:rPr>
+          <w:rFonts w:asciiTheme="majorHAnsi" w:hAnsiTheme="majorHAnsi" w:cstheme="majorHAnsi"/>
+        </w:rPr>
         <w:t>CMake</w:t>
       </w:r>
       <w:proofErr w:type="spellEnd"/>
       <w:r>
+        <w:rPr>
+          <w:rFonts w:asciiTheme="majorHAnsi" w:hAnsiTheme="majorHAnsi" w:cstheme="majorHAnsi"/>
+        </w:rPr>
         <w:t xml:space="preserve"> configuration uses C++20.</w:t>
       </w:r>
     </w:p>
     <w:p>
       <w:pPr>
-        <w:numPr>
-          <w:ilvl w:val="0"/>
-          <w:numId w:val="1"/>
+        <w:pStyle w:val="ListParagraph"/>
+        <w:numPr>
+          <w:ilvl w:val="0"/>
+          <w:numId w:val="18"/>
         </w:numPr>
         <w:spacing w:before="0" w:after="0"/>
-      </w:pPr>
-      <w:r>
-        <w:t>On Windows, the easiest workflow is to build from the repository root and launch the game with the included PowerShell script so the required runtime libraries are available.</w:t>
+        <w:rPr>
+          <w:rFonts w:asciiTheme="majorHAnsi" w:hAnsiTheme="majorHAnsi" w:cstheme="majorHAnsi"/>
+        </w:rPr>
+      </w:pPr>
+      <w:r>
+        <w:rPr>
+          <w:rFonts w:asciiTheme="majorHAnsi" w:hAnsiTheme="majorHAnsi" w:cstheme="majorHAnsi"/>
+        </w:rPr>
+        <w:t xml:space="preserve">On Windows, the easiest workflow is to build from the repository root and launch the game with the included PowerShell </w:t>
+      </w:r>
+      <w:proofErr w:type="gramStart"/>
+      <w:r>
+        <w:rPr>
+          <w:rFonts w:asciiTheme="majorHAnsi" w:hAnsiTheme="majorHAnsi" w:cstheme="majorHAnsi"/>
+        </w:rPr>
+        <w:t>script</w:t>
+      </w:r>
+      <w:proofErr w:type="gramEnd"/>
+      <w:r>
+        <w:rPr>
+          <w:rFonts w:asciiTheme="majorHAnsi" w:hAnsiTheme="majorHAnsi" w:cstheme="majorHAnsi"/>
+        </w:rPr>
+        <w:t xml:space="preserve"> so the required runtime libraries are available.</w:t>
       </w:r>
     </w:p>
     <w:p>
       <w:pPr>
         <w:pStyle w:val="Heading2"/>
+        <w:rPr>
+          <w:rFonts w:asciiTheme="majorHAnsi" w:hAnsiTheme="majorHAnsi" w:cstheme="majorHAnsi"/>
+        </w:rPr>
       </w:pPr>
       <w:bookmarkStart w:id="3" w:name="_bny9dyoha3b2" w:colFirst="0" w:colLast="0"/>
       <w:bookmarkEnd w:id="3"/>
       <w:r>
         <w:rPr>
+          <w:rFonts w:asciiTheme="majorHAnsi" w:hAnsiTheme="majorHAnsi" w:cstheme="majorHAnsi"/>
           <w:color w:val="3C78D8"/>
         </w:rPr>
         <w:t>3. Installation and Setup</w:t>
@@ -830,58 +1066,82 @@
     <w:p>
       <w:pPr>
         <w:pStyle w:val="Heading3"/>
+        <w:rPr>
+          <w:rFonts w:asciiTheme="majorHAnsi" w:hAnsiTheme="majorHAnsi" w:cstheme="majorHAnsi"/>
+        </w:rPr>
       </w:pPr>
       <w:bookmarkStart w:id="4" w:name="_l8kj12hfyqw6" w:colFirst="0" w:colLast="0"/>
       <w:bookmarkEnd w:id="4"/>
       <w:r>
+        <w:rPr>
+          <w:rFonts w:asciiTheme="majorHAnsi" w:hAnsiTheme="majorHAnsi" w:cstheme="majorHAnsi"/>
+        </w:rPr>
         <w:t>Step 1: Install required tools</w:t>
       </w:r>
     </w:p>
     <w:p>
       <w:pPr>
         <w:ind w:left="360"/>
-      </w:pPr>
-      <w:r>
+        <w:rPr>
+          <w:rFonts w:asciiTheme="majorHAnsi" w:hAnsiTheme="majorHAnsi" w:cstheme="majorHAnsi"/>
+        </w:rPr>
+      </w:pPr>
+      <w:r>
+        <w:rPr>
+          <w:rFonts w:asciiTheme="majorHAnsi" w:hAnsiTheme="majorHAnsi" w:cstheme="majorHAnsi"/>
+        </w:rPr>
         <w:t>Install these first:</w:t>
       </w:r>
     </w:p>
     <w:p>
       <w:pPr>
-        <w:numPr>
-          <w:ilvl w:val="0"/>
-          <w:numId w:val="1"/>
+        <w:pStyle w:val="ListParagraph"/>
+        <w:numPr>
+          <w:ilvl w:val="0"/>
+          <w:numId w:val="17"/>
         </w:numPr>
         <w:spacing w:after="0"/>
-      </w:pPr>
-      <w:r>
+        <w:rPr>
+          <w:rFonts w:asciiTheme="majorHAnsi" w:hAnsiTheme="majorHAnsi" w:cstheme="majorHAnsi"/>
+        </w:rPr>
+      </w:pPr>
+      <w:r>
+        <w:rPr>
+          <w:rFonts w:asciiTheme="majorHAnsi" w:hAnsiTheme="majorHAnsi" w:cstheme="majorHAnsi"/>
+        </w:rPr>
         <w:t>Git</w:t>
       </w:r>
     </w:p>
     <w:p>
       <w:pPr>
-        <w:numPr>
-          <w:ilvl w:val="0"/>
-          <w:numId w:val="1"/>
+        <w:pStyle w:val="ListParagraph"/>
+        <w:numPr>
+          <w:ilvl w:val="0"/>
+          <w:numId w:val="17"/>
         </w:numPr>
         <w:spacing w:before="0" w:after="0"/>
         <w:rPr>
+          <w:rFonts w:asciiTheme="majorHAnsi" w:hAnsiTheme="majorHAnsi" w:cstheme="majorHAnsi"/>
           <w:lang w:val="fr-FR"/>
         </w:rPr>
       </w:pPr>
       <w:r>
         <w:rPr>
+          <w:rFonts w:asciiTheme="majorHAnsi" w:hAnsiTheme="majorHAnsi" w:cstheme="majorHAnsi"/>
           <w:lang w:val="fr-FR"/>
         </w:rPr>
         <w:t>C++</w:t>
       </w:r>
       <w:r>
         <w:rPr>
+          <w:rFonts w:asciiTheme="majorHAnsi" w:hAnsiTheme="majorHAnsi" w:cstheme="majorHAnsi"/>
           <w:lang w:val="fr-FR"/>
         </w:rPr>
         <w:t>20</w:t>
       </w:r>
       <w:r>
         <w:rPr>
+          <w:rFonts w:asciiTheme="majorHAnsi" w:hAnsiTheme="majorHAnsi" w:cstheme="majorHAnsi"/>
           <w:lang w:val="fr-FR"/>
         </w:rPr>
         <w:t xml:space="preserve"> compiler (GCC or Clang)</w:t>
@@ -889,47 +1149,74 @@
     </w:p>
     <w:p>
       <w:pPr>
-        <w:numPr>
-          <w:ilvl w:val="0"/>
-          <w:numId w:val="1"/>
+        <w:pStyle w:val="ListParagraph"/>
+        <w:numPr>
+          <w:ilvl w:val="0"/>
+          <w:numId w:val="17"/>
         </w:numPr>
         <w:spacing w:before="0" w:after="0"/>
+        <w:rPr>
+          <w:rFonts w:asciiTheme="majorHAnsi" w:hAnsiTheme="majorHAnsi" w:cstheme="majorHAnsi"/>
+        </w:rPr>
       </w:pPr>
       <w:proofErr w:type="spellStart"/>
       <w:r>
+        <w:rPr>
+          <w:rFonts w:asciiTheme="majorHAnsi" w:hAnsiTheme="majorHAnsi" w:cstheme="majorHAnsi"/>
+        </w:rPr>
+        <w:lastRenderedPageBreak/>
         <w:t>CMake</w:t>
       </w:r>
       <w:proofErr w:type="spellEnd"/>
       <w:r>
+        <w:rPr>
+          <w:rFonts w:asciiTheme="majorHAnsi" w:hAnsiTheme="majorHAnsi" w:cstheme="majorHAnsi"/>
+        </w:rPr>
         <w:t xml:space="preserve"> </w:t>
       </w:r>
       <w:r>
+        <w:rPr>
+          <w:rFonts w:asciiTheme="majorHAnsi" w:hAnsiTheme="majorHAnsi" w:cstheme="majorHAnsi"/>
+        </w:rPr>
         <w:t>3.23 or newer</w:t>
       </w:r>
     </w:p>
     <w:p>
       <w:pPr>
-        <w:numPr>
-          <w:ilvl w:val="0"/>
-          <w:numId w:val="1"/>
+        <w:pStyle w:val="ListParagraph"/>
+        <w:numPr>
+          <w:ilvl w:val="0"/>
+          <w:numId w:val="17"/>
         </w:numPr>
         <w:spacing w:before="0"/>
-      </w:pPr>
-      <w:r>
-        <w:lastRenderedPageBreak/>
+        <w:rPr>
+          <w:rFonts w:asciiTheme="majorHAnsi" w:hAnsiTheme="majorHAnsi" w:cstheme="majorHAnsi"/>
+        </w:rPr>
+      </w:pPr>
+      <w:r>
+        <w:rPr>
+          <w:rFonts w:asciiTheme="majorHAnsi" w:hAnsiTheme="majorHAnsi" w:cstheme="majorHAnsi"/>
+        </w:rPr>
         <w:t>SFML 3.0.2</w:t>
       </w:r>
     </w:p>
     <w:p>
       <w:pPr>
         <w:ind w:left="360"/>
-      </w:pPr>
-      <w:r>
+        <w:rPr>
+          <w:rFonts w:asciiTheme="majorHAnsi" w:hAnsiTheme="majorHAnsi" w:cstheme="majorHAnsi"/>
+        </w:rPr>
+      </w:pPr>
+      <w:r>
+        <w:rPr>
+          <w:rFonts w:asciiTheme="majorHAnsi" w:hAnsiTheme="majorHAnsi" w:cstheme="majorHAnsi"/>
+        </w:rPr>
         <w:t xml:space="preserve">Use the official SFML 3.0.2 download page: </w:t>
       </w:r>
       <w:hyperlink r:id="rId6">
         <w:r>
           <w:rPr>
+            <w:rFonts w:asciiTheme="majorHAnsi" w:hAnsiTheme="majorHAnsi" w:cstheme="majorHAnsi"/>
             <w:color w:val="1155CC"/>
             <w:u w:val="single"/>
           </w:rPr>
@@ -940,32 +1227,64 @@
     <w:p>
       <w:pPr>
         <w:ind w:left="720" w:right="600"/>
-      </w:pPr>
-      <w:r>
-        <w:t>Note: SFML installation steps vary by operating system. Refer to the official SFML documentation for platform-specific instructions. Ensure that both the development files (include/lib) and runtime libraries are properly installed.</w:t>
+        <w:rPr>
+          <w:rFonts w:asciiTheme="majorHAnsi" w:hAnsiTheme="majorHAnsi" w:cstheme="majorHAnsi"/>
+        </w:rPr>
+      </w:pPr>
+      <w:r>
+        <w:rPr>
+          <w:rFonts w:asciiTheme="majorHAnsi" w:hAnsiTheme="majorHAnsi" w:cstheme="majorHAnsi"/>
+        </w:rPr>
+        <w:t>Note: SFML installation steps vary by operating system. Refer to the official SFML documentation for platform-specific instructions. Ensure that both the development files (</w:t>
+      </w:r>
+      <w:proofErr w:type="gramStart"/>
+      <w:r>
+        <w:rPr>
+          <w:rFonts w:asciiTheme="majorHAnsi" w:hAnsiTheme="majorHAnsi" w:cstheme="majorHAnsi"/>
+        </w:rPr>
+        <w:t>include</w:t>
+      </w:r>
+      <w:proofErr w:type="gramEnd"/>
+      <w:r>
+        <w:rPr>
+          <w:rFonts w:asciiTheme="majorHAnsi" w:hAnsiTheme="majorHAnsi" w:cstheme="majorHAnsi"/>
+        </w:rPr>
+        <w:t>/lib) and runtime libraries are properly installed.</w:t>
       </w:r>
     </w:p>
     <w:p>
       <w:pPr>
         <w:pStyle w:val="Heading3"/>
+        <w:rPr>
+          <w:rFonts w:asciiTheme="majorHAnsi" w:hAnsiTheme="majorHAnsi" w:cstheme="majorHAnsi"/>
+        </w:rPr>
       </w:pPr>
       <w:bookmarkStart w:id="5" w:name="_lccn7c1vgqyn" w:colFirst="0" w:colLast="0"/>
       <w:bookmarkEnd w:id="5"/>
       <w:r>
+        <w:rPr>
+          <w:rFonts w:asciiTheme="majorHAnsi" w:hAnsiTheme="majorHAnsi" w:cstheme="majorHAnsi"/>
+        </w:rPr>
         <w:t>Step 2: Get the project files</w:t>
       </w:r>
     </w:p>
     <w:p>
       <w:pPr>
         <w:ind w:left="360"/>
-      </w:pPr>
-      <w:r>
+        <w:rPr>
+          <w:rFonts w:asciiTheme="majorHAnsi" w:hAnsiTheme="majorHAnsi" w:cstheme="majorHAnsi"/>
+        </w:rPr>
+      </w:pPr>
+      <w:r>
+        <w:rPr>
+          <w:rFonts w:asciiTheme="majorHAnsi" w:hAnsiTheme="majorHAnsi" w:cstheme="majorHAnsi"/>
+        </w:rPr>
         <w:t>Clone the repository and move into the project folder:</w:t>
       </w:r>
     </w:p>
     <w:tbl>
       <w:tblPr>
-        <w:tblStyle w:val="a0"/>
+        <w:tblStyle w:val="7"/>
         <w:tblW w:w="8940" w:type="dxa"/>
         <w:tblInd w:w="420" w:type="dxa"/>
         <w:tblLayout w:type="fixed"/>
@@ -997,10 +1316,13 @@
                 <w:between w:val="nil"/>
               </w:pBdr>
               <w:spacing w:before="0" w:after="0"/>
+              <w:rPr>
+                <w:rFonts w:asciiTheme="majorHAnsi" w:hAnsiTheme="majorHAnsi" w:cstheme="majorHAnsi"/>
+              </w:rPr>
             </w:pPr>
             <w:r>
               <w:rPr>
-                <w:rFonts w:ascii="Consolas" w:eastAsia="Consolas" w:hAnsi="Consolas" w:cs="Consolas"/>
+                <w:rFonts w:asciiTheme="majorHAnsi" w:eastAsia="Consolas" w:hAnsiTheme="majorHAnsi" w:cstheme="majorHAnsi"/>
                 <w:color w:val="FFFFFF"/>
                 <w:shd w:val="clear" w:color="auto" w:fill="333333"/>
               </w:rPr>
@@ -1008,7 +1330,7 @@
             </w:r>
             <w:r>
               <w:rPr>
-                <w:rFonts w:ascii="Consolas" w:eastAsia="Consolas" w:hAnsi="Consolas" w:cs="Consolas"/>
+                <w:rFonts w:asciiTheme="majorHAnsi" w:eastAsia="Consolas" w:hAnsiTheme="majorHAnsi" w:cstheme="majorHAnsi"/>
                 <w:color w:val="FCC28C"/>
                 <w:shd w:val="clear" w:color="auto" w:fill="333333"/>
               </w:rPr>
@@ -1016,7 +1338,7 @@
             </w:r>
             <w:r>
               <w:rPr>
-                <w:rFonts w:ascii="Consolas" w:eastAsia="Consolas" w:hAnsi="Consolas" w:cs="Consolas"/>
+                <w:rFonts w:asciiTheme="majorHAnsi" w:eastAsia="Consolas" w:hAnsiTheme="majorHAnsi" w:cstheme="majorHAnsi"/>
                 <w:color w:val="FFFFFF"/>
                 <w:shd w:val="clear" w:color="auto" w:fill="333333"/>
               </w:rPr>
@@ -1024,7 +1346,7 @@
             </w:r>
             <w:r>
               <w:rPr>
-                <w:rFonts w:ascii="Consolas" w:eastAsia="Consolas" w:hAnsi="Consolas" w:cs="Consolas"/>
+                <w:rFonts w:asciiTheme="majorHAnsi" w:eastAsia="Consolas" w:hAnsiTheme="majorHAnsi" w:cstheme="majorHAnsi"/>
                 <w:color w:val="FFFFAA"/>
                 <w:shd w:val="clear" w:color="auto" w:fill="333333"/>
               </w:rPr>
@@ -1033,7 +1355,7 @@
             <w:proofErr w:type="spellStart"/>
             <w:r>
               <w:rPr>
-                <w:rFonts w:ascii="Consolas" w:eastAsia="Consolas" w:hAnsi="Consolas" w:cs="Consolas"/>
+                <w:rFonts w:asciiTheme="majorHAnsi" w:eastAsia="Consolas" w:hAnsiTheme="majorHAnsi" w:cstheme="majorHAnsi"/>
                 <w:color w:val="FFFFAA"/>
                 <w:shd w:val="clear" w:color="auto" w:fill="333333"/>
               </w:rPr>
@@ -1042,7 +1364,7 @@
             <w:proofErr w:type="spellEnd"/>
             <w:r>
               <w:rPr>
-                <w:rFonts w:ascii="Consolas" w:eastAsia="Consolas" w:hAnsi="Consolas" w:cs="Consolas"/>
+                <w:rFonts w:asciiTheme="majorHAnsi" w:eastAsia="Consolas" w:hAnsiTheme="majorHAnsi" w:cstheme="majorHAnsi"/>
                 <w:color w:val="FFFFFF"/>
                 <w:shd w:val="clear" w:color="auto" w:fill="333333"/>
               </w:rPr>
@@ -1050,13 +1372,23 @@
             </w:r>
             <w:r>
               <w:rPr>
-                <w:rFonts w:ascii="Consolas" w:eastAsia="Consolas" w:hAnsi="Consolas" w:cs="Consolas"/>
+                <w:rFonts w:asciiTheme="majorHAnsi" w:eastAsia="Consolas" w:hAnsiTheme="majorHAnsi" w:cstheme="majorHAnsi"/>
                 <w:color w:val="FFFFFF"/>
                 <w:shd w:val="clear" w:color="auto" w:fill="333333"/>
               </w:rPr>
               <w:br/>
-              <w:t>cd BreakoutGame</w:t>
+              <w:t xml:space="preserve">cd </w:t>
             </w:r>
+            <w:proofErr w:type="spellStart"/>
+            <w:r>
+              <w:rPr>
+                <w:rFonts w:asciiTheme="majorHAnsi" w:eastAsia="Consolas" w:hAnsiTheme="majorHAnsi" w:cstheme="majorHAnsi"/>
+                <w:color w:val="FFFFFF"/>
+                <w:shd w:val="clear" w:color="auto" w:fill="333333"/>
+              </w:rPr>
+              <w:t>BreakoutGame</w:t>
+            </w:r>
+            <w:proofErr w:type="spellEnd"/>
           </w:p>
         </w:tc>
       </w:tr>
@@ -1064,58 +1396,82 @@
     <w:p>
       <w:pPr>
         <w:pStyle w:val="Heading3"/>
+        <w:rPr>
+          <w:rFonts w:asciiTheme="majorHAnsi" w:hAnsiTheme="majorHAnsi" w:cstheme="majorHAnsi"/>
+        </w:rPr>
       </w:pPr>
       <w:bookmarkStart w:id="6" w:name="_6duueet1dh6r" w:colFirst="0" w:colLast="0"/>
       <w:bookmarkEnd w:id="6"/>
       <w:r>
+        <w:rPr>
+          <w:rFonts w:asciiTheme="majorHAnsi" w:hAnsiTheme="majorHAnsi" w:cstheme="majorHAnsi"/>
+        </w:rPr>
         <w:t>Step 3: Point the project to SFML</w:t>
       </w:r>
     </w:p>
     <w:p>
       <w:pPr>
         <w:ind w:left="360"/>
-      </w:pPr>
-      <w:r>
+        <w:rPr>
+          <w:rFonts w:asciiTheme="majorHAnsi" w:hAnsiTheme="majorHAnsi" w:cstheme="majorHAnsi"/>
+        </w:rPr>
+      </w:pPr>
+      <w:r>
+        <w:rPr>
+          <w:rFonts w:asciiTheme="majorHAnsi" w:hAnsiTheme="majorHAnsi" w:cstheme="majorHAnsi"/>
+        </w:rPr>
         <w:t xml:space="preserve">Set </w:t>
       </w:r>
       <w:r>
         <w:rPr>
-          <w:rFonts w:ascii="Roboto Mono" w:eastAsia="Roboto Mono" w:hAnsi="Roboto Mono" w:cs="Roboto Mono"/>
+          <w:rFonts w:asciiTheme="majorHAnsi" w:eastAsia="Roboto Mono" w:hAnsiTheme="majorHAnsi" w:cstheme="majorHAnsi"/>
           <w:color w:val="188038"/>
         </w:rPr>
         <w:t>BREAKOUT_SFML_ROOT</w:t>
       </w:r>
       <w:r>
+        <w:rPr>
+          <w:rFonts w:asciiTheme="majorHAnsi" w:hAnsiTheme="majorHAnsi" w:cstheme="majorHAnsi"/>
+        </w:rPr>
         <w:t xml:space="preserve"> to your SFML install folder (the folder that contains </w:t>
       </w:r>
       <w:r>
         <w:rPr>
-          <w:rFonts w:ascii="Roboto Mono" w:eastAsia="Roboto Mono" w:hAnsi="Roboto Mono" w:cs="Roboto Mono"/>
+          <w:rFonts w:asciiTheme="majorHAnsi" w:eastAsia="Roboto Mono" w:hAnsiTheme="majorHAnsi" w:cstheme="majorHAnsi"/>
           <w:color w:val="188038"/>
         </w:rPr>
         <w:t>include</w:t>
       </w:r>
       <w:r>
+        <w:rPr>
+          <w:rFonts w:asciiTheme="majorHAnsi" w:hAnsiTheme="majorHAnsi" w:cstheme="majorHAnsi"/>
+        </w:rPr>
         <w:t xml:space="preserve">, </w:t>
       </w:r>
       <w:r>
         <w:rPr>
-          <w:rFonts w:ascii="Roboto Mono" w:eastAsia="Roboto Mono" w:hAnsi="Roboto Mono" w:cs="Roboto Mono"/>
+          <w:rFonts w:asciiTheme="majorHAnsi" w:eastAsia="Roboto Mono" w:hAnsiTheme="majorHAnsi" w:cstheme="majorHAnsi"/>
           <w:color w:val="188038"/>
         </w:rPr>
         <w:t>lib</w:t>
       </w:r>
       <w:r>
+        <w:rPr>
+          <w:rFonts w:asciiTheme="majorHAnsi" w:hAnsiTheme="majorHAnsi" w:cstheme="majorHAnsi"/>
+        </w:rPr>
         <w:t xml:space="preserve">, and </w:t>
       </w:r>
       <w:r>
         <w:rPr>
-          <w:rFonts w:ascii="Roboto Mono" w:eastAsia="Roboto Mono" w:hAnsi="Roboto Mono" w:cs="Roboto Mono"/>
+          <w:rFonts w:asciiTheme="majorHAnsi" w:eastAsia="Roboto Mono" w:hAnsiTheme="majorHAnsi" w:cstheme="majorHAnsi"/>
           <w:color w:val="188038"/>
         </w:rPr>
         <w:t>bin</w:t>
       </w:r>
       <w:r>
+        <w:rPr>
+          <w:rFonts w:asciiTheme="majorHAnsi" w:hAnsiTheme="majorHAnsi" w:cstheme="majorHAnsi"/>
+        </w:rPr>
         <w:t>).</w:t>
       </w:r>
     </w:p>
@@ -1123,12 +1479,14 @@
       <w:pPr>
         <w:ind w:left="360"/>
         <w:rPr>
+          <w:rFonts w:asciiTheme="majorHAnsi" w:hAnsiTheme="majorHAnsi" w:cstheme="majorHAnsi"/>
           <w:i/>
           <w:iCs/>
         </w:rPr>
       </w:pPr>
       <w:r>
         <w:rPr>
+          <w:rFonts w:asciiTheme="majorHAnsi" w:hAnsiTheme="majorHAnsi" w:cstheme="majorHAnsi"/>
           <w:i/>
           <w:iCs/>
         </w:rPr>
@@ -1138,14 +1496,20 @@
     <w:p>
       <w:pPr>
         <w:ind w:left="360"/>
-      </w:pPr>
-      <w:r>
+        <w:rPr>
+          <w:rFonts w:asciiTheme="majorHAnsi" w:hAnsiTheme="majorHAnsi" w:cstheme="majorHAnsi"/>
+        </w:rPr>
+      </w:pPr>
+      <w:r>
+        <w:rPr>
+          <w:rFonts w:asciiTheme="majorHAnsi" w:hAnsiTheme="majorHAnsi" w:cstheme="majorHAnsi"/>
+        </w:rPr>
         <w:t>Windows (PowerShell):</w:t>
       </w:r>
     </w:p>
     <w:tbl>
       <w:tblPr>
-        <w:tblStyle w:val="a1"/>
+        <w:tblStyle w:val="6"/>
         <w:tblW w:w="8940" w:type="dxa"/>
         <w:tblInd w:w="420" w:type="dxa"/>
         <w:tblLayout w:type="fixed"/>
@@ -1177,19 +1541,23 @@
                 <w:between w:val="nil"/>
               </w:pBdr>
               <w:spacing w:before="0" w:after="0"/>
+              <w:rPr>
+                <w:rFonts w:asciiTheme="majorHAnsi" w:hAnsiTheme="majorHAnsi" w:cstheme="majorHAnsi"/>
+              </w:rPr>
             </w:pPr>
             <w:r>
               <w:rPr>
-                <w:rFonts w:ascii="Consolas" w:eastAsia="Consolas" w:hAnsi="Consolas" w:cs="Consolas"/>
+                <w:rFonts w:asciiTheme="majorHAnsi" w:eastAsia="Consolas" w:hAnsiTheme="majorHAnsi" w:cstheme="majorHAnsi"/>
                 <w:color w:val="ADE5FC"/>
                 <w:shd w:val="clear" w:color="auto" w:fill="333333"/>
               </w:rPr>
               <w:t>$</w:t>
             </w:r>
             <w:proofErr w:type="spellStart"/>
+            <w:proofErr w:type="gramStart"/>
             <w:r>
               <w:rPr>
-                <w:rFonts w:ascii="Consolas" w:eastAsia="Consolas" w:hAnsi="Consolas" w:cs="Consolas"/>
+                <w:rFonts w:asciiTheme="majorHAnsi" w:eastAsia="Consolas" w:hAnsiTheme="majorHAnsi" w:cstheme="majorHAnsi"/>
                 <w:color w:val="ADE5FC"/>
                 <w:shd w:val="clear" w:color="auto" w:fill="333333"/>
               </w:rPr>
@@ -1197,16 +1565,25 @@
             </w:r>
             <w:r>
               <w:rPr>
-                <w:rFonts w:ascii="Consolas" w:eastAsia="Consolas" w:hAnsi="Consolas" w:cs="Consolas"/>
+                <w:rFonts w:asciiTheme="majorHAnsi" w:eastAsia="Consolas" w:hAnsiTheme="majorHAnsi" w:cstheme="majorHAnsi"/>
                 <w:color w:val="D36363"/>
                 <w:shd w:val="clear" w:color="auto" w:fill="333333"/>
               </w:rPr>
-              <w:t>:BREAKOUT_SFML_ROOT</w:t>
+              <w:t>:BREAKOUT</w:t>
+            </w:r>
+            <w:proofErr w:type="gramEnd"/>
+            <w:r>
+              <w:rPr>
+                <w:rFonts w:asciiTheme="majorHAnsi" w:eastAsia="Consolas" w:hAnsiTheme="majorHAnsi" w:cstheme="majorHAnsi"/>
+                <w:color w:val="D36363"/>
+                <w:shd w:val="clear" w:color="auto" w:fill="333333"/>
+              </w:rPr>
+              <w:t>_SFML_ROOT</w:t>
             </w:r>
             <w:proofErr w:type="spellEnd"/>
             <w:r>
               <w:rPr>
-                <w:rFonts w:ascii="Consolas" w:eastAsia="Consolas" w:hAnsi="Consolas" w:cs="Consolas"/>
+                <w:rFonts w:asciiTheme="majorHAnsi" w:eastAsia="Consolas" w:hAnsiTheme="majorHAnsi" w:cstheme="majorHAnsi"/>
                 <w:color w:val="D36363"/>
                 <w:shd w:val="clear" w:color="auto" w:fill="333333"/>
               </w:rPr>
@@ -1214,7 +1591,7 @@
             </w:r>
             <w:r>
               <w:rPr>
-                <w:rFonts w:ascii="Consolas" w:eastAsia="Consolas" w:hAnsi="Consolas" w:cs="Consolas"/>
+                <w:rFonts w:asciiTheme="majorHAnsi" w:eastAsia="Consolas" w:hAnsiTheme="majorHAnsi" w:cstheme="majorHAnsi"/>
                 <w:color w:val="A2FCA2"/>
                 <w:shd w:val="clear" w:color="auto" w:fill="333333"/>
               </w:rPr>
@@ -1227,22 +1604,34 @@
     <w:p>
       <w:pPr>
         <w:ind w:left="360"/>
-      </w:pPr>
-      <w:r>
+        <w:rPr>
+          <w:rFonts w:asciiTheme="majorHAnsi" w:hAnsiTheme="majorHAnsi" w:cstheme="majorHAnsi"/>
+        </w:rPr>
+      </w:pPr>
+      <w:r>
+        <w:rPr>
+          <w:rFonts w:asciiTheme="majorHAnsi" w:hAnsiTheme="majorHAnsi" w:cstheme="majorHAnsi"/>
+        </w:rPr>
         <w:t>Linux/macOS (bash/</w:t>
       </w:r>
       <w:proofErr w:type="spellStart"/>
       <w:r>
+        <w:rPr>
+          <w:rFonts w:asciiTheme="majorHAnsi" w:hAnsiTheme="majorHAnsi" w:cstheme="majorHAnsi"/>
+        </w:rPr>
         <w:t>zsh</w:t>
       </w:r>
       <w:proofErr w:type="spellEnd"/>
       <w:r>
+        <w:rPr>
+          <w:rFonts w:asciiTheme="majorHAnsi" w:hAnsiTheme="majorHAnsi" w:cstheme="majorHAnsi"/>
+        </w:rPr>
         <w:t>):</w:t>
       </w:r>
     </w:p>
     <w:tbl>
       <w:tblPr>
-        <w:tblStyle w:val="a2"/>
+        <w:tblStyle w:val="5"/>
         <w:tblW w:w="8910" w:type="dxa"/>
         <w:tblInd w:w="450" w:type="dxa"/>
         <w:tblLayout w:type="fixed"/>
@@ -1274,10 +1663,13 @@
                 <w:between w:val="nil"/>
               </w:pBdr>
               <w:spacing w:before="0" w:after="0"/>
+              <w:rPr>
+                <w:rFonts w:asciiTheme="majorHAnsi" w:hAnsiTheme="majorHAnsi" w:cstheme="majorHAnsi"/>
+              </w:rPr>
             </w:pPr>
             <w:r>
               <w:rPr>
-                <w:rFonts w:ascii="Consolas" w:eastAsia="Consolas" w:hAnsi="Consolas" w:cs="Consolas"/>
+                <w:rFonts w:asciiTheme="majorHAnsi" w:eastAsia="Consolas" w:hAnsiTheme="majorHAnsi" w:cstheme="majorHAnsi"/>
                 <w:color w:val="FFFFAA"/>
                 <w:shd w:val="clear" w:color="auto" w:fill="333333"/>
               </w:rPr>
@@ -1285,7 +1677,7 @@
             </w:r>
             <w:r>
               <w:rPr>
-                <w:rFonts w:ascii="Consolas" w:eastAsia="Consolas" w:hAnsi="Consolas" w:cs="Consolas"/>
+                <w:rFonts w:asciiTheme="majorHAnsi" w:eastAsia="Consolas" w:hAnsiTheme="majorHAnsi" w:cstheme="majorHAnsi"/>
                 <w:color w:val="FFFFFF"/>
                 <w:shd w:val="clear" w:color="auto" w:fill="333333"/>
               </w:rPr>
@@ -1293,7 +1685,7 @@
             </w:r>
             <w:r>
               <w:rPr>
-                <w:rFonts w:ascii="Consolas" w:eastAsia="Consolas" w:hAnsi="Consolas" w:cs="Consolas"/>
+                <w:rFonts w:asciiTheme="majorHAnsi" w:eastAsia="Consolas" w:hAnsiTheme="majorHAnsi" w:cstheme="majorHAnsi"/>
                 <w:color w:val="FFFFAA"/>
                 <w:shd w:val="clear" w:color="auto" w:fill="333333"/>
               </w:rPr>
@@ -1301,7 +1693,7 @@
             </w:r>
             <w:r>
               <w:rPr>
-                <w:rFonts w:ascii="Consolas" w:eastAsia="Consolas" w:hAnsi="Consolas" w:cs="Consolas"/>
+                <w:rFonts w:asciiTheme="majorHAnsi" w:eastAsia="Consolas" w:hAnsiTheme="majorHAnsi" w:cstheme="majorHAnsi"/>
                 <w:color w:val="FFFFFF"/>
                 <w:shd w:val="clear" w:color="auto" w:fill="333333"/>
               </w:rPr>
@@ -1311,28 +1703,39 @@
         </w:tc>
       </w:tr>
     </w:tbl>
-    <w:p/>
     <w:p>
       <w:pPr>
         <w:pStyle w:val="Heading3"/>
+        <w:rPr>
+          <w:rFonts w:asciiTheme="majorHAnsi" w:hAnsiTheme="majorHAnsi" w:cstheme="majorHAnsi"/>
+        </w:rPr>
       </w:pPr>
       <w:bookmarkStart w:id="7" w:name="_1uahw3nief1e" w:colFirst="0" w:colLast="0"/>
       <w:bookmarkEnd w:id="7"/>
       <w:r>
+        <w:rPr>
+          <w:rFonts w:asciiTheme="majorHAnsi" w:hAnsiTheme="majorHAnsi" w:cstheme="majorHAnsi"/>
+        </w:rPr>
         <w:t>Step 4: Configure and build</w:t>
       </w:r>
     </w:p>
     <w:p>
       <w:pPr>
         <w:ind w:left="360"/>
-      </w:pPr>
-      <w:r>
+        <w:rPr>
+          <w:rFonts w:asciiTheme="majorHAnsi" w:hAnsiTheme="majorHAnsi" w:cstheme="majorHAnsi"/>
+        </w:rPr>
+      </w:pPr>
+      <w:r>
+        <w:rPr>
+          <w:rFonts w:asciiTheme="majorHAnsi" w:hAnsiTheme="majorHAnsi" w:cstheme="majorHAnsi"/>
+        </w:rPr>
         <w:t>From the project root:</w:t>
       </w:r>
     </w:p>
     <w:tbl>
       <w:tblPr>
-        <w:tblStyle w:val="a3"/>
+        <w:tblStyle w:val="4"/>
         <w:tblW w:w="5085" w:type="dxa"/>
         <w:tblInd w:w="375" w:type="dxa"/>
         <w:tblLayout w:type="fixed"/>
@@ -1364,11 +1767,14 @@
                 <w:between w:val="nil"/>
               </w:pBdr>
               <w:spacing w:before="0" w:after="0"/>
+              <w:rPr>
+                <w:rFonts w:asciiTheme="majorHAnsi" w:hAnsiTheme="majorHAnsi" w:cstheme="majorHAnsi"/>
+              </w:rPr>
             </w:pPr>
             <w:proofErr w:type="spellStart"/>
             <w:r>
               <w:rPr>
-                <w:rFonts w:ascii="Consolas" w:eastAsia="Consolas" w:hAnsi="Consolas" w:cs="Consolas"/>
+                <w:rFonts w:asciiTheme="majorHAnsi" w:eastAsia="Consolas" w:hAnsiTheme="majorHAnsi" w:cstheme="majorHAnsi"/>
                 <w:color w:val="FFFFFF"/>
                 <w:shd w:val="clear" w:color="auto" w:fill="333333"/>
               </w:rPr>
@@ -1377,7 +1783,7 @@
             <w:proofErr w:type="spellEnd"/>
             <w:r>
               <w:rPr>
-                <w:rFonts w:ascii="Consolas" w:eastAsia="Consolas" w:hAnsi="Consolas" w:cs="Consolas"/>
+                <w:rFonts w:asciiTheme="majorHAnsi" w:eastAsia="Consolas" w:hAnsiTheme="majorHAnsi" w:cstheme="majorHAnsi"/>
                 <w:color w:val="FFFFFF"/>
                 <w:shd w:val="clear" w:color="auto" w:fill="333333"/>
               </w:rPr>
@@ -1385,7 +1791,7 @@
             </w:r>
             <w:r>
               <w:rPr>
-                <w:rFonts w:ascii="Consolas" w:eastAsia="Consolas" w:hAnsi="Consolas" w:cs="Consolas"/>
+                <w:rFonts w:asciiTheme="majorHAnsi" w:eastAsia="Consolas" w:hAnsiTheme="majorHAnsi" w:cstheme="majorHAnsi"/>
                 <w:color w:val="FFFFFF"/>
                 <w:shd w:val="clear" w:color="auto" w:fill="333333"/>
               </w:rPr>
@@ -1394,7 +1800,7 @@
             <w:proofErr w:type="spellStart"/>
             <w:r>
               <w:rPr>
-                <w:rFonts w:ascii="Consolas" w:eastAsia="Consolas" w:hAnsi="Consolas" w:cs="Consolas"/>
+                <w:rFonts w:asciiTheme="majorHAnsi" w:eastAsia="Consolas" w:hAnsiTheme="majorHAnsi" w:cstheme="majorHAnsi"/>
                 <w:color w:val="FFFFFF"/>
                 <w:shd w:val="clear" w:color="auto" w:fill="333333"/>
               </w:rPr>
@@ -1403,7 +1809,7 @@
             <w:proofErr w:type="spellEnd"/>
             <w:r>
               <w:rPr>
-                <w:rFonts w:ascii="Consolas" w:eastAsia="Consolas" w:hAnsi="Consolas" w:cs="Consolas"/>
+                <w:rFonts w:asciiTheme="majorHAnsi" w:eastAsia="Consolas" w:hAnsiTheme="majorHAnsi" w:cstheme="majorHAnsi"/>
                 <w:color w:val="FFFFFF"/>
                 <w:shd w:val="clear" w:color="auto" w:fill="333333"/>
               </w:rPr>
@@ -1411,7 +1817,7 @@
             </w:r>
             <w:r>
               <w:rPr>
-                <w:rFonts w:ascii="Consolas" w:eastAsia="Consolas" w:hAnsi="Consolas" w:cs="Consolas"/>
+                <w:rFonts w:asciiTheme="majorHAnsi" w:eastAsia="Consolas" w:hAnsiTheme="majorHAnsi" w:cstheme="majorHAnsi"/>
                 <w:color w:val="FCC28C"/>
                 <w:shd w:val="clear" w:color="auto" w:fill="333333"/>
               </w:rPr>
@@ -1419,7 +1825,7 @@
             </w:r>
             <w:r>
               <w:rPr>
-                <w:rFonts w:ascii="Consolas" w:eastAsia="Consolas" w:hAnsi="Consolas" w:cs="Consolas"/>
+                <w:rFonts w:asciiTheme="majorHAnsi" w:eastAsia="Consolas" w:hAnsiTheme="majorHAnsi" w:cstheme="majorHAnsi"/>
                 <w:color w:val="FFFFFF"/>
                 <w:shd w:val="clear" w:color="auto" w:fill="333333"/>
               </w:rPr>
@@ -1431,26 +1837,23 @@
     </w:tbl>
     <w:p>
       <w:pPr>
-        <w:pStyle w:val="Heading2"/>
         <w:ind w:left="360"/>
         <w:rPr>
-          <w:b w:val="0"/>
-          <w:bCs w:val="0"/>
+          <w:rFonts w:asciiTheme="majorHAnsi" w:hAnsiTheme="majorHAnsi" w:cstheme="majorHAnsi"/>
         </w:rPr>
       </w:pPr>
       <w:bookmarkStart w:id="8" w:name="_h36sdi4bwwuz" w:colFirst="0" w:colLast="0"/>
       <w:bookmarkEnd w:id="8"/>
       <w:r>
         <w:rPr>
-          <w:b w:val="0"/>
-          <w:bCs w:val="0"/>
+          <w:rFonts w:asciiTheme="majorHAnsi" w:hAnsiTheme="majorHAnsi" w:cstheme="majorHAnsi"/>
         </w:rPr>
         <w:t>If presets are not available in your environment, use:</w:t>
       </w:r>
     </w:p>
     <w:tbl>
       <w:tblPr>
-        <w:tblStyle w:val="a4"/>
+        <w:tblStyle w:val="3"/>
         <w:tblW w:w="5085" w:type="dxa"/>
         <w:tblInd w:w="390" w:type="dxa"/>
         <w:tblLayout w:type="fixed"/>
@@ -1482,11 +1885,14 @@
                 <w:between w:val="nil"/>
               </w:pBdr>
               <w:spacing w:before="0" w:after="0"/>
+              <w:rPr>
+                <w:rFonts w:asciiTheme="majorHAnsi" w:hAnsiTheme="majorHAnsi" w:cstheme="majorHAnsi"/>
+              </w:rPr>
             </w:pPr>
             <w:proofErr w:type="spellStart"/>
             <w:r>
               <w:rPr>
-                <w:rFonts w:ascii="Consolas" w:eastAsia="Consolas" w:hAnsi="Consolas" w:cs="Consolas"/>
+                <w:rFonts w:asciiTheme="majorHAnsi" w:eastAsia="Consolas" w:hAnsiTheme="majorHAnsi" w:cstheme="majorHAnsi"/>
                 <w:color w:val="D36363"/>
                 <w:shd w:val="clear" w:color="auto" w:fill="333333"/>
               </w:rPr>
@@ -1495,15 +1901,33 @@
             <w:proofErr w:type="spellEnd"/>
             <w:r>
               <w:rPr>
-                <w:rFonts w:ascii="Consolas" w:eastAsia="Consolas" w:hAnsi="Consolas" w:cs="Consolas"/>
+                <w:rFonts w:asciiTheme="majorHAnsi" w:eastAsia="Consolas" w:hAnsiTheme="majorHAnsi" w:cstheme="majorHAnsi"/>
                 <w:color w:val="FFFFFF"/>
                 <w:shd w:val="clear" w:color="auto" w:fill="333333"/>
               </w:rPr>
-              <w:t xml:space="preserve"> -S . -</w:t>
+              <w:t xml:space="preserve"> -</w:t>
+            </w:r>
+            <w:proofErr w:type="gramStart"/>
+            <w:r>
+              <w:rPr>
+                <w:rFonts w:asciiTheme="majorHAnsi" w:eastAsia="Consolas" w:hAnsiTheme="majorHAnsi" w:cstheme="majorHAnsi"/>
+                <w:color w:val="FFFFFF"/>
+                <w:shd w:val="clear" w:color="auto" w:fill="333333"/>
+              </w:rPr>
+              <w:t>S .</w:t>
+            </w:r>
+            <w:proofErr w:type="gramEnd"/>
+            <w:r>
+              <w:rPr>
+                <w:rFonts w:asciiTheme="majorHAnsi" w:eastAsia="Consolas" w:hAnsiTheme="majorHAnsi" w:cstheme="majorHAnsi"/>
+                <w:color w:val="FFFFFF"/>
+                <w:shd w:val="clear" w:color="auto" w:fill="333333"/>
+              </w:rPr>
+              <w:t xml:space="preserve"> -</w:t>
             </w:r>
             <w:r>
               <w:rPr>
-                <w:rFonts w:ascii="Consolas" w:eastAsia="Consolas" w:hAnsi="Consolas" w:cs="Consolas"/>
+                <w:rFonts w:asciiTheme="majorHAnsi" w:eastAsia="Consolas" w:hAnsiTheme="majorHAnsi" w:cstheme="majorHAnsi"/>
                 <w:color w:val="FCC28C"/>
                 <w:shd w:val="clear" w:color="auto" w:fill="333333"/>
               </w:rPr>
@@ -1511,7 +1935,7 @@
             </w:r>
             <w:r>
               <w:rPr>
-                <w:rFonts w:ascii="Consolas" w:eastAsia="Consolas" w:hAnsi="Consolas" w:cs="Consolas"/>
+                <w:rFonts w:asciiTheme="majorHAnsi" w:eastAsia="Consolas" w:hAnsiTheme="majorHAnsi" w:cstheme="majorHAnsi"/>
                 <w:color w:val="FCC28C"/>
                 <w:shd w:val="clear" w:color="auto" w:fill="333333"/>
               </w:rPr>
@@ -1520,16 +1944,17 @@
             <w:proofErr w:type="spellStart"/>
             <w:r>
               <w:rPr>
-                <w:rFonts w:ascii="Consolas" w:eastAsia="Consolas" w:hAnsi="Consolas" w:cs="Consolas"/>
+                <w:rFonts w:asciiTheme="majorHAnsi" w:eastAsia="Consolas" w:hAnsiTheme="majorHAnsi" w:cstheme="majorHAnsi"/>
                 <w:color w:val="D36363"/>
                 <w:shd w:val="clear" w:color="auto" w:fill="333333"/>
               </w:rPr>
+              <w:lastRenderedPageBreak/>
               <w:t>cmake</w:t>
             </w:r>
             <w:proofErr w:type="spellEnd"/>
             <w:r>
               <w:rPr>
-                <w:rFonts w:ascii="Consolas" w:eastAsia="Consolas" w:hAnsi="Consolas" w:cs="Consolas"/>
+                <w:rFonts w:asciiTheme="majorHAnsi" w:eastAsia="Consolas" w:hAnsiTheme="majorHAnsi" w:cstheme="majorHAnsi"/>
                 <w:color w:val="FFFFFF"/>
                 <w:shd w:val="clear" w:color="auto" w:fill="333333"/>
               </w:rPr>
@@ -1537,7 +1962,7 @@
             </w:r>
             <w:r>
               <w:rPr>
-                <w:rFonts w:ascii="Consolas" w:eastAsia="Consolas" w:hAnsi="Consolas" w:cs="Consolas"/>
+                <w:rFonts w:asciiTheme="majorHAnsi" w:eastAsia="Consolas" w:hAnsiTheme="majorHAnsi" w:cstheme="majorHAnsi"/>
                 <w:color w:val="FCC28C"/>
                 <w:shd w:val="clear" w:color="auto" w:fill="333333"/>
               </w:rPr>
@@ -1546,7 +1971,7 @@
             <w:proofErr w:type="spellStart"/>
             <w:r>
               <w:rPr>
-                <w:rFonts w:ascii="Consolas" w:eastAsia="Consolas" w:hAnsi="Consolas" w:cs="Consolas"/>
+                <w:rFonts w:asciiTheme="majorHAnsi" w:eastAsia="Consolas" w:hAnsiTheme="majorHAnsi" w:cstheme="majorHAnsi"/>
                 <w:color w:val="FCC28C"/>
                 <w:shd w:val="clear" w:color="auto" w:fill="333333"/>
               </w:rPr>
@@ -1557,305 +1982,287 @@
         </w:tc>
       </w:tr>
     </w:tbl>
-    <w:p/>
     <w:p>
       <w:pPr>
         <w:pStyle w:val="Heading2"/>
+        <w:rPr>
+          <w:rFonts w:asciiTheme="majorHAnsi" w:hAnsiTheme="majorHAnsi" w:cstheme="majorHAnsi"/>
+          <w:color w:val="3C78D8"/>
+        </w:rPr>
       </w:pPr>
       <w:bookmarkStart w:id="9" w:name="_12pv1i2pulet" w:colFirst="0" w:colLast="0"/>
+      <w:bookmarkStart w:id="10" w:name="_dhi0xbsnnhbw" w:colFirst="0" w:colLast="0"/>
       <w:bookmarkEnd w:id="9"/>
-      <w:r>
-        <w:rPr>
+      <w:bookmarkEnd w:id="10"/>
+      <w:r>
+        <w:rPr>
+          <w:rFonts w:asciiTheme="majorHAnsi" w:hAnsiTheme="majorHAnsi" w:cstheme="majorHAnsi"/>
           <w:color w:val="3C78D8"/>
         </w:rPr>
+        <w:lastRenderedPageBreak/>
         <w:t>4. Running the Application</w:t>
       </w:r>
     </w:p>
     <w:p>
-      <w:r>
+      <w:pPr>
+        <w:rPr>
+          <w:rFonts w:asciiTheme="majorHAnsi" w:hAnsiTheme="majorHAnsi" w:cstheme="majorHAnsi"/>
+        </w:rPr>
+      </w:pPr>
+      <w:r>
+        <w:rPr>
+          <w:rFonts w:asciiTheme="majorHAnsi" w:hAnsiTheme="majorHAnsi" w:cstheme="majorHAnsi"/>
+        </w:rPr>
         <w:t>After building, run the generated executable.</w:t>
       </w:r>
     </w:p>
     <w:p>
-      <w:r>
-        <w:t xml:space="preserve">The compiled executable will typically </w:t>
-      </w:r>
-      <w:r>
-        <w:t>be in</w:t>
-      </w:r>
-      <w:r>
-        <w:t xml:space="preserve"> the </w:t>
-      </w:r>
-      <w:r>
-        <w:rPr>
-          <w:rFonts w:ascii="Roboto Mono" w:eastAsia="Roboto Mono" w:hAnsi="Roboto Mono" w:cs="Roboto Mono"/>
-          <w:color w:val="188038"/>
-        </w:rPr>
-        <w:t>build</w:t>
-      </w:r>
-      <w:r>
-        <w:t xml:space="preserve"> directory (or the directory specified during configuration).</w:t>
-      </w:r>
-    </w:p>
-    <w:p>
-      <w:r>
-        <w:t>Example:</w:t>
-      </w:r>
-    </w:p>
-    <w:tbl>
-      <w:tblPr>
-        <w:tblStyle w:val="a5"/>
-        <w:tblW w:w="0" w:type="auto"/>
-        <w:tblInd w:w="0" w:type="dxa"/>
-        <w:tblLayout w:type="fixed"/>
-        <w:tblLook w:val="0600" w:firstRow="0" w:lastRow="0" w:firstColumn="0" w:lastColumn="0" w:noHBand="1" w:noVBand="1"/>
-      </w:tblPr>
-      <w:tblGrid>
-        <w:gridCol w:w="9360"/>
-      </w:tblGrid>
-      <w:tr>
-        <w:tc>
-          <w:tcPr>
-            <w:tcW w:w="9360" w:type="dxa"/>
-            <w:shd w:val="clear" w:color="auto" w:fill="333333"/>
-            <w:tcMar>
-              <w:top w:w="100" w:type="dxa"/>
-              <w:left w:w="100" w:type="dxa"/>
-              <w:bottom w:w="100" w:type="dxa"/>
-              <w:right w:w="100" w:type="dxa"/>
-            </w:tcMar>
-          </w:tcPr>
-          <w:p>
-            <w:pPr>
-              <w:widowControl w:val="0"/>
-              <w:pBdr>
-                <w:top w:val="nil"/>
-                <w:left w:val="nil"/>
-                <w:bottom w:val="nil"/>
-                <w:right w:val="nil"/>
-                <w:between w:val="nil"/>
-              </w:pBdr>
-              <w:spacing w:before="0" w:after="0"/>
-            </w:pPr>
-            <w:r>
-              <w:rPr>
-                <w:rFonts w:ascii="Consolas" w:eastAsia="Consolas" w:hAnsi="Consolas" w:cs="Consolas"/>
-                <w:color w:val="FFFFFF"/>
-                <w:shd w:val="clear" w:color="auto" w:fill="333333"/>
-              </w:rPr>
-              <w:t>.</w:t>
-            </w:r>
-            <w:r>
-              <w:rPr>
-                <w:rFonts w:ascii="Consolas" w:eastAsia="Consolas" w:hAnsi="Consolas" w:cs="Consolas"/>
-                <w:color w:val="C6B4F0"/>
-                <w:shd w:val="clear" w:color="auto" w:fill="333333"/>
-              </w:rPr>
-              <w:t>/build/</w:t>
-            </w:r>
-            <w:r>
-              <w:rPr>
-                <w:rFonts w:ascii="Consolas" w:eastAsia="Consolas" w:hAnsi="Consolas" w:cs="Consolas"/>
-                <w:color w:val="FFFFFF"/>
-                <w:shd w:val="clear" w:color="auto" w:fill="333333"/>
-              </w:rPr>
-              <w:t>BreakoutGame</w:t>
-            </w:r>
-          </w:p>
-        </w:tc>
-      </w:tr>
-    </w:tbl>
-    <w:p>
-      <w:r>
-        <w:t>Common options:</w:t>
-      </w:r>
-    </w:p>
-    <w:p>
-      <w:pPr>
-        <w:numPr>
-          <w:ilvl w:val="0"/>
-          <w:numId w:val="1"/>
+      <w:pPr>
+        <w:rPr>
+          <w:rFonts w:asciiTheme="majorHAnsi" w:hAnsiTheme="majorHAnsi" w:cstheme="majorHAnsi"/>
+        </w:rPr>
+      </w:pPr>
+      <w:r>
+        <w:rPr>
+          <w:rFonts w:asciiTheme="majorHAnsi" w:hAnsiTheme="majorHAnsi" w:cstheme="majorHAnsi"/>
+        </w:rPr>
+        <w:t>For the recommended Windows script workflow, build and launch from the repository root:</w:t>
+      </w:r>
+    </w:p>
+    <w:p>
+      <w:pPr>
+        <w:ind w:left="720"/>
+        <w:rPr>
+          <w:rFonts w:asciiTheme="majorHAnsi" w:hAnsiTheme="majorHAnsi" w:cstheme="majorHAnsi"/>
+        </w:rPr>
+      </w:pPr>
+      <w:r>
+        <w:rPr>
+          <w:rFonts w:asciiTheme="majorHAnsi" w:hAnsiTheme="majorHAnsi" w:cstheme="majorHAnsi"/>
+        </w:rPr>
+        <w:t>.\scripts\build-phase1.ps1</w:t>
+      </w:r>
+    </w:p>
+    <w:p>
+      <w:pPr>
+        <w:ind w:left="720"/>
+        <w:rPr>
+          <w:rFonts w:asciiTheme="majorHAnsi" w:hAnsiTheme="majorHAnsi" w:cstheme="majorHAnsi"/>
+        </w:rPr>
+      </w:pPr>
+      <w:r>
+        <w:rPr>
+          <w:rFonts w:asciiTheme="majorHAnsi" w:hAnsiTheme="majorHAnsi" w:cstheme="majorHAnsi"/>
+        </w:rPr>
+        <w:t>.\scripts\run-game.ps1</w:t>
+      </w:r>
+    </w:p>
+    <w:p>
+      <w:pPr>
+        <w:rPr>
+          <w:rFonts w:asciiTheme="majorHAnsi" w:hAnsiTheme="majorHAnsi" w:cstheme="majorHAnsi"/>
+        </w:rPr>
+      </w:pPr>
+      <w:r>
+        <w:rPr>
+          <w:rFonts w:asciiTheme="majorHAnsi" w:hAnsiTheme="majorHAnsi" w:cstheme="majorHAnsi"/>
+        </w:rPr>
+        <w:t>The build script creates main.exe at the repository root and copies required runtime DLLs into the runtime folder when possible. The run script launches main.exe with the correct runtime paths configured.</w:t>
+      </w:r>
+    </w:p>
+    <w:p>
+      <w:pPr>
+        <w:rPr>
+          <w:rFonts w:asciiTheme="majorHAnsi" w:hAnsiTheme="majorHAnsi" w:cstheme="majorHAnsi"/>
+        </w:rPr>
+      </w:pPr>
+      <w:r>
+        <w:rPr>
+          <w:rFonts w:asciiTheme="majorHAnsi" w:hAnsiTheme="majorHAnsi" w:cstheme="majorHAnsi"/>
+        </w:rPr>
+        <w:t xml:space="preserve">For the </w:t>
+      </w:r>
+      <w:proofErr w:type="spellStart"/>
+      <w:r>
+        <w:rPr>
+          <w:rFonts w:asciiTheme="majorHAnsi" w:hAnsiTheme="majorHAnsi" w:cstheme="majorHAnsi"/>
+        </w:rPr>
+        <w:t>CMake</w:t>
+      </w:r>
+      <w:proofErr w:type="spellEnd"/>
+      <w:r>
+        <w:rPr>
+          <w:rFonts w:asciiTheme="majorHAnsi" w:hAnsiTheme="majorHAnsi" w:cstheme="majorHAnsi"/>
+        </w:rPr>
+        <w:t xml:space="preserve"> workflow, use:</w:t>
+      </w:r>
+    </w:p>
+    <w:p>
+      <w:pPr>
+        <w:ind w:left="720"/>
+        <w:rPr>
+          <w:rFonts w:asciiTheme="majorHAnsi" w:hAnsiTheme="majorHAnsi" w:cstheme="majorHAnsi"/>
+        </w:rPr>
+      </w:pPr>
+      <w:proofErr w:type="spellStart"/>
+      <w:r>
+        <w:rPr>
+          <w:rFonts w:asciiTheme="majorHAnsi" w:hAnsiTheme="majorHAnsi" w:cstheme="majorHAnsi"/>
+        </w:rPr>
+        <w:t>cmake</w:t>
+      </w:r>
+      <w:proofErr w:type="spellEnd"/>
+      <w:r>
+        <w:rPr>
+          <w:rFonts w:asciiTheme="majorHAnsi" w:hAnsiTheme="majorHAnsi" w:cstheme="majorHAnsi"/>
+        </w:rPr>
+        <w:t xml:space="preserve"> --preset default-debug</w:t>
+      </w:r>
+    </w:p>
+    <w:p>
+      <w:pPr>
+        <w:ind w:left="720"/>
+        <w:rPr>
+          <w:rFonts w:asciiTheme="majorHAnsi" w:hAnsiTheme="majorHAnsi" w:cstheme="majorHAnsi"/>
+        </w:rPr>
+      </w:pPr>
+      <w:proofErr w:type="spellStart"/>
+      <w:r>
+        <w:rPr>
+          <w:rFonts w:asciiTheme="majorHAnsi" w:hAnsiTheme="majorHAnsi" w:cstheme="majorHAnsi"/>
+        </w:rPr>
+        <w:t>cmake</w:t>
+      </w:r>
+      <w:proofErr w:type="spellEnd"/>
+      <w:r>
+        <w:rPr>
+          <w:rFonts w:asciiTheme="majorHAnsi" w:hAnsiTheme="majorHAnsi" w:cstheme="majorHAnsi"/>
+        </w:rPr>
+        <w:t xml:space="preserve"> --build --preset default-debug</w:t>
+      </w:r>
+    </w:p>
+    <w:p>
+      <w:pPr>
+        <w:rPr>
+          <w:rFonts w:asciiTheme="majorHAnsi" w:hAnsiTheme="majorHAnsi" w:cstheme="majorHAnsi"/>
+        </w:rPr>
+      </w:pPr>
+      <w:r>
+        <w:rPr>
+          <w:rFonts w:asciiTheme="majorHAnsi" w:hAnsiTheme="majorHAnsi" w:cstheme="majorHAnsi"/>
+        </w:rPr>
+        <w:t xml:space="preserve">The </w:t>
+      </w:r>
+      <w:proofErr w:type="spellStart"/>
+      <w:r>
+        <w:rPr>
+          <w:rFonts w:asciiTheme="majorHAnsi" w:hAnsiTheme="majorHAnsi" w:cstheme="majorHAnsi"/>
+        </w:rPr>
+        <w:t>CMake</w:t>
+      </w:r>
+      <w:proofErr w:type="spellEnd"/>
+      <w:r>
+        <w:rPr>
+          <w:rFonts w:asciiTheme="majorHAnsi" w:hAnsiTheme="majorHAnsi" w:cstheme="majorHAnsi"/>
+        </w:rPr>
+        <w:t xml:space="preserve"> build output is named main or main.exe depending on platform and build directory. If the executable fails to start because SFML or other runtime libraries are missing, verify that the required DLL/shared-library paths are available.</w:t>
+      </w:r>
+    </w:p>
+    <w:p>
+      <w:pPr>
+        <w:pStyle w:val="Heading2"/>
+        <w:rPr>
+          <w:rFonts w:asciiTheme="majorHAnsi" w:hAnsiTheme="majorHAnsi" w:cstheme="majorHAnsi"/>
+        </w:rPr>
+      </w:pPr>
+      <w:r>
+        <w:rPr>
+          <w:rFonts w:asciiTheme="majorHAnsi" w:hAnsiTheme="majorHAnsi" w:cstheme="majorHAnsi"/>
+          <w:color w:val="3C78D8"/>
+        </w:rPr>
+        <w:t>5. What to Expect</w:t>
+      </w:r>
+    </w:p>
+    <w:p>
+      <w:pPr>
+        <w:rPr>
+          <w:rFonts w:asciiTheme="majorHAnsi" w:hAnsiTheme="majorHAnsi" w:cstheme="majorHAnsi"/>
+        </w:rPr>
+      </w:pPr>
+      <w:r>
+        <w:rPr>
+          <w:rFonts w:asciiTheme="majorHAnsi" w:hAnsiTheme="majorHAnsi" w:cstheme="majorHAnsi"/>
+        </w:rPr>
+        <w:t>When the application starts, the main menu will be displayed. From here, you can:</w:t>
+      </w:r>
+    </w:p>
+    <w:p>
+      <w:pPr>
+        <w:pStyle w:val="ListParagraph"/>
+        <w:numPr>
+          <w:ilvl w:val="0"/>
+          <w:numId w:val="16"/>
         </w:numPr>
         <w:spacing w:after="0"/>
-      </w:pPr>
-      <w:r>
-        <w:t>Use your IDE run configuration</w:t>
-      </w:r>
-    </w:p>
-    <w:p>
-      <w:pPr>
-        <w:numPr>
-          <w:ilvl w:val="0"/>
-          <w:numId w:val="1"/>
+        <w:rPr>
+          <w:rFonts w:asciiTheme="majorHAnsi" w:hAnsiTheme="majorHAnsi" w:cstheme="majorHAnsi"/>
+        </w:rPr>
+      </w:pPr>
+      <w:r>
+        <w:rPr>
+          <w:rFonts w:asciiTheme="majorHAnsi" w:hAnsiTheme="majorHAnsi" w:cstheme="majorHAnsi"/>
+        </w:rPr>
+        <w:t>Start a new game</w:t>
+      </w:r>
+    </w:p>
+    <w:p>
+      <w:pPr>
+        <w:pStyle w:val="ListParagraph"/>
+        <w:numPr>
+          <w:ilvl w:val="0"/>
+          <w:numId w:val="16"/>
         </w:numPr>
         <w:spacing w:before="0" w:after="0"/>
-      </w:pPr>
-      <w:r>
-        <w:t>Run the executable directly from the build output directory</w:t>
-      </w:r>
-    </w:p>
-    <w:p>
-      <w:pPr>
-        <w:numPr>
-          <w:ilvl w:val="0"/>
-          <w:numId w:val="1"/>
+        <w:rPr>
+          <w:rFonts w:asciiTheme="majorHAnsi" w:hAnsiTheme="majorHAnsi" w:cstheme="majorHAnsi"/>
+        </w:rPr>
+      </w:pPr>
+      <w:r>
+        <w:rPr>
+          <w:rFonts w:asciiTheme="majorHAnsi" w:hAnsiTheme="majorHAnsi" w:cstheme="majorHAnsi"/>
+        </w:rPr>
+        <w:t>Access the settings screen</w:t>
+      </w:r>
+    </w:p>
+    <w:p>
+      <w:pPr>
+        <w:pStyle w:val="ListParagraph"/>
+        <w:numPr>
+          <w:ilvl w:val="0"/>
+          <w:numId w:val="16"/>
         </w:numPr>
         <w:spacing w:before="0"/>
-      </w:pPr>
-      <w:r>
-        <w:t>On Windows, you can also use the project script:</w:t>
-      </w:r>
-    </w:p>
-    <w:tbl>
-      <w:tblPr>
-        <w:tblStyle w:val="a6"/>
-        <w:tblW w:w="8625" w:type="dxa"/>
-        <w:tblInd w:w="735" w:type="dxa"/>
-        <w:tblLayout w:type="fixed"/>
-        <w:tblLook w:val="0600" w:firstRow="0" w:lastRow="0" w:firstColumn="0" w:lastColumn="0" w:noHBand="1" w:noVBand="1"/>
-      </w:tblPr>
-      <w:tblGrid>
-        <w:gridCol w:w="8625"/>
-      </w:tblGrid>
-      <w:tr>
-        <w:tc>
-          <w:tcPr>
-            <w:tcW w:w="8625" w:type="dxa"/>
-            <w:shd w:val="clear" w:color="auto" w:fill="333333"/>
-            <w:tcMar>
-              <w:top w:w="100" w:type="dxa"/>
-              <w:left w:w="100" w:type="dxa"/>
-              <w:bottom w:w="100" w:type="dxa"/>
-              <w:right w:w="100" w:type="dxa"/>
-            </w:tcMar>
-          </w:tcPr>
-          <w:p>
-            <w:pPr>
-              <w:widowControl w:val="0"/>
-              <w:pBdr>
-                <w:top w:val="nil"/>
-                <w:left w:val="nil"/>
-                <w:bottom w:val="nil"/>
-                <w:right w:val="nil"/>
-                <w:between w:val="nil"/>
-              </w:pBdr>
-              <w:spacing w:before="0" w:after="0"/>
-            </w:pPr>
-            <w:r>
-              <w:rPr>
-                <w:rFonts w:ascii="Consolas" w:eastAsia="Consolas" w:hAnsi="Consolas" w:cs="Consolas"/>
-                <w:color w:val="FFFFFF"/>
-                <w:shd w:val="clear" w:color="auto" w:fill="333333"/>
-              </w:rPr>
-              <w:t>.\scripts\</w:t>
-            </w:r>
-            <w:r>
-              <w:rPr>
-                <w:rFonts w:ascii="Consolas" w:eastAsia="Consolas" w:hAnsi="Consolas" w:cs="Consolas"/>
-                <w:color w:val="FCC28C"/>
-                <w:shd w:val="clear" w:color="auto" w:fill="333333"/>
-              </w:rPr>
-              <w:t>run</w:t>
-            </w:r>
-            <w:r>
-              <w:rPr>
-                <w:rFonts w:ascii="Consolas" w:eastAsia="Consolas" w:hAnsi="Consolas" w:cs="Consolas"/>
-                <w:color w:val="FFFFFF"/>
-                <w:shd w:val="clear" w:color="auto" w:fill="333333"/>
-              </w:rPr>
-              <w:t>-game.ps1</w:t>
-            </w:r>
-          </w:p>
-        </w:tc>
-      </w:tr>
-    </w:tbl>
-    <w:p/>
-    <w:p>
-      <w:r>
-        <w:t xml:space="preserve">If the app fails to start with SFML DLL/shared-library errors, make sure SFML runtime libraries are discoverable (for example, SFML </w:t>
-      </w:r>
-      <w:r>
-        <w:rPr>
-          <w:rFonts w:ascii="Roboto Mono" w:eastAsia="Roboto Mono" w:hAnsi="Roboto Mono" w:cs="Roboto Mono"/>
-          <w:color w:val="188038"/>
-        </w:rPr>
-        <w:t>bin</w:t>
-      </w:r>
-      <w:r>
-        <w:t xml:space="preserve"> on </w:t>
-      </w:r>
-      <w:r>
-        <w:rPr>
-          <w:rFonts w:ascii="Roboto Mono" w:eastAsia="Roboto Mono" w:hAnsi="Roboto Mono" w:cs="Roboto Mono"/>
-          <w:color w:val="188038"/>
-        </w:rPr>
-        <w:t>PATH</w:t>
-      </w:r>
-      <w:r>
-        <w:t xml:space="preserve"> on Windows, or equivalent library path setup on Linux/macOS).</w:t>
-      </w:r>
-    </w:p>
-    <w:p/>
-    <w:p>
-      <w:pPr>
-        <w:pStyle w:val="Heading2"/>
-      </w:pPr>
-      <w:bookmarkStart w:id="10" w:name="_dhi0xbsnnhbw" w:colFirst="0" w:colLast="0"/>
-      <w:bookmarkEnd w:id="10"/>
-      <w:r>
-        <w:rPr>
-          <w:color w:val="3C78D8"/>
-        </w:rPr>
-        <w:t>5. What to Expect</w:t>
-      </w:r>
-    </w:p>
-    <w:p>
-      <w:r>
-        <w:t>When the application starts, the main menu will be displayed. From here, you can:</w:t>
-      </w:r>
-    </w:p>
-    <w:p>
-      <w:pPr>
-        <w:numPr>
-          <w:ilvl w:val="0"/>
-          <w:numId w:val="1"/>
-        </w:numPr>
-        <w:spacing w:after="0"/>
-      </w:pPr>
-      <w:r>
-        <w:t>Start a new game</w:t>
-      </w:r>
-    </w:p>
-    <w:p>
-      <w:pPr>
-        <w:numPr>
-          <w:ilvl w:val="0"/>
-          <w:numId w:val="1"/>
-        </w:numPr>
-        <w:spacing w:before="0" w:after="0"/>
-      </w:pPr>
-      <w:r>
-        <w:t>Access the settings screen</w:t>
-      </w:r>
-    </w:p>
-    <w:p>
-      <w:pPr>
-        <w:numPr>
-          <w:ilvl w:val="0"/>
-          <w:numId w:val="1"/>
-        </w:numPr>
-        <w:spacing w:before="0"/>
-      </w:pPr>
-      <w:r>
+        <w:rPr>
+          <w:rFonts w:asciiTheme="majorHAnsi" w:hAnsiTheme="majorHAnsi" w:cstheme="majorHAnsi"/>
+        </w:rPr>
+      </w:pPr>
+      <w:r>
+        <w:rPr>
+          <w:rFonts w:asciiTheme="majorHAnsi" w:hAnsiTheme="majorHAnsi" w:cstheme="majorHAnsi"/>
+        </w:rPr>
         <w:t>Exit the application</w:t>
       </w:r>
     </w:p>
     <w:p>
       <w:pPr>
         <w:jc w:val="center"/>
-      </w:pPr>
-      <w:r>
-        <w:rPr>
+        <w:rPr>
+          <w:rFonts w:asciiTheme="majorHAnsi" w:hAnsiTheme="majorHAnsi" w:cstheme="majorHAnsi"/>
+        </w:rPr>
+      </w:pPr>
+      <w:r>
+        <w:rPr>
+          <w:rFonts w:asciiTheme="majorHAnsi" w:hAnsiTheme="majorHAnsi" w:cstheme="majorHAnsi"/>
           <w:noProof/>
         </w:rPr>
         <w:lastRenderedPageBreak/>
@@ -1897,6 +2304,7 @@
       </w:r>
       <w:r>
         <w:rPr>
+          <w:rFonts w:asciiTheme="majorHAnsi" w:hAnsiTheme="majorHAnsi" w:cstheme="majorHAnsi"/>
           <w:noProof/>
         </w:rPr>
         <w:drawing>
@@ -1937,52 +2345,85 @@
       </w:r>
     </w:p>
     <w:p>
-      <w:r>
+      <w:pPr>
+        <w:rPr>
+          <w:rFonts w:asciiTheme="majorHAnsi" w:hAnsiTheme="majorHAnsi" w:cstheme="majorHAnsi"/>
+        </w:rPr>
+      </w:pPr>
+      <w:r>
+        <w:rPr>
+          <w:rFonts w:asciiTheme="majorHAnsi" w:hAnsiTheme="majorHAnsi" w:cstheme="majorHAnsi"/>
+        </w:rPr>
         <w:t>During gameplay:</w:t>
       </w:r>
     </w:p>
     <w:p>
       <w:pPr>
-        <w:numPr>
-          <w:ilvl w:val="0"/>
-          <w:numId w:val="1"/>
+        <w:pStyle w:val="ListParagraph"/>
+        <w:numPr>
+          <w:ilvl w:val="0"/>
+          <w:numId w:val="15"/>
         </w:numPr>
         <w:spacing w:after="0"/>
-      </w:pPr>
-      <w:r>
+        <w:rPr>
+          <w:rFonts w:asciiTheme="majorHAnsi" w:hAnsiTheme="majorHAnsi" w:cstheme="majorHAnsi"/>
+        </w:rPr>
+      </w:pPr>
+      <w:r>
+        <w:rPr>
+          <w:rFonts w:asciiTheme="majorHAnsi" w:hAnsiTheme="majorHAnsi" w:cstheme="majorHAnsi"/>
+        </w:rPr>
         <w:t>The paddle appears at the bottom of the screen</w:t>
       </w:r>
     </w:p>
     <w:p>
       <w:pPr>
-        <w:numPr>
-          <w:ilvl w:val="0"/>
-          <w:numId w:val="1"/>
+        <w:pStyle w:val="ListParagraph"/>
+        <w:numPr>
+          <w:ilvl w:val="0"/>
+          <w:numId w:val="15"/>
         </w:numPr>
         <w:spacing w:before="0" w:after="0"/>
-      </w:pPr>
-      <w:r>
+        <w:rPr>
+          <w:rFonts w:asciiTheme="majorHAnsi" w:hAnsiTheme="majorHAnsi" w:cstheme="majorHAnsi"/>
+        </w:rPr>
+      </w:pPr>
+      <w:r>
+        <w:rPr>
+          <w:rFonts w:asciiTheme="majorHAnsi" w:hAnsiTheme="majorHAnsi" w:cstheme="majorHAnsi"/>
+        </w:rPr>
         <w:t>The ball launches into play and interacts with walls, the paddle, and bricks</w:t>
       </w:r>
     </w:p>
     <w:p>
       <w:pPr>
-        <w:numPr>
-          <w:ilvl w:val="0"/>
-          <w:numId w:val="1"/>
+        <w:pStyle w:val="ListParagraph"/>
+        <w:numPr>
+          <w:ilvl w:val="0"/>
+          <w:numId w:val="15"/>
         </w:numPr>
         <w:spacing w:before="0"/>
-      </w:pPr>
-      <w:r>
+        <w:rPr>
+          <w:rFonts w:asciiTheme="majorHAnsi" w:hAnsiTheme="majorHAnsi" w:cstheme="majorHAnsi"/>
+        </w:rPr>
+      </w:pPr>
+      <w:r>
+        <w:rPr>
+          <w:rFonts w:asciiTheme="majorHAnsi" w:hAnsiTheme="majorHAnsi" w:cstheme="majorHAnsi"/>
+        </w:rPr>
         <w:t>Score and remaining lives are displayed on screen</w:t>
       </w:r>
     </w:p>
     <w:p>
       <w:pPr>
         <w:jc w:val="center"/>
-      </w:pPr>
-      <w:r>
-        <w:rPr>
+        <w:rPr>
+          <w:rFonts w:asciiTheme="majorHAnsi" w:hAnsiTheme="majorHAnsi" w:cstheme="majorHAnsi"/>
+        </w:rPr>
+      </w:pPr>
+      <w:r>
+        <w:rPr>
+          <w:rFonts w:asciiTheme="majorHAnsi" w:hAnsiTheme="majorHAnsi" w:cstheme="majorHAnsi"/>
           <w:noProof/>
         </w:rPr>
         <w:drawing>
@@ -2023,43 +2464,80 @@
       </w:r>
     </w:p>
     <w:p>
-      <w:r>
+      <w:pPr>
+        <w:rPr>
+          <w:rFonts w:asciiTheme="majorHAnsi" w:hAnsiTheme="majorHAnsi" w:cstheme="majorHAnsi"/>
+        </w:rPr>
+      </w:pPr>
+      <w:r>
+        <w:rPr>
+          <w:rFonts w:asciiTheme="majorHAnsi" w:hAnsiTheme="majorHAnsi" w:cstheme="majorHAnsi"/>
+        </w:rPr>
         <w:t>At the end of a round:</w:t>
       </w:r>
     </w:p>
     <w:p>
       <w:pPr>
-        <w:numPr>
-          <w:ilvl w:val="0"/>
-          <w:numId w:val="1"/>
+        <w:pStyle w:val="ListParagraph"/>
+        <w:numPr>
+          <w:ilvl w:val="0"/>
+          <w:numId w:val="14"/>
         </w:numPr>
         <w:spacing w:after="0"/>
-      </w:pPr>
-      <w:r>
+        <w:rPr>
+          <w:rFonts w:asciiTheme="majorHAnsi" w:hAnsiTheme="majorHAnsi" w:cstheme="majorHAnsi"/>
+        </w:rPr>
+      </w:pPr>
+      <w:r>
+        <w:rPr>
+          <w:rFonts w:asciiTheme="majorHAnsi" w:hAnsiTheme="majorHAnsi" w:cstheme="majorHAnsi"/>
+        </w:rPr>
         <w:t>A win screen appears if all bricks are cleared</w:t>
       </w:r>
     </w:p>
     <w:p>
       <w:pPr>
-        <w:numPr>
-          <w:ilvl w:val="0"/>
-          <w:numId w:val="1"/>
+        <w:pStyle w:val="ListParagraph"/>
+        <w:numPr>
+          <w:ilvl w:val="0"/>
+          <w:numId w:val="14"/>
         </w:numPr>
         <w:spacing w:before="0"/>
-      </w:pPr>
-      <w:r>
+        <w:rPr>
+          <w:rFonts w:asciiTheme="majorHAnsi" w:hAnsiTheme="majorHAnsi" w:cstheme="majorHAnsi"/>
+        </w:rPr>
+      </w:pPr>
+      <w:r>
+        <w:rPr>
+          <w:rFonts w:asciiTheme="majorHAnsi" w:hAnsiTheme="majorHAnsi" w:cstheme="majorHAnsi"/>
+        </w:rPr>
         <w:t>A game-over screen appears if all lives are lost</w:t>
       </w:r>
     </w:p>
     <w:p>
-      <w:r>
+      <w:pPr>
+        <w:rPr>
+          <w:rFonts w:asciiTheme="majorHAnsi" w:hAnsiTheme="majorHAnsi" w:cstheme="majorHAnsi"/>
+        </w:rPr>
+      </w:pPr>
+      <w:r>
+        <w:rPr>
+          <w:rFonts w:asciiTheme="majorHAnsi" w:hAnsiTheme="majorHAnsi" w:cstheme="majorHAnsi"/>
+        </w:rPr>
         <w:lastRenderedPageBreak/>
         <w:t>From either state, you can restart or return to the main menu.</w:t>
       </w:r>
     </w:p>
     <w:p>
-      <w:r>
-        <w:rPr>
+      <w:pPr>
+        <w:rPr>
+          <w:rFonts w:asciiTheme="majorHAnsi" w:hAnsiTheme="majorHAnsi" w:cstheme="majorHAnsi"/>
+          <w:color w:val="3C78D8"/>
+        </w:rPr>
+      </w:pPr>
+      <w:r>
+        <w:rPr>
+          <w:rFonts w:asciiTheme="majorHAnsi" w:hAnsiTheme="majorHAnsi" w:cstheme="majorHAnsi"/>
           <w:noProof/>
         </w:rPr>
         <w:drawing>
@@ -2100,6 +2578,7 @@
       </w:r>
       <w:r>
         <w:rPr>
+          <w:rFonts w:asciiTheme="majorHAnsi" w:hAnsiTheme="majorHAnsi" w:cstheme="majorHAnsi"/>
           <w:noProof/>
         </w:rPr>
         <w:drawing>
@@ -2138,632 +2617,731 @@
           </wp:inline>
         </w:drawing>
       </w:r>
-    </w:p>
-    <w:p/>
+      <w:bookmarkStart w:id="11" w:name="_ghih5sfrcv7x" w:colFirst="0" w:colLast="0"/>
+      <w:bookmarkStart w:id="12" w:name="_gbw5l82o6t0x" w:colFirst="0" w:colLast="0"/>
+      <w:bookmarkEnd w:id="11"/>
+      <w:bookmarkEnd w:id="12"/>
+    </w:p>
+    <w:p>
+      <w:pPr>
+        <w:rPr>
+          <w:rFonts w:asciiTheme="majorHAnsi" w:hAnsiTheme="majorHAnsi" w:cstheme="majorHAnsi"/>
+          <w:color w:val="3C78D8"/>
+        </w:rPr>
+      </w:pPr>
+    </w:p>
+    <w:p>
+      <w:pPr>
+        <w:rPr>
+          <w:rFonts w:asciiTheme="majorHAnsi" w:hAnsiTheme="majorHAnsi" w:cstheme="majorHAnsi"/>
+          <w:color w:val="3C78D8"/>
+        </w:rPr>
+      </w:pPr>
+    </w:p>
+    <w:p>
+      <w:pPr>
+        <w:rPr>
+          <w:rFonts w:asciiTheme="majorHAnsi" w:hAnsiTheme="majorHAnsi" w:cstheme="majorHAnsi"/>
+          <w:color w:val="3C78D8"/>
+        </w:rPr>
+      </w:pPr>
+    </w:p>
+    <w:p>
+      <w:pPr>
+        <w:rPr>
+          <w:rFonts w:asciiTheme="majorHAnsi" w:hAnsiTheme="majorHAnsi" w:cstheme="majorHAnsi"/>
+          <w:color w:val="3C78D8"/>
+        </w:rPr>
+      </w:pPr>
+    </w:p>
+    <w:p>
+      <w:pPr>
+        <w:rPr>
+          <w:rFonts w:asciiTheme="majorHAnsi" w:hAnsiTheme="majorHAnsi" w:cstheme="majorHAnsi"/>
+          <w:color w:val="3C78D8"/>
+        </w:rPr>
+      </w:pPr>
+    </w:p>
+    <w:p>
+      <w:pPr>
+        <w:rPr>
+          <w:rFonts w:asciiTheme="majorHAnsi" w:hAnsiTheme="majorHAnsi" w:cstheme="majorHAnsi"/>
+          <w:color w:val="3C78D8"/>
+        </w:rPr>
+      </w:pPr>
+    </w:p>
+    <w:p>
+      <w:pPr>
+        <w:rPr>
+          <w:rFonts w:asciiTheme="majorHAnsi" w:hAnsiTheme="majorHAnsi" w:cstheme="majorHAnsi"/>
+          <w:color w:val="3C78D8"/>
+        </w:rPr>
+      </w:pPr>
+    </w:p>
+    <w:p>
+      <w:pPr>
+        <w:rPr>
+          <w:rFonts w:asciiTheme="majorHAnsi" w:hAnsiTheme="majorHAnsi" w:cstheme="majorHAnsi"/>
+          <w:color w:val="3C78D8"/>
+        </w:rPr>
+      </w:pPr>
+    </w:p>
+    <w:p>
+      <w:pPr>
+        <w:rPr>
+          <w:rFonts w:asciiTheme="majorHAnsi" w:hAnsiTheme="majorHAnsi" w:cstheme="majorHAnsi"/>
+          <w:color w:val="3C78D8"/>
+        </w:rPr>
+      </w:pPr>
+    </w:p>
+    <w:p>
+      <w:pPr>
+        <w:rPr>
+          <w:rFonts w:asciiTheme="majorHAnsi" w:hAnsiTheme="majorHAnsi" w:cstheme="majorHAnsi"/>
+          <w:color w:val="3C78D8"/>
+        </w:rPr>
+      </w:pPr>
+    </w:p>
+    <w:p>
+      <w:pPr>
+        <w:rPr>
+          <w:rFonts w:asciiTheme="majorHAnsi" w:hAnsiTheme="majorHAnsi" w:cstheme="majorHAnsi"/>
+          <w:color w:val="3C78D8"/>
+        </w:rPr>
+      </w:pPr>
+    </w:p>
+    <w:p>
+      <w:pPr>
+        <w:rPr>
+          <w:rFonts w:asciiTheme="majorHAnsi" w:hAnsiTheme="majorHAnsi" w:cstheme="majorHAnsi"/>
+          <w:color w:val="3C78D8"/>
+        </w:rPr>
+      </w:pPr>
+    </w:p>
+    <w:p>
+      <w:pPr>
+        <w:rPr>
+          <w:rFonts w:asciiTheme="majorHAnsi" w:hAnsiTheme="majorHAnsi" w:cstheme="majorHAnsi"/>
+          <w:color w:val="3C78D8"/>
+        </w:rPr>
+      </w:pPr>
+    </w:p>
+    <w:p>
+      <w:pPr>
+        <w:rPr>
+          <w:rFonts w:asciiTheme="majorHAnsi" w:hAnsiTheme="majorHAnsi" w:cstheme="majorHAnsi"/>
+          <w:color w:val="3C78D8"/>
+        </w:rPr>
+      </w:pPr>
+    </w:p>
     <w:p>
       <w:pPr>
         <w:pStyle w:val="Heading2"/>
         <w:rPr>
+          <w:rFonts w:asciiTheme="majorHAnsi" w:hAnsiTheme="majorHAnsi" w:cstheme="majorHAnsi"/>
           <w:color w:val="3C78D8"/>
         </w:rPr>
       </w:pPr>
-      <w:bookmarkStart w:id="11" w:name="_ghih5sfrcv7x" w:colFirst="0" w:colLast="0"/>
-      <w:bookmarkEnd w:id="11"/>
-      <w:r>
-        <w:rPr>
+      <w:r>
+        <w:rPr>
+          <w:rFonts w:asciiTheme="majorHAnsi" w:hAnsiTheme="majorHAnsi" w:cstheme="majorHAnsi"/>
           <w:color w:val="3C78D8"/>
         </w:rPr>
+        <w:lastRenderedPageBreak/>
         <w:t>6. Controls</w:t>
       </w:r>
     </w:p>
     <w:p>
       <w:pPr>
-        <w:pStyle w:val="Heading3"/>
-        <w:ind w:left="0"/>
-      </w:pPr>
-      <w:r>
-        <w:t xml:space="preserve">  </w:t>
-      </w:r>
-      <w:r>
-        <w:t xml:space="preserve">6.1 Keyboard: </w:t>
-      </w:r>
-    </w:p>
-    <w:p>
-      <w:pPr>
-        <w:pStyle w:val="Heading4"/>
-        <w:ind w:firstLine="360"/>
-      </w:pPr>
-      <w:bookmarkStart w:id="12" w:name="_k1qlqfwhjprm" w:colFirst="0" w:colLast="0"/>
-      <w:bookmarkEnd w:id="12"/>
-      <w:r>
+        <w:rPr>
+          <w:rFonts w:asciiTheme="majorHAnsi" w:hAnsiTheme="majorHAnsi" w:cstheme="majorHAnsi"/>
+        </w:rPr>
+      </w:pPr>
+      <w:r>
+        <w:rPr>
+          <w:rFonts w:asciiTheme="majorHAnsi" w:hAnsiTheme="majorHAnsi" w:cstheme="majorHAnsi"/>
+        </w:rPr>
+        <w:t>6.1 Keyboard</w:t>
+      </w:r>
+    </w:p>
+    <w:p>
+      <w:pPr>
+        <w:ind w:left="720"/>
+        <w:rPr>
+          <w:rFonts w:asciiTheme="majorHAnsi" w:hAnsiTheme="majorHAnsi" w:cstheme="majorHAnsi"/>
+        </w:rPr>
+      </w:pPr>
+      <w:r>
+        <w:rPr>
+          <w:rFonts w:asciiTheme="majorHAnsi" w:hAnsiTheme="majorHAnsi" w:cstheme="majorHAnsi"/>
+        </w:rPr>
         <w:t>Main menu</w:t>
       </w:r>
     </w:p>
     <w:p>
       <w:pPr>
-        <w:numPr>
-          <w:ilvl w:val="0"/>
-          <w:numId w:val="1"/>
+        <w:pStyle w:val="ListParagraph"/>
+        <w:numPr>
+          <w:ilvl w:val="0"/>
+          <w:numId w:val="5"/>
+        </w:numPr>
+        <w:rPr>
+          <w:rFonts w:asciiTheme="majorHAnsi" w:hAnsiTheme="majorHAnsi" w:cstheme="majorHAnsi"/>
+        </w:rPr>
+      </w:pPr>
+      <w:r>
+        <w:rPr>
+          <w:rFonts w:asciiTheme="majorHAnsi" w:hAnsiTheme="majorHAnsi" w:cstheme="majorHAnsi"/>
+        </w:rPr>
+        <w:t>Up / Down: Move menu selection</w:t>
+      </w:r>
+    </w:p>
+    <w:p>
+      <w:pPr>
+        <w:pStyle w:val="ListParagraph"/>
+        <w:numPr>
+          <w:ilvl w:val="0"/>
+          <w:numId w:val="5"/>
+        </w:numPr>
+        <w:rPr>
+          <w:rFonts w:asciiTheme="majorHAnsi" w:hAnsiTheme="majorHAnsi" w:cstheme="majorHAnsi"/>
+        </w:rPr>
+      </w:pPr>
+      <w:r>
+        <w:rPr>
+          <w:rFonts w:asciiTheme="majorHAnsi" w:hAnsiTheme="majorHAnsi" w:cstheme="majorHAnsi"/>
+        </w:rPr>
+        <w:t>Enter: Confirm selected menu option</w:t>
+      </w:r>
+    </w:p>
+    <w:p>
+      <w:pPr>
+        <w:pStyle w:val="ListParagraph"/>
+        <w:numPr>
+          <w:ilvl w:val="0"/>
+          <w:numId w:val="5"/>
+        </w:numPr>
+        <w:rPr>
+          <w:rFonts w:asciiTheme="majorHAnsi" w:hAnsiTheme="majorHAnsi" w:cstheme="majorHAnsi"/>
+        </w:rPr>
+      </w:pPr>
+      <w:r>
+        <w:rPr>
+          <w:rFonts w:asciiTheme="majorHAnsi" w:hAnsiTheme="majorHAnsi" w:cstheme="majorHAnsi"/>
+        </w:rPr>
+        <w:t>1 / 2 / 3: In no-font fallback mode, choose Play, Settings, or Quit</w:t>
+      </w:r>
+    </w:p>
+    <w:p>
+      <w:pPr>
+        <w:ind w:left="720"/>
+        <w:rPr>
+          <w:rFonts w:asciiTheme="majorHAnsi" w:hAnsiTheme="majorHAnsi" w:cstheme="majorHAnsi"/>
+        </w:rPr>
+      </w:pPr>
+      <w:r>
+        <w:rPr>
+          <w:rFonts w:asciiTheme="majorHAnsi" w:hAnsiTheme="majorHAnsi" w:cstheme="majorHAnsi"/>
+        </w:rPr>
+        <w:t>Settings screen</w:t>
+      </w:r>
+    </w:p>
+    <w:p>
+      <w:pPr>
+        <w:pStyle w:val="ListParagraph"/>
+        <w:numPr>
+          <w:ilvl w:val="0"/>
+          <w:numId w:val="6"/>
+        </w:numPr>
+        <w:rPr>
+          <w:rFonts w:asciiTheme="majorHAnsi" w:hAnsiTheme="majorHAnsi" w:cstheme="majorHAnsi"/>
+        </w:rPr>
+      </w:pPr>
+      <w:r>
+        <w:rPr>
+          <w:rFonts w:asciiTheme="majorHAnsi" w:hAnsiTheme="majorHAnsi" w:cstheme="majorHAnsi"/>
+        </w:rPr>
+        <w:t>Up / Down: Select Paddle Speed, Ball Speed, Music Volume, or Back to Menu</w:t>
+      </w:r>
+    </w:p>
+    <w:p>
+      <w:pPr>
+        <w:pStyle w:val="ListParagraph"/>
+        <w:numPr>
+          <w:ilvl w:val="0"/>
+          <w:numId w:val="6"/>
+        </w:numPr>
+        <w:rPr>
+          <w:rFonts w:asciiTheme="majorHAnsi" w:hAnsiTheme="majorHAnsi" w:cstheme="majorHAnsi"/>
+        </w:rPr>
+      </w:pPr>
+      <w:r>
+        <w:rPr>
+          <w:rFonts w:asciiTheme="majorHAnsi" w:hAnsiTheme="majorHAnsi" w:cstheme="majorHAnsi"/>
+        </w:rPr>
+        <w:t>Left / Right: Adjust the selected setting</w:t>
+      </w:r>
+    </w:p>
+    <w:p>
+      <w:pPr>
+        <w:pStyle w:val="ListParagraph"/>
+        <w:numPr>
+          <w:ilvl w:val="0"/>
+          <w:numId w:val="6"/>
+        </w:numPr>
+        <w:rPr>
+          <w:rFonts w:asciiTheme="majorHAnsi" w:hAnsiTheme="majorHAnsi" w:cstheme="majorHAnsi"/>
+        </w:rPr>
+      </w:pPr>
+      <w:r>
+        <w:rPr>
+          <w:rFonts w:asciiTheme="majorHAnsi" w:hAnsiTheme="majorHAnsi" w:cstheme="majorHAnsi"/>
+        </w:rPr>
+        <w:t>Enter on Back to Menu: Return to main menu</w:t>
+      </w:r>
+    </w:p>
+    <w:p>
+      <w:pPr>
+        <w:pStyle w:val="ListParagraph"/>
+        <w:numPr>
+          <w:ilvl w:val="0"/>
+          <w:numId w:val="6"/>
+        </w:numPr>
+        <w:rPr>
+          <w:rFonts w:asciiTheme="majorHAnsi" w:hAnsiTheme="majorHAnsi" w:cstheme="majorHAnsi"/>
+        </w:rPr>
+      </w:pPr>
+      <w:r>
+        <w:rPr>
+          <w:rFonts w:asciiTheme="majorHAnsi" w:hAnsiTheme="majorHAnsi" w:cstheme="majorHAnsi"/>
+        </w:rPr>
+        <w:t>Esc or Backspace: Return to main menu</w:t>
+      </w:r>
+    </w:p>
+    <w:p>
+      <w:pPr>
+        <w:ind w:left="720"/>
+        <w:rPr>
+          <w:rFonts w:asciiTheme="majorHAnsi" w:hAnsiTheme="majorHAnsi" w:cstheme="majorHAnsi"/>
+        </w:rPr>
+      </w:pPr>
+      <w:r>
+        <w:rPr>
+          <w:rFonts w:asciiTheme="majorHAnsi" w:hAnsiTheme="majorHAnsi" w:cstheme="majorHAnsi"/>
+        </w:rPr>
+        <w:t>During gameplay</w:t>
+      </w:r>
+    </w:p>
+    <w:p>
+      <w:pPr>
+        <w:pStyle w:val="ListParagraph"/>
+        <w:numPr>
+          <w:ilvl w:val="0"/>
+          <w:numId w:val="7"/>
+        </w:numPr>
+        <w:rPr>
+          <w:rFonts w:asciiTheme="majorHAnsi" w:hAnsiTheme="majorHAnsi" w:cstheme="majorHAnsi"/>
+        </w:rPr>
+      </w:pPr>
+      <w:r>
+        <w:rPr>
+          <w:rFonts w:asciiTheme="majorHAnsi" w:hAnsiTheme="majorHAnsi" w:cstheme="majorHAnsi"/>
+        </w:rPr>
+        <w:t>Left Arrow or A: Move paddle left</w:t>
+      </w:r>
+    </w:p>
+    <w:p>
+      <w:pPr>
+        <w:pStyle w:val="ListParagraph"/>
+        <w:numPr>
+          <w:ilvl w:val="0"/>
+          <w:numId w:val="7"/>
+        </w:numPr>
+        <w:rPr>
+          <w:rFonts w:asciiTheme="majorHAnsi" w:hAnsiTheme="majorHAnsi" w:cstheme="majorHAnsi"/>
+        </w:rPr>
+      </w:pPr>
+      <w:r>
+        <w:rPr>
+          <w:rFonts w:asciiTheme="majorHAnsi" w:hAnsiTheme="majorHAnsi" w:cstheme="majorHAnsi"/>
+        </w:rPr>
+        <w:t>Right Arrow or D: Move paddle right</w:t>
+      </w:r>
+    </w:p>
+    <w:p>
+      <w:pPr>
+        <w:pStyle w:val="ListParagraph"/>
+        <w:numPr>
+          <w:ilvl w:val="0"/>
+          <w:numId w:val="7"/>
+        </w:numPr>
+        <w:rPr>
+          <w:rFonts w:asciiTheme="majorHAnsi" w:hAnsiTheme="majorHAnsi" w:cstheme="majorHAnsi"/>
+        </w:rPr>
+      </w:pPr>
+      <w:r>
+        <w:rPr>
+          <w:rFonts w:asciiTheme="majorHAnsi" w:hAnsiTheme="majorHAnsi" w:cstheme="majorHAnsi"/>
+        </w:rPr>
+        <w:t>Esc: Return to main menu during active play</w:t>
+      </w:r>
+    </w:p>
+    <w:p>
+      <w:pPr>
+        <w:rPr>
+          <w:rFonts w:asciiTheme="majorHAnsi" w:hAnsiTheme="majorHAnsi" w:cstheme="majorHAnsi"/>
+        </w:rPr>
+      </w:pPr>
+    </w:p>
+    <w:p>
+      <w:pPr>
+        <w:ind w:left="720"/>
+        <w:rPr>
+          <w:rFonts w:asciiTheme="majorHAnsi" w:hAnsiTheme="majorHAnsi" w:cstheme="majorHAnsi"/>
+        </w:rPr>
+      </w:pPr>
+      <w:r>
+        <w:rPr>
+          <w:rFonts w:asciiTheme="majorHAnsi" w:hAnsiTheme="majorHAnsi" w:cstheme="majorHAnsi"/>
+        </w:rPr>
+        <w:t>Starting or resuming play</w:t>
+      </w:r>
+    </w:p>
+    <w:p>
+      <w:pPr>
+        <w:pStyle w:val="ListParagraph"/>
+        <w:numPr>
+          <w:ilvl w:val="0"/>
+          <w:numId w:val="8"/>
+        </w:numPr>
+        <w:rPr>
+          <w:rFonts w:asciiTheme="majorHAnsi" w:hAnsiTheme="majorHAnsi" w:cstheme="majorHAnsi"/>
+        </w:rPr>
+      </w:pPr>
+      <w:r>
+        <w:rPr>
+          <w:rFonts w:asciiTheme="majorHAnsi" w:hAnsiTheme="majorHAnsi" w:cstheme="majorHAnsi"/>
+        </w:rPr>
+        <w:t>After starting a game or losing a life, the ball is paused until the player moves the paddle with Left/A or Right/D.</w:t>
+      </w:r>
+    </w:p>
+    <w:p>
+      <w:pPr>
+        <w:ind w:left="720"/>
+        <w:rPr>
+          <w:rFonts w:asciiTheme="majorHAnsi" w:hAnsiTheme="majorHAnsi" w:cstheme="majorHAnsi"/>
+        </w:rPr>
+      </w:pPr>
+      <w:r>
+        <w:rPr>
+          <w:rFonts w:asciiTheme="majorHAnsi" w:hAnsiTheme="majorHAnsi" w:cstheme="majorHAnsi"/>
+        </w:rPr>
+        <w:t>After win or game over</w:t>
+      </w:r>
+    </w:p>
+    <w:p>
+      <w:pPr>
+        <w:pStyle w:val="ListParagraph"/>
+        <w:numPr>
+          <w:ilvl w:val="0"/>
+          <w:numId w:val="8"/>
+        </w:numPr>
+        <w:rPr>
+          <w:rFonts w:asciiTheme="majorHAnsi" w:hAnsiTheme="majorHAnsi" w:cstheme="majorHAnsi"/>
+        </w:rPr>
+      </w:pPr>
+      <w:r>
+        <w:rPr>
+          <w:rFonts w:asciiTheme="majorHAnsi" w:hAnsiTheme="majorHAnsi" w:cstheme="majorHAnsi"/>
+        </w:rPr>
+        <w:t>R or Space: Start a new round</w:t>
+      </w:r>
+    </w:p>
+    <w:p>
+      <w:pPr>
+        <w:pStyle w:val="ListParagraph"/>
+        <w:numPr>
+          <w:ilvl w:val="0"/>
+          <w:numId w:val="8"/>
+        </w:numPr>
+        <w:rPr>
+          <w:rFonts w:asciiTheme="majorHAnsi" w:hAnsiTheme="majorHAnsi" w:cstheme="majorHAnsi"/>
+        </w:rPr>
+      </w:pPr>
+      <w:r>
+        <w:rPr>
+          <w:rFonts w:asciiTheme="majorHAnsi" w:hAnsiTheme="majorHAnsi" w:cstheme="majorHAnsi"/>
+        </w:rPr>
+        <w:t>M or Esc: Return to main menu</w:t>
+      </w:r>
+    </w:p>
+    <w:p>
+      <w:pPr>
+        <w:rPr>
+          <w:rFonts w:asciiTheme="majorHAnsi" w:hAnsiTheme="majorHAnsi" w:cstheme="majorHAnsi"/>
+        </w:rPr>
+      </w:pPr>
+    </w:p>
+    <w:p>
+      <w:pPr>
+        <w:rPr>
+          <w:rFonts w:asciiTheme="majorHAnsi" w:hAnsiTheme="majorHAnsi" w:cstheme="majorHAnsi"/>
+        </w:rPr>
+      </w:pPr>
+      <w:r>
+        <w:rPr>
+          <w:rFonts w:asciiTheme="majorHAnsi" w:hAnsiTheme="majorHAnsi" w:cstheme="majorHAnsi"/>
+        </w:rPr>
+        <w:t>6.2 Mouse</w:t>
+      </w:r>
+    </w:p>
+    <w:p>
+      <w:pPr>
+        <w:ind w:left="720"/>
+        <w:rPr>
+          <w:rFonts w:asciiTheme="majorHAnsi" w:hAnsiTheme="majorHAnsi" w:cstheme="majorHAnsi"/>
+        </w:rPr>
+      </w:pPr>
+      <w:r>
+        <w:rPr>
+          <w:rFonts w:asciiTheme="majorHAnsi" w:hAnsiTheme="majorHAnsi" w:cstheme="majorHAnsi"/>
+        </w:rPr>
+        <w:t>Main menu</w:t>
+      </w:r>
+    </w:p>
+    <w:p>
+      <w:pPr>
+        <w:pStyle w:val="ListParagraph"/>
+        <w:numPr>
+          <w:ilvl w:val="0"/>
+          <w:numId w:val="9"/>
+        </w:numPr>
+        <w:rPr>
+          <w:rFonts w:asciiTheme="majorHAnsi" w:hAnsiTheme="majorHAnsi" w:cstheme="majorHAnsi"/>
+        </w:rPr>
+      </w:pPr>
+      <w:r>
+        <w:rPr>
+          <w:rFonts w:asciiTheme="majorHAnsi" w:hAnsiTheme="majorHAnsi" w:cstheme="majorHAnsi"/>
+        </w:rPr>
+        <w:t>Click Play to start a new game</w:t>
+      </w:r>
+    </w:p>
+    <w:p>
+      <w:pPr>
+        <w:pStyle w:val="ListParagraph"/>
+        <w:numPr>
+          <w:ilvl w:val="0"/>
+          <w:numId w:val="9"/>
+        </w:numPr>
+        <w:rPr>
+          <w:rFonts w:asciiTheme="majorHAnsi" w:hAnsiTheme="majorHAnsi" w:cstheme="majorHAnsi"/>
+        </w:rPr>
+      </w:pPr>
+      <w:r>
+        <w:rPr>
+          <w:rFonts w:asciiTheme="majorHAnsi" w:hAnsiTheme="majorHAnsi" w:cstheme="majorHAnsi"/>
+        </w:rPr>
+        <w:t>Click Settings to open the settings screen</w:t>
+      </w:r>
+    </w:p>
+    <w:p>
+      <w:pPr>
+        <w:pStyle w:val="ListParagraph"/>
+        <w:numPr>
+          <w:ilvl w:val="0"/>
+          <w:numId w:val="9"/>
+        </w:numPr>
+        <w:rPr>
+          <w:rFonts w:asciiTheme="majorHAnsi" w:hAnsiTheme="majorHAnsi" w:cstheme="majorHAnsi"/>
+        </w:rPr>
+      </w:pPr>
+      <w:r>
+        <w:rPr>
+          <w:rFonts w:asciiTheme="majorHAnsi" w:hAnsiTheme="majorHAnsi" w:cstheme="majorHAnsi"/>
+        </w:rPr>
+        <w:t>Click Quit to exit the application</w:t>
+      </w:r>
+    </w:p>
+    <w:p>
+      <w:pPr>
+        <w:ind w:left="720"/>
+        <w:rPr>
+          <w:rFonts w:asciiTheme="majorHAnsi" w:hAnsiTheme="majorHAnsi" w:cstheme="majorHAnsi"/>
+        </w:rPr>
+      </w:pPr>
+    </w:p>
+    <w:p>
+      <w:pPr>
+        <w:ind w:left="720"/>
+        <w:rPr>
+          <w:rFonts w:asciiTheme="majorHAnsi" w:hAnsiTheme="majorHAnsi" w:cstheme="majorHAnsi"/>
+        </w:rPr>
+      </w:pPr>
+      <w:r>
+        <w:rPr>
+          <w:rFonts w:asciiTheme="majorHAnsi" w:hAnsiTheme="majorHAnsi" w:cstheme="majorHAnsi"/>
+        </w:rPr>
+        <w:t>Settings screen</w:t>
+      </w:r>
+    </w:p>
+    <w:p>
+      <w:pPr>
+        <w:pStyle w:val="ListParagraph"/>
+        <w:numPr>
+          <w:ilvl w:val="0"/>
+          <w:numId w:val="10"/>
+        </w:numPr>
+        <w:rPr>
+          <w:rFonts w:asciiTheme="majorHAnsi" w:hAnsiTheme="majorHAnsi" w:cstheme="majorHAnsi"/>
+        </w:rPr>
+      </w:pPr>
+      <w:r>
+        <w:rPr>
+          <w:rFonts w:asciiTheme="majorHAnsi" w:hAnsiTheme="majorHAnsi" w:cstheme="majorHAnsi"/>
+        </w:rPr>
+        <w:t>Click Back to Menu to return to the main menu</w:t>
+      </w:r>
+    </w:p>
+    <w:p>
+      <w:pPr>
+        <w:pStyle w:val="Heading2"/>
+        <w:rPr>
+          <w:rFonts w:asciiTheme="majorHAnsi" w:hAnsiTheme="majorHAnsi" w:cstheme="majorHAnsi"/>
+        </w:rPr>
+      </w:pPr>
+      <w:r>
+        <w:rPr>
+          <w:rFonts w:asciiTheme="majorHAnsi" w:hAnsiTheme="majorHAnsi" w:cstheme="majorHAnsi"/>
+          <w:color w:val="3C78D8"/>
+        </w:rPr>
+        <w:t>7. Gameplay Overview</w:t>
+      </w:r>
+    </w:p>
+    <w:p>
+      <w:pPr>
+        <w:pStyle w:val="ListParagraph"/>
+        <w:numPr>
+          <w:ilvl w:val="0"/>
+          <w:numId w:val="10"/>
         </w:numPr>
         <w:spacing w:after="0"/>
-      </w:pPr>
-      <w:r>
-        <w:rPr>
-          <w:rFonts w:ascii="Roboto Mono" w:eastAsia="Roboto Mono" w:hAnsi="Roboto Mono" w:cs="Roboto Mono"/>
-          <w:color w:val="188038"/>
-        </w:rPr>
-        <w:t>Up</w:t>
-      </w:r>
-      <w:r>
-        <w:t xml:space="preserve"> / </w:t>
-      </w:r>
-      <w:r>
-        <w:rPr>
-          <w:rFonts w:ascii="Roboto Mono" w:eastAsia="Roboto Mono" w:hAnsi="Roboto Mono" w:cs="Roboto Mono"/>
-          <w:color w:val="188038"/>
-        </w:rPr>
-        <w:t>Down</w:t>
-      </w:r>
-      <w:r>
-        <w:t>: move menu selection</w:t>
-      </w:r>
-    </w:p>
-    <w:p>
-      <w:pPr>
-        <w:numPr>
-          <w:ilvl w:val="0"/>
-          <w:numId w:val="1"/>
+        <w:rPr>
+          <w:rFonts w:asciiTheme="majorHAnsi" w:hAnsiTheme="majorHAnsi" w:cstheme="majorHAnsi"/>
+        </w:rPr>
+      </w:pPr>
+      <w:r>
+        <w:rPr>
+          <w:rFonts w:asciiTheme="majorHAnsi" w:hAnsiTheme="majorHAnsi" w:cstheme="majorHAnsi"/>
+        </w:rPr>
+        <w:t>Start from the main menu, then choose Play.</w:t>
+      </w:r>
+    </w:p>
+    <w:p>
+      <w:pPr>
+        <w:pStyle w:val="ListParagraph"/>
+        <w:numPr>
+          <w:ilvl w:val="0"/>
+          <w:numId w:val="10"/>
+        </w:numPr>
+        <w:spacing w:before="0" w:after="0"/>
+        <w:rPr>
+          <w:rFonts w:asciiTheme="majorHAnsi" w:hAnsiTheme="majorHAnsi" w:cstheme="majorHAnsi"/>
+        </w:rPr>
+      </w:pPr>
+      <w:r>
+        <w:rPr>
+          <w:rFonts w:asciiTheme="majorHAnsi" w:hAnsiTheme="majorHAnsi" w:cstheme="majorHAnsi"/>
+        </w:rPr>
+        <w:t>Move the paddle to keep the ball from falling.</w:t>
+      </w:r>
+    </w:p>
+    <w:p>
+      <w:pPr>
+        <w:pStyle w:val="ListParagraph"/>
+        <w:numPr>
+          <w:ilvl w:val="0"/>
+          <w:numId w:val="10"/>
+        </w:numPr>
+        <w:spacing w:before="0" w:after="0"/>
+        <w:rPr>
+          <w:rFonts w:asciiTheme="majorHAnsi" w:hAnsiTheme="majorHAnsi" w:cstheme="majorHAnsi"/>
+        </w:rPr>
+      </w:pPr>
+      <w:r>
+        <w:rPr>
+          <w:rFonts w:asciiTheme="majorHAnsi" w:hAnsiTheme="majorHAnsi" w:cstheme="majorHAnsi"/>
+        </w:rPr>
+        <w:t>Each brick hit removes a brick and increases score.</w:t>
+      </w:r>
+    </w:p>
+    <w:p>
+      <w:pPr>
+        <w:pStyle w:val="ListParagraph"/>
+        <w:numPr>
+          <w:ilvl w:val="0"/>
+          <w:numId w:val="10"/>
+        </w:numPr>
+        <w:spacing w:before="0" w:after="0"/>
+        <w:rPr>
+          <w:rFonts w:asciiTheme="majorHAnsi" w:hAnsiTheme="majorHAnsi" w:cstheme="majorHAnsi"/>
+        </w:rPr>
+      </w:pPr>
+      <w:r>
+        <w:rPr>
+          <w:rFonts w:asciiTheme="majorHAnsi" w:hAnsiTheme="majorHAnsi" w:cstheme="majorHAnsi"/>
+        </w:rPr>
+        <w:t>If the ball falls below the paddle, you lose one life and the ball resets.</w:t>
+      </w:r>
+    </w:p>
+    <w:p>
+      <w:pPr>
+        <w:pStyle w:val="ListParagraph"/>
+        <w:numPr>
+          <w:ilvl w:val="0"/>
+          <w:numId w:val="10"/>
+        </w:numPr>
+        <w:spacing w:before="0" w:after="0"/>
+        <w:rPr>
+          <w:rFonts w:asciiTheme="majorHAnsi" w:hAnsiTheme="majorHAnsi" w:cstheme="majorHAnsi"/>
+        </w:rPr>
+      </w:pPr>
+      <w:r>
+        <w:rPr>
+          <w:rFonts w:asciiTheme="majorHAnsi" w:hAnsiTheme="majorHAnsi" w:cstheme="majorHAnsi"/>
+        </w:rPr>
+        <w:t>Win condition: all bricks are destroyed.</w:t>
+      </w:r>
+    </w:p>
+    <w:p>
+      <w:pPr>
+        <w:pStyle w:val="ListParagraph"/>
+        <w:numPr>
+          <w:ilvl w:val="0"/>
+          <w:numId w:val="10"/>
         </w:numPr>
         <w:spacing w:before="0"/>
-      </w:pPr>
-      <w:r>
-        <w:rPr>
-          <w:rFonts w:ascii="Roboto Mono" w:eastAsia="Roboto Mono" w:hAnsi="Roboto Mono" w:cs="Roboto Mono"/>
-          <w:color w:val="188038"/>
-        </w:rPr>
-        <w:t>Enter</w:t>
-      </w:r>
-      <w:r>
-        <w:t>: confirm selection</w:t>
-      </w:r>
-    </w:p>
-    <w:p>
-      <w:pPr>
-        <w:pStyle w:val="Heading4"/>
-        <w:ind w:firstLine="360"/>
-      </w:pPr>
-      <w:bookmarkStart w:id="13" w:name="_x3mdcwl32iri" w:colFirst="0" w:colLast="0"/>
-      <w:bookmarkEnd w:id="13"/>
-      <w:r>
-        <w:t>Settings screen</w:t>
-      </w:r>
-    </w:p>
-    <w:p>
-      <w:pPr>
-        <w:numPr>
-          <w:ilvl w:val="0"/>
-          <w:numId w:val="1"/>
-        </w:numPr>
-        <w:spacing w:after="0"/>
-      </w:pPr>
-      <w:r>
-        <w:rPr>
-          <w:rFonts w:ascii="Roboto Mono" w:eastAsia="Roboto Mono" w:hAnsi="Roboto Mono" w:cs="Roboto Mono"/>
-          <w:color w:val="188038"/>
-        </w:rPr>
-        <w:t>Up</w:t>
-      </w:r>
-      <w:r>
-        <w:t xml:space="preserve"> / </w:t>
-      </w:r>
-      <w:r>
-        <w:rPr>
-          <w:rFonts w:ascii="Roboto Mono" w:eastAsia="Roboto Mono" w:hAnsi="Roboto Mono" w:cs="Roboto Mono"/>
-          <w:color w:val="188038"/>
-        </w:rPr>
-        <w:t>Down</w:t>
-      </w:r>
-      <w:r>
-        <w:t>: select option</w:t>
-      </w:r>
-    </w:p>
-    <w:p>
-      <w:pPr>
-        <w:numPr>
-          <w:ilvl w:val="0"/>
-          <w:numId w:val="1"/>
-        </w:numPr>
-        <w:spacing w:before="0" w:after="0"/>
-      </w:pPr>
-      <w:r>
-        <w:rPr>
-          <w:rFonts w:ascii="Roboto Mono" w:eastAsia="Roboto Mono" w:hAnsi="Roboto Mono" w:cs="Roboto Mono"/>
-          <w:color w:val="188038"/>
-        </w:rPr>
-        <w:t>Left</w:t>
-      </w:r>
-      <w:r>
-        <w:t xml:space="preserve"> / </w:t>
-      </w:r>
-      <w:r>
-        <w:rPr>
-          <w:rFonts w:ascii="Roboto Mono" w:eastAsia="Roboto Mono" w:hAnsi="Roboto Mono" w:cs="Roboto Mono"/>
-          <w:color w:val="188038"/>
-        </w:rPr>
-        <w:t>Right</w:t>
-      </w:r>
-      <w:r>
-        <w:t>: adjust selected value (if applicable)</w:t>
-      </w:r>
-    </w:p>
-    <w:p>
-      <w:pPr>
-        <w:numPr>
-          <w:ilvl w:val="0"/>
-          <w:numId w:val="1"/>
-        </w:numPr>
-        <w:spacing w:before="0"/>
-      </w:pPr>
-      <w:r>
-        <w:rPr>
-          <w:rFonts w:ascii="Roboto Mono" w:eastAsia="Roboto Mono" w:hAnsi="Roboto Mono" w:cs="Roboto Mono"/>
-          <w:color w:val="188038"/>
-        </w:rPr>
-        <w:t>Enter</w:t>
-      </w:r>
-      <w:r>
-        <w:t xml:space="preserve"> on "Back", </w:t>
-      </w:r>
-      <w:r>
-        <w:rPr>
-          <w:rFonts w:ascii="Roboto Mono" w:eastAsia="Roboto Mono" w:hAnsi="Roboto Mono" w:cs="Roboto Mono"/>
-          <w:color w:val="188038"/>
-        </w:rPr>
-        <w:t>Esc</w:t>
-      </w:r>
-      <w:r>
-        <w:t xml:space="preserve">, or </w:t>
-      </w:r>
-      <w:r>
-        <w:rPr>
-          <w:rFonts w:ascii="Roboto Mono" w:eastAsia="Roboto Mono" w:hAnsi="Roboto Mono" w:cs="Roboto Mono"/>
-          <w:color w:val="188038"/>
-        </w:rPr>
-        <w:t>Backspace</w:t>
-      </w:r>
-      <w:r>
-        <w:t>: return to main menu</w:t>
-      </w:r>
-    </w:p>
-    <w:p>
-      <w:pPr>
-        <w:pStyle w:val="Heading4"/>
-        <w:ind w:firstLine="360"/>
-      </w:pPr>
-      <w:bookmarkStart w:id="14" w:name="_nwvtdnmo1cwp" w:colFirst="0" w:colLast="0"/>
-      <w:bookmarkEnd w:id="14"/>
-      <w:r>
-        <w:t>During gameplay</w:t>
-      </w:r>
-    </w:p>
-    <w:p>
-      <w:pPr>
-        <w:numPr>
-          <w:ilvl w:val="0"/>
-          <w:numId w:val="1"/>
-        </w:numPr>
-        <w:spacing w:after="0"/>
-      </w:pPr>
-      <w:r>
-        <w:rPr>
-          <w:rFonts w:ascii="Roboto Mono" w:eastAsia="Roboto Mono" w:hAnsi="Roboto Mono" w:cs="Roboto Mono"/>
-          <w:color w:val="188038"/>
-        </w:rPr>
-        <w:t>Left Arrow</w:t>
-      </w:r>
-      <w:r>
-        <w:t xml:space="preserve"> or </w:t>
-      </w:r>
-      <w:r>
-        <w:rPr>
-          <w:rFonts w:ascii="Roboto Mono" w:eastAsia="Roboto Mono" w:hAnsi="Roboto Mono" w:cs="Roboto Mono"/>
-          <w:color w:val="188038"/>
-        </w:rPr>
-        <w:t>A</w:t>
-      </w:r>
-      <w:r>
-        <w:t>: move paddle left</w:t>
-      </w:r>
-    </w:p>
-    <w:p>
-      <w:pPr>
-        <w:numPr>
-          <w:ilvl w:val="0"/>
-          <w:numId w:val="1"/>
-        </w:numPr>
-        <w:spacing w:before="0" w:after="0"/>
-      </w:pPr>
-      <w:r>
-        <w:rPr>
-          <w:rFonts w:ascii="Roboto Mono" w:eastAsia="Roboto Mono" w:hAnsi="Roboto Mono" w:cs="Roboto Mono"/>
-          <w:color w:val="188038"/>
-        </w:rPr>
-        <w:t>Right Arrow</w:t>
-      </w:r>
-      <w:r>
-        <w:t xml:space="preserve"> or </w:t>
-      </w:r>
-      <w:r>
-        <w:rPr>
-          <w:rFonts w:ascii="Roboto Mono" w:eastAsia="Roboto Mono" w:hAnsi="Roboto Mono" w:cs="Roboto Mono"/>
-          <w:color w:val="188038"/>
-        </w:rPr>
-        <w:t>D</w:t>
-      </w:r>
-      <w:r>
-        <w:t>: move paddle right</w:t>
-      </w:r>
-    </w:p>
-    <w:p>
-      <w:pPr>
-        <w:numPr>
-          <w:ilvl w:val="0"/>
-          <w:numId w:val="1"/>
-        </w:numPr>
-        <w:spacing w:before="0"/>
-      </w:pPr>
-      <w:r>
-        <w:rPr>
-          <w:rFonts w:ascii="Roboto Mono" w:eastAsia="Roboto Mono" w:hAnsi="Roboto Mono" w:cs="Roboto Mono"/>
-          <w:color w:val="188038"/>
-        </w:rPr>
-        <w:t>Esc</w:t>
-      </w:r>
-      <w:r>
-        <w:t>: return to menu during active play</w:t>
-      </w:r>
-    </w:p>
-    <w:p>
-      <w:pPr>
-        <w:pStyle w:val="Heading4"/>
-        <w:ind w:firstLine="360"/>
-      </w:pPr>
-      <w:bookmarkStart w:id="15" w:name="_fdeflpr5k61t" w:colFirst="0" w:colLast="0"/>
-      <w:bookmarkEnd w:id="15"/>
-      <w:r>
-        <w:lastRenderedPageBreak/>
-        <w:t>After win or game over</w:t>
-      </w:r>
-    </w:p>
-    <w:p>
-      <w:pPr>
-        <w:numPr>
-          <w:ilvl w:val="0"/>
-          <w:numId w:val="1"/>
-        </w:numPr>
-        <w:spacing w:after="0"/>
-      </w:pPr>
-      <w:r>
-        <w:rPr>
-          <w:rFonts w:ascii="Roboto Mono" w:eastAsia="Roboto Mono" w:hAnsi="Roboto Mono" w:cs="Roboto Mono"/>
-          <w:color w:val="188038"/>
-        </w:rPr>
-        <w:t>R</w:t>
-      </w:r>
-      <w:r>
-        <w:t xml:space="preserve"> or </w:t>
-      </w:r>
-      <w:r>
-        <w:rPr>
-          <w:rFonts w:ascii="Roboto Mono" w:eastAsia="Roboto Mono" w:hAnsi="Roboto Mono" w:cs="Roboto Mono"/>
-          <w:color w:val="188038"/>
-        </w:rPr>
-        <w:t>Space</w:t>
-      </w:r>
-      <w:r>
-        <w:t>: restart a new round</w:t>
-      </w:r>
-    </w:p>
-    <w:p>
-      <w:pPr>
-        <w:numPr>
-          <w:ilvl w:val="0"/>
-          <w:numId w:val="1"/>
-        </w:numPr>
-        <w:spacing w:before="0"/>
-      </w:pPr>
-      <w:r>
-        <w:rPr>
-          <w:rFonts w:ascii="Roboto Mono" w:eastAsia="Roboto Mono" w:hAnsi="Roboto Mono" w:cs="Roboto Mono"/>
-          <w:color w:val="188038"/>
-        </w:rPr>
-        <w:t>M</w:t>
-      </w:r>
-      <w:r>
-        <w:t xml:space="preserve"> or </w:t>
-      </w:r>
-      <w:r>
-        <w:rPr>
-          <w:rFonts w:ascii="Roboto Mono" w:eastAsia="Roboto Mono" w:hAnsi="Roboto Mono" w:cs="Roboto Mono"/>
-          <w:color w:val="188038"/>
-        </w:rPr>
-        <w:t>Esc</w:t>
-      </w:r>
-      <w:r>
-        <w:t>: return to main menu</w:t>
-      </w:r>
-    </w:p>
-    <w:p>
-      <w:pPr>
-        <w:pStyle w:val="Heading3"/>
-        <w:ind w:left="0"/>
-      </w:pPr>
-      <w:r>
-        <w:t xml:space="preserve">  </w:t>
-      </w:r>
-      <w:r>
-        <w:t xml:space="preserve">6.1 </w:t>
-      </w:r>
-      <w:r>
-        <w:t>Mouse</w:t>
-      </w:r>
-      <w:r>
-        <w:t>:</w:t>
-      </w:r>
-    </w:p>
-    <w:p>
-      <w:pPr>
-        <w:pStyle w:val="Heading4"/>
-        <w:ind w:firstLine="360"/>
-      </w:pPr>
-      <w:r>
-        <w:t>Main menu</w:t>
-      </w:r>
-    </w:p>
-    <w:p>
-      <w:pPr>
-        <w:numPr>
-          <w:ilvl w:val="0"/>
-          <w:numId w:val="1"/>
-        </w:numPr>
-        <w:spacing w:after="0"/>
-      </w:pPr>
-      <w:r>
-        <w:t>Can click on</w:t>
-      </w:r>
-      <w:r>
-        <w:t>:</w:t>
-      </w:r>
-      <w:r>
-        <w:t xml:space="preserve"> </w:t>
-      </w:r>
-      <w:r>
-        <w:t>‘</w:t>
-      </w:r>
-      <w:r>
-        <w:rPr>
-          <w:rFonts w:ascii="Roboto Mono" w:eastAsia="Roboto Mono" w:hAnsi="Roboto Mono" w:cs="Roboto Mono"/>
-          <w:color w:val="188038"/>
-        </w:rPr>
-        <w:t>Play</w:t>
-      </w:r>
-      <w:r>
-        <w:rPr>
-          <w:rFonts w:ascii="Roboto Mono" w:eastAsia="Roboto Mono" w:hAnsi="Roboto Mono" w:cs="Roboto Mono"/>
-          <w:color w:val="188038"/>
-        </w:rPr>
-        <w:t>’</w:t>
-      </w:r>
-      <w:r>
-        <w:rPr>
-          <w:rFonts w:ascii="Roboto Mono" w:eastAsia="Roboto Mono" w:hAnsi="Roboto Mono" w:cs="Roboto Mono"/>
-        </w:rPr>
-        <w:t xml:space="preserve">, </w:t>
-      </w:r>
-      <w:r>
-        <w:rPr>
-          <w:rFonts w:ascii="Roboto Mono" w:eastAsia="Roboto Mono" w:hAnsi="Roboto Mono" w:cs="Roboto Mono"/>
-        </w:rPr>
-        <w:t>‘</w:t>
-      </w:r>
-      <w:r>
-        <w:rPr>
-          <w:rFonts w:ascii="Roboto Mono" w:eastAsia="Roboto Mono" w:hAnsi="Roboto Mono" w:cs="Roboto Mono"/>
-          <w:color w:val="188038"/>
-        </w:rPr>
-        <w:t>Settings</w:t>
-      </w:r>
-      <w:r>
-        <w:rPr>
-          <w:rFonts w:ascii="Roboto Mono" w:eastAsia="Roboto Mono" w:hAnsi="Roboto Mono" w:cs="Roboto Mono"/>
-          <w:color w:val="188038"/>
-        </w:rPr>
-        <w:t>’</w:t>
-      </w:r>
-      <w:r>
-        <w:rPr>
-          <w:rFonts w:ascii="Roboto Mono" w:eastAsia="Roboto Mono" w:hAnsi="Roboto Mono" w:cs="Roboto Mono"/>
-        </w:rPr>
-        <w:t>,</w:t>
-      </w:r>
-      <w:r>
-        <w:t xml:space="preserve"> and</w:t>
-      </w:r>
-      <w:r>
-        <w:rPr>
-          <w:rFonts w:ascii="Roboto Mono" w:eastAsia="Roboto Mono" w:hAnsi="Roboto Mono" w:cs="Roboto Mono"/>
-        </w:rPr>
-        <w:t xml:space="preserve"> </w:t>
-      </w:r>
-      <w:r>
-        <w:rPr>
-          <w:rFonts w:ascii="Roboto Mono" w:eastAsia="Roboto Mono" w:hAnsi="Roboto Mono" w:cs="Roboto Mono"/>
-        </w:rPr>
-        <w:t>‘</w:t>
-      </w:r>
-      <w:r>
-        <w:rPr>
-          <w:rFonts w:ascii="Roboto Mono" w:eastAsia="Roboto Mono" w:hAnsi="Roboto Mono" w:cs="Roboto Mono"/>
-          <w:color w:val="188038"/>
-        </w:rPr>
-        <w:t>Up</w:t>
-      </w:r>
-      <w:r>
-        <w:rPr>
-          <w:rFonts w:ascii="Roboto Mono" w:eastAsia="Roboto Mono" w:hAnsi="Roboto Mono" w:cs="Roboto Mono"/>
-          <w:color w:val="188038"/>
-        </w:rPr>
-        <w:t>’</w:t>
-      </w:r>
-      <w:r>
-        <w:rPr>
-          <w:rFonts w:ascii="Roboto Mono" w:eastAsia="Roboto Mono" w:hAnsi="Roboto Mono" w:cs="Roboto Mono"/>
-          <w:color w:val="188038"/>
-        </w:rPr>
-        <w:t xml:space="preserve"> </w:t>
-      </w:r>
-    </w:p>
-    <w:p>
-      <w:pPr>
-        <w:pStyle w:val="Heading4"/>
-        <w:ind w:firstLine="360"/>
-      </w:pPr>
-      <w:r>
-        <w:t>Settings screen</w:t>
-      </w:r>
-    </w:p>
-    <w:p>
-      <w:pPr>
-        <w:numPr>
-          <w:ilvl w:val="0"/>
-          <w:numId w:val="1"/>
-        </w:numPr>
-        <w:spacing w:after="0"/>
-      </w:pPr>
-      <w:r>
-        <w:t xml:space="preserve">Can click on: </w:t>
-      </w:r>
-      <w:r>
-        <w:t>‘</w:t>
-      </w:r>
-      <w:r>
-        <w:rPr>
-          <w:rFonts w:ascii="Roboto Mono" w:eastAsia="Roboto Mono" w:hAnsi="Roboto Mono" w:cs="Roboto Mono"/>
-          <w:color w:val="188038"/>
-        </w:rPr>
-        <w:t xml:space="preserve">Back to </w:t>
-      </w:r>
-      <w:r>
-        <w:rPr>
-          <w:rFonts w:ascii="Roboto Mono" w:eastAsia="Roboto Mono" w:hAnsi="Roboto Mono" w:cs="Roboto Mono"/>
-          <w:color w:val="188038"/>
-        </w:rPr>
-        <w:t>m</w:t>
-      </w:r>
-      <w:r>
-        <w:rPr>
-          <w:rFonts w:ascii="Roboto Mono" w:eastAsia="Roboto Mono" w:hAnsi="Roboto Mono" w:cs="Roboto Mono"/>
-          <w:color w:val="188038"/>
-        </w:rPr>
-        <w:t>enu’</w:t>
-      </w:r>
-    </w:p>
-    <w:p>
-      <w:pPr>
-        <w:spacing w:before="0"/>
-      </w:pPr>
-    </w:p>
-    <w:p>
-      <w:pPr>
-        <w:pStyle w:val="Heading2"/>
-      </w:pPr>
-      <w:bookmarkStart w:id="16" w:name="_gbw5l82o6t0x" w:colFirst="0" w:colLast="0"/>
-      <w:bookmarkEnd w:id="16"/>
-      <w:r>
-        <w:rPr>
-          <w:color w:val="3C78D8"/>
-        </w:rPr>
-        <w:t>7. Gameplay Overview</w:t>
-      </w:r>
-    </w:p>
-    <w:p>
-      <w:pPr>
-        <w:numPr>
-          <w:ilvl w:val="0"/>
-          <w:numId w:val="1"/>
-        </w:numPr>
-        <w:spacing w:after="0"/>
-      </w:pPr>
-      <w:r>
-        <w:t>Start from the main menu, then choose Play.</w:t>
-      </w:r>
-    </w:p>
-    <w:p>
-      <w:pPr>
-        <w:numPr>
-          <w:ilvl w:val="0"/>
-          <w:numId w:val="1"/>
-        </w:numPr>
-        <w:spacing w:before="0" w:after="0"/>
-      </w:pPr>
-      <w:r>
-        <w:t>Move the paddle to keep the ball from falling.</w:t>
-      </w:r>
-    </w:p>
-    <w:p>
-      <w:pPr>
-        <w:numPr>
-          <w:ilvl w:val="0"/>
-          <w:numId w:val="1"/>
-        </w:numPr>
-        <w:spacing w:before="0" w:after="0"/>
-      </w:pPr>
-      <w:r>
-        <w:t>Each brick hit removes a brick and increases score.</w:t>
-      </w:r>
-    </w:p>
-    <w:p>
-      <w:pPr>
-        <w:numPr>
-          <w:ilvl w:val="0"/>
-          <w:numId w:val="1"/>
-        </w:numPr>
-        <w:spacing w:before="0" w:after="0"/>
-      </w:pPr>
-      <w:r>
-        <w:t>If the ball falls below the paddle, you lose one life and the ball resets.</w:t>
-      </w:r>
-    </w:p>
-    <w:p>
-      <w:pPr>
-        <w:numPr>
-          <w:ilvl w:val="0"/>
-          <w:numId w:val="1"/>
-        </w:numPr>
-        <w:spacing w:before="0" w:after="0"/>
-      </w:pPr>
-      <w:r>
-        <w:t>Win condition: all bricks are destroyed.</w:t>
-      </w:r>
-    </w:p>
-    <w:p>
-      <w:pPr>
-        <w:numPr>
-          <w:ilvl w:val="0"/>
-          <w:numId w:val="1"/>
-        </w:numPr>
-        <w:spacing w:before="0"/>
-      </w:pPr>
-      <w:r>
+        <w:rPr>
+          <w:rFonts w:asciiTheme="majorHAnsi" w:hAnsiTheme="majorHAnsi" w:cstheme="majorHAnsi"/>
+        </w:rPr>
+      </w:pPr>
+      <w:r>
+        <w:rPr>
+          <w:rFonts w:asciiTheme="majorHAnsi" w:hAnsiTheme="majorHAnsi" w:cstheme="majorHAnsi"/>
+        </w:rPr>
         <w:t>Loss condition: lives reach zero.</w:t>
       </w:r>
     </w:p>
     <w:p>
       <w:pPr>
         <w:jc w:val="center"/>
-      </w:pPr>
-      <w:r>
-        <w:rPr>
+        <w:rPr>
+          <w:rFonts w:asciiTheme="majorHAnsi" w:hAnsiTheme="majorHAnsi" w:cstheme="majorHAnsi"/>
+        </w:rPr>
+      </w:pPr>
+      <w:r>
+        <w:rPr>
+          <w:rFonts w:asciiTheme="majorHAnsi" w:hAnsiTheme="majorHAnsi" w:cstheme="majorHAnsi"/>
           <w:noProof/>
         </w:rPr>
         <w:drawing>
@@ -2804,6 +3382,7 @@
       </w:r>
       <w:r>
         <w:rPr>
+          <w:rFonts w:asciiTheme="majorHAnsi" w:hAnsiTheme="majorHAnsi" w:cstheme="majorHAnsi"/>
           <w:noProof/>
         </w:rPr>
         <w:drawing>
@@ -2846,305 +3425,1120 @@
     <w:p>
       <w:pPr>
         <w:jc w:val="center"/>
+        <w:rPr>
+          <w:rFonts w:asciiTheme="majorHAnsi" w:hAnsiTheme="majorHAnsi" w:cstheme="majorHAnsi"/>
+        </w:rPr>
       </w:pPr>
     </w:p>
     <w:p>
       <w:pPr>
         <w:pStyle w:val="Heading2"/>
-      </w:pPr>
-      <w:bookmarkStart w:id="17" w:name="_1tffjsndyu4n" w:colFirst="0" w:colLast="0"/>
-      <w:bookmarkEnd w:id="17"/>
-      <w:r>
-        <w:rPr>
+        <w:rPr>
+          <w:rFonts w:asciiTheme="majorHAnsi" w:hAnsiTheme="majorHAnsi" w:cstheme="majorHAnsi"/>
           <w:color w:val="3C78D8"/>
         </w:rPr>
+      </w:pPr>
+      <w:bookmarkStart w:id="13" w:name="_1tffjsndyu4n" w:colFirst="0" w:colLast="0"/>
+      <w:bookmarkStart w:id="14" w:name="_h4a9uxmgzta4" w:colFirst="0" w:colLast="0"/>
+      <w:bookmarkEnd w:id="13"/>
+      <w:bookmarkEnd w:id="14"/>
+      <w:r>
+        <w:rPr>
+          <w:rFonts w:asciiTheme="majorHAnsi" w:hAnsiTheme="majorHAnsi" w:cstheme="majorHAnsi"/>
+          <w:color w:val="3C78D8"/>
+        </w:rPr>
+        <w:t>8. Game Features</w:t>
+      </w:r>
+    </w:p>
+    <w:p>
+      <w:pPr>
+        <w:ind w:left="720"/>
+        <w:rPr>
+          <w:rFonts w:asciiTheme="majorHAnsi" w:hAnsiTheme="majorHAnsi" w:cstheme="majorHAnsi"/>
+        </w:rPr>
+      </w:pPr>
+      <w:r>
+        <w:rPr>
+          <w:rFonts w:asciiTheme="majorHAnsi" w:hAnsiTheme="majorHAnsi" w:cstheme="majorHAnsi"/>
+        </w:rPr>
+        <w:t>The current implementation includes the following features:</w:t>
+      </w:r>
+    </w:p>
+    <w:p>
+      <w:pPr>
+        <w:pStyle w:val="ListParagraph"/>
+        <w:numPr>
+          <w:ilvl w:val="0"/>
+          <w:numId w:val="10"/>
+        </w:numPr>
+        <w:rPr>
+          <w:rFonts w:asciiTheme="majorHAnsi" w:hAnsiTheme="majorHAnsi" w:cstheme="majorHAnsi"/>
+        </w:rPr>
+      </w:pPr>
+      <w:r>
+        <w:rPr>
+          <w:rFonts w:asciiTheme="majorHAnsi" w:hAnsiTheme="majorHAnsi" w:cstheme="majorHAnsi"/>
+        </w:rPr>
+        <w:t>Main menu with Play, Settings, and Quit options</w:t>
+      </w:r>
+    </w:p>
+    <w:p>
+      <w:pPr>
+        <w:pStyle w:val="ListParagraph"/>
+        <w:numPr>
+          <w:ilvl w:val="0"/>
+          <w:numId w:val="10"/>
+        </w:numPr>
+        <w:rPr>
+          <w:rFonts w:asciiTheme="majorHAnsi" w:hAnsiTheme="majorHAnsi" w:cstheme="majorHAnsi"/>
+        </w:rPr>
+      </w:pPr>
+      <w:r>
+        <w:rPr>
+          <w:rFonts w:asciiTheme="majorHAnsi" w:hAnsiTheme="majorHAnsi" w:cstheme="majorHAnsi"/>
+        </w:rPr>
+        <w:t>Keyboard and mouse menu navigation</w:t>
+      </w:r>
+    </w:p>
+    <w:p>
+      <w:pPr>
+        <w:pStyle w:val="ListParagraph"/>
+        <w:numPr>
+          <w:ilvl w:val="0"/>
+          <w:numId w:val="10"/>
+        </w:numPr>
+        <w:rPr>
+          <w:rFonts w:asciiTheme="majorHAnsi" w:hAnsiTheme="majorHAnsi" w:cstheme="majorHAnsi"/>
+        </w:rPr>
+      </w:pPr>
+      <w:r>
+        <w:rPr>
+          <w:rFonts w:asciiTheme="majorHAnsi" w:hAnsiTheme="majorHAnsi" w:cstheme="majorHAnsi"/>
+        </w:rPr>
+        <w:t>Settings screen for paddle speed, ball speed, and music volume</w:t>
+      </w:r>
+    </w:p>
+    <w:p>
+      <w:pPr>
+        <w:pStyle w:val="ListParagraph"/>
+        <w:numPr>
+          <w:ilvl w:val="0"/>
+          <w:numId w:val="10"/>
+        </w:numPr>
+        <w:rPr>
+          <w:rFonts w:asciiTheme="majorHAnsi" w:hAnsiTheme="majorHAnsi" w:cstheme="majorHAnsi"/>
+        </w:rPr>
+      </w:pPr>
+      <w:r>
+        <w:rPr>
+          <w:rFonts w:asciiTheme="majorHAnsi" w:hAnsiTheme="majorHAnsi" w:cstheme="majorHAnsi"/>
+        </w:rPr>
+        <w:t>Paddle and ball speed adjustment from 35% to 400% in 10% increments</w:t>
+      </w:r>
+    </w:p>
+    <w:p>
+      <w:pPr>
+        <w:pStyle w:val="ListParagraph"/>
+        <w:numPr>
+          <w:ilvl w:val="0"/>
+          <w:numId w:val="10"/>
+        </w:numPr>
+        <w:rPr>
+          <w:rFonts w:asciiTheme="majorHAnsi" w:hAnsiTheme="majorHAnsi" w:cstheme="majorHAnsi"/>
+        </w:rPr>
+      </w:pPr>
+      <w:r>
+        <w:rPr>
+          <w:rFonts w:asciiTheme="majorHAnsi" w:hAnsiTheme="majorHAnsi" w:cstheme="majorHAnsi"/>
+        </w:rPr>
+        <w:t>Music volume adjustment from 0% to 100% in 5% increments</w:t>
+      </w:r>
+    </w:p>
+    <w:p>
+      <w:pPr>
+        <w:pStyle w:val="ListParagraph"/>
+        <w:numPr>
+          <w:ilvl w:val="0"/>
+          <w:numId w:val="10"/>
+        </w:numPr>
+        <w:rPr>
+          <w:rFonts w:asciiTheme="majorHAnsi" w:hAnsiTheme="majorHAnsi" w:cstheme="majorHAnsi"/>
+        </w:rPr>
+      </w:pPr>
+      <w:r>
+        <w:rPr>
+          <w:rFonts w:asciiTheme="majorHAnsi" w:hAnsiTheme="majorHAnsi" w:cstheme="majorHAnsi"/>
+        </w:rPr>
+        <w:t>Keyboard-based paddle control using Arrow keys or A/D</w:t>
+      </w:r>
+    </w:p>
+    <w:p>
+      <w:pPr>
+        <w:pStyle w:val="ListParagraph"/>
+        <w:numPr>
+          <w:ilvl w:val="0"/>
+          <w:numId w:val="10"/>
+        </w:numPr>
+        <w:rPr>
+          <w:rFonts w:asciiTheme="majorHAnsi" w:hAnsiTheme="majorHAnsi" w:cstheme="majorHAnsi"/>
+        </w:rPr>
+      </w:pPr>
+      <w:r>
+        <w:rPr>
+          <w:rFonts w:asciiTheme="majorHAnsi" w:hAnsiTheme="majorHAnsi" w:cstheme="majorHAnsi"/>
+        </w:rPr>
+        <w:t>Ball physics with wall, paddle, and brick collision handling</w:t>
+      </w:r>
+    </w:p>
+    <w:p>
+      <w:pPr>
+        <w:pStyle w:val="ListParagraph"/>
+        <w:numPr>
+          <w:ilvl w:val="0"/>
+          <w:numId w:val="10"/>
+        </w:numPr>
+        <w:rPr>
+          <w:rFonts w:asciiTheme="majorHAnsi" w:hAnsiTheme="majorHAnsi" w:cstheme="majorHAnsi"/>
+        </w:rPr>
+      </w:pPr>
+      <w:r>
+        <w:rPr>
+          <w:rFonts w:asciiTheme="majorHAnsi" w:hAnsiTheme="majorHAnsi" w:cstheme="majorHAnsi"/>
+        </w:rPr>
         <w:lastRenderedPageBreak/>
-        <w:t>8. Game Features</w:t>
-      </w:r>
-    </w:p>
-    <w:p>
-      <w:r>
-        <w:t>The current implementation includes the following features:</w:t>
-      </w:r>
-    </w:p>
-    <w:p>
-      <w:pPr>
-        <w:numPr>
-          <w:ilvl w:val="0"/>
-          <w:numId w:val="1"/>
-        </w:numPr>
-        <w:spacing w:after="0"/>
-      </w:pPr>
-      <w:r>
-        <w:t>Main menu with Play, Settings, and Quit options</w:t>
-      </w:r>
-    </w:p>
-    <w:p>
-      <w:pPr>
-        <w:numPr>
-          <w:ilvl w:val="0"/>
-          <w:numId w:val="1"/>
-        </w:numPr>
-        <w:spacing w:before="0" w:after="0"/>
-      </w:pPr>
-      <w:r>
-        <w:t>High score from database is displayed on main menu if above 0</w:t>
-      </w:r>
-    </w:p>
-    <w:p>
-      <w:pPr>
-        <w:numPr>
-          <w:ilvl w:val="0"/>
-          <w:numId w:val="1"/>
-        </w:numPr>
-        <w:spacing w:before="0" w:after="0"/>
-      </w:pPr>
-      <w:r>
-        <w:t xml:space="preserve">Settings screen with adjustable gameplay parameters (such as paddle speed and ball speed) </w:t>
-      </w:r>
-    </w:p>
-    <w:p>
-      <w:pPr>
-        <w:numPr>
-          <w:ilvl w:val="0"/>
-          <w:numId w:val="1"/>
-        </w:numPr>
-        <w:spacing w:before="0" w:after="0"/>
-      </w:pPr>
-      <w:r>
-        <w:t>Keyboard-based paddle control (Arrow keys or WASD)</w:t>
-      </w:r>
-    </w:p>
-    <w:p>
-      <w:pPr>
-        <w:numPr>
-          <w:ilvl w:val="0"/>
-          <w:numId w:val="1"/>
-        </w:numPr>
-        <w:spacing w:before="0" w:after="0"/>
-      </w:pPr>
-      <w:r>
-        <w:t>Ball physics with wall, paddle, and brick collisions</w:t>
-      </w:r>
-    </w:p>
-    <w:p>
-      <w:pPr>
-        <w:numPr>
-          <w:ilvl w:val="0"/>
-          <w:numId w:val="1"/>
-        </w:numPr>
-        <w:spacing w:before="0" w:after="0"/>
-      </w:pPr>
-      <w:r>
-        <w:t>Brick grid layout (5 rows × 8 columns) with active/inactive state tracking</w:t>
-      </w:r>
-    </w:p>
-    <w:p>
-      <w:pPr>
-        <w:numPr>
-          <w:ilvl w:val="0"/>
-          <w:numId w:val="1"/>
-        </w:numPr>
-        <w:spacing w:before="0" w:after="0"/>
-      </w:pPr>
-      <w:r>
-        <w:t>Score tracking based on brick collisions</w:t>
-      </w:r>
-    </w:p>
-    <w:p>
-      <w:pPr>
-        <w:numPr>
-          <w:ilvl w:val="0"/>
-          <w:numId w:val="1"/>
-        </w:numPr>
-        <w:spacing w:before="0" w:after="0"/>
-      </w:pPr>
-      <w:r>
-        <w:t>Lives system with reset on ball loss</w:t>
-      </w:r>
-    </w:p>
-    <w:p>
-      <w:pPr>
-        <w:numPr>
-          <w:ilvl w:val="0"/>
-          <w:numId w:val="1"/>
-        </w:numPr>
-        <w:spacing w:before="0" w:after="0"/>
-      </w:pPr>
-      <w:r>
-        <w:t>Win condition when all bricks are cleared</w:t>
-      </w:r>
-    </w:p>
-    <w:p>
-      <w:pPr>
-        <w:numPr>
-          <w:ilvl w:val="0"/>
-          <w:numId w:val="1"/>
-        </w:numPr>
-        <w:spacing w:before="0" w:after="0"/>
-      </w:pPr>
-      <w:r>
-        <w:t>One win, if new score is higher than previous stored score, will update in database</w:t>
-      </w:r>
-    </w:p>
-    <w:p>
-      <w:pPr>
-        <w:numPr>
-          <w:ilvl w:val="0"/>
-          <w:numId w:val="1"/>
-        </w:numPr>
-        <w:spacing w:before="0" w:after="0"/>
-      </w:pPr>
-      <w:r>
+        <w:t>Paddle English, where the ball angle changes based on where it hits the paddle</w:t>
+      </w:r>
+    </w:p>
+    <w:p>
+      <w:pPr>
+        <w:pStyle w:val="ListParagraph"/>
+        <w:numPr>
+          <w:ilvl w:val="0"/>
+          <w:numId w:val="10"/>
+        </w:numPr>
+        <w:rPr>
+          <w:rFonts w:asciiTheme="majorHAnsi" w:hAnsiTheme="majorHAnsi" w:cstheme="majorHAnsi"/>
+        </w:rPr>
+      </w:pPr>
+      <w:r>
+        <w:rPr>
+          <w:rFonts w:asciiTheme="majorHAnsi" w:hAnsiTheme="majorHAnsi" w:cstheme="majorHAnsi"/>
+        </w:rPr>
+        <w:t>Randomized serve angle and speed variation at launch</w:t>
+      </w:r>
+    </w:p>
+    <w:p>
+      <w:pPr>
+        <w:pStyle w:val="ListParagraph"/>
+        <w:numPr>
+          <w:ilvl w:val="0"/>
+          <w:numId w:val="10"/>
+        </w:numPr>
+        <w:rPr>
+          <w:rFonts w:asciiTheme="majorHAnsi" w:hAnsiTheme="majorHAnsi" w:cstheme="majorHAnsi"/>
+        </w:rPr>
+      </w:pPr>
+      <w:r>
+        <w:rPr>
+          <w:rFonts w:asciiTheme="majorHAnsi" w:hAnsiTheme="majorHAnsi" w:cstheme="majorHAnsi"/>
+        </w:rPr>
+        <w:t>Brick grid layout with 5 rows and 8 columns</w:t>
+      </w:r>
+    </w:p>
+    <w:p>
+      <w:pPr>
+        <w:pStyle w:val="ListParagraph"/>
+        <w:numPr>
+          <w:ilvl w:val="0"/>
+          <w:numId w:val="10"/>
+        </w:numPr>
+        <w:rPr>
+          <w:rFonts w:asciiTheme="majorHAnsi" w:hAnsiTheme="majorHAnsi" w:cstheme="majorHAnsi"/>
+        </w:rPr>
+      </w:pPr>
+      <w:r>
+        <w:rPr>
+          <w:rFonts w:asciiTheme="majorHAnsi" w:hAnsiTheme="majorHAnsi" w:cstheme="majorHAnsi"/>
+        </w:rPr>
+        <w:t>Active/inactive brick state tracking</w:t>
+      </w:r>
+    </w:p>
+    <w:p>
+      <w:pPr>
+        <w:pStyle w:val="ListParagraph"/>
+        <w:numPr>
+          <w:ilvl w:val="0"/>
+          <w:numId w:val="10"/>
+        </w:numPr>
+        <w:rPr>
+          <w:rFonts w:asciiTheme="majorHAnsi" w:hAnsiTheme="majorHAnsi" w:cstheme="majorHAnsi"/>
+        </w:rPr>
+      </w:pPr>
+      <w:r>
+        <w:rPr>
+          <w:rFonts w:asciiTheme="majorHAnsi" w:hAnsiTheme="majorHAnsi" w:cstheme="majorHAnsi"/>
+        </w:rPr>
+        <w:t>Score tracking based on brick destruction</w:t>
+      </w:r>
+    </w:p>
+    <w:p>
+      <w:pPr>
+        <w:pStyle w:val="ListParagraph"/>
+        <w:numPr>
+          <w:ilvl w:val="0"/>
+          <w:numId w:val="10"/>
+        </w:numPr>
+        <w:rPr>
+          <w:rFonts w:asciiTheme="majorHAnsi" w:hAnsiTheme="majorHAnsi" w:cstheme="majorHAnsi"/>
+        </w:rPr>
+      </w:pPr>
+      <w:r>
+        <w:rPr>
+          <w:rFonts w:asciiTheme="majorHAnsi" w:hAnsiTheme="majorHAnsi" w:cstheme="majorHAnsi"/>
+        </w:rPr>
+        <w:t>Lives system with ball reset after life loss</w:t>
+      </w:r>
+    </w:p>
+    <w:p>
+      <w:pPr>
+        <w:pStyle w:val="ListParagraph"/>
+        <w:numPr>
+          <w:ilvl w:val="0"/>
+          <w:numId w:val="10"/>
+        </w:numPr>
+        <w:rPr>
+          <w:rFonts w:asciiTheme="majorHAnsi" w:hAnsiTheme="majorHAnsi" w:cstheme="majorHAnsi"/>
+        </w:rPr>
+      </w:pPr>
+      <w:r>
+        <w:rPr>
+          <w:rFonts w:asciiTheme="majorHAnsi" w:hAnsiTheme="majorHAnsi" w:cstheme="majorHAnsi"/>
+        </w:rPr>
+        <w:t>Paused serve behavior after a new game or life loss until the player moves the paddle</w:t>
+      </w:r>
+    </w:p>
+    <w:p>
+      <w:pPr>
+        <w:pStyle w:val="ListParagraph"/>
+        <w:numPr>
+          <w:ilvl w:val="0"/>
+          <w:numId w:val="10"/>
+        </w:numPr>
+        <w:rPr>
+          <w:rFonts w:asciiTheme="majorHAnsi" w:hAnsiTheme="majorHAnsi" w:cstheme="majorHAnsi"/>
+        </w:rPr>
+      </w:pPr>
+      <w:r>
+        <w:rPr>
+          <w:rFonts w:asciiTheme="majorHAnsi" w:hAnsiTheme="majorHAnsi" w:cstheme="majorHAnsi"/>
+        </w:rPr>
+        <w:t xml:space="preserve">Win </w:t>
+      </w:r>
+      <w:proofErr w:type="gramStart"/>
+      <w:r>
+        <w:rPr>
+          <w:rFonts w:asciiTheme="majorHAnsi" w:hAnsiTheme="majorHAnsi" w:cstheme="majorHAnsi"/>
+        </w:rPr>
+        <w:t>condition</w:t>
+      </w:r>
+      <w:proofErr w:type="gramEnd"/>
+      <w:r>
+        <w:rPr>
+          <w:rFonts w:asciiTheme="majorHAnsi" w:hAnsiTheme="majorHAnsi" w:cstheme="majorHAnsi"/>
+        </w:rPr>
+        <w:t xml:space="preserve"> when all bricks are destroyed</w:t>
+      </w:r>
+    </w:p>
+    <w:p>
+      <w:pPr>
+        <w:pStyle w:val="ListParagraph"/>
+        <w:numPr>
+          <w:ilvl w:val="0"/>
+          <w:numId w:val="10"/>
+        </w:numPr>
+        <w:rPr>
+          <w:rFonts w:asciiTheme="majorHAnsi" w:hAnsiTheme="majorHAnsi" w:cstheme="majorHAnsi"/>
+        </w:rPr>
+      </w:pPr>
+      <w:r>
+        <w:rPr>
+          <w:rFonts w:asciiTheme="majorHAnsi" w:hAnsiTheme="majorHAnsi" w:cstheme="majorHAnsi"/>
+        </w:rPr>
         <w:t>Game-over condition when all lives are lost</w:t>
       </w:r>
     </w:p>
     <w:p>
       <w:pPr>
-        <w:numPr>
-          <w:ilvl w:val="0"/>
-          <w:numId w:val="1"/>
-        </w:numPr>
-        <w:spacing w:before="0"/>
-      </w:pPr>
-      <w:r>
-        <w:t>Restart flow and return-to-menu functionality after game completion</w:t>
-      </w:r>
-    </w:p>
-    <w:p>
-      <w:r>
-        <w:t>Some features are implemented at a functional level, but may still receive additional refinement or polish.</w:t>
-      </w:r>
-    </w:p>
-    <w:p/>
+        <w:pStyle w:val="ListParagraph"/>
+        <w:numPr>
+          <w:ilvl w:val="0"/>
+          <w:numId w:val="10"/>
+        </w:numPr>
+        <w:rPr>
+          <w:rFonts w:asciiTheme="majorHAnsi" w:hAnsiTheme="majorHAnsi" w:cstheme="majorHAnsi"/>
+        </w:rPr>
+      </w:pPr>
+      <w:r>
+        <w:rPr>
+          <w:rFonts w:asciiTheme="majorHAnsi" w:hAnsiTheme="majorHAnsi" w:cstheme="majorHAnsi"/>
+        </w:rPr>
+        <w:t>Restart and return-to-menu flow after win or game over</w:t>
+      </w:r>
+    </w:p>
+    <w:p>
+      <w:pPr>
+        <w:pStyle w:val="ListParagraph"/>
+        <w:numPr>
+          <w:ilvl w:val="0"/>
+          <w:numId w:val="10"/>
+        </w:numPr>
+        <w:rPr>
+          <w:rFonts w:asciiTheme="majorHAnsi" w:hAnsiTheme="majorHAnsi" w:cstheme="majorHAnsi"/>
+        </w:rPr>
+      </w:pPr>
+      <w:r>
+        <w:rPr>
+          <w:rFonts w:asciiTheme="majorHAnsi" w:hAnsiTheme="majorHAnsi" w:cstheme="majorHAnsi"/>
+        </w:rPr>
+        <w:t>HUD display for score, lives, and win/game-over messages</w:t>
+      </w:r>
+    </w:p>
+    <w:p>
+      <w:pPr>
+        <w:pStyle w:val="ListParagraph"/>
+        <w:numPr>
+          <w:ilvl w:val="0"/>
+          <w:numId w:val="10"/>
+        </w:numPr>
+        <w:rPr>
+          <w:rFonts w:asciiTheme="majorHAnsi" w:hAnsiTheme="majorHAnsi" w:cstheme="majorHAnsi"/>
+        </w:rPr>
+      </w:pPr>
+      <w:r>
+        <w:rPr>
+          <w:rFonts w:asciiTheme="majorHAnsi" w:hAnsiTheme="majorHAnsi" w:cstheme="majorHAnsi"/>
+        </w:rPr>
+        <w:t>Main-menu high score display when a saved score exists</w:t>
+      </w:r>
+    </w:p>
+    <w:p>
+      <w:pPr>
+        <w:pStyle w:val="ListParagraph"/>
+        <w:numPr>
+          <w:ilvl w:val="0"/>
+          <w:numId w:val="10"/>
+        </w:numPr>
+        <w:rPr>
+          <w:rFonts w:asciiTheme="majorHAnsi" w:hAnsiTheme="majorHAnsi" w:cstheme="majorHAnsi"/>
+        </w:rPr>
+      </w:pPr>
+      <w:r>
+        <w:rPr>
+          <w:rFonts w:asciiTheme="majorHAnsi" w:hAnsiTheme="majorHAnsi" w:cstheme="majorHAnsi"/>
+        </w:rPr>
+        <w:t xml:space="preserve">SQLite-backed high-score database using </w:t>
+      </w:r>
+      <w:proofErr w:type="spellStart"/>
+      <w:r>
+        <w:rPr>
+          <w:rFonts w:asciiTheme="majorHAnsi" w:hAnsiTheme="majorHAnsi" w:cstheme="majorHAnsi"/>
+        </w:rPr>
+        <w:t>BreakOutScores.db</w:t>
+      </w:r>
+      <w:proofErr w:type="spellEnd"/>
+    </w:p>
+    <w:p>
+      <w:pPr>
+        <w:pStyle w:val="ListParagraph"/>
+        <w:numPr>
+          <w:ilvl w:val="0"/>
+          <w:numId w:val="10"/>
+        </w:numPr>
+        <w:rPr>
+          <w:rFonts w:asciiTheme="majorHAnsi" w:hAnsiTheme="majorHAnsi" w:cstheme="majorHAnsi"/>
+        </w:rPr>
+      </w:pPr>
+      <w:r>
+        <w:rPr>
+          <w:rFonts w:asciiTheme="majorHAnsi" w:hAnsiTheme="majorHAnsi" w:cstheme="majorHAnsi"/>
+        </w:rPr>
+        <w:t xml:space="preserve">High </w:t>
+      </w:r>
+      <w:proofErr w:type="gramStart"/>
+      <w:r>
+        <w:rPr>
+          <w:rFonts w:asciiTheme="majorHAnsi" w:hAnsiTheme="majorHAnsi" w:cstheme="majorHAnsi"/>
+        </w:rPr>
+        <w:t>score</w:t>
+      </w:r>
+      <w:proofErr w:type="gramEnd"/>
+      <w:r>
+        <w:rPr>
+          <w:rFonts w:asciiTheme="majorHAnsi" w:hAnsiTheme="majorHAnsi" w:cstheme="majorHAnsi"/>
+        </w:rPr>
+        <w:t xml:space="preserve"> update only when the player wins with a score higher than the stored score</w:t>
+      </w:r>
+    </w:p>
+    <w:p>
+      <w:pPr>
+        <w:pStyle w:val="ListParagraph"/>
+        <w:numPr>
+          <w:ilvl w:val="0"/>
+          <w:numId w:val="10"/>
+        </w:numPr>
+        <w:rPr>
+          <w:rFonts w:asciiTheme="majorHAnsi" w:hAnsiTheme="majorHAnsi" w:cstheme="majorHAnsi"/>
+        </w:rPr>
+      </w:pPr>
+      <w:r>
+        <w:rPr>
+          <w:rFonts w:asciiTheme="majorHAnsi" w:hAnsiTheme="majorHAnsi" w:cstheme="majorHAnsi"/>
+        </w:rPr>
+        <w:t>Background music</w:t>
+      </w:r>
+    </w:p>
+    <w:p>
+      <w:pPr>
+        <w:pStyle w:val="ListParagraph"/>
+        <w:numPr>
+          <w:ilvl w:val="0"/>
+          <w:numId w:val="10"/>
+        </w:numPr>
+        <w:rPr>
+          <w:rFonts w:asciiTheme="majorHAnsi" w:hAnsiTheme="majorHAnsi" w:cstheme="majorHAnsi"/>
+        </w:rPr>
+      </w:pPr>
+      <w:r>
+        <w:rPr>
+          <w:rFonts w:asciiTheme="majorHAnsi" w:hAnsiTheme="majorHAnsi" w:cstheme="majorHAnsi"/>
+        </w:rPr>
+        <w:t>Button click sound effect</w:t>
+      </w:r>
+    </w:p>
+    <w:p>
+      <w:pPr>
+        <w:pStyle w:val="ListParagraph"/>
+        <w:numPr>
+          <w:ilvl w:val="0"/>
+          <w:numId w:val="10"/>
+        </w:numPr>
+        <w:rPr>
+          <w:rFonts w:asciiTheme="majorHAnsi" w:hAnsiTheme="majorHAnsi" w:cstheme="majorHAnsi"/>
+        </w:rPr>
+      </w:pPr>
+      <w:r>
+        <w:rPr>
+          <w:rFonts w:asciiTheme="majorHAnsi" w:hAnsiTheme="majorHAnsi" w:cstheme="majorHAnsi"/>
+        </w:rPr>
+        <w:t>Brick-destruction sound effect</w:t>
+      </w:r>
+    </w:p>
+    <w:p>
+      <w:pPr>
+        <w:pStyle w:val="ListParagraph"/>
+        <w:numPr>
+          <w:ilvl w:val="0"/>
+          <w:numId w:val="10"/>
+        </w:numPr>
+        <w:rPr>
+          <w:rFonts w:asciiTheme="majorHAnsi" w:hAnsiTheme="majorHAnsi" w:cstheme="majorHAnsi"/>
+        </w:rPr>
+      </w:pPr>
+      <w:r>
+        <w:rPr>
+          <w:rFonts w:asciiTheme="majorHAnsi" w:hAnsiTheme="majorHAnsi" w:cstheme="majorHAnsi"/>
+        </w:rPr>
+        <w:t>Font fallback behavior using common system fonts or title-bar instructions if no font is available</w:t>
+      </w:r>
+    </w:p>
+    <w:p>
+      <w:pPr>
+        <w:rPr>
+          <w:rFonts w:asciiTheme="majorHAnsi" w:hAnsiTheme="majorHAnsi" w:cstheme="majorHAnsi"/>
+        </w:rPr>
+      </w:pPr>
+      <w:r>
+        <w:rPr>
+          <w:rFonts w:asciiTheme="majorHAnsi" w:hAnsiTheme="majorHAnsi" w:cstheme="majorHAnsi"/>
+        </w:rPr>
+        <w:t>8.1 Scoring and High Score</w:t>
+      </w:r>
+    </w:p>
+    <w:p>
+      <w:pPr>
+        <w:pStyle w:val="ListParagraph"/>
+        <w:numPr>
+          <w:ilvl w:val="0"/>
+          <w:numId w:val="11"/>
+        </w:numPr>
+        <w:rPr>
+          <w:rFonts w:asciiTheme="majorHAnsi" w:hAnsiTheme="majorHAnsi" w:cstheme="majorHAnsi"/>
+        </w:rPr>
+      </w:pPr>
+      <w:r>
+        <w:rPr>
+          <w:rFonts w:asciiTheme="majorHAnsi" w:hAnsiTheme="majorHAnsi" w:cstheme="majorHAnsi"/>
+        </w:rPr>
+        <w:t>Each destroyed brick adds 100 points to the player score.</w:t>
+      </w:r>
+    </w:p>
+    <w:p>
+      <w:pPr>
+        <w:pStyle w:val="ListParagraph"/>
+        <w:numPr>
+          <w:ilvl w:val="0"/>
+          <w:numId w:val="11"/>
+        </w:numPr>
+        <w:rPr>
+          <w:rFonts w:asciiTheme="majorHAnsi" w:hAnsiTheme="majorHAnsi" w:cstheme="majorHAnsi"/>
+        </w:rPr>
+      </w:pPr>
+      <w:r>
+        <w:rPr>
+          <w:rFonts w:asciiTheme="majorHAnsi" w:hAnsiTheme="majorHAnsi" w:cstheme="majorHAnsi"/>
+        </w:rPr>
+        <w:t>When the player wins by clearing all bricks, a life bonus is added:</w:t>
+      </w:r>
+    </w:p>
+    <w:p>
+      <w:pPr>
+        <w:pStyle w:val="ListParagraph"/>
+        <w:numPr>
+          <w:ilvl w:val="0"/>
+          <w:numId w:val="11"/>
+        </w:numPr>
+        <w:rPr>
+          <w:rFonts w:asciiTheme="majorHAnsi" w:hAnsiTheme="majorHAnsi" w:cstheme="majorHAnsi"/>
+        </w:rPr>
+      </w:pPr>
+      <w:r>
+        <w:rPr>
+          <w:rFonts w:asciiTheme="majorHAnsi" w:hAnsiTheme="majorHAnsi" w:cstheme="majorHAnsi"/>
+        </w:rPr>
+        <w:t>3 lives remaining: 1000 bonus points</w:t>
+      </w:r>
+    </w:p>
+    <w:p>
+      <w:pPr>
+        <w:pStyle w:val="ListParagraph"/>
+        <w:numPr>
+          <w:ilvl w:val="0"/>
+          <w:numId w:val="11"/>
+        </w:numPr>
+        <w:rPr>
+          <w:rFonts w:asciiTheme="majorHAnsi" w:hAnsiTheme="majorHAnsi" w:cstheme="majorHAnsi"/>
+        </w:rPr>
+      </w:pPr>
+      <w:r>
+        <w:rPr>
+          <w:rFonts w:asciiTheme="majorHAnsi" w:hAnsiTheme="majorHAnsi" w:cstheme="majorHAnsi"/>
+        </w:rPr>
+        <w:t>2 lives remaining: 500 bonus points</w:t>
+      </w:r>
+    </w:p>
+    <w:p>
+      <w:pPr>
+        <w:pStyle w:val="ListParagraph"/>
+        <w:numPr>
+          <w:ilvl w:val="0"/>
+          <w:numId w:val="11"/>
+        </w:numPr>
+        <w:rPr>
+          <w:rFonts w:asciiTheme="majorHAnsi" w:hAnsiTheme="majorHAnsi" w:cstheme="majorHAnsi"/>
+        </w:rPr>
+      </w:pPr>
+      <w:r>
+        <w:rPr>
+          <w:rFonts w:asciiTheme="majorHAnsi" w:hAnsiTheme="majorHAnsi" w:cstheme="majorHAnsi"/>
+        </w:rPr>
+        <w:t>1 life remaining: 200 bonus points</w:t>
+      </w:r>
+    </w:p>
+    <w:p>
+      <w:pPr>
+        <w:pStyle w:val="ListParagraph"/>
+        <w:numPr>
+          <w:ilvl w:val="0"/>
+          <w:numId w:val="11"/>
+        </w:numPr>
+        <w:rPr>
+          <w:rFonts w:asciiTheme="majorHAnsi" w:hAnsiTheme="majorHAnsi" w:cstheme="majorHAnsi"/>
+        </w:rPr>
+      </w:pPr>
+      <w:r>
+        <w:rPr>
+          <w:rFonts w:asciiTheme="majorHAnsi" w:hAnsiTheme="majorHAnsi" w:cstheme="majorHAnsi"/>
+        </w:rPr>
+        <w:t xml:space="preserve">The game stores </w:t>
+      </w:r>
+      <w:proofErr w:type="gramStart"/>
+      <w:r>
+        <w:rPr>
+          <w:rFonts w:asciiTheme="majorHAnsi" w:hAnsiTheme="majorHAnsi" w:cstheme="majorHAnsi"/>
+        </w:rPr>
+        <w:t>the high score</w:t>
+      </w:r>
+      <w:proofErr w:type="gramEnd"/>
+      <w:r>
+        <w:rPr>
+          <w:rFonts w:asciiTheme="majorHAnsi" w:hAnsiTheme="majorHAnsi" w:cstheme="majorHAnsi"/>
+        </w:rPr>
+        <w:t xml:space="preserve"> in a local SQLite database file named </w:t>
+      </w:r>
+      <w:proofErr w:type="spellStart"/>
+      <w:r>
+        <w:rPr>
+          <w:rFonts w:asciiTheme="majorHAnsi" w:hAnsiTheme="majorHAnsi" w:cstheme="majorHAnsi"/>
+        </w:rPr>
+        <w:t>BreakOutScores.db</w:t>
+      </w:r>
+      <w:proofErr w:type="spellEnd"/>
+      <w:r>
+        <w:rPr>
+          <w:rFonts w:asciiTheme="majorHAnsi" w:hAnsiTheme="majorHAnsi" w:cstheme="majorHAnsi"/>
+        </w:rPr>
+        <w:t xml:space="preserve">. The database contains a scores table with the saved score for level 1. The high score is updated only when the player </w:t>
+      </w:r>
+      <w:proofErr w:type="gramStart"/>
+      <w:r>
+        <w:rPr>
+          <w:rFonts w:asciiTheme="majorHAnsi" w:hAnsiTheme="majorHAnsi" w:cstheme="majorHAnsi"/>
+        </w:rPr>
+        <w:t>wins</w:t>
+      </w:r>
+      <w:proofErr w:type="gramEnd"/>
+      <w:r>
+        <w:rPr>
+          <w:rFonts w:asciiTheme="majorHAnsi" w:hAnsiTheme="majorHAnsi" w:cstheme="majorHAnsi"/>
+        </w:rPr>
+        <w:t xml:space="preserve"> and the final score is higher than the previously stored score.</w:t>
+      </w:r>
+    </w:p>
+    <w:p>
+      <w:pPr>
+        <w:pStyle w:val="ListParagraph"/>
+        <w:numPr>
+          <w:ilvl w:val="0"/>
+          <w:numId w:val="11"/>
+        </w:numPr>
+        <w:rPr>
+          <w:rFonts w:asciiTheme="majorHAnsi" w:hAnsiTheme="majorHAnsi" w:cstheme="majorHAnsi"/>
+        </w:rPr>
+      </w:pPr>
+      <w:r>
+        <w:rPr>
+          <w:rFonts w:asciiTheme="majorHAnsi" w:hAnsiTheme="majorHAnsi" w:cstheme="majorHAnsi"/>
+        </w:rPr>
+        <w:t>The main menu displays the saved high score when it is greater than zero.</w:t>
+      </w:r>
+    </w:p>
+    <w:p>
+      <w:pPr>
+        <w:rPr>
+          <w:rFonts w:asciiTheme="majorHAnsi" w:hAnsiTheme="majorHAnsi" w:cstheme="majorHAnsi"/>
+        </w:rPr>
+      </w:pPr>
+    </w:p>
+    <w:p>
+      <w:pPr>
+        <w:rPr>
+          <w:rFonts w:asciiTheme="majorHAnsi" w:hAnsiTheme="majorHAnsi" w:cstheme="majorHAnsi"/>
+        </w:rPr>
+      </w:pPr>
+      <w:r>
+        <w:rPr>
+          <w:rFonts w:asciiTheme="majorHAnsi" w:hAnsiTheme="majorHAnsi" w:cstheme="majorHAnsi"/>
+        </w:rPr>
+        <w:t>8.2 Audio</w:t>
+      </w:r>
+    </w:p>
+    <w:p>
+      <w:pPr>
+        <w:rPr>
+          <w:rFonts w:asciiTheme="majorHAnsi" w:hAnsiTheme="majorHAnsi" w:cstheme="majorHAnsi"/>
+        </w:rPr>
+      </w:pPr>
+      <w:r>
+        <w:rPr>
+          <w:rFonts w:asciiTheme="majorHAnsi" w:hAnsiTheme="majorHAnsi" w:cstheme="majorHAnsi"/>
+        </w:rPr>
+        <w:lastRenderedPageBreak/>
+        <w:t>The game includes background music and sound effects.</w:t>
+      </w:r>
+    </w:p>
+    <w:p>
+      <w:pPr>
+        <w:pStyle w:val="ListParagraph"/>
+        <w:numPr>
+          <w:ilvl w:val="0"/>
+          <w:numId w:val="12"/>
+        </w:numPr>
+        <w:rPr>
+          <w:rFonts w:asciiTheme="majorHAnsi" w:hAnsiTheme="majorHAnsi" w:cstheme="majorHAnsi"/>
+        </w:rPr>
+      </w:pPr>
+      <w:r>
+        <w:rPr>
+          <w:rFonts w:asciiTheme="majorHAnsi" w:hAnsiTheme="majorHAnsi" w:cstheme="majorHAnsi"/>
+        </w:rPr>
+        <w:t>Implemented audio features:</w:t>
+      </w:r>
+    </w:p>
+    <w:p>
+      <w:pPr>
+        <w:pStyle w:val="ListParagraph"/>
+        <w:numPr>
+          <w:ilvl w:val="0"/>
+          <w:numId w:val="12"/>
+        </w:numPr>
+        <w:rPr>
+          <w:rFonts w:asciiTheme="majorHAnsi" w:hAnsiTheme="majorHAnsi" w:cstheme="majorHAnsi"/>
+        </w:rPr>
+      </w:pPr>
+      <w:r>
+        <w:rPr>
+          <w:rFonts w:asciiTheme="majorHAnsi" w:hAnsiTheme="majorHAnsi" w:cstheme="majorHAnsi"/>
+        </w:rPr>
+        <w:t>Background music plays during the application and loops continuously.</w:t>
+      </w:r>
+    </w:p>
+    <w:p>
+      <w:pPr>
+        <w:pStyle w:val="ListParagraph"/>
+        <w:numPr>
+          <w:ilvl w:val="0"/>
+          <w:numId w:val="12"/>
+        </w:numPr>
+        <w:rPr>
+          <w:rFonts w:asciiTheme="majorHAnsi" w:hAnsiTheme="majorHAnsi" w:cstheme="majorHAnsi"/>
+        </w:rPr>
+      </w:pPr>
+      <w:r>
+        <w:rPr>
+          <w:rFonts w:asciiTheme="majorHAnsi" w:hAnsiTheme="majorHAnsi" w:cstheme="majorHAnsi"/>
+        </w:rPr>
+        <w:t>Button click sound plays when menu buttons are selected.</w:t>
+      </w:r>
+    </w:p>
+    <w:p>
+      <w:pPr>
+        <w:pStyle w:val="ListParagraph"/>
+        <w:numPr>
+          <w:ilvl w:val="0"/>
+          <w:numId w:val="12"/>
+        </w:numPr>
+        <w:rPr>
+          <w:rFonts w:asciiTheme="majorHAnsi" w:hAnsiTheme="majorHAnsi" w:cstheme="majorHAnsi"/>
+        </w:rPr>
+      </w:pPr>
+      <w:r>
+        <w:rPr>
+          <w:rFonts w:asciiTheme="majorHAnsi" w:hAnsiTheme="majorHAnsi" w:cstheme="majorHAnsi"/>
+        </w:rPr>
+        <w:t>Brick</w:t>
+      </w:r>
+      <w:proofErr w:type="gramStart"/>
+      <w:r>
+        <w:rPr>
+          <w:rFonts w:asciiTheme="majorHAnsi" w:hAnsiTheme="majorHAnsi" w:cstheme="majorHAnsi"/>
+        </w:rPr>
+        <w:t>-destruction sound</w:t>
+      </w:r>
+      <w:proofErr w:type="gramEnd"/>
+      <w:r>
+        <w:rPr>
+          <w:rFonts w:asciiTheme="majorHAnsi" w:hAnsiTheme="majorHAnsi" w:cstheme="majorHAnsi"/>
+        </w:rPr>
+        <w:t xml:space="preserve"> plays when </w:t>
+      </w:r>
+      <w:proofErr w:type="gramStart"/>
+      <w:r>
+        <w:rPr>
+          <w:rFonts w:asciiTheme="majorHAnsi" w:hAnsiTheme="majorHAnsi" w:cstheme="majorHAnsi"/>
+        </w:rPr>
+        <w:t>a brick</w:t>
+      </w:r>
+      <w:proofErr w:type="gramEnd"/>
+      <w:r>
+        <w:rPr>
+          <w:rFonts w:asciiTheme="majorHAnsi" w:hAnsiTheme="majorHAnsi" w:cstheme="majorHAnsi"/>
+        </w:rPr>
+        <w:t xml:space="preserve"> is broken.</w:t>
+      </w:r>
+    </w:p>
+    <w:p>
+      <w:pPr>
+        <w:pStyle w:val="ListParagraph"/>
+        <w:numPr>
+          <w:ilvl w:val="0"/>
+          <w:numId w:val="12"/>
+        </w:numPr>
+        <w:rPr>
+          <w:rFonts w:asciiTheme="majorHAnsi" w:hAnsiTheme="majorHAnsi" w:cstheme="majorHAnsi"/>
+        </w:rPr>
+      </w:pPr>
+      <w:r>
+        <w:rPr>
+          <w:rFonts w:asciiTheme="majorHAnsi" w:hAnsiTheme="majorHAnsi" w:cstheme="majorHAnsi"/>
+        </w:rPr>
+        <w:t>Music volume can be adjusted from the Settings screen.</w:t>
+      </w:r>
+    </w:p>
+    <w:p>
+      <w:pPr>
+        <w:rPr>
+          <w:rFonts w:asciiTheme="majorHAnsi" w:hAnsiTheme="majorHAnsi" w:cstheme="majorHAnsi"/>
+        </w:rPr>
+      </w:pPr>
+      <w:r>
+        <w:rPr>
+          <w:rFonts w:asciiTheme="majorHAnsi" w:hAnsiTheme="majorHAnsi" w:cstheme="majorHAnsi"/>
+        </w:rPr>
+        <w:t>Known audio limitation:</w:t>
+      </w:r>
+    </w:p>
+    <w:p>
+      <w:pPr>
+        <w:rPr>
+          <w:rFonts w:asciiTheme="majorHAnsi" w:hAnsiTheme="majorHAnsi" w:cstheme="majorHAnsi"/>
+        </w:rPr>
+      </w:pPr>
+      <w:r>
+        <w:rPr>
+          <w:rFonts w:asciiTheme="majorHAnsi" w:hAnsiTheme="majorHAnsi" w:cstheme="majorHAnsi"/>
+        </w:rPr>
+        <w:t>A ball-bounce sound effect is supported by the code structure but is not currently assigned to an audio file.</w:t>
+      </w:r>
+    </w:p>
     <w:p>
       <w:pPr>
         <w:pStyle w:val="Heading2"/>
-      </w:pPr>
-      <w:bookmarkStart w:id="18" w:name="_h4a9uxmgzta4" w:colFirst="0" w:colLast="0"/>
-      <w:bookmarkEnd w:id="18"/>
-      <w:r>
-        <w:rPr>
+        <w:rPr>
+          <w:rFonts w:asciiTheme="majorHAnsi" w:hAnsiTheme="majorHAnsi" w:cstheme="majorHAnsi"/>
           <w:color w:val="3C78D8"/>
         </w:rPr>
+      </w:pPr>
+      <w:bookmarkStart w:id="15" w:name="_xk2mwjtfl6eo" w:colFirst="0" w:colLast="0"/>
+      <w:bookmarkEnd w:id="15"/>
+      <w:r>
+        <w:rPr>
+          <w:rFonts w:asciiTheme="majorHAnsi" w:hAnsiTheme="majorHAnsi" w:cstheme="majorHAnsi"/>
+          <w:color w:val="3C78D8"/>
+        </w:rPr>
         <w:t>9. Troubleshooting</w:t>
       </w:r>
     </w:p>
     <w:p>
       <w:pPr>
-        <w:numPr>
-          <w:ilvl w:val="0"/>
-          <w:numId w:val="1"/>
-        </w:numPr>
-      </w:pPr>
-      <w:r>
-        <w:rPr>
-          <w:b/>
-          <w:bCs/>
+        <w:rPr>
+          <w:rFonts w:asciiTheme="majorHAnsi" w:hAnsiTheme="majorHAnsi" w:cstheme="majorHAnsi"/>
+        </w:rPr>
+      </w:pPr>
+      <w:r>
+        <w:rPr>
+          <w:rFonts w:asciiTheme="majorHAnsi" w:hAnsiTheme="majorHAnsi" w:cstheme="majorHAnsi"/>
         </w:rPr>
         <w:t>Build fails with SFML header errors</w:t>
       </w:r>
-      <w:r>
-        <w:br/>
-        <w:t xml:space="preserve">SFML include/library paths are not configured correctly. Verify SFML 3.0.2 is installed and </w:t>
-      </w:r>
-      <w:r>
-        <w:rPr>
-          <w:rFonts w:ascii="Roboto Mono" w:eastAsia="Roboto Mono" w:hAnsi="Roboto Mono" w:cs="Roboto Mono"/>
-          <w:color w:val="188038"/>
-        </w:rPr>
-        <w:t>BREAKOUT_SFML_ROOT</w:t>
-      </w:r>
-      <w:r>
-        <w:t xml:space="preserve"> points to the correct folder.</w:t>
-      </w:r>
-    </w:p>
-    <w:p>
-      <w:pPr>
-        <w:numPr>
-          <w:ilvl w:val="0"/>
-          <w:numId w:val="1"/>
-        </w:numPr>
-      </w:pPr>
-      <w:r>
-        <w:rPr>
-          <w:b/>
-          <w:bCs/>
+    </w:p>
+    <w:p>
+      <w:pPr>
+        <w:pStyle w:val="ListParagraph"/>
+        <w:numPr>
+          <w:ilvl w:val="0"/>
+          <w:numId w:val="13"/>
+        </w:numPr>
+        <w:rPr>
+          <w:rFonts w:asciiTheme="majorHAnsi" w:hAnsiTheme="majorHAnsi" w:cstheme="majorHAnsi"/>
+        </w:rPr>
+      </w:pPr>
+      <w:r>
+        <w:rPr>
+          <w:rFonts w:asciiTheme="majorHAnsi" w:hAnsiTheme="majorHAnsi" w:cstheme="majorHAnsi"/>
+        </w:rPr>
+        <w:t>SFML include/library paths are not configured correctly. Verify SFML 3.0.2 is installed and BREAKOUT_SFML_ROOT points to the folder containing include, lib, and bin.</w:t>
+      </w:r>
+    </w:p>
+    <w:p>
+      <w:pPr>
+        <w:rPr>
+          <w:rFonts w:asciiTheme="majorHAnsi" w:hAnsiTheme="majorHAnsi" w:cstheme="majorHAnsi"/>
+        </w:rPr>
+      </w:pPr>
+      <w:r>
+        <w:rPr>
+          <w:rFonts w:asciiTheme="majorHAnsi" w:hAnsiTheme="majorHAnsi" w:cstheme="majorHAnsi"/>
         </w:rPr>
         <w:t>Program starts but immediately closes or shows missing library errors</w:t>
       </w:r>
-      <w:r>
-        <w:br/>
-        <w:t xml:space="preserve">Runtime SFML libraries are not found. Ensure SFML runtime files are available to the executable (for example, SFML </w:t>
-      </w:r>
-      <w:r>
-        <w:rPr>
-          <w:rFonts w:ascii="Roboto Mono" w:eastAsia="Roboto Mono" w:hAnsi="Roboto Mono" w:cs="Roboto Mono"/>
-          <w:color w:val="188038"/>
-        </w:rPr>
-        <w:t>bin</w:t>
-      </w:r>
-      <w:r>
-        <w:t xml:space="preserve"> on </w:t>
-      </w:r>
-      <w:r>
-        <w:rPr>
-          <w:rFonts w:ascii="Roboto Mono" w:eastAsia="Roboto Mono" w:hAnsi="Roboto Mono" w:cs="Roboto Mono"/>
-          <w:color w:val="188038"/>
-        </w:rPr>
-        <w:t>PATH</w:t>
-      </w:r>
-      <w:r>
-        <w:t>).</w:t>
-      </w:r>
-    </w:p>
-    <w:p>
-      <w:pPr>
-        <w:numPr>
-          <w:ilvl w:val="0"/>
-          <w:numId w:val="1"/>
-        </w:numPr>
-      </w:pPr>
-      <w:r>
-        <w:rPr>
-          <w:b/>
-          <w:bCs/>
+    </w:p>
+    <w:p>
+      <w:pPr>
+        <w:pStyle w:val="ListParagraph"/>
+        <w:numPr>
+          <w:ilvl w:val="0"/>
+          <w:numId w:val="13"/>
+        </w:numPr>
+        <w:rPr>
+          <w:rFonts w:asciiTheme="majorHAnsi" w:hAnsiTheme="majorHAnsi" w:cstheme="majorHAnsi"/>
+        </w:rPr>
+      </w:pPr>
+      <w:r>
+        <w:rPr>
+          <w:rFonts w:asciiTheme="majorHAnsi" w:hAnsiTheme="majorHAnsi" w:cstheme="majorHAnsi"/>
+        </w:rPr>
+        <w:t>Runtime SFML, compiler, SQLite, or audio-related libraries may not be discoverable. On Windows, run the game with .\scripts\run-game.ps1 so the runtime folder and toolchain paths are added correctly.</w:t>
+      </w:r>
+    </w:p>
+    <w:p>
+      <w:pPr>
+        <w:rPr>
+          <w:rFonts w:asciiTheme="majorHAnsi" w:hAnsiTheme="majorHAnsi" w:cstheme="majorHAnsi"/>
+        </w:rPr>
+      </w:pPr>
+      <w:r>
+        <w:rPr>
+          <w:rFonts w:asciiTheme="majorHAnsi" w:hAnsiTheme="majorHAnsi" w:cstheme="majorHAnsi"/>
         </w:rPr>
         <w:t>Keyboard input does not respond</w:t>
       </w:r>
-      <w:r>
-        <w:br/>
-        <w:t>Click the game window first so it has focus.</w:t>
-      </w:r>
-    </w:p>
-    <w:p>
-      <w:pPr>
-        <w:numPr>
-          <w:ilvl w:val="0"/>
-          <w:numId w:val="1"/>
-        </w:numPr>
-      </w:pPr>
-      <w:r>
-        <w:rPr>
-          <w:b/>
-          <w:bCs/>
-        </w:rPr>
-        <w:t>No text appears in menus or HUD</w:t>
-      </w:r>
-      <w:r>
-        <w:br/>
-        <w:t>A supported font may not be available. The game can fall back to limited title-bar instructions.</w:t>
-      </w:r>
-    </w:p>
-    <w:p/>
+    </w:p>
+    <w:p>
+      <w:pPr>
+        <w:pStyle w:val="ListParagraph"/>
+        <w:numPr>
+          <w:ilvl w:val="0"/>
+          <w:numId w:val="13"/>
+        </w:numPr>
+        <w:rPr>
+          <w:rFonts w:asciiTheme="majorHAnsi" w:hAnsiTheme="majorHAnsi" w:cstheme="majorHAnsi"/>
+        </w:rPr>
+      </w:pPr>
+      <w:r>
+        <w:rPr>
+          <w:rFonts w:asciiTheme="majorHAnsi" w:hAnsiTheme="majorHAnsi" w:cstheme="majorHAnsi"/>
+        </w:rPr>
+        <w:t>Click the game window first so it has keyboard focus.</w:t>
+      </w:r>
+    </w:p>
+    <w:p>
+      <w:pPr>
+        <w:rPr>
+          <w:rFonts w:asciiTheme="majorHAnsi" w:hAnsiTheme="majorHAnsi" w:cstheme="majorHAnsi"/>
+        </w:rPr>
+      </w:pPr>
+      <w:r>
+        <w:rPr>
+          <w:rFonts w:asciiTheme="majorHAnsi" w:hAnsiTheme="majorHAnsi" w:cstheme="majorHAnsi"/>
+        </w:rPr>
+        <w:t>Ball does not move after starting or losing a life</w:t>
+      </w:r>
+    </w:p>
+    <w:p>
+      <w:pPr>
+        <w:pStyle w:val="ListParagraph"/>
+        <w:numPr>
+          <w:ilvl w:val="0"/>
+          <w:numId w:val="13"/>
+        </w:numPr>
+        <w:rPr>
+          <w:rFonts w:asciiTheme="majorHAnsi" w:hAnsiTheme="majorHAnsi" w:cstheme="majorHAnsi"/>
+        </w:rPr>
+      </w:pPr>
+      <w:r>
+        <w:rPr>
+          <w:rFonts w:asciiTheme="majorHAnsi" w:hAnsiTheme="majorHAnsi" w:cstheme="majorHAnsi"/>
+        </w:rPr>
+        <w:t>This is expected. Move the paddle with Left/A or Right/D to start or resume the ball.</w:t>
+      </w:r>
+    </w:p>
+    <w:p>
+      <w:pPr>
+        <w:rPr>
+          <w:rFonts w:asciiTheme="majorHAnsi" w:hAnsiTheme="majorHAnsi" w:cstheme="majorHAnsi"/>
+        </w:rPr>
+      </w:pPr>
+      <w:r>
+        <w:rPr>
+          <w:rFonts w:asciiTheme="majorHAnsi" w:hAnsiTheme="majorHAnsi" w:cstheme="majorHAnsi"/>
+        </w:rPr>
+        <w:t xml:space="preserve">No text appears </w:t>
+      </w:r>
+      <w:proofErr w:type="gramStart"/>
+      <w:r>
+        <w:rPr>
+          <w:rFonts w:asciiTheme="majorHAnsi" w:hAnsiTheme="majorHAnsi" w:cstheme="majorHAnsi"/>
+        </w:rPr>
+        <w:t>in</w:t>
+      </w:r>
+      <w:proofErr w:type="gramEnd"/>
+      <w:r>
+        <w:rPr>
+          <w:rFonts w:asciiTheme="majorHAnsi" w:hAnsiTheme="majorHAnsi" w:cstheme="majorHAnsi"/>
+        </w:rPr>
+        <w:t xml:space="preserve"> menus or HUD</w:t>
+      </w:r>
+    </w:p>
+    <w:p>
+      <w:pPr>
+        <w:pStyle w:val="ListParagraph"/>
+        <w:numPr>
+          <w:ilvl w:val="0"/>
+          <w:numId w:val="13"/>
+        </w:numPr>
+        <w:rPr>
+          <w:rFonts w:asciiTheme="majorHAnsi" w:hAnsiTheme="majorHAnsi" w:cstheme="majorHAnsi"/>
+        </w:rPr>
+      </w:pPr>
+      <w:r>
+        <w:rPr>
+          <w:rFonts w:asciiTheme="majorHAnsi" w:hAnsiTheme="majorHAnsi" w:cstheme="majorHAnsi"/>
+        </w:rPr>
+        <w:t>A supported font may not be available. The game attempts to load the project font first, then common system fonts. If no font is available, the application falls back to title-bar instructions and simplified menu interaction.</w:t>
+      </w:r>
+    </w:p>
+    <w:p>
+      <w:pPr>
+        <w:rPr>
+          <w:rFonts w:asciiTheme="majorHAnsi" w:hAnsiTheme="majorHAnsi" w:cstheme="majorHAnsi"/>
+        </w:rPr>
+      </w:pPr>
+      <w:r>
+        <w:rPr>
+          <w:rFonts w:asciiTheme="majorHAnsi" w:hAnsiTheme="majorHAnsi" w:cstheme="majorHAnsi"/>
+        </w:rPr>
+        <w:t>High score does not update</w:t>
+      </w:r>
+    </w:p>
+    <w:p>
+      <w:pPr>
+        <w:pStyle w:val="ListParagraph"/>
+        <w:numPr>
+          <w:ilvl w:val="0"/>
+          <w:numId w:val="13"/>
+        </w:numPr>
+        <w:rPr>
+          <w:rFonts w:asciiTheme="majorHAnsi" w:hAnsiTheme="majorHAnsi" w:cstheme="majorHAnsi"/>
+        </w:rPr>
+      </w:pPr>
+      <w:r>
+        <w:rPr>
+          <w:rFonts w:asciiTheme="majorHAnsi" w:hAnsiTheme="majorHAnsi" w:cstheme="majorHAnsi"/>
+        </w:rPr>
+        <w:t>The high score updates only after a win and only if the final score is higher than the saved score.</w:t>
+      </w:r>
+    </w:p>
     <w:p>
       <w:pPr>
         <w:pStyle w:val="Heading2"/>
-      </w:pPr>
-      <w:bookmarkStart w:id="19" w:name="_xk2mwjtfl6eo" w:colFirst="0" w:colLast="0"/>
-      <w:bookmarkEnd w:id="19"/>
-      <w:r>
-        <w:rPr>
+        <w:rPr>
+          <w:rFonts w:asciiTheme="majorHAnsi" w:hAnsiTheme="majorHAnsi" w:cstheme="majorHAnsi"/>
+          <w:color w:val="3C78D8"/>
+        </w:rPr>
+      </w:pPr>
+      <w:r>
+        <w:rPr>
+          <w:rFonts w:asciiTheme="majorHAnsi" w:hAnsiTheme="majorHAnsi" w:cstheme="majorHAnsi"/>
           <w:color w:val="3C78D8"/>
         </w:rPr>
         <w:lastRenderedPageBreak/>
@@ -3153,77 +4547,137 @@
     </w:p>
     <w:p>
       <w:pPr>
-        <w:numPr>
-          <w:ilvl w:val="0"/>
-          <w:numId w:val="1"/>
-        </w:numPr>
-        <w:spacing w:after="0"/>
-      </w:pPr>
-      <w:r>
+        <w:pStyle w:val="ListParagraph"/>
+        <w:numPr>
+          <w:ilvl w:val="0"/>
+          <w:numId w:val="13"/>
+        </w:numPr>
+        <w:rPr>
+          <w:rFonts w:asciiTheme="majorHAnsi" w:hAnsiTheme="majorHAnsi" w:cstheme="majorHAnsi"/>
+        </w:rPr>
+      </w:pPr>
+      <w:r>
+        <w:rPr>
+          <w:rFonts w:asciiTheme="majorHAnsi" w:hAnsiTheme="majorHAnsi" w:cstheme="majorHAnsi"/>
+        </w:rPr>
         <w:t>The application is distributed as source code and requires local compilation.</w:t>
       </w:r>
     </w:p>
     <w:p>
       <w:pPr>
-        <w:numPr>
-          <w:ilvl w:val="0"/>
-          <w:numId w:val="1"/>
-        </w:numPr>
-        <w:spacing w:before="0" w:after="0"/>
-      </w:pPr>
-      <w:r>
-        <w:t>Setup may require manual configuration of compiler and SFML library paths depending on the operating system.</w:t>
-      </w:r>
-    </w:p>
-    <w:p>
-      <w:pPr>
-        <w:numPr>
-          <w:ilvl w:val="0"/>
-          <w:numId w:val="1"/>
-        </w:numPr>
-        <w:spacing w:before="0" w:after="0"/>
-      </w:pPr>
-      <w:r>
-        <w:t>Audio features (music and sound effects) are not fully implemented.</w:t>
-      </w:r>
-    </w:p>
-    <w:p>
-      <w:pPr>
-        <w:numPr>
-          <w:ilvl w:val="0"/>
-          <w:numId w:val="1"/>
-        </w:numPr>
-        <w:spacing w:before="0" w:after="0"/>
-      </w:pPr>
-      <w:r>
-        <w:t>Collision behavior is functional but may not handle all edge cases (e.g., high-speed or multi-surface interactions).</w:t>
-      </w:r>
-    </w:p>
-    <w:p>
-      <w:pPr>
-        <w:numPr>
-          <w:ilvl w:val="0"/>
-          <w:numId w:val="1"/>
-        </w:numPr>
-        <w:spacing w:before="0" w:after="0"/>
-      </w:pPr>
-      <w:r>
-        <w:t>The game currently includes a single level with no progression system.</w:t>
-      </w:r>
-    </w:p>
-    <w:p>
-      <w:pPr>
-        <w:numPr>
-          <w:ilvl w:val="0"/>
-          <w:numId w:val="1"/>
-        </w:numPr>
-        <w:spacing w:before="0"/>
-      </w:pPr>
-      <w:r>
-        <w:t>Some UI and visual feedback elements are implemented at a basic level and may be further refined.</w:t>
-      </w:r>
-    </w:p>
-    <w:p/>
+        <w:pStyle w:val="ListParagraph"/>
+        <w:numPr>
+          <w:ilvl w:val="0"/>
+          <w:numId w:val="13"/>
+        </w:numPr>
+        <w:rPr>
+          <w:rFonts w:asciiTheme="majorHAnsi" w:hAnsiTheme="majorHAnsi" w:cstheme="majorHAnsi"/>
+        </w:rPr>
+      </w:pPr>
+      <w:r>
+        <w:rPr>
+          <w:rFonts w:asciiTheme="majorHAnsi" w:hAnsiTheme="majorHAnsi" w:cstheme="majorHAnsi"/>
+        </w:rPr>
+        <w:t>The primary validated workflow is Windows with GCC, SFML 3.0.2, and PowerShell scripts. Linux and macOS may require additional setup and are not the primary supported workflow.</w:t>
+      </w:r>
+    </w:p>
+    <w:p>
+      <w:pPr>
+        <w:pStyle w:val="ListParagraph"/>
+        <w:numPr>
+          <w:ilvl w:val="0"/>
+          <w:numId w:val="13"/>
+        </w:numPr>
+        <w:rPr>
+          <w:rFonts w:asciiTheme="majorHAnsi" w:hAnsiTheme="majorHAnsi" w:cstheme="majorHAnsi"/>
+        </w:rPr>
+      </w:pPr>
+      <w:r>
+        <w:rPr>
+          <w:rFonts w:asciiTheme="majorHAnsi" w:hAnsiTheme="majorHAnsi" w:cstheme="majorHAnsi"/>
+        </w:rPr>
+        <w:t>Setup may require manual configuration of compiler, SFML, runtime library, and environment variable paths.</w:t>
+      </w:r>
+    </w:p>
+    <w:p>
+      <w:pPr>
+        <w:pStyle w:val="ListParagraph"/>
+        <w:numPr>
+          <w:ilvl w:val="0"/>
+          <w:numId w:val="13"/>
+        </w:numPr>
+        <w:rPr>
+          <w:rFonts w:asciiTheme="majorHAnsi" w:hAnsiTheme="majorHAnsi" w:cstheme="majorHAnsi"/>
+        </w:rPr>
+      </w:pPr>
+      <w:r>
+        <w:rPr>
+          <w:rFonts w:asciiTheme="majorHAnsi" w:hAnsiTheme="majorHAnsi" w:cstheme="majorHAnsi"/>
+        </w:rPr>
+        <w:t>The game currently includes a single level with no level progression system.</w:t>
+      </w:r>
+    </w:p>
+    <w:p>
+      <w:pPr>
+        <w:pStyle w:val="ListParagraph"/>
+        <w:numPr>
+          <w:ilvl w:val="0"/>
+          <w:numId w:val="13"/>
+        </w:numPr>
+        <w:rPr>
+          <w:rFonts w:asciiTheme="majorHAnsi" w:hAnsiTheme="majorHAnsi" w:cstheme="majorHAnsi"/>
+        </w:rPr>
+      </w:pPr>
+      <w:r>
+        <w:rPr>
+          <w:rFonts w:asciiTheme="majorHAnsi" w:hAnsiTheme="majorHAnsi" w:cstheme="majorHAnsi"/>
+        </w:rPr>
+        <w:t>A ball-bounce sound effect is not currently assigned, although background music, button click sound, and brick-destruction sound are implemented.</w:t>
+      </w:r>
+    </w:p>
+    <w:p>
+      <w:pPr>
+        <w:pStyle w:val="ListParagraph"/>
+        <w:numPr>
+          <w:ilvl w:val="0"/>
+          <w:numId w:val="13"/>
+        </w:numPr>
+        <w:rPr>
+          <w:rFonts w:asciiTheme="majorHAnsi" w:hAnsiTheme="majorHAnsi" w:cstheme="majorHAnsi"/>
+        </w:rPr>
+      </w:pPr>
+      <w:r>
+        <w:rPr>
+          <w:rFonts w:asciiTheme="majorHAnsi" w:hAnsiTheme="majorHAnsi" w:cstheme="majorHAnsi"/>
+        </w:rPr>
+        <w:t>Collision behavior is functional, but very high-speed or multi-surface edge cases may still produce imperfect results.</w:t>
+      </w:r>
+    </w:p>
+    <w:p>
+      <w:pPr>
+        <w:pStyle w:val="ListParagraph"/>
+        <w:numPr>
+          <w:ilvl w:val="0"/>
+          <w:numId w:val="13"/>
+        </w:numPr>
+        <w:rPr>
+          <w:rFonts w:asciiTheme="majorHAnsi" w:hAnsiTheme="majorHAnsi" w:cstheme="majorHAnsi"/>
+        </w:rPr>
+      </w:pPr>
+      <w:r>
+        <w:rPr>
+          <w:rFonts w:asciiTheme="majorHAnsi" w:hAnsiTheme="majorHAnsi" w:cstheme="majorHAnsi"/>
+        </w:rPr>
+        <w:t>Some visual presentation and UI polish may be refined in future versions.</w:t>
+      </w:r>
+    </w:p>
+    <w:p>
+      <w:pPr>
+        <w:rPr>
+          <w:rFonts w:asciiTheme="majorHAnsi" w:hAnsiTheme="majorHAnsi" w:cstheme="majorHAnsi"/>
+        </w:rPr>
+      </w:pPr>
+    </w:p>
     <w:sectPr>
       <w:pgSz w:w="12240" w:h="15840"/>
       <w:pgMar w:top="1440" w:right="1440" w:bottom="1440" w:left="1440" w:header="0" w:footer="720" w:gutter="0"/>
@@ -3237,6 +4691,458 @@
 <file path=word/numbering.xml><?xml version="1.0" encoding="utf-8"?>
 <w:numbering xmlns:wpc="http://schemas.microsoft.com/office/word/2010/wordprocessingCanvas" xmlns:cx="http://schemas.microsoft.com/office/drawing/2014/chartex" xmlns:cx1="http://schemas.microsoft.com/office/drawing/2015/9/8/chartex" xmlns:cx2="http://schemas.microsoft.com/office/drawing/2015/10/21/chartex" xmlns:cx3="http://schemas.microsoft.com/office/drawing/2016/5/9/chartex" xmlns:cx4="http://schemas.microsoft.com/office/drawing/2016/5/10/chartex" xmlns:cx5="http://schemas.microsoft.com/office/drawing/2016/5/11/chartex" xmlns:cx6="http://schemas.microsoft.com/office/drawing/2016/5/12/chartex" xmlns:cx7="http://schemas.microsoft.com/office/drawing/2016/5/13/chartex" xmlns:cx8="http://schemas.microsoft.com/office/drawing/2016/5/14/chartex" xmlns:mc="http://schemas.openxmlformats.org/markup-compatibility/2006" xmlns:aink="http://schemas.microsoft.com/office/drawing/2016/ink" xmlns:am3d="http://schemas.microsoft.com/office/drawing/2017/model3d" xmlns:o="urn:schemas-microsoft-com:office:office" xmlns:oel="http://schemas.microsoft.com/office/2019/extlst" xmlns:r="http://schemas.openxmlformats.org/officeDocument/2006/relationships" xmlns:m="http://schemas.openxmlformats.org/officeDocument/2006/math" xmlns:v="urn:schemas-microsoft-com:vml" xmlns:wp14="http://schemas.microsoft.com/office/word/2010/wordprocessingDrawing" xmlns:wp="http://schemas.openxmlformats.org/drawingml/2006/wordprocessingDrawing" xmlns:w10="urn:schemas-microsoft-com:office:word" xmlns:w="http://schemas.openxmlformats.org/wordprocessingml/2006/main" xmlns:w14="http://schemas.microsoft.com/office/word/2010/wordml" xmlns:w15="http://schemas.microsoft.com/office/word/2012/wordml" xmlns:w16cex="http://schemas.microsoft.com/office/word/2018/wordml/cex" xmlns:w16cid="http://schemas.microsoft.com/office/word/2016/wordml/cid" xmlns:w16="http://schemas.microsoft.com/office/word/2018/wordml" xmlns:w16du="http://schemas.microsoft.com/office/word/2023/wordml/word16du" xmlns:w16sdtdh="http://schemas.microsoft.com/office/word/2020/wordml/sdtdatahash" xmlns:w16sdtfl="http://schemas.microsoft.com/office/word/2024/wordml/sdtformatlock" xmlns:w16se="http://schemas.microsoft.com/office/word/2015/wordml/symex" xmlns:wpg="http://schemas.microsoft.com/office/word/2010/wordprocessingGroup" xmlns:wpi="http://schemas.microsoft.com/office/word/2010/wordprocessingInk" xmlns:wne="http://schemas.microsoft.com/office/word/2006/wordml" xmlns:wps="http://schemas.microsoft.com/office/word/2010/wordprocessingShape" mc:Ignorable="w14 w15 w16se w16cid w16 w16cex w16sdtdh w16sdtfl w16du wp14">
   <w:abstractNum w:abstractNumId="0" w15:restartNumberingAfterBreak="0">
+    <w:nsid w:val="009B6B4F"/>
+    <w:multiLevelType w:val="hybridMultilevel"/>
+    <w:tmpl w:val="E34C682A"/>
+    <w:lvl w:ilvl="0" w:tplc="04090001">
+      <w:start w:val="1"/>
+      <w:numFmt w:val="bullet"/>
+      <w:lvlText w:val=""/>
+      <w:lvlJc w:val="left"/>
+      <w:pPr>
+        <w:ind w:left="720" w:hanging="360"/>
+      </w:pPr>
+      <w:rPr>
+        <w:rFonts w:ascii="Symbol" w:hAnsi="Symbol" w:hint="default"/>
+      </w:rPr>
+    </w:lvl>
+    <w:lvl w:ilvl="1" w:tplc="04090003" w:tentative="1">
+      <w:start w:val="1"/>
+      <w:numFmt w:val="bullet"/>
+      <w:lvlText w:val="o"/>
+      <w:lvlJc w:val="left"/>
+      <w:pPr>
+        <w:ind w:left="1440" w:hanging="360"/>
+      </w:pPr>
+      <w:rPr>
+        <w:rFonts w:ascii="Courier New" w:hAnsi="Courier New" w:cs="Courier New" w:hint="default"/>
+      </w:rPr>
+    </w:lvl>
+    <w:lvl w:ilvl="2" w:tplc="04090005" w:tentative="1">
+      <w:start w:val="1"/>
+      <w:numFmt w:val="bullet"/>
+      <w:lvlText w:val=""/>
+      <w:lvlJc w:val="left"/>
+      <w:pPr>
+        <w:ind w:left="2160" w:hanging="360"/>
+      </w:pPr>
+      <w:rPr>
+        <w:rFonts w:ascii="Wingdings" w:hAnsi="Wingdings" w:hint="default"/>
+      </w:rPr>
+    </w:lvl>
+    <w:lvl w:ilvl="3" w:tplc="04090001" w:tentative="1">
+      <w:start w:val="1"/>
+      <w:numFmt w:val="bullet"/>
+      <w:lvlText w:val=""/>
+      <w:lvlJc w:val="left"/>
+      <w:pPr>
+        <w:ind w:left="2880" w:hanging="360"/>
+      </w:pPr>
+      <w:rPr>
+        <w:rFonts w:ascii="Symbol" w:hAnsi="Symbol" w:hint="default"/>
+      </w:rPr>
+    </w:lvl>
+    <w:lvl w:ilvl="4" w:tplc="04090003" w:tentative="1">
+      <w:start w:val="1"/>
+      <w:numFmt w:val="bullet"/>
+      <w:lvlText w:val="o"/>
+      <w:lvlJc w:val="left"/>
+      <w:pPr>
+        <w:ind w:left="3600" w:hanging="360"/>
+      </w:pPr>
+      <w:rPr>
+        <w:rFonts w:ascii="Courier New" w:hAnsi="Courier New" w:cs="Courier New" w:hint="default"/>
+      </w:rPr>
+    </w:lvl>
+    <w:lvl w:ilvl="5" w:tplc="04090005" w:tentative="1">
+      <w:start w:val="1"/>
+      <w:numFmt w:val="bullet"/>
+      <w:lvlText w:val=""/>
+      <w:lvlJc w:val="left"/>
+      <w:pPr>
+        <w:ind w:left="4320" w:hanging="360"/>
+      </w:pPr>
+      <w:rPr>
+        <w:rFonts w:ascii="Wingdings" w:hAnsi="Wingdings" w:hint="default"/>
+      </w:rPr>
+    </w:lvl>
+    <w:lvl w:ilvl="6" w:tplc="04090001" w:tentative="1">
+      <w:start w:val="1"/>
+      <w:numFmt w:val="bullet"/>
+      <w:lvlText w:val=""/>
+      <w:lvlJc w:val="left"/>
+      <w:pPr>
+        <w:ind w:left="5040" w:hanging="360"/>
+      </w:pPr>
+      <w:rPr>
+        <w:rFonts w:ascii="Symbol" w:hAnsi="Symbol" w:hint="default"/>
+      </w:rPr>
+    </w:lvl>
+    <w:lvl w:ilvl="7" w:tplc="04090003" w:tentative="1">
+      <w:start w:val="1"/>
+      <w:numFmt w:val="bullet"/>
+      <w:lvlText w:val="o"/>
+      <w:lvlJc w:val="left"/>
+      <w:pPr>
+        <w:ind w:left="5760" w:hanging="360"/>
+      </w:pPr>
+      <w:rPr>
+        <w:rFonts w:ascii="Courier New" w:hAnsi="Courier New" w:cs="Courier New" w:hint="default"/>
+      </w:rPr>
+    </w:lvl>
+    <w:lvl w:ilvl="8" w:tplc="04090005" w:tentative="1">
+      <w:start w:val="1"/>
+      <w:numFmt w:val="bullet"/>
+      <w:lvlText w:val=""/>
+      <w:lvlJc w:val="left"/>
+      <w:pPr>
+        <w:ind w:left="6480" w:hanging="360"/>
+      </w:pPr>
+      <w:rPr>
+        <w:rFonts w:ascii="Wingdings" w:hAnsi="Wingdings" w:hint="default"/>
+      </w:rPr>
+    </w:lvl>
+  </w:abstractNum>
+  <w:abstractNum w:abstractNumId="1" w15:restartNumberingAfterBreak="0">
+    <w:nsid w:val="049625F2"/>
+    <w:multiLevelType w:val="hybridMultilevel"/>
+    <w:tmpl w:val="739EDCE2"/>
+    <w:lvl w:ilvl="0" w:tplc="04090001">
+      <w:start w:val="1"/>
+      <w:numFmt w:val="bullet"/>
+      <w:lvlText w:val=""/>
+      <w:lvlJc w:val="left"/>
+      <w:pPr>
+        <w:ind w:left="1080" w:hanging="360"/>
+      </w:pPr>
+      <w:rPr>
+        <w:rFonts w:ascii="Symbol" w:hAnsi="Symbol" w:hint="default"/>
+      </w:rPr>
+    </w:lvl>
+    <w:lvl w:ilvl="1" w:tplc="04090003" w:tentative="1">
+      <w:start w:val="1"/>
+      <w:numFmt w:val="bullet"/>
+      <w:lvlText w:val="o"/>
+      <w:lvlJc w:val="left"/>
+      <w:pPr>
+        <w:ind w:left="1800" w:hanging="360"/>
+      </w:pPr>
+      <w:rPr>
+        <w:rFonts w:ascii="Courier New" w:hAnsi="Courier New" w:cs="Courier New" w:hint="default"/>
+      </w:rPr>
+    </w:lvl>
+    <w:lvl w:ilvl="2" w:tplc="04090005" w:tentative="1">
+      <w:start w:val="1"/>
+      <w:numFmt w:val="bullet"/>
+      <w:lvlText w:val=""/>
+      <w:lvlJc w:val="left"/>
+      <w:pPr>
+        <w:ind w:left="2520" w:hanging="360"/>
+      </w:pPr>
+      <w:rPr>
+        <w:rFonts w:ascii="Wingdings" w:hAnsi="Wingdings" w:hint="default"/>
+      </w:rPr>
+    </w:lvl>
+    <w:lvl w:ilvl="3" w:tplc="04090001" w:tentative="1">
+      <w:start w:val="1"/>
+      <w:numFmt w:val="bullet"/>
+      <w:lvlText w:val=""/>
+      <w:lvlJc w:val="left"/>
+      <w:pPr>
+        <w:ind w:left="3240" w:hanging="360"/>
+      </w:pPr>
+      <w:rPr>
+        <w:rFonts w:ascii="Symbol" w:hAnsi="Symbol" w:hint="default"/>
+      </w:rPr>
+    </w:lvl>
+    <w:lvl w:ilvl="4" w:tplc="04090003" w:tentative="1">
+      <w:start w:val="1"/>
+      <w:numFmt w:val="bullet"/>
+      <w:lvlText w:val="o"/>
+      <w:lvlJc w:val="left"/>
+      <w:pPr>
+        <w:ind w:left="3960" w:hanging="360"/>
+      </w:pPr>
+      <w:rPr>
+        <w:rFonts w:ascii="Courier New" w:hAnsi="Courier New" w:cs="Courier New" w:hint="default"/>
+      </w:rPr>
+    </w:lvl>
+    <w:lvl w:ilvl="5" w:tplc="04090005" w:tentative="1">
+      <w:start w:val="1"/>
+      <w:numFmt w:val="bullet"/>
+      <w:lvlText w:val=""/>
+      <w:lvlJc w:val="left"/>
+      <w:pPr>
+        <w:ind w:left="4680" w:hanging="360"/>
+      </w:pPr>
+      <w:rPr>
+        <w:rFonts w:ascii="Wingdings" w:hAnsi="Wingdings" w:hint="default"/>
+      </w:rPr>
+    </w:lvl>
+    <w:lvl w:ilvl="6" w:tplc="04090001" w:tentative="1">
+      <w:start w:val="1"/>
+      <w:numFmt w:val="bullet"/>
+      <w:lvlText w:val=""/>
+      <w:lvlJc w:val="left"/>
+      <w:pPr>
+        <w:ind w:left="5400" w:hanging="360"/>
+      </w:pPr>
+      <w:rPr>
+        <w:rFonts w:ascii="Symbol" w:hAnsi="Symbol" w:hint="default"/>
+      </w:rPr>
+    </w:lvl>
+    <w:lvl w:ilvl="7" w:tplc="04090003" w:tentative="1">
+      <w:start w:val="1"/>
+      <w:numFmt w:val="bullet"/>
+      <w:lvlText w:val="o"/>
+      <w:lvlJc w:val="left"/>
+      <w:pPr>
+        <w:ind w:left="6120" w:hanging="360"/>
+      </w:pPr>
+      <w:rPr>
+        <w:rFonts w:ascii="Courier New" w:hAnsi="Courier New" w:cs="Courier New" w:hint="default"/>
+      </w:rPr>
+    </w:lvl>
+    <w:lvl w:ilvl="8" w:tplc="04090005" w:tentative="1">
+      <w:start w:val="1"/>
+      <w:numFmt w:val="bullet"/>
+      <w:lvlText w:val=""/>
+      <w:lvlJc w:val="left"/>
+      <w:pPr>
+        <w:ind w:left="6840" w:hanging="360"/>
+      </w:pPr>
+      <w:rPr>
+        <w:rFonts w:ascii="Wingdings" w:hAnsi="Wingdings" w:hint="default"/>
+      </w:rPr>
+    </w:lvl>
+  </w:abstractNum>
+  <w:abstractNum w:abstractNumId="2" w15:restartNumberingAfterBreak="0">
+    <w:nsid w:val="0760252A"/>
+    <w:multiLevelType w:val="hybridMultilevel"/>
+    <w:tmpl w:val="CFCA3662"/>
+    <w:lvl w:ilvl="0" w:tplc="04090001">
+      <w:start w:val="1"/>
+      <w:numFmt w:val="bullet"/>
+      <w:lvlText w:val=""/>
+      <w:lvlJc w:val="left"/>
+      <w:pPr>
+        <w:ind w:left="720" w:hanging="360"/>
+      </w:pPr>
+      <w:rPr>
+        <w:rFonts w:ascii="Symbol" w:hAnsi="Symbol" w:hint="default"/>
+      </w:rPr>
+    </w:lvl>
+    <w:lvl w:ilvl="1" w:tplc="04090003" w:tentative="1">
+      <w:start w:val="1"/>
+      <w:numFmt w:val="bullet"/>
+      <w:lvlText w:val="o"/>
+      <w:lvlJc w:val="left"/>
+      <w:pPr>
+        <w:ind w:left="1440" w:hanging="360"/>
+      </w:pPr>
+      <w:rPr>
+        <w:rFonts w:ascii="Courier New" w:hAnsi="Courier New" w:cs="Courier New" w:hint="default"/>
+      </w:rPr>
+    </w:lvl>
+    <w:lvl w:ilvl="2" w:tplc="04090005" w:tentative="1">
+      <w:start w:val="1"/>
+      <w:numFmt w:val="bullet"/>
+      <w:lvlText w:val=""/>
+      <w:lvlJc w:val="left"/>
+      <w:pPr>
+        <w:ind w:left="2160" w:hanging="360"/>
+      </w:pPr>
+      <w:rPr>
+        <w:rFonts w:ascii="Wingdings" w:hAnsi="Wingdings" w:hint="default"/>
+      </w:rPr>
+    </w:lvl>
+    <w:lvl w:ilvl="3" w:tplc="04090001" w:tentative="1">
+      <w:start w:val="1"/>
+      <w:numFmt w:val="bullet"/>
+      <w:lvlText w:val=""/>
+      <w:lvlJc w:val="left"/>
+      <w:pPr>
+        <w:ind w:left="2880" w:hanging="360"/>
+      </w:pPr>
+      <w:rPr>
+        <w:rFonts w:ascii="Symbol" w:hAnsi="Symbol" w:hint="default"/>
+      </w:rPr>
+    </w:lvl>
+    <w:lvl w:ilvl="4" w:tplc="04090003" w:tentative="1">
+      <w:start w:val="1"/>
+      <w:numFmt w:val="bullet"/>
+      <w:lvlText w:val="o"/>
+      <w:lvlJc w:val="left"/>
+      <w:pPr>
+        <w:ind w:left="3600" w:hanging="360"/>
+      </w:pPr>
+      <w:rPr>
+        <w:rFonts w:ascii="Courier New" w:hAnsi="Courier New" w:cs="Courier New" w:hint="default"/>
+      </w:rPr>
+    </w:lvl>
+    <w:lvl w:ilvl="5" w:tplc="04090005" w:tentative="1">
+      <w:start w:val="1"/>
+      <w:numFmt w:val="bullet"/>
+      <w:lvlText w:val=""/>
+      <w:lvlJc w:val="left"/>
+      <w:pPr>
+        <w:ind w:left="4320" w:hanging="360"/>
+      </w:pPr>
+      <w:rPr>
+        <w:rFonts w:ascii="Wingdings" w:hAnsi="Wingdings" w:hint="default"/>
+      </w:rPr>
+    </w:lvl>
+    <w:lvl w:ilvl="6" w:tplc="04090001" w:tentative="1">
+      <w:start w:val="1"/>
+      <w:numFmt w:val="bullet"/>
+      <w:lvlText w:val=""/>
+      <w:lvlJc w:val="left"/>
+      <w:pPr>
+        <w:ind w:left="5040" w:hanging="360"/>
+      </w:pPr>
+      <w:rPr>
+        <w:rFonts w:ascii="Symbol" w:hAnsi="Symbol" w:hint="default"/>
+      </w:rPr>
+    </w:lvl>
+    <w:lvl w:ilvl="7" w:tplc="04090003" w:tentative="1">
+      <w:start w:val="1"/>
+      <w:numFmt w:val="bullet"/>
+      <w:lvlText w:val="o"/>
+      <w:lvlJc w:val="left"/>
+      <w:pPr>
+        <w:ind w:left="5760" w:hanging="360"/>
+      </w:pPr>
+      <w:rPr>
+        <w:rFonts w:ascii="Courier New" w:hAnsi="Courier New" w:cs="Courier New" w:hint="default"/>
+      </w:rPr>
+    </w:lvl>
+    <w:lvl w:ilvl="8" w:tplc="04090005" w:tentative="1">
+      <w:start w:val="1"/>
+      <w:numFmt w:val="bullet"/>
+      <w:lvlText w:val=""/>
+      <w:lvlJc w:val="left"/>
+      <w:pPr>
+        <w:ind w:left="6480" w:hanging="360"/>
+      </w:pPr>
+      <w:rPr>
+        <w:rFonts w:ascii="Wingdings" w:hAnsi="Wingdings" w:hint="default"/>
+      </w:rPr>
+    </w:lvl>
+  </w:abstractNum>
+  <w:abstractNum w:abstractNumId="3" w15:restartNumberingAfterBreak="0">
+    <w:nsid w:val="1CA93FC3"/>
+    <w:multiLevelType w:val="hybridMultilevel"/>
+    <w:tmpl w:val="AA1A4C9A"/>
+    <w:lvl w:ilvl="0" w:tplc="04090001">
+      <w:start w:val="1"/>
+      <w:numFmt w:val="bullet"/>
+      <w:lvlText w:val=""/>
+      <w:lvlJc w:val="left"/>
+      <w:pPr>
+        <w:ind w:left="1080" w:hanging="360"/>
+      </w:pPr>
+      <w:rPr>
+        <w:rFonts w:ascii="Symbol" w:hAnsi="Symbol" w:hint="default"/>
+      </w:rPr>
+    </w:lvl>
+    <w:lvl w:ilvl="1" w:tplc="04090003" w:tentative="1">
+      <w:start w:val="1"/>
+      <w:numFmt w:val="bullet"/>
+      <w:lvlText w:val="o"/>
+      <w:lvlJc w:val="left"/>
+      <w:pPr>
+        <w:ind w:left="1800" w:hanging="360"/>
+      </w:pPr>
+      <w:rPr>
+        <w:rFonts w:ascii="Courier New" w:hAnsi="Courier New" w:cs="Courier New" w:hint="default"/>
+      </w:rPr>
+    </w:lvl>
+    <w:lvl w:ilvl="2" w:tplc="04090005" w:tentative="1">
+      <w:start w:val="1"/>
+      <w:numFmt w:val="bullet"/>
+      <w:lvlText w:val=""/>
+      <w:lvlJc w:val="left"/>
+      <w:pPr>
+        <w:ind w:left="2520" w:hanging="360"/>
+      </w:pPr>
+      <w:rPr>
+        <w:rFonts w:ascii="Wingdings" w:hAnsi="Wingdings" w:hint="default"/>
+      </w:rPr>
+    </w:lvl>
+    <w:lvl w:ilvl="3" w:tplc="04090001" w:tentative="1">
+      <w:start w:val="1"/>
+      <w:numFmt w:val="bullet"/>
+      <w:lvlText w:val=""/>
+      <w:lvlJc w:val="left"/>
+      <w:pPr>
+        <w:ind w:left="3240" w:hanging="360"/>
+      </w:pPr>
+      <w:rPr>
+        <w:rFonts w:ascii="Symbol" w:hAnsi="Symbol" w:hint="default"/>
+      </w:rPr>
+    </w:lvl>
+    <w:lvl w:ilvl="4" w:tplc="04090003" w:tentative="1">
+      <w:start w:val="1"/>
+      <w:numFmt w:val="bullet"/>
+      <w:lvlText w:val="o"/>
+      <w:lvlJc w:val="left"/>
+      <w:pPr>
+        <w:ind w:left="3960" w:hanging="360"/>
+      </w:pPr>
+      <w:rPr>
+        <w:rFonts w:ascii="Courier New" w:hAnsi="Courier New" w:cs="Courier New" w:hint="default"/>
+      </w:rPr>
+    </w:lvl>
+    <w:lvl w:ilvl="5" w:tplc="04090005" w:tentative="1">
+      <w:start w:val="1"/>
+      <w:numFmt w:val="bullet"/>
+      <w:lvlText w:val=""/>
+      <w:lvlJc w:val="left"/>
+      <w:pPr>
+        <w:ind w:left="4680" w:hanging="360"/>
+      </w:pPr>
+      <w:rPr>
+        <w:rFonts w:ascii="Wingdings" w:hAnsi="Wingdings" w:hint="default"/>
+      </w:rPr>
+    </w:lvl>
+    <w:lvl w:ilvl="6" w:tplc="04090001" w:tentative="1">
+      <w:start w:val="1"/>
+      <w:numFmt w:val="bullet"/>
+      <w:lvlText w:val=""/>
+      <w:lvlJc w:val="left"/>
+      <w:pPr>
+        <w:ind w:left="5400" w:hanging="360"/>
+      </w:pPr>
+      <w:rPr>
+        <w:rFonts w:ascii="Symbol" w:hAnsi="Symbol" w:hint="default"/>
+      </w:rPr>
+    </w:lvl>
+    <w:lvl w:ilvl="7" w:tplc="04090003" w:tentative="1">
+      <w:start w:val="1"/>
+      <w:numFmt w:val="bullet"/>
+      <w:lvlText w:val="o"/>
+      <w:lvlJc w:val="left"/>
+      <w:pPr>
+        <w:ind w:left="6120" w:hanging="360"/>
+      </w:pPr>
+      <w:rPr>
+        <w:rFonts w:ascii="Courier New" w:hAnsi="Courier New" w:cs="Courier New" w:hint="default"/>
+      </w:rPr>
+    </w:lvl>
+    <w:lvl w:ilvl="8" w:tplc="04090005" w:tentative="1">
+      <w:start w:val="1"/>
+      <w:numFmt w:val="bullet"/>
+      <w:lvlText w:val=""/>
+      <w:lvlJc w:val="left"/>
+      <w:pPr>
+        <w:ind w:left="6840" w:hanging="360"/>
+      </w:pPr>
+      <w:rPr>
+        <w:rFonts w:ascii="Wingdings" w:hAnsi="Wingdings" w:hint="default"/>
+      </w:rPr>
+    </w:lvl>
+  </w:abstractNum>
+  <w:abstractNum w:abstractNumId="4" w15:restartNumberingAfterBreak="0">
     <w:nsid w:val="249C3140"/>
     <w:multiLevelType w:val="hybridMultilevel"/>
     <w:tmpl w:val="ECB8CF10"/>
@@ -3348,7 +5254,346 @@
       </w:rPr>
     </w:lvl>
   </w:abstractNum>
-  <w:abstractNum w:abstractNumId="1" w15:restartNumberingAfterBreak="0">
+  <w:abstractNum w:abstractNumId="5" w15:restartNumberingAfterBreak="0">
+    <w:nsid w:val="2A7168F3"/>
+    <w:multiLevelType w:val="hybridMultilevel"/>
+    <w:tmpl w:val="F23A5AAE"/>
+    <w:lvl w:ilvl="0" w:tplc="04090001">
+      <w:start w:val="1"/>
+      <w:numFmt w:val="bullet"/>
+      <w:lvlText w:val=""/>
+      <w:lvlJc w:val="left"/>
+      <w:pPr>
+        <w:ind w:left="360" w:hanging="360"/>
+      </w:pPr>
+      <w:rPr>
+        <w:rFonts w:ascii="Symbol" w:hAnsi="Symbol" w:hint="default"/>
+      </w:rPr>
+    </w:lvl>
+    <w:lvl w:ilvl="1" w:tplc="04090003" w:tentative="1">
+      <w:start w:val="1"/>
+      <w:numFmt w:val="bullet"/>
+      <w:lvlText w:val="o"/>
+      <w:lvlJc w:val="left"/>
+      <w:pPr>
+        <w:ind w:left="1080" w:hanging="360"/>
+      </w:pPr>
+      <w:rPr>
+        <w:rFonts w:ascii="Courier New" w:hAnsi="Courier New" w:cs="Courier New" w:hint="default"/>
+      </w:rPr>
+    </w:lvl>
+    <w:lvl w:ilvl="2" w:tplc="04090005" w:tentative="1">
+      <w:start w:val="1"/>
+      <w:numFmt w:val="bullet"/>
+      <w:lvlText w:val=""/>
+      <w:lvlJc w:val="left"/>
+      <w:pPr>
+        <w:ind w:left="1800" w:hanging="360"/>
+      </w:pPr>
+      <w:rPr>
+        <w:rFonts w:ascii="Wingdings" w:hAnsi="Wingdings" w:hint="default"/>
+      </w:rPr>
+    </w:lvl>
+    <w:lvl w:ilvl="3" w:tplc="04090001" w:tentative="1">
+      <w:start w:val="1"/>
+      <w:numFmt w:val="bullet"/>
+      <w:lvlText w:val=""/>
+      <w:lvlJc w:val="left"/>
+      <w:pPr>
+        <w:ind w:left="2520" w:hanging="360"/>
+      </w:pPr>
+      <w:rPr>
+        <w:rFonts w:ascii="Symbol" w:hAnsi="Symbol" w:hint="default"/>
+      </w:rPr>
+    </w:lvl>
+    <w:lvl w:ilvl="4" w:tplc="04090003" w:tentative="1">
+      <w:start w:val="1"/>
+      <w:numFmt w:val="bullet"/>
+      <w:lvlText w:val="o"/>
+      <w:lvlJc w:val="left"/>
+      <w:pPr>
+        <w:ind w:left="3240" w:hanging="360"/>
+      </w:pPr>
+      <w:rPr>
+        <w:rFonts w:ascii="Courier New" w:hAnsi="Courier New" w:cs="Courier New" w:hint="default"/>
+      </w:rPr>
+    </w:lvl>
+    <w:lvl w:ilvl="5" w:tplc="04090005" w:tentative="1">
+      <w:start w:val="1"/>
+      <w:numFmt w:val="bullet"/>
+      <w:lvlText w:val=""/>
+      <w:lvlJc w:val="left"/>
+      <w:pPr>
+        <w:ind w:left="3960" w:hanging="360"/>
+      </w:pPr>
+      <w:rPr>
+        <w:rFonts w:ascii="Wingdings" w:hAnsi="Wingdings" w:hint="default"/>
+      </w:rPr>
+    </w:lvl>
+    <w:lvl w:ilvl="6" w:tplc="04090001" w:tentative="1">
+      <w:start w:val="1"/>
+      <w:numFmt w:val="bullet"/>
+      <w:lvlText w:val=""/>
+      <w:lvlJc w:val="left"/>
+      <w:pPr>
+        <w:ind w:left="4680" w:hanging="360"/>
+      </w:pPr>
+      <w:rPr>
+        <w:rFonts w:ascii="Symbol" w:hAnsi="Symbol" w:hint="default"/>
+      </w:rPr>
+    </w:lvl>
+    <w:lvl w:ilvl="7" w:tplc="04090003" w:tentative="1">
+      <w:start w:val="1"/>
+      <w:numFmt w:val="bullet"/>
+      <w:lvlText w:val="o"/>
+      <w:lvlJc w:val="left"/>
+      <w:pPr>
+        <w:ind w:left="5400" w:hanging="360"/>
+      </w:pPr>
+      <w:rPr>
+        <w:rFonts w:ascii="Courier New" w:hAnsi="Courier New" w:cs="Courier New" w:hint="default"/>
+      </w:rPr>
+    </w:lvl>
+    <w:lvl w:ilvl="8" w:tplc="04090005" w:tentative="1">
+      <w:start w:val="1"/>
+      <w:numFmt w:val="bullet"/>
+      <w:lvlText w:val=""/>
+      <w:lvlJc w:val="left"/>
+      <w:pPr>
+        <w:ind w:left="6120" w:hanging="360"/>
+      </w:pPr>
+      <w:rPr>
+        <w:rFonts w:ascii="Wingdings" w:hAnsi="Wingdings" w:hint="default"/>
+      </w:rPr>
+    </w:lvl>
+  </w:abstractNum>
+  <w:abstractNum w:abstractNumId="6" w15:restartNumberingAfterBreak="0">
+    <w:nsid w:val="34F0128F"/>
+    <w:multiLevelType w:val="hybridMultilevel"/>
+    <w:tmpl w:val="4BD0F0EA"/>
+    <w:lvl w:ilvl="0" w:tplc="04090001">
+      <w:start w:val="1"/>
+      <w:numFmt w:val="bullet"/>
+      <w:lvlText w:val=""/>
+      <w:lvlJc w:val="left"/>
+      <w:pPr>
+        <w:ind w:left="720" w:hanging="360"/>
+      </w:pPr>
+      <w:rPr>
+        <w:rFonts w:ascii="Symbol" w:hAnsi="Symbol" w:hint="default"/>
+      </w:rPr>
+    </w:lvl>
+    <w:lvl w:ilvl="1" w:tplc="04090003" w:tentative="1">
+      <w:start w:val="1"/>
+      <w:numFmt w:val="bullet"/>
+      <w:lvlText w:val="o"/>
+      <w:lvlJc w:val="left"/>
+      <w:pPr>
+        <w:ind w:left="1440" w:hanging="360"/>
+      </w:pPr>
+      <w:rPr>
+        <w:rFonts w:ascii="Courier New" w:hAnsi="Courier New" w:cs="Courier New" w:hint="default"/>
+      </w:rPr>
+    </w:lvl>
+    <w:lvl w:ilvl="2" w:tplc="04090005" w:tentative="1">
+      <w:start w:val="1"/>
+      <w:numFmt w:val="bullet"/>
+      <w:lvlText w:val=""/>
+      <w:lvlJc w:val="left"/>
+      <w:pPr>
+        <w:ind w:left="2160" w:hanging="360"/>
+      </w:pPr>
+      <w:rPr>
+        <w:rFonts w:ascii="Wingdings" w:hAnsi="Wingdings" w:hint="default"/>
+      </w:rPr>
+    </w:lvl>
+    <w:lvl w:ilvl="3" w:tplc="04090001" w:tentative="1">
+      <w:start w:val="1"/>
+      <w:numFmt w:val="bullet"/>
+      <w:lvlText w:val=""/>
+      <w:lvlJc w:val="left"/>
+      <w:pPr>
+        <w:ind w:left="2880" w:hanging="360"/>
+      </w:pPr>
+      <w:rPr>
+        <w:rFonts w:ascii="Symbol" w:hAnsi="Symbol" w:hint="default"/>
+      </w:rPr>
+    </w:lvl>
+    <w:lvl w:ilvl="4" w:tplc="04090003" w:tentative="1">
+      <w:start w:val="1"/>
+      <w:numFmt w:val="bullet"/>
+      <w:lvlText w:val="o"/>
+      <w:lvlJc w:val="left"/>
+      <w:pPr>
+        <w:ind w:left="3600" w:hanging="360"/>
+      </w:pPr>
+      <w:rPr>
+        <w:rFonts w:ascii="Courier New" w:hAnsi="Courier New" w:cs="Courier New" w:hint="default"/>
+      </w:rPr>
+    </w:lvl>
+    <w:lvl w:ilvl="5" w:tplc="04090005" w:tentative="1">
+      <w:start w:val="1"/>
+      <w:numFmt w:val="bullet"/>
+      <w:lvlText w:val=""/>
+      <w:lvlJc w:val="left"/>
+      <w:pPr>
+        <w:ind w:left="4320" w:hanging="360"/>
+      </w:pPr>
+      <w:rPr>
+        <w:rFonts w:ascii="Wingdings" w:hAnsi="Wingdings" w:hint="default"/>
+      </w:rPr>
+    </w:lvl>
+    <w:lvl w:ilvl="6" w:tplc="04090001" w:tentative="1">
+      <w:start w:val="1"/>
+      <w:numFmt w:val="bullet"/>
+      <w:lvlText w:val=""/>
+      <w:lvlJc w:val="left"/>
+      <w:pPr>
+        <w:ind w:left="5040" w:hanging="360"/>
+      </w:pPr>
+      <w:rPr>
+        <w:rFonts w:ascii="Symbol" w:hAnsi="Symbol" w:hint="default"/>
+      </w:rPr>
+    </w:lvl>
+    <w:lvl w:ilvl="7" w:tplc="04090003" w:tentative="1">
+      <w:start w:val="1"/>
+      <w:numFmt w:val="bullet"/>
+      <w:lvlText w:val="o"/>
+      <w:lvlJc w:val="left"/>
+      <w:pPr>
+        <w:ind w:left="5760" w:hanging="360"/>
+      </w:pPr>
+      <w:rPr>
+        <w:rFonts w:ascii="Courier New" w:hAnsi="Courier New" w:cs="Courier New" w:hint="default"/>
+      </w:rPr>
+    </w:lvl>
+    <w:lvl w:ilvl="8" w:tplc="04090005" w:tentative="1">
+      <w:start w:val="1"/>
+      <w:numFmt w:val="bullet"/>
+      <w:lvlText w:val=""/>
+      <w:lvlJc w:val="left"/>
+      <w:pPr>
+        <w:ind w:left="6480" w:hanging="360"/>
+      </w:pPr>
+      <w:rPr>
+        <w:rFonts w:ascii="Wingdings" w:hAnsi="Wingdings" w:hint="default"/>
+      </w:rPr>
+    </w:lvl>
+  </w:abstractNum>
+  <w:abstractNum w:abstractNumId="7" w15:restartNumberingAfterBreak="0">
+    <w:nsid w:val="35A246B6"/>
+    <w:multiLevelType w:val="hybridMultilevel"/>
+    <w:tmpl w:val="E1307D84"/>
+    <w:lvl w:ilvl="0" w:tplc="04090001">
+      <w:start w:val="1"/>
+      <w:numFmt w:val="bullet"/>
+      <w:lvlText w:val=""/>
+      <w:lvlJc w:val="left"/>
+      <w:pPr>
+        <w:ind w:left="1080" w:hanging="360"/>
+      </w:pPr>
+      <w:rPr>
+        <w:rFonts w:ascii="Symbol" w:hAnsi="Symbol" w:hint="default"/>
+      </w:rPr>
+    </w:lvl>
+    <w:lvl w:ilvl="1" w:tplc="04090003" w:tentative="1">
+      <w:start w:val="1"/>
+      <w:numFmt w:val="bullet"/>
+      <w:lvlText w:val="o"/>
+      <w:lvlJc w:val="left"/>
+      <w:pPr>
+        <w:ind w:left="1800" w:hanging="360"/>
+      </w:pPr>
+      <w:rPr>
+        <w:rFonts w:ascii="Courier New" w:hAnsi="Courier New" w:cs="Courier New" w:hint="default"/>
+      </w:rPr>
+    </w:lvl>
+    <w:lvl w:ilvl="2" w:tplc="04090005" w:tentative="1">
+      <w:start w:val="1"/>
+      <w:numFmt w:val="bullet"/>
+      <w:lvlText w:val=""/>
+      <w:lvlJc w:val="left"/>
+      <w:pPr>
+        <w:ind w:left="2520" w:hanging="360"/>
+      </w:pPr>
+      <w:rPr>
+        <w:rFonts w:ascii="Wingdings" w:hAnsi="Wingdings" w:hint="default"/>
+      </w:rPr>
+    </w:lvl>
+    <w:lvl w:ilvl="3" w:tplc="04090001" w:tentative="1">
+      <w:start w:val="1"/>
+      <w:numFmt w:val="bullet"/>
+      <w:lvlText w:val=""/>
+      <w:lvlJc w:val="left"/>
+      <w:pPr>
+        <w:ind w:left="3240" w:hanging="360"/>
+      </w:pPr>
+      <w:rPr>
+        <w:rFonts w:ascii="Symbol" w:hAnsi="Symbol" w:hint="default"/>
+      </w:rPr>
+    </w:lvl>
+    <w:lvl w:ilvl="4" w:tplc="04090003" w:tentative="1">
+      <w:start w:val="1"/>
+      <w:numFmt w:val="bullet"/>
+      <w:lvlText w:val="o"/>
+      <w:lvlJc w:val="left"/>
+      <w:pPr>
+        <w:ind w:left="3960" w:hanging="360"/>
+      </w:pPr>
+      <w:rPr>
+        <w:rFonts w:ascii="Courier New" w:hAnsi="Courier New" w:cs="Courier New" w:hint="default"/>
+      </w:rPr>
+    </w:lvl>
+    <w:lvl w:ilvl="5" w:tplc="04090005" w:tentative="1">
+      <w:start w:val="1"/>
+      <w:numFmt w:val="bullet"/>
+      <w:lvlText w:val=""/>
+      <w:lvlJc w:val="left"/>
+      <w:pPr>
+        <w:ind w:left="4680" w:hanging="360"/>
+      </w:pPr>
+      <w:rPr>
+        <w:rFonts w:ascii="Wingdings" w:hAnsi="Wingdings" w:hint="default"/>
+      </w:rPr>
+    </w:lvl>
+    <w:lvl w:ilvl="6" w:tplc="04090001" w:tentative="1">
+      <w:start w:val="1"/>
+      <w:numFmt w:val="bullet"/>
+      <w:lvlText w:val=""/>
+      <w:lvlJc w:val="left"/>
+      <w:pPr>
+        <w:ind w:left="5400" w:hanging="360"/>
+      </w:pPr>
+      <w:rPr>
+        <w:rFonts w:ascii="Symbol" w:hAnsi="Symbol" w:hint="default"/>
+      </w:rPr>
+    </w:lvl>
+    <w:lvl w:ilvl="7" w:tplc="04090003" w:tentative="1">
+      <w:start w:val="1"/>
+      <w:numFmt w:val="bullet"/>
+      <w:lvlText w:val="o"/>
+      <w:lvlJc w:val="left"/>
+      <w:pPr>
+        <w:ind w:left="6120" w:hanging="360"/>
+      </w:pPr>
+      <w:rPr>
+        <w:rFonts w:ascii="Courier New" w:hAnsi="Courier New" w:cs="Courier New" w:hint="default"/>
+      </w:rPr>
+    </w:lvl>
+    <w:lvl w:ilvl="8" w:tplc="04090005" w:tentative="1">
+      <w:start w:val="1"/>
+      <w:numFmt w:val="bullet"/>
+      <w:lvlText w:val=""/>
+      <w:lvlJc w:val="left"/>
+      <w:pPr>
+        <w:ind w:left="6840" w:hanging="360"/>
+      </w:pPr>
+      <w:rPr>
+        <w:rFonts w:ascii="Wingdings" w:hAnsi="Wingdings" w:hint="default"/>
+      </w:rPr>
+    </w:lvl>
+  </w:abstractNum>
+  <w:abstractNum w:abstractNumId="8" w15:restartNumberingAfterBreak="0">
     <w:nsid w:val="435D0FDC"/>
     <w:multiLevelType w:val="multilevel"/>
     <w:tmpl w:val="214E1990"/>
@@ -3461,7 +5706,346 @@
       </w:rPr>
     </w:lvl>
   </w:abstractNum>
-  <w:abstractNum w:abstractNumId="2" w15:restartNumberingAfterBreak="0">
+  <w:abstractNum w:abstractNumId="9" w15:restartNumberingAfterBreak="0">
+    <w:nsid w:val="44484F0E"/>
+    <w:multiLevelType w:val="hybridMultilevel"/>
+    <w:tmpl w:val="086EC6DE"/>
+    <w:lvl w:ilvl="0" w:tplc="04090001">
+      <w:start w:val="1"/>
+      <w:numFmt w:val="bullet"/>
+      <w:lvlText w:val=""/>
+      <w:lvlJc w:val="left"/>
+      <w:pPr>
+        <w:ind w:left="1080" w:hanging="360"/>
+      </w:pPr>
+      <w:rPr>
+        <w:rFonts w:ascii="Symbol" w:hAnsi="Symbol" w:hint="default"/>
+      </w:rPr>
+    </w:lvl>
+    <w:lvl w:ilvl="1" w:tplc="04090003" w:tentative="1">
+      <w:start w:val="1"/>
+      <w:numFmt w:val="bullet"/>
+      <w:lvlText w:val="o"/>
+      <w:lvlJc w:val="left"/>
+      <w:pPr>
+        <w:ind w:left="1800" w:hanging="360"/>
+      </w:pPr>
+      <w:rPr>
+        <w:rFonts w:ascii="Courier New" w:hAnsi="Courier New" w:cs="Courier New" w:hint="default"/>
+      </w:rPr>
+    </w:lvl>
+    <w:lvl w:ilvl="2" w:tplc="04090005" w:tentative="1">
+      <w:start w:val="1"/>
+      <w:numFmt w:val="bullet"/>
+      <w:lvlText w:val=""/>
+      <w:lvlJc w:val="left"/>
+      <w:pPr>
+        <w:ind w:left="2520" w:hanging="360"/>
+      </w:pPr>
+      <w:rPr>
+        <w:rFonts w:ascii="Wingdings" w:hAnsi="Wingdings" w:hint="default"/>
+      </w:rPr>
+    </w:lvl>
+    <w:lvl w:ilvl="3" w:tplc="04090001" w:tentative="1">
+      <w:start w:val="1"/>
+      <w:numFmt w:val="bullet"/>
+      <w:lvlText w:val=""/>
+      <w:lvlJc w:val="left"/>
+      <w:pPr>
+        <w:ind w:left="3240" w:hanging="360"/>
+      </w:pPr>
+      <w:rPr>
+        <w:rFonts w:ascii="Symbol" w:hAnsi="Symbol" w:hint="default"/>
+      </w:rPr>
+    </w:lvl>
+    <w:lvl w:ilvl="4" w:tplc="04090003" w:tentative="1">
+      <w:start w:val="1"/>
+      <w:numFmt w:val="bullet"/>
+      <w:lvlText w:val="o"/>
+      <w:lvlJc w:val="left"/>
+      <w:pPr>
+        <w:ind w:left="3960" w:hanging="360"/>
+      </w:pPr>
+      <w:rPr>
+        <w:rFonts w:ascii="Courier New" w:hAnsi="Courier New" w:cs="Courier New" w:hint="default"/>
+      </w:rPr>
+    </w:lvl>
+    <w:lvl w:ilvl="5" w:tplc="04090005" w:tentative="1">
+      <w:start w:val="1"/>
+      <w:numFmt w:val="bullet"/>
+      <w:lvlText w:val=""/>
+      <w:lvlJc w:val="left"/>
+      <w:pPr>
+        <w:ind w:left="4680" w:hanging="360"/>
+      </w:pPr>
+      <w:rPr>
+        <w:rFonts w:ascii="Wingdings" w:hAnsi="Wingdings" w:hint="default"/>
+      </w:rPr>
+    </w:lvl>
+    <w:lvl w:ilvl="6" w:tplc="04090001" w:tentative="1">
+      <w:start w:val="1"/>
+      <w:numFmt w:val="bullet"/>
+      <w:lvlText w:val=""/>
+      <w:lvlJc w:val="left"/>
+      <w:pPr>
+        <w:ind w:left="5400" w:hanging="360"/>
+      </w:pPr>
+      <w:rPr>
+        <w:rFonts w:ascii="Symbol" w:hAnsi="Symbol" w:hint="default"/>
+      </w:rPr>
+    </w:lvl>
+    <w:lvl w:ilvl="7" w:tplc="04090003" w:tentative="1">
+      <w:start w:val="1"/>
+      <w:numFmt w:val="bullet"/>
+      <w:lvlText w:val="o"/>
+      <w:lvlJc w:val="left"/>
+      <w:pPr>
+        <w:ind w:left="6120" w:hanging="360"/>
+      </w:pPr>
+      <w:rPr>
+        <w:rFonts w:ascii="Courier New" w:hAnsi="Courier New" w:cs="Courier New" w:hint="default"/>
+      </w:rPr>
+    </w:lvl>
+    <w:lvl w:ilvl="8" w:tplc="04090005" w:tentative="1">
+      <w:start w:val="1"/>
+      <w:numFmt w:val="bullet"/>
+      <w:lvlText w:val=""/>
+      <w:lvlJc w:val="left"/>
+      <w:pPr>
+        <w:ind w:left="6840" w:hanging="360"/>
+      </w:pPr>
+      <w:rPr>
+        <w:rFonts w:ascii="Wingdings" w:hAnsi="Wingdings" w:hint="default"/>
+      </w:rPr>
+    </w:lvl>
+  </w:abstractNum>
+  <w:abstractNum w:abstractNumId="10" w15:restartNumberingAfterBreak="0">
+    <w:nsid w:val="45D1282A"/>
+    <w:multiLevelType w:val="hybridMultilevel"/>
+    <w:tmpl w:val="01823742"/>
+    <w:lvl w:ilvl="0" w:tplc="04090001">
+      <w:start w:val="1"/>
+      <w:numFmt w:val="bullet"/>
+      <w:lvlText w:val=""/>
+      <w:lvlJc w:val="left"/>
+      <w:pPr>
+        <w:ind w:left="720" w:hanging="360"/>
+      </w:pPr>
+      <w:rPr>
+        <w:rFonts w:ascii="Symbol" w:hAnsi="Symbol" w:hint="default"/>
+      </w:rPr>
+    </w:lvl>
+    <w:lvl w:ilvl="1" w:tplc="04090003" w:tentative="1">
+      <w:start w:val="1"/>
+      <w:numFmt w:val="bullet"/>
+      <w:lvlText w:val="o"/>
+      <w:lvlJc w:val="left"/>
+      <w:pPr>
+        <w:ind w:left="1440" w:hanging="360"/>
+      </w:pPr>
+      <w:rPr>
+        <w:rFonts w:ascii="Courier New" w:hAnsi="Courier New" w:cs="Courier New" w:hint="default"/>
+      </w:rPr>
+    </w:lvl>
+    <w:lvl w:ilvl="2" w:tplc="04090005" w:tentative="1">
+      <w:start w:val="1"/>
+      <w:numFmt w:val="bullet"/>
+      <w:lvlText w:val=""/>
+      <w:lvlJc w:val="left"/>
+      <w:pPr>
+        <w:ind w:left="2160" w:hanging="360"/>
+      </w:pPr>
+      <w:rPr>
+        <w:rFonts w:ascii="Wingdings" w:hAnsi="Wingdings" w:hint="default"/>
+      </w:rPr>
+    </w:lvl>
+    <w:lvl w:ilvl="3" w:tplc="04090001" w:tentative="1">
+      <w:start w:val="1"/>
+      <w:numFmt w:val="bullet"/>
+      <w:lvlText w:val=""/>
+      <w:lvlJc w:val="left"/>
+      <w:pPr>
+        <w:ind w:left="2880" w:hanging="360"/>
+      </w:pPr>
+      <w:rPr>
+        <w:rFonts w:ascii="Symbol" w:hAnsi="Symbol" w:hint="default"/>
+      </w:rPr>
+    </w:lvl>
+    <w:lvl w:ilvl="4" w:tplc="04090003" w:tentative="1">
+      <w:start w:val="1"/>
+      <w:numFmt w:val="bullet"/>
+      <w:lvlText w:val="o"/>
+      <w:lvlJc w:val="left"/>
+      <w:pPr>
+        <w:ind w:left="3600" w:hanging="360"/>
+      </w:pPr>
+      <w:rPr>
+        <w:rFonts w:ascii="Courier New" w:hAnsi="Courier New" w:cs="Courier New" w:hint="default"/>
+      </w:rPr>
+    </w:lvl>
+    <w:lvl w:ilvl="5" w:tplc="04090005" w:tentative="1">
+      <w:start w:val="1"/>
+      <w:numFmt w:val="bullet"/>
+      <w:lvlText w:val=""/>
+      <w:lvlJc w:val="left"/>
+      <w:pPr>
+        <w:ind w:left="4320" w:hanging="360"/>
+      </w:pPr>
+      <w:rPr>
+        <w:rFonts w:ascii="Wingdings" w:hAnsi="Wingdings" w:hint="default"/>
+      </w:rPr>
+    </w:lvl>
+    <w:lvl w:ilvl="6" w:tplc="04090001" w:tentative="1">
+      <w:start w:val="1"/>
+      <w:numFmt w:val="bullet"/>
+      <w:lvlText w:val=""/>
+      <w:lvlJc w:val="left"/>
+      <w:pPr>
+        <w:ind w:left="5040" w:hanging="360"/>
+      </w:pPr>
+      <w:rPr>
+        <w:rFonts w:ascii="Symbol" w:hAnsi="Symbol" w:hint="default"/>
+      </w:rPr>
+    </w:lvl>
+    <w:lvl w:ilvl="7" w:tplc="04090003" w:tentative="1">
+      <w:start w:val="1"/>
+      <w:numFmt w:val="bullet"/>
+      <w:lvlText w:val="o"/>
+      <w:lvlJc w:val="left"/>
+      <w:pPr>
+        <w:ind w:left="5760" w:hanging="360"/>
+      </w:pPr>
+      <w:rPr>
+        <w:rFonts w:ascii="Courier New" w:hAnsi="Courier New" w:cs="Courier New" w:hint="default"/>
+      </w:rPr>
+    </w:lvl>
+    <w:lvl w:ilvl="8" w:tplc="04090005" w:tentative="1">
+      <w:start w:val="1"/>
+      <w:numFmt w:val="bullet"/>
+      <w:lvlText w:val=""/>
+      <w:lvlJc w:val="left"/>
+      <w:pPr>
+        <w:ind w:left="6480" w:hanging="360"/>
+      </w:pPr>
+      <w:rPr>
+        <w:rFonts w:ascii="Wingdings" w:hAnsi="Wingdings" w:hint="default"/>
+      </w:rPr>
+    </w:lvl>
+  </w:abstractNum>
+  <w:abstractNum w:abstractNumId="11" w15:restartNumberingAfterBreak="0">
+    <w:nsid w:val="45EF2EC7"/>
+    <w:multiLevelType w:val="hybridMultilevel"/>
+    <w:tmpl w:val="8BF602CE"/>
+    <w:lvl w:ilvl="0" w:tplc="04090001">
+      <w:start w:val="1"/>
+      <w:numFmt w:val="bullet"/>
+      <w:lvlText w:val=""/>
+      <w:lvlJc w:val="left"/>
+      <w:pPr>
+        <w:ind w:left="720" w:hanging="360"/>
+      </w:pPr>
+      <w:rPr>
+        <w:rFonts w:ascii="Symbol" w:hAnsi="Symbol" w:hint="default"/>
+      </w:rPr>
+    </w:lvl>
+    <w:lvl w:ilvl="1" w:tplc="04090003" w:tentative="1">
+      <w:start w:val="1"/>
+      <w:numFmt w:val="bullet"/>
+      <w:lvlText w:val="o"/>
+      <w:lvlJc w:val="left"/>
+      <w:pPr>
+        <w:ind w:left="1440" w:hanging="360"/>
+      </w:pPr>
+      <w:rPr>
+        <w:rFonts w:ascii="Courier New" w:hAnsi="Courier New" w:cs="Courier New" w:hint="default"/>
+      </w:rPr>
+    </w:lvl>
+    <w:lvl w:ilvl="2" w:tplc="04090005" w:tentative="1">
+      <w:start w:val="1"/>
+      <w:numFmt w:val="bullet"/>
+      <w:lvlText w:val=""/>
+      <w:lvlJc w:val="left"/>
+      <w:pPr>
+        <w:ind w:left="2160" w:hanging="360"/>
+      </w:pPr>
+      <w:rPr>
+        <w:rFonts w:ascii="Wingdings" w:hAnsi="Wingdings" w:hint="default"/>
+      </w:rPr>
+    </w:lvl>
+    <w:lvl w:ilvl="3" w:tplc="04090001" w:tentative="1">
+      <w:start w:val="1"/>
+      <w:numFmt w:val="bullet"/>
+      <w:lvlText w:val=""/>
+      <w:lvlJc w:val="left"/>
+      <w:pPr>
+        <w:ind w:left="2880" w:hanging="360"/>
+      </w:pPr>
+      <w:rPr>
+        <w:rFonts w:ascii="Symbol" w:hAnsi="Symbol" w:hint="default"/>
+      </w:rPr>
+    </w:lvl>
+    <w:lvl w:ilvl="4" w:tplc="04090003" w:tentative="1">
+      <w:start w:val="1"/>
+      <w:numFmt w:val="bullet"/>
+      <w:lvlText w:val="o"/>
+      <w:lvlJc w:val="left"/>
+      <w:pPr>
+        <w:ind w:left="3600" w:hanging="360"/>
+      </w:pPr>
+      <w:rPr>
+        <w:rFonts w:ascii="Courier New" w:hAnsi="Courier New" w:cs="Courier New" w:hint="default"/>
+      </w:rPr>
+    </w:lvl>
+    <w:lvl w:ilvl="5" w:tplc="04090005" w:tentative="1">
+      <w:start w:val="1"/>
+      <w:numFmt w:val="bullet"/>
+      <w:lvlText w:val=""/>
+      <w:lvlJc w:val="left"/>
+      <w:pPr>
+        <w:ind w:left="4320" w:hanging="360"/>
+      </w:pPr>
+      <w:rPr>
+        <w:rFonts w:ascii="Wingdings" w:hAnsi="Wingdings" w:hint="default"/>
+      </w:rPr>
+    </w:lvl>
+    <w:lvl w:ilvl="6" w:tplc="04090001" w:tentative="1">
+      <w:start w:val="1"/>
+      <w:numFmt w:val="bullet"/>
+      <w:lvlText w:val=""/>
+      <w:lvlJc w:val="left"/>
+      <w:pPr>
+        <w:ind w:left="5040" w:hanging="360"/>
+      </w:pPr>
+      <w:rPr>
+        <w:rFonts w:ascii="Symbol" w:hAnsi="Symbol" w:hint="default"/>
+      </w:rPr>
+    </w:lvl>
+    <w:lvl w:ilvl="7" w:tplc="04090003" w:tentative="1">
+      <w:start w:val="1"/>
+      <w:numFmt w:val="bullet"/>
+      <w:lvlText w:val="o"/>
+      <w:lvlJc w:val="left"/>
+      <w:pPr>
+        <w:ind w:left="5760" w:hanging="360"/>
+      </w:pPr>
+      <w:rPr>
+        <w:rFonts w:ascii="Courier New" w:hAnsi="Courier New" w:cs="Courier New" w:hint="default"/>
+      </w:rPr>
+    </w:lvl>
+    <w:lvl w:ilvl="8" w:tplc="04090005" w:tentative="1">
+      <w:start w:val="1"/>
+      <w:numFmt w:val="bullet"/>
+      <w:lvlText w:val=""/>
+      <w:lvlJc w:val="left"/>
+      <w:pPr>
+        <w:ind w:left="6480" w:hanging="360"/>
+      </w:pPr>
+      <w:rPr>
+        <w:rFonts w:ascii="Wingdings" w:hAnsi="Wingdings" w:hint="default"/>
+      </w:rPr>
+    </w:lvl>
+  </w:abstractNum>
+  <w:abstractNum w:abstractNumId="12" w15:restartNumberingAfterBreak="0">
     <w:nsid w:val="5AE41E43"/>
     <w:multiLevelType w:val="multilevel"/>
     <w:tmpl w:val="2A0A0940"/>
@@ -3682,7 +6266,120 @@
       </w:rPr>
     </w:lvl>
   </w:abstractNum>
-  <w:abstractNum w:abstractNumId="3" w15:restartNumberingAfterBreak="0">
+  <w:abstractNum w:abstractNumId="13" w15:restartNumberingAfterBreak="0">
+    <w:nsid w:val="5E163A14"/>
+    <w:multiLevelType w:val="hybridMultilevel"/>
+    <w:tmpl w:val="9FC01FBE"/>
+    <w:lvl w:ilvl="0" w:tplc="04090001">
+      <w:start w:val="1"/>
+      <w:numFmt w:val="bullet"/>
+      <w:lvlText w:val=""/>
+      <w:lvlJc w:val="left"/>
+      <w:pPr>
+        <w:ind w:left="1080" w:hanging="360"/>
+      </w:pPr>
+      <w:rPr>
+        <w:rFonts w:ascii="Symbol" w:hAnsi="Symbol" w:hint="default"/>
+      </w:rPr>
+    </w:lvl>
+    <w:lvl w:ilvl="1" w:tplc="04090003" w:tentative="1">
+      <w:start w:val="1"/>
+      <w:numFmt w:val="bullet"/>
+      <w:lvlText w:val="o"/>
+      <w:lvlJc w:val="left"/>
+      <w:pPr>
+        <w:ind w:left="1800" w:hanging="360"/>
+      </w:pPr>
+      <w:rPr>
+        <w:rFonts w:ascii="Courier New" w:hAnsi="Courier New" w:cs="Courier New" w:hint="default"/>
+      </w:rPr>
+    </w:lvl>
+    <w:lvl w:ilvl="2" w:tplc="04090005" w:tentative="1">
+      <w:start w:val="1"/>
+      <w:numFmt w:val="bullet"/>
+      <w:lvlText w:val=""/>
+      <w:lvlJc w:val="left"/>
+      <w:pPr>
+        <w:ind w:left="2520" w:hanging="360"/>
+      </w:pPr>
+      <w:rPr>
+        <w:rFonts w:ascii="Wingdings" w:hAnsi="Wingdings" w:hint="default"/>
+      </w:rPr>
+    </w:lvl>
+    <w:lvl w:ilvl="3" w:tplc="04090001" w:tentative="1">
+      <w:start w:val="1"/>
+      <w:numFmt w:val="bullet"/>
+      <w:lvlText w:val=""/>
+      <w:lvlJc w:val="left"/>
+      <w:pPr>
+        <w:ind w:left="3240" w:hanging="360"/>
+      </w:pPr>
+      <w:rPr>
+        <w:rFonts w:ascii="Symbol" w:hAnsi="Symbol" w:hint="default"/>
+      </w:rPr>
+    </w:lvl>
+    <w:lvl w:ilvl="4" w:tplc="04090003" w:tentative="1">
+      <w:start w:val="1"/>
+      <w:numFmt w:val="bullet"/>
+      <w:lvlText w:val="o"/>
+      <w:lvlJc w:val="left"/>
+      <w:pPr>
+        <w:ind w:left="3960" w:hanging="360"/>
+      </w:pPr>
+      <w:rPr>
+        <w:rFonts w:ascii="Courier New" w:hAnsi="Courier New" w:cs="Courier New" w:hint="default"/>
+      </w:rPr>
+    </w:lvl>
+    <w:lvl w:ilvl="5" w:tplc="04090005" w:tentative="1">
+      <w:start w:val="1"/>
+      <w:numFmt w:val="bullet"/>
+      <w:lvlText w:val=""/>
+      <w:lvlJc w:val="left"/>
+      <w:pPr>
+        <w:ind w:left="4680" w:hanging="360"/>
+      </w:pPr>
+      <w:rPr>
+        <w:rFonts w:ascii="Wingdings" w:hAnsi="Wingdings" w:hint="default"/>
+      </w:rPr>
+    </w:lvl>
+    <w:lvl w:ilvl="6" w:tplc="04090001" w:tentative="1">
+      <w:start w:val="1"/>
+      <w:numFmt w:val="bullet"/>
+      <w:lvlText w:val=""/>
+      <w:lvlJc w:val="left"/>
+      <w:pPr>
+        <w:ind w:left="5400" w:hanging="360"/>
+      </w:pPr>
+      <w:rPr>
+        <w:rFonts w:ascii="Symbol" w:hAnsi="Symbol" w:hint="default"/>
+      </w:rPr>
+    </w:lvl>
+    <w:lvl w:ilvl="7" w:tplc="04090003" w:tentative="1">
+      <w:start w:val="1"/>
+      <w:numFmt w:val="bullet"/>
+      <w:lvlText w:val="o"/>
+      <w:lvlJc w:val="left"/>
+      <w:pPr>
+        <w:ind w:left="6120" w:hanging="360"/>
+      </w:pPr>
+      <w:rPr>
+        <w:rFonts w:ascii="Courier New" w:hAnsi="Courier New" w:cs="Courier New" w:hint="default"/>
+      </w:rPr>
+    </w:lvl>
+    <w:lvl w:ilvl="8" w:tplc="04090005" w:tentative="1">
+      <w:start w:val="1"/>
+      <w:numFmt w:val="bullet"/>
+      <w:lvlText w:val=""/>
+      <w:lvlJc w:val="left"/>
+      <w:pPr>
+        <w:ind w:left="6840" w:hanging="360"/>
+      </w:pPr>
+      <w:rPr>
+        <w:rFonts w:ascii="Wingdings" w:hAnsi="Wingdings" w:hint="default"/>
+      </w:rPr>
+    </w:lvl>
+  </w:abstractNum>
+  <w:abstractNum w:abstractNumId="14" w15:restartNumberingAfterBreak="0">
     <w:nsid w:val="60946036"/>
     <w:multiLevelType w:val="hybridMultilevel"/>
     <w:tmpl w:val="A23C7496"/>
@@ -3795,17 +6492,746 @@
       </w:rPr>
     </w:lvl>
   </w:abstractNum>
+  <w:abstractNum w:abstractNumId="15" w15:restartNumberingAfterBreak="0">
+    <w:nsid w:val="6204790F"/>
+    <w:multiLevelType w:val="hybridMultilevel"/>
+    <w:tmpl w:val="51929DF6"/>
+    <w:lvl w:ilvl="0" w:tplc="04090001">
+      <w:start w:val="1"/>
+      <w:numFmt w:val="bullet"/>
+      <w:lvlText w:val=""/>
+      <w:lvlJc w:val="left"/>
+      <w:pPr>
+        <w:ind w:left="1080" w:hanging="360"/>
+      </w:pPr>
+      <w:rPr>
+        <w:rFonts w:ascii="Symbol" w:hAnsi="Symbol" w:hint="default"/>
+      </w:rPr>
+    </w:lvl>
+    <w:lvl w:ilvl="1" w:tplc="04090003" w:tentative="1">
+      <w:start w:val="1"/>
+      <w:numFmt w:val="bullet"/>
+      <w:lvlText w:val="o"/>
+      <w:lvlJc w:val="left"/>
+      <w:pPr>
+        <w:ind w:left="1800" w:hanging="360"/>
+      </w:pPr>
+      <w:rPr>
+        <w:rFonts w:ascii="Courier New" w:hAnsi="Courier New" w:cs="Courier New" w:hint="default"/>
+      </w:rPr>
+    </w:lvl>
+    <w:lvl w:ilvl="2" w:tplc="04090005" w:tentative="1">
+      <w:start w:val="1"/>
+      <w:numFmt w:val="bullet"/>
+      <w:lvlText w:val=""/>
+      <w:lvlJc w:val="left"/>
+      <w:pPr>
+        <w:ind w:left="2520" w:hanging="360"/>
+      </w:pPr>
+      <w:rPr>
+        <w:rFonts w:ascii="Wingdings" w:hAnsi="Wingdings" w:hint="default"/>
+      </w:rPr>
+    </w:lvl>
+    <w:lvl w:ilvl="3" w:tplc="04090001" w:tentative="1">
+      <w:start w:val="1"/>
+      <w:numFmt w:val="bullet"/>
+      <w:lvlText w:val=""/>
+      <w:lvlJc w:val="left"/>
+      <w:pPr>
+        <w:ind w:left="3240" w:hanging="360"/>
+      </w:pPr>
+      <w:rPr>
+        <w:rFonts w:ascii="Symbol" w:hAnsi="Symbol" w:hint="default"/>
+      </w:rPr>
+    </w:lvl>
+    <w:lvl w:ilvl="4" w:tplc="04090003" w:tentative="1">
+      <w:start w:val="1"/>
+      <w:numFmt w:val="bullet"/>
+      <w:lvlText w:val="o"/>
+      <w:lvlJc w:val="left"/>
+      <w:pPr>
+        <w:ind w:left="3960" w:hanging="360"/>
+      </w:pPr>
+      <w:rPr>
+        <w:rFonts w:ascii="Courier New" w:hAnsi="Courier New" w:cs="Courier New" w:hint="default"/>
+      </w:rPr>
+    </w:lvl>
+    <w:lvl w:ilvl="5" w:tplc="04090005" w:tentative="1">
+      <w:start w:val="1"/>
+      <w:numFmt w:val="bullet"/>
+      <w:lvlText w:val=""/>
+      <w:lvlJc w:val="left"/>
+      <w:pPr>
+        <w:ind w:left="4680" w:hanging="360"/>
+      </w:pPr>
+      <w:rPr>
+        <w:rFonts w:ascii="Wingdings" w:hAnsi="Wingdings" w:hint="default"/>
+      </w:rPr>
+    </w:lvl>
+    <w:lvl w:ilvl="6" w:tplc="04090001" w:tentative="1">
+      <w:start w:val="1"/>
+      <w:numFmt w:val="bullet"/>
+      <w:lvlText w:val=""/>
+      <w:lvlJc w:val="left"/>
+      <w:pPr>
+        <w:ind w:left="5400" w:hanging="360"/>
+      </w:pPr>
+      <w:rPr>
+        <w:rFonts w:ascii="Symbol" w:hAnsi="Symbol" w:hint="default"/>
+      </w:rPr>
+    </w:lvl>
+    <w:lvl w:ilvl="7" w:tplc="04090003" w:tentative="1">
+      <w:start w:val="1"/>
+      <w:numFmt w:val="bullet"/>
+      <w:lvlText w:val="o"/>
+      <w:lvlJc w:val="left"/>
+      <w:pPr>
+        <w:ind w:left="6120" w:hanging="360"/>
+      </w:pPr>
+      <w:rPr>
+        <w:rFonts w:ascii="Courier New" w:hAnsi="Courier New" w:cs="Courier New" w:hint="default"/>
+      </w:rPr>
+    </w:lvl>
+    <w:lvl w:ilvl="8" w:tplc="04090005" w:tentative="1">
+      <w:start w:val="1"/>
+      <w:numFmt w:val="bullet"/>
+      <w:lvlText w:val=""/>
+      <w:lvlJc w:val="left"/>
+      <w:pPr>
+        <w:ind w:left="6840" w:hanging="360"/>
+      </w:pPr>
+      <w:rPr>
+        <w:rFonts w:ascii="Wingdings" w:hAnsi="Wingdings" w:hint="default"/>
+      </w:rPr>
+    </w:lvl>
+  </w:abstractNum>
+  <w:abstractNum w:abstractNumId="16" w15:restartNumberingAfterBreak="0">
+    <w:nsid w:val="624D7037"/>
+    <w:multiLevelType w:val="hybridMultilevel"/>
+    <w:tmpl w:val="5EF0909E"/>
+    <w:lvl w:ilvl="0" w:tplc="04090001">
+      <w:start w:val="1"/>
+      <w:numFmt w:val="bullet"/>
+      <w:lvlText w:val=""/>
+      <w:lvlJc w:val="left"/>
+      <w:pPr>
+        <w:ind w:left="360" w:hanging="360"/>
+      </w:pPr>
+      <w:rPr>
+        <w:rFonts w:ascii="Symbol" w:hAnsi="Symbol" w:hint="default"/>
+      </w:rPr>
+    </w:lvl>
+    <w:lvl w:ilvl="1" w:tplc="04090003" w:tentative="1">
+      <w:start w:val="1"/>
+      <w:numFmt w:val="bullet"/>
+      <w:lvlText w:val="o"/>
+      <w:lvlJc w:val="left"/>
+      <w:pPr>
+        <w:ind w:left="1080" w:hanging="360"/>
+      </w:pPr>
+      <w:rPr>
+        <w:rFonts w:ascii="Courier New" w:hAnsi="Courier New" w:cs="Courier New" w:hint="default"/>
+      </w:rPr>
+    </w:lvl>
+    <w:lvl w:ilvl="2" w:tplc="04090005" w:tentative="1">
+      <w:start w:val="1"/>
+      <w:numFmt w:val="bullet"/>
+      <w:lvlText w:val=""/>
+      <w:lvlJc w:val="left"/>
+      <w:pPr>
+        <w:ind w:left="1800" w:hanging="360"/>
+      </w:pPr>
+      <w:rPr>
+        <w:rFonts w:ascii="Wingdings" w:hAnsi="Wingdings" w:hint="default"/>
+      </w:rPr>
+    </w:lvl>
+    <w:lvl w:ilvl="3" w:tplc="04090001" w:tentative="1">
+      <w:start w:val="1"/>
+      <w:numFmt w:val="bullet"/>
+      <w:lvlText w:val=""/>
+      <w:lvlJc w:val="left"/>
+      <w:pPr>
+        <w:ind w:left="2520" w:hanging="360"/>
+      </w:pPr>
+      <w:rPr>
+        <w:rFonts w:ascii="Symbol" w:hAnsi="Symbol" w:hint="default"/>
+      </w:rPr>
+    </w:lvl>
+    <w:lvl w:ilvl="4" w:tplc="04090003" w:tentative="1">
+      <w:start w:val="1"/>
+      <w:numFmt w:val="bullet"/>
+      <w:lvlText w:val="o"/>
+      <w:lvlJc w:val="left"/>
+      <w:pPr>
+        <w:ind w:left="3240" w:hanging="360"/>
+      </w:pPr>
+      <w:rPr>
+        <w:rFonts w:ascii="Courier New" w:hAnsi="Courier New" w:cs="Courier New" w:hint="default"/>
+      </w:rPr>
+    </w:lvl>
+    <w:lvl w:ilvl="5" w:tplc="04090005" w:tentative="1">
+      <w:start w:val="1"/>
+      <w:numFmt w:val="bullet"/>
+      <w:lvlText w:val=""/>
+      <w:lvlJc w:val="left"/>
+      <w:pPr>
+        <w:ind w:left="3960" w:hanging="360"/>
+      </w:pPr>
+      <w:rPr>
+        <w:rFonts w:ascii="Wingdings" w:hAnsi="Wingdings" w:hint="default"/>
+      </w:rPr>
+    </w:lvl>
+    <w:lvl w:ilvl="6" w:tplc="04090001" w:tentative="1">
+      <w:start w:val="1"/>
+      <w:numFmt w:val="bullet"/>
+      <w:lvlText w:val=""/>
+      <w:lvlJc w:val="left"/>
+      <w:pPr>
+        <w:ind w:left="4680" w:hanging="360"/>
+      </w:pPr>
+      <w:rPr>
+        <w:rFonts w:ascii="Symbol" w:hAnsi="Symbol" w:hint="default"/>
+      </w:rPr>
+    </w:lvl>
+    <w:lvl w:ilvl="7" w:tplc="04090003" w:tentative="1">
+      <w:start w:val="1"/>
+      <w:numFmt w:val="bullet"/>
+      <w:lvlText w:val="o"/>
+      <w:lvlJc w:val="left"/>
+      <w:pPr>
+        <w:ind w:left="5400" w:hanging="360"/>
+      </w:pPr>
+      <w:rPr>
+        <w:rFonts w:ascii="Courier New" w:hAnsi="Courier New" w:cs="Courier New" w:hint="default"/>
+      </w:rPr>
+    </w:lvl>
+    <w:lvl w:ilvl="8" w:tplc="04090005" w:tentative="1">
+      <w:start w:val="1"/>
+      <w:numFmt w:val="bullet"/>
+      <w:lvlText w:val=""/>
+      <w:lvlJc w:val="left"/>
+      <w:pPr>
+        <w:ind w:left="6120" w:hanging="360"/>
+      </w:pPr>
+      <w:rPr>
+        <w:rFonts w:ascii="Wingdings" w:hAnsi="Wingdings" w:hint="default"/>
+      </w:rPr>
+    </w:lvl>
+  </w:abstractNum>
+  <w:abstractNum w:abstractNumId="17" w15:restartNumberingAfterBreak="0">
+    <w:nsid w:val="643F15EA"/>
+    <w:multiLevelType w:val="hybridMultilevel"/>
+    <w:tmpl w:val="EA1A74A2"/>
+    <w:lvl w:ilvl="0" w:tplc="04090001">
+      <w:start w:val="1"/>
+      <w:numFmt w:val="bullet"/>
+      <w:lvlText w:val=""/>
+      <w:lvlJc w:val="left"/>
+      <w:pPr>
+        <w:ind w:left="720" w:hanging="360"/>
+      </w:pPr>
+      <w:rPr>
+        <w:rFonts w:ascii="Symbol" w:hAnsi="Symbol" w:hint="default"/>
+      </w:rPr>
+    </w:lvl>
+    <w:lvl w:ilvl="1" w:tplc="04090003" w:tentative="1">
+      <w:start w:val="1"/>
+      <w:numFmt w:val="bullet"/>
+      <w:lvlText w:val="o"/>
+      <w:lvlJc w:val="left"/>
+      <w:pPr>
+        <w:ind w:left="1440" w:hanging="360"/>
+      </w:pPr>
+      <w:rPr>
+        <w:rFonts w:ascii="Courier New" w:hAnsi="Courier New" w:cs="Courier New" w:hint="default"/>
+      </w:rPr>
+    </w:lvl>
+    <w:lvl w:ilvl="2" w:tplc="04090005" w:tentative="1">
+      <w:start w:val="1"/>
+      <w:numFmt w:val="bullet"/>
+      <w:lvlText w:val=""/>
+      <w:lvlJc w:val="left"/>
+      <w:pPr>
+        <w:ind w:left="2160" w:hanging="360"/>
+      </w:pPr>
+      <w:rPr>
+        <w:rFonts w:ascii="Wingdings" w:hAnsi="Wingdings" w:hint="default"/>
+      </w:rPr>
+    </w:lvl>
+    <w:lvl w:ilvl="3" w:tplc="04090001" w:tentative="1">
+      <w:start w:val="1"/>
+      <w:numFmt w:val="bullet"/>
+      <w:lvlText w:val=""/>
+      <w:lvlJc w:val="left"/>
+      <w:pPr>
+        <w:ind w:left="2880" w:hanging="360"/>
+      </w:pPr>
+      <w:rPr>
+        <w:rFonts w:ascii="Symbol" w:hAnsi="Symbol" w:hint="default"/>
+      </w:rPr>
+    </w:lvl>
+    <w:lvl w:ilvl="4" w:tplc="04090003" w:tentative="1">
+      <w:start w:val="1"/>
+      <w:numFmt w:val="bullet"/>
+      <w:lvlText w:val="o"/>
+      <w:lvlJc w:val="left"/>
+      <w:pPr>
+        <w:ind w:left="3600" w:hanging="360"/>
+      </w:pPr>
+      <w:rPr>
+        <w:rFonts w:ascii="Courier New" w:hAnsi="Courier New" w:cs="Courier New" w:hint="default"/>
+      </w:rPr>
+    </w:lvl>
+    <w:lvl w:ilvl="5" w:tplc="04090005" w:tentative="1">
+      <w:start w:val="1"/>
+      <w:numFmt w:val="bullet"/>
+      <w:lvlText w:val=""/>
+      <w:lvlJc w:val="left"/>
+      <w:pPr>
+        <w:ind w:left="4320" w:hanging="360"/>
+      </w:pPr>
+      <w:rPr>
+        <w:rFonts w:ascii="Wingdings" w:hAnsi="Wingdings" w:hint="default"/>
+      </w:rPr>
+    </w:lvl>
+    <w:lvl w:ilvl="6" w:tplc="04090001" w:tentative="1">
+      <w:start w:val="1"/>
+      <w:numFmt w:val="bullet"/>
+      <w:lvlText w:val=""/>
+      <w:lvlJc w:val="left"/>
+      <w:pPr>
+        <w:ind w:left="5040" w:hanging="360"/>
+      </w:pPr>
+      <w:rPr>
+        <w:rFonts w:ascii="Symbol" w:hAnsi="Symbol" w:hint="default"/>
+      </w:rPr>
+    </w:lvl>
+    <w:lvl w:ilvl="7" w:tplc="04090003" w:tentative="1">
+      <w:start w:val="1"/>
+      <w:numFmt w:val="bullet"/>
+      <w:lvlText w:val="o"/>
+      <w:lvlJc w:val="left"/>
+      <w:pPr>
+        <w:ind w:left="5760" w:hanging="360"/>
+      </w:pPr>
+      <w:rPr>
+        <w:rFonts w:ascii="Courier New" w:hAnsi="Courier New" w:cs="Courier New" w:hint="default"/>
+      </w:rPr>
+    </w:lvl>
+    <w:lvl w:ilvl="8" w:tplc="04090005" w:tentative="1">
+      <w:start w:val="1"/>
+      <w:numFmt w:val="bullet"/>
+      <w:lvlText w:val=""/>
+      <w:lvlJc w:val="left"/>
+      <w:pPr>
+        <w:ind w:left="6480" w:hanging="360"/>
+      </w:pPr>
+      <w:rPr>
+        <w:rFonts w:ascii="Wingdings" w:hAnsi="Wingdings" w:hint="default"/>
+      </w:rPr>
+    </w:lvl>
+  </w:abstractNum>
+  <w:abstractNum w:abstractNumId="18" w15:restartNumberingAfterBreak="0">
+    <w:nsid w:val="748A3590"/>
+    <w:multiLevelType w:val="hybridMultilevel"/>
+    <w:tmpl w:val="4314CA5C"/>
+    <w:lvl w:ilvl="0" w:tplc="04090001">
+      <w:start w:val="1"/>
+      <w:numFmt w:val="bullet"/>
+      <w:lvlText w:val=""/>
+      <w:lvlJc w:val="left"/>
+      <w:pPr>
+        <w:ind w:left="1080" w:hanging="360"/>
+      </w:pPr>
+      <w:rPr>
+        <w:rFonts w:ascii="Symbol" w:hAnsi="Symbol" w:hint="default"/>
+      </w:rPr>
+    </w:lvl>
+    <w:lvl w:ilvl="1" w:tplc="04090003" w:tentative="1">
+      <w:start w:val="1"/>
+      <w:numFmt w:val="bullet"/>
+      <w:lvlText w:val="o"/>
+      <w:lvlJc w:val="left"/>
+      <w:pPr>
+        <w:ind w:left="1800" w:hanging="360"/>
+      </w:pPr>
+      <w:rPr>
+        <w:rFonts w:ascii="Courier New" w:hAnsi="Courier New" w:cs="Courier New" w:hint="default"/>
+      </w:rPr>
+    </w:lvl>
+    <w:lvl w:ilvl="2" w:tplc="04090005" w:tentative="1">
+      <w:start w:val="1"/>
+      <w:numFmt w:val="bullet"/>
+      <w:lvlText w:val=""/>
+      <w:lvlJc w:val="left"/>
+      <w:pPr>
+        <w:ind w:left="2520" w:hanging="360"/>
+      </w:pPr>
+      <w:rPr>
+        <w:rFonts w:ascii="Wingdings" w:hAnsi="Wingdings" w:hint="default"/>
+      </w:rPr>
+    </w:lvl>
+    <w:lvl w:ilvl="3" w:tplc="04090001" w:tentative="1">
+      <w:start w:val="1"/>
+      <w:numFmt w:val="bullet"/>
+      <w:lvlText w:val=""/>
+      <w:lvlJc w:val="left"/>
+      <w:pPr>
+        <w:ind w:left="3240" w:hanging="360"/>
+      </w:pPr>
+      <w:rPr>
+        <w:rFonts w:ascii="Symbol" w:hAnsi="Symbol" w:hint="default"/>
+      </w:rPr>
+    </w:lvl>
+    <w:lvl w:ilvl="4" w:tplc="04090003" w:tentative="1">
+      <w:start w:val="1"/>
+      <w:numFmt w:val="bullet"/>
+      <w:lvlText w:val="o"/>
+      <w:lvlJc w:val="left"/>
+      <w:pPr>
+        <w:ind w:left="3960" w:hanging="360"/>
+      </w:pPr>
+      <w:rPr>
+        <w:rFonts w:ascii="Courier New" w:hAnsi="Courier New" w:cs="Courier New" w:hint="default"/>
+      </w:rPr>
+    </w:lvl>
+    <w:lvl w:ilvl="5" w:tplc="04090005" w:tentative="1">
+      <w:start w:val="1"/>
+      <w:numFmt w:val="bullet"/>
+      <w:lvlText w:val=""/>
+      <w:lvlJc w:val="left"/>
+      <w:pPr>
+        <w:ind w:left="4680" w:hanging="360"/>
+      </w:pPr>
+      <w:rPr>
+        <w:rFonts w:ascii="Wingdings" w:hAnsi="Wingdings" w:hint="default"/>
+      </w:rPr>
+    </w:lvl>
+    <w:lvl w:ilvl="6" w:tplc="04090001" w:tentative="1">
+      <w:start w:val="1"/>
+      <w:numFmt w:val="bullet"/>
+      <w:lvlText w:val=""/>
+      <w:lvlJc w:val="left"/>
+      <w:pPr>
+        <w:ind w:left="5400" w:hanging="360"/>
+      </w:pPr>
+      <w:rPr>
+        <w:rFonts w:ascii="Symbol" w:hAnsi="Symbol" w:hint="default"/>
+      </w:rPr>
+    </w:lvl>
+    <w:lvl w:ilvl="7" w:tplc="04090003" w:tentative="1">
+      <w:start w:val="1"/>
+      <w:numFmt w:val="bullet"/>
+      <w:lvlText w:val="o"/>
+      <w:lvlJc w:val="left"/>
+      <w:pPr>
+        <w:ind w:left="6120" w:hanging="360"/>
+      </w:pPr>
+      <w:rPr>
+        <w:rFonts w:ascii="Courier New" w:hAnsi="Courier New" w:cs="Courier New" w:hint="default"/>
+      </w:rPr>
+    </w:lvl>
+    <w:lvl w:ilvl="8" w:tplc="04090005" w:tentative="1">
+      <w:start w:val="1"/>
+      <w:numFmt w:val="bullet"/>
+      <w:lvlText w:val=""/>
+      <w:lvlJc w:val="left"/>
+      <w:pPr>
+        <w:ind w:left="6840" w:hanging="360"/>
+      </w:pPr>
+      <w:rPr>
+        <w:rFonts w:ascii="Wingdings" w:hAnsi="Wingdings" w:hint="default"/>
+      </w:rPr>
+    </w:lvl>
+  </w:abstractNum>
+  <w:abstractNum w:abstractNumId="19" w15:restartNumberingAfterBreak="0">
+    <w:nsid w:val="77566CC8"/>
+    <w:multiLevelType w:val="hybridMultilevel"/>
+    <w:tmpl w:val="EAA422DA"/>
+    <w:lvl w:ilvl="0" w:tplc="04090001">
+      <w:start w:val="1"/>
+      <w:numFmt w:val="bullet"/>
+      <w:lvlText w:val=""/>
+      <w:lvlJc w:val="left"/>
+      <w:pPr>
+        <w:ind w:left="720" w:hanging="360"/>
+      </w:pPr>
+      <w:rPr>
+        <w:rFonts w:ascii="Symbol" w:hAnsi="Symbol" w:hint="default"/>
+      </w:rPr>
+    </w:lvl>
+    <w:lvl w:ilvl="1" w:tplc="04090003" w:tentative="1">
+      <w:start w:val="1"/>
+      <w:numFmt w:val="bullet"/>
+      <w:lvlText w:val="o"/>
+      <w:lvlJc w:val="left"/>
+      <w:pPr>
+        <w:ind w:left="1440" w:hanging="360"/>
+      </w:pPr>
+      <w:rPr>
+        <w:rFonts w:ascii="Courier New" w:hAnsi="Courier New" w:cs="Courier New" w:hint="default"/>
+      </w:rPr>
+    </w:lvl>
+    <w:lvl w:ilvl="2" w:tplc="04090005" w:tentative="1">
+      <w:start w:val="1"/>
+      <w:numFmt w:val="bullet"/>
+      <w:lvlText w:val=""/>
+      <w:lvlJc w:val="left"/>
+      <w:pPr>
+        <w:ind w:left="2160" w:hanging="360"/>
+      </w:pPr>
+      <w:rPr>
+        <w:rFonts w:ascii="Wingdings" w:hAnsi="Wingdings" w:hint="default"/>
+      </w:rPr>
+    </w:lvl>
+    <w:lvl w:ilvl="3" w:tplc="04090001" w:tentative="1">
+      <w:start w:val="1"/>
+      <w:numFmt w:val="bullet"/>
+      <w:lvlText w:val=""/>
+      <w:lvlJc w:val="left"/>
+      <w:pPr>
+        <w:ind w:left="2880" w:hanging="360"/>
+      </w:pPr>
+      <w:rPr>
+        <w:rFonts w:ascii="Symbol" w:hAnsi="Symbol" w:hint="default"/>
+      </w:rPr>
+    </w:lvl>
+    <w:lvl w:ilvl="4" w:tplc="04090003" w:tentative="1">
+      <w:start w:val="1"/>
+      <w:numFmt w:val="bullet"/>
+      <w:lvlText w:val="o"/>
+      <w:lvlJc w:val="left"/>
+      <w:pPr>
+        <w:ind w:left="3600" w:hanging="360"/>
+      </w:pPr>
+      <w:rPr>
+        <w:rFonts w:ascii="Courier New" w:hAnsi="Courier New" w:cs="Courier New" w:hint="default"/>
+      </w:rPr>
+    </w:lvl>
+    <w:lvl w:ilvl="5" w:tplc="04090005" w:tentative="1">
+      <w:start w:val="1"/>
+      <w:numFmt w:val="bullet"/>
+      <w:lvlText w:val=""/>
+      <w:lvlJc w:val="left"/>
+      <w:pPr>
+        <w:ind w:left="4320" w:hanging="360"/>
+      </w:pPr>
+      <w:rPr>
+        <w:rFonts w:ascii="Wingdings" w:hAnsi="Wingdings" w:hint="default"/>
+      </w:rPr>
+    </w:lvl>
+    <w:lvl w:ilvl="6" w:tplc="04090001" w:tentative="1">
+      <w:start w:val="1"/>
+      <w:numFmt w:val="bullet"/>
+      <w:lvlText w:val=""/>
+      <w:lvlJc w:val="left"/>
+      <w:pPr>
+        <w:ind w:left="5040" w:hanging="360"/>
+      </w:pPr>
+      <w:rPr>
+        <w:rFonts w:ascii="Symbol" w:hAnsi="Symbol" w:hint="default"/>
+      </w:rPr>
+    </w:lvl>
+    <w:lvl w:ilvl="7" w:tplc="04090003" w:tentative="1">
+      <w:start w:val="1"/>
+      <w:numFmt w:val="bullet"/>
+      <w:lvlText w:val="o"/>
+      <w:lvlJc w:val="left"/>
+      <w:pPr>
+        <w:ind w:left="5760" w:hanging="360"/>
+      </w:pPr>
+      <w:rPr>
+        <w:rFonts w:ascii="Courier New" w:hAnsi="Courier New" w:cs="Courier New" w:hint="default"/>
+      </w:rPr>
+    </w:lvl>
+    <w:lvl w:ilvl="8" w:tplc="04090005" w:tentative="1">
+      <w:start w:val="1"/>
+      <w:numFmt w:val="bullet"/>
+      <w:lvlText w:val=""/>
+      <w:lvlJc w:val="left"/>
+      <w:pPr>
+        <w:ind w:left="6480" w:hanging="360"/>
+      </w:pPr>
+      <w:rPr>
+        <w:rFonts w:ascii="Wingdings" w:hAnsi="Wingdings" w:hint="default"/>
+      </w:rPr>
+    </w:lvl>
+  </w:abstractNum>
+  <w:abstractNum w:abstractNumId="20" w15:restartNumberingAfterBreak="0">
+    <w:nsid w:val="7E60010D"/>
+    <w:multiLevelType w:val="hybridMultilevel"/>
+    <w:tmpl w:val="D9F8A94E"/>
+    <w:lvl w:ilvl="0" w:tplc="04090001">
+      <w:start w:val="1"/>
+      <w:numFmt w:val="bullet"/>
+      <w:lvlText w:val=""/>
+      <w:lvlJc w:val="left"/>
+      <w:pPr>
+        <w:ind w:left="360" w:hanging="360"/>
+      </w:pPr>
+      <w:rPr>
+        <w:rFonts w:ascii="Symbol" w:hAnsi="Symbol" w:hint="default"/>
+      </w:rPr>
+    </w:lvl>
+    <w:lvl w:ilvl="1" w:tplc="04090003" w:tentative="1">
+      <w:start w:val="1"/>
+      <w:numFmt w:val="bullet"/>
+      <w:lvlText w:val="o"/>
+      <w:lvlJc w:val="left"/>
+      <w:pPr>
+        <w:ind w:left="1080" w:hanging="360"/>
+      </w:pPr>
+      <w:rPr>
+        <w:rFonts w:ascii="Courier New" w:hAnsi="Courier New" w:cs="Courier New" w:hint="default"/>
+      </w:rPr>
+    </w:lvl>
+    <w:lvl w:ilvl="2" w:tplc="04090005" w:tentative="1">
+      <w:start w:val="1"/>
+      <w:numFmt w:val="bullet"/>
+      <w:lvlText w:val=""/>
+      <w:lvlJc w:val="left"/>
+      <w:pPr>
+        <w:ind w:left="1800" w:hanging="360"/>
+      </w:pPr>
+      <w:rPr>
+        <w:rFonts w:ascii="Wingdings" w:hAnsi="Wingdings" w:hint="default"/>
+      </w:rPr>
+    </w:lvl>
+    <w:lvl w:ilvl="3" w:tplc="04090001" w:tentative="1">
+      <w:start w:val="1"/>
+      <w:numFmt w:val="bullet"/>
+      <w:lvlText w:val=""/>
+      <w:lvlJc w:val="left"/>
+      <w:pPr>
+        <w:ind w:left="2520" w:hanging="360"/>
+      </w:pPr>
+      <w:rPr>
+        <w:rFonts w:ascii="Symbol" w:hAnsi="Symbol" w:hint="default"/>
+      </w:rPr>
+    </w:lvl>
+    <w:lvl w:ilvl="4" w:tplc="04090003" w:tentative="1">
+      <w:start w:val="1"/>
+      <w:numFmt w:val="bullet"/>
+      <w:lvlText w:val="o"/>
+      <w:lvlJc w:val="left"/>
+      <w:pPr>
+        <w:ind w:left="3240" w:hanging="360"/>
+      </w:pPr>
+      <w:rPr>
+        <w:rFonts w:ascii="Courier New" w:hAnsi="Courier New" w:cs="Courier New" w:hint="default"/>
+      </w:rPr>
+    </w:lvl>
+    <w:lvl w:ilvl="5" w:tplc="04090005" w:tentative="1">
+      <w:start w:val="1"/>
+      <w:numFmt w:val="bullet"/>
+      <w:lvlText w:val=""/>
+      <w:lvlJc w:val="left"/>
+      <w:pPr>
+        <w:ind w:left="3960" w:hanging="360"/>
+      </w:pPr>
+      <w:rPr>
+        <w:rFonts w:ascii="Wingdings" w:hAnsi="Wingdings" w:hint="default"/>
+      </w:rPr>
+    </w:lvl>
+    <w:lvl w:ilvl="6" w:tplc="04090001" w:tentative="1">
+      <w:start w:val="1"/>
+      <w:numFmt w:val="bullet"/>
+      <w:lvlText w:val=""/>
+      <w:lvlJc w:val="left"/>
+      <w:pPr>
+        <w:ind w:left="4680" w:hanging="360"/>
+      </w:pPr>
+      <w:rPr>
+        <w:rFonts w:ascii="Symbol" w:hAnsi="Symbol" w:hint="default"/>
+      </w:rPr>
+    </w:lvl>
+    <w:lvl w:ilvl="7" w:tplc="04090003" w:tentative="1">
+      <w:start w:val="1"/>
+      <w:numFmt w:val="bullet"/>
+      <w:lvlText w:val="o"/>
+      <w:lvlJc w:val="left"/>
+      <w:pPr>
+        <w:ind w:left="5400" w:hanging="360"/>
+      </w:pPr>
+      <w:rPr>
+        <w:rFonts w:ascii="Courier New" w:hAnsi="Courier New" w:cs="Courier New" w:hint="default"/>
+      </w:rPr>
+    </w:lvl>
+    <w:lvl w:ilvl="8" w:tplc="04090005" w:tentative="1">
+      <w:start w:val="1"/>
+      <w:numFmt w:val="bullet"/>
+      <w:lvlText w:val=""/>
+      <w:lvlJc w:val="left"/>
+      <w:pPr>
+        <w:ind w:left="6120" w:hanging="360"/>
+      </w:pPr>
+      <w:rPr>
+        <w:rFonts w:ascii="Wingdings" w:hAnsi="Wingdings" w:hint="default"/>
+      </w:rPr>
+    </w:lvl>
+  </w:abstractNum>
   <w:num w:numId="1" w16cid:durableId="1807427918">
+    <w:abstractNumId w:val="12"/>
+  </w:num>
+  <w:num w:numId="2" w16cid:durableId="342126082">
+    <w:abstractNumId w:val="8"/>
+  </w:num>
+  <w:num w:numId="3" w16cid:durableId="76363815">
+    <w:abstractNumId w:val="14"/>
+  </w:num>
+  <w:num w:numId="4" w16cid:durableId="1284457768">
+    <w:abstractNumId w:val="4"/>
+  </w:num>
+  <w:num w:numId="5" w16cid:durableId="239870638">
+    <w:abstractNumId w:val="3"/>
+  </w:num>
+  <w:num w:numId="6" w16cid:durableId="179121896">
+    <w:abstractNumId w:val="7"/>
+  </w:num>
+  <w:num w:numId="7" w16cid:durableId="1732382256">
+    <w:abstractNumId w:val="18"/>
+  </w:num>
+  <w:num w:numId="8" w16cid:durableId="116920596">
+    <w:abstractNumId w:val="15"/>
+  </w:num>
+  <w:num w:numId="9" w16cid:durableId="1678116161">
+    <w:abstractNumId w:val="9"/>
+  </w:num>
+  <w:num w:numId="10" w16cid:durableId="588079483">
+    <w:abstractNumId w:val="1"/>
+  </w:num>
+  <w:num w:numId="11" w16cid:durableId="1727685580">
+    <w:abstractNumId w:val="13"/>
+  </w:num>
+  <w:num w:numId="12" w16cid:durableId="1795905675">
     <w:abstractNumId w:val="2"/>
   </w:num>
-  <w:num w:numId="2" w16cid:durableId="342126082">
-    <w:abstractNumId w:val="1"/>
+  <w:num w:numId="13" w16cid:durableId="1027296877">
+    <w:abstractNumId w:val="19"/>
   </w:num>
-  <w:num w:numId="3" w16cid:durableId="76363815">
-    <w:abstractNumId w:val="3"/>
+  <w:num w:numId="14" w16cid:durableId="197010683">
+    <w:abstractNumId w:val="16"/>
   </w:num>
-  <w:num w:numId="4" w16cid:durableId="1284457768">
+  <w:num w:numId="15" w16cid:durableId="471488383">
+    <w:abstractNumId w:val="20"/>
+  </w:num>
+  <w:num w:numId="16" w16cid:durableId="2127500993">
+    <w:abstractNumId w:val="5"/>
+  </w:num>
+  <w:num w:numId="17" w16cid:durableId="270166254">
+    <w:abstractNumId w:val="6"/>
+  </w:num>
+  <w:num w:numId="18" w16cid:durableId="1132596898">
     <w:abstractNumId w:val="0"/>
+  </w:num>
+  <w:num w:numId="19" w16cid:durableId="853886639">
+    <w:abstractNumId w:val="17"/>
+  </w:num>
+  <w:num w:numId="20" w16cid:durableId="334460210">
+    <w:abstractNumId w:val="11"/>
+  </w:num>
+  <w:num w:numId="21" w16cid:durableId="1346903780">
+    <w:abstractNumId w:val="10"/>
   </w:num>
 </w:numbering>
 </file>
@@ -4413,7 +7839,8 @@
       <w:szCs w:val="20"/>
     </w:rPr>
   </w:style>
-  <w:style w:type="table" w:customStyle="1" w:styleId="a">
+  <w:style w:type="table" w:customStyle="1" w:styleId="8">
+    <w:name w:val="8"/>
     <w:basedOn w:val="TableNormal0"/>
     <w:tblPr>
       <w:tblStyleRowBandSize w:val="1"/>
@@ -4426,49 +7853,56 @@
       </w:tblCellMar>
     </w:tblPr>
   </w:style>
-  <w:style w:type="table" w:customStyle="1" w:styleId="a0">
+  <w:style w:type="table" w:customStyle="1" w:styleId="7">
+    <w:name w:val="7"/>
     <w:basedOn w:val="TableNormal0"/>
     <w:tblPr>
       <w:tblStyleRowBandSize w:val="1"/>
       <w:tblStyleColBandSize w:val="1"/>
     </w:tblPr>
   </w:style>
-  <w:style w:type="table" w:customStyle="1" w:styleId="a1">
+  <w:style w:type="table" w:customStyle="1" w:styleId="6">
+    <w:name w:val="6"/>
     <w:basedOn w:val="TableNormal0"/>
     <w:tblPr>
       <w:tblStyleRowBandSize w:val="1"/>
       <w:tblStyleColBandSize w:val="1"/>
     </w:tblPr>
   </w:style>
-  <w:style w:type="table" w:customStyle="1" w:styleId="a2">
+  <w:style w:type="table" w:customStyle="1" w:styleId="5">
+    <w:name w:val="5"/>
     <w:basedOn w:val="TableNormal0"/>
     <w:tblPr>
       <w:tblStyleRowBandSize w:val="1"/>
       <w:tblStyleColBandSize w:val="1"/>
     </w:tblPr>
   </w:style>
-  <w:style w:type="table" w:customStyle="1" w:styleId="a3">
+  <w:style w:type="table" w:customStyle="1" w:styleId="4">
+    <w:name w:val="4"/>
     <w:basedOn w:val="TableNormal0"/>
     <w:tblPr>
       <w:tblStyleRowBandSize w:val="1"/>
       <w:tblStyleColBandSize w:val="1"/>
     </w:tblPr>
   </w:style>
-  <w:style w:type="table" w:customStyle="1" w:styleId="a4">
+  <w:style w:type="table" w:customStyle="1" w:styleId="3">
+    <w:name w:val="3"/>
     <w:basedOn w:val="TableNormal0"/>
     <w:tblPr>
       <w:tblStyleRowBandSize w:val="1"/>
       <w:tblStyleColBandSize w:val="1"/>
     </w:tblPr>
   </w:style>
-  <w:style w:type="table" w:customStyle="1" w:styleId="a5">
+  <w:style w:type="table" w:customStyle="1" w:styleId="2">
+    <w:name w:val="2"/>
     <w:basedOn w:val="TableNormal0"/>
     <w:tblPr>
       <w:tblStyleRowBandSize w:val="1"/>
       <w:tblStyleColBandSize w:val="1"/>
     </w:tblPr>
   </w:style>
-  <w:style w:type="table" w:customStyle="1" w:styleId="a6">
+  <w:style w:type="table" w:customStyle="1" w:styleId="1">
+    <w:name w:val="1"/>
     <w:basedOn w:val="TableNormal0"/>
     <w:tblPr>
       <w:tblStyleRowBandSize w:val="1"/>

--- a/docs/Group_3_UserGuide.docx
+++ b/docs/Group_3_UserGuide.docx
@@ -89,18 +89,27 @@
           <w:sz w:val="22"/>
           <w:szCs w:val="22"/>
         </w:rPr>
-        <w:t xml:space="preserve">Ethan </w:t>
-      </w:r>
-      <w:proofErr w:type="spellStart"/>
+        <w:t>Ethan Wasniak</w:t>
+      </w:r>
+    </w:p>
+    <w:p>
+      <w:pPr>
+        <w:numPr>
+          <w:ilvl w:val="0"/>
+          <w:numId w:val="2"/>
+        </w:numPr>
+        <w:rPr>
+          <w:rFonts w:asciiTheme="majorHAnsi" w:hAnsiTheme="majorHAnsi" w:cstheme="majorHAnsi"/>
+        </w:rPr>
+      </w:pPr>
       <w:r>
         <w:rPr>
           <w:rFonts w:asciiTheme="majorHAnsi" w:hAnsiTheme="majorHAnsi" w:cstheme="majorHAnsi"/>
           <w:sz w:val="22"/>
           <w:szCs w:val="22"/>
         </w:rPr>
-        <w:t>Wasniak</w:t>
-      </w:r>
-      <w:proofErr w:type="spellEnd"/>
+        <w:t>Brendan Laird</w:t>
+      </w:r>
     </w:p>
     <w:p>
       <w:pPr>
@@ -118,7 +127,7 @@
           <w:sz w:val="22"/>
           <w:szCs w:val="22"/>
         </w:rPr>
-        <w:t>Brendan Laird</w:t>
+        <w:t>Steven Dickinson</w:t>
       </w:r>
     </w:p>
     <w:p>
@@ -137,7 +146,7 @@
           <w:sz w:val="22"/>
           <w:szCs w:val="22"/>
         </w:rPr>
-        <w:t>Steven Dickinson</w:t>
+        <w:t xml:space="preserve">Kenise Balton, </w:t>
       </w:r>
     </w:p>
     <w:p>
@@ -156,54 +165,25 @@
           <w:sz w:val="22"/>
           <w:szCs w:val="22"/>
         </w:rPr>
-        <w:t xml:space="preserve">Kenise Balton, </w:t>
-      </w:r>
-    </w:p>
-    <w:p>
-      <w:pPr>
-        <w:numPr>
-          <w:ilvl w:val="0"/>
-          <w:numId w:val="2"/>
-        </w:numPr>
-        <w:rPr>
-          <w:rFonts w:asciiTheme="majorHAnsi" w:hAnsiTheme="majorHAnsi" w:cstheme="majorHAnsi"/>
-        </w:rPr>
-      </w:pPr>
-      <w:r>
+        <w:t>Francini Clemmons</w:t>
+      </w:r>
+    </w:p>
+    <w:p>
+      <w:pPr>
+        <w:spacing w:after="80"/>
         <w:rPr>
           <w:rFonts w:asciiTheme="majorHAnsi" w:hAnsiTheme="majorHAnsi" w:cstheme="majorHAnsi"/>
           <w:sz w:val="22"/>
           <w:szCs w:val="22"/>
         </w:rPr>
-        <w:t>Francini Clemmons</w:t>
-      </w:r>
-    </w:p>
-    <w:p>
-      <w:pPr>
-        <w:spacing w:after="80"/>
+      </w:pPr>
+      <w:r>
         <w:rPr>
           <w:rFonts w:asciiTheme="majorHAnsi" w:hAnsiTheme="majorHAnsi" w:cstheme="majorHAnsi"/>
           <w:sz w:val="22"/>
           <w:szCs w:val="22"/>
         </w:rPr>
-      </w:pPr>
-      <w:proofErr w:type="gramStart"/>
-      <w:r>
-        <w:rPr>
-          <w:rFonts w:asciiTheme="majorHAnsi" w:hAnsiTheme="majorHAnsi" w:cstheme="majorHAnsi"/>
-          <w:sz w:val="22"/>
-          <w:szCs w:val="22"/>
-        </w:rPr>
-        <w:t>Course Deliverable</w:t>
-      </w:r>
-      <w:proofErr w:type="gramEnd"/>
-      <w:r>
-        <w:rPr>
-          <w:rFonts w:asciiTheme="majorHAnsi" w:hAnsiTheme="majorHAnsi" w:cstheme="majorHAnsi"/>
-          <w:sz w:val="22"/>
-          <w:szCs w:val="22"/>
-        </w:rPr>
-        <w:t>:</w:t>
+        <w:t>Course Deliverable:</w:t>
       </w:r>
       <w:r>
         <w:rPr>
@@ -502,79 +482,7 @@
                 <w:sz w:val="22"/>
                 <w:szCs w:val="22"/>
               </w:rPr>
-              <w:t xml:space="preserve">C++20 with SFML 3.0.2. The final build can be launched from the repository root through the shared PowerShell toolchain resolver (`scripts/Resolve-Toolchain.ps1`) or through the </w:t>
-            </w:r>
-            <w:proofErr w:type="spellStart"/>
-            <w:r>
-              <w:rPr>
-                <w:rFonts w:asciiTheme="majorHAnsi" w:eastAsia="Aptos" w:hAnsiTheme="majorHAnsi" w:cstheme="majorHAnsi"/>
-                <w:sz w:val="22"/>
-                <w:szCs w:val="22"/>
-              </w:rPr>
-              <w:t>CMake</w:t>
-            </w:r>
-            <w:proofErr w:type="spellEnd"/>
-            <w:r>
-              <w:rPr>
-                <w:rFonts w:asciiTheme="majorHAnsi" w:eastAsia="Aptos" w:hAnsiTheme="majorHAnsi" w:cstheme="majorHAnsi"/>
-                <w:sz w:val="22"/>
-                <w:szCs w:val="22"/>
-              </w:rPr>
-              <w:t xml:space="preserve"> preset workflow (`CMakeLists.txt`, `</w:t>
-            </w:r>
-            <w:proofErr w:type="spellStart"/>
-            <w:r>
-              <w:rPr>
-                <w:rFonts w:asciiTheme="majorHAnsi" w:eastAsia="Aptos" w:hAnsiTheme="majorHAnsi" w:cstheme="majorHAnsi"/>
-                <w:sz w:val="22"/>
-                <w:szCs w:val="22"/>
-              </w:rPr>
-              <w:t>CMakePresets.json</w:t>
-            </w:r>
-            <w:proofErr w:type="spellEnd"/>
-            <w:r>
-              <w:rPr>
-                <w:rFonts w:asciiTheme="majorHAnsi" w:eastAsia="Aptos" w:hAnsiTheme="majorHAnsi" w:cstheme="majorHAnsi"/>
-                <w:sz w:val="22"/>
-                <w:szCs w:val="22"/>
-              </w:rPr>
-              <w:t xml:space="preserve">`). The repository documents both local script-based builds and </w:t>
-            </w:r>
-            <w:proofErr w:type="spellStart"/>
-            <w:r>
-              <w:rPr>
-                <w:rFonts w:asciiTheme="majorHAnsi" w:eastAsia="Aptos" w:hAnsiTheme="majorHAnsi" w:cstheme="majorHAnsi"/>
-                <w:sz w:val="22"/>
-                <w:szCs w:val="22"/>
-              </w:rPr>
-              <w:t>CMake</w:t>
-            </w:r>
-            <w:proofErr w:type="spellEnd"/>
-            <w:r>
-              <w:rPr>
-                <w:rFonts w:asciiTheme="majorHAnsi" w:eastAsia="Aptos" w:hAnsiTheme="majorHAnsi" w:cstheme="majorHAnsi"/>
-                <w:sz w:val="22"/>
-                <w:szCs w:val="22"/>
-              </w:rPr>
-              <w:t>/</w:t>
-            </w:r>
-            <w:proofErr w:type="spellStart"/>
-            <w:r>
-              <w:rPr>
-                <w:rFonts w:asciiTheme="majorHAnsi" w:eastAsia="Aptos" w:hAnsiTheme="majorHAnsi" w:cstheme="majorHAnsi"/>
-                <w:sz w:val="22"/>
-                <w:szCs w:val="22"/>
-              </w:rPr>
-              <w:t>CTest</w:t>
-            </w:r>
-            <w:proofErr w:type="spellEnd"/>
-            <w:r>
-              <w:rPr>
-                <w:rFonts w:asciiTheme="majorHAnsi" w:eastAsia="Aptos" w:hAnsiTheme="majorHAnsi" w:cstheme="majorHAnsi"/>
-                <w:sz w:val="22"/>
-                <w:szCs w:val="22"/>
-              </w:rPr>
-              <w:t>-based validation for Windows GCC + SFML environments.</w:t>
+              <w:t>C++20 with SFML 3.0.2. The final build can be launched from the repository root through the shared PowerShell toolchain resolver (`scripts/Resolve-Toolchain.ps1`) or through the CMake preset workflow (`CMakeLists.txt`, `CMakePresets.json`). The repository documents both local script-based builds and CMake/CTest-based validation for Windows GCC + SFML environments.</w:t>
             </w:r>
           </w:p>
           <w:p>
@@ -592,25 +500,7 @@
                 <w:sz w:val="22"/>
                 <w:szCs w:val="22"/>
               </w:rPr>
-              <w:t xml:space="preserve">Both script-based and </w:t>
-            </w:r>
-            <w:proofErr w:type="spellStart"/>
-            <w:r>
-              <w:rPr>
-                <w:rFonts w:asciiTheme="majorHAnsi" w:eastAsia="Aptos" w:hAnsiTheme="majorHAnsi" w:cstheme="majorHAnsi"/>
-                <w:sz w:val="22"/>
-                <w:szCs w:val="22"/>
-              </w:rPr>
-              <w:t>CMake</w:t>
-            </w:r>
-            <w:proofErr w:type="spellEnd"/>
-            <w:r>
-              <w:rPr>
-                <w:rFonts w:asciiTheme="majorHAnsi" w:eastAsia="Aptos" w:hAnsiTheme="majorHAnsi" w:cstheme="majorHAnsi"/>
-                <w:sz w:val="22"/>
-                <w:szCs w:val="22"/>
-              </w:rPr>
-              <w:t>-based workflows were validated to ensure consistent build behavior across supported development environments.</w:t>
+              <w:t>Both script-based and CMake-based workflows were validated to ensure consistent build behavior across supported development environments.</w:t>
             </w:r>
           </w:p>
         </w:tc>
@@ -658,21 +548,7 @@
         <w:rPr>
           <w:rFonts w:asciiTheme="majorHAnsi" w:hAnsiTheme="majorHAnsi" w:cstheme="majorHAnsi"/>
         </w:rPr>
-        <w:t xml:space="preserve">Players lose </w:t>
-      </w:r>
-      <w:proofErr w:type="gramStart"/>
-      <w:r>
-        <w:rPr>
-          <w:rFonts w:asciiTheme="majorHAnsi" w:hAnsiTheme="majorHAnsi" w:cstheme="majorHAnsi"/>
-        </w:rPr>
-        <w:t>a life</w:t>
-      </w:r>
-      <w:proofErr w:type="gramEnd"/>
-      <w:r>
-        <w:rPr>
-          <w:rFonts w:asciiTheme="majorHAnsi" w:hAnsiTheme="majorHAnsi" w:cstheme="majorHAnsi"/>
-        </w:rPr>
-        <w:t xml:space="preserve"> each time the ball falls below the paddle. The game ends when either all bricks are cleared (win condition) or all lives are lost (game over).</w:t>
+        <w:t>Players lose a life each time the ball falls below the paddle. The game ends when either all bricks are cleared (win condition) or all lives are lost (game over).</w:t>
       </w:r>
     </w:p>
     <w:p>
@@ -779,19 +655,11 @@
           <w:rFonts w:asciiTheme="majorHAnsi" w:hAnsiTheme="majorHAnsi" w:cstheme="majorHAnsi"/>
         </w:rPr>
       </w:pPr>
-      <w:proofErr w:type="spellStart"/>
-      <w:r>
-        <w:rPr>
-          <w:rFonts w:asciiTheme="majorHAnsi" w:hAnsiTheme="majorHAnsi" w:cstheme="majorHAnsi"/>
-        </w:rPr>
-        <w:t>CMake</w:t>
-      </w:r>
-      <w:proofErr w:type="spellEnd"/>
-      <w:r>
-        <w:rPr>
-          <w:rFonts w:asciiTheme="majorHAnsi" w:hAnsiTheme="majorHAnsi" w:cstheme="majorHAnsi"/>
-        </w:rPr>
-        <w:t xml:space="preserve"> 3.2</w:t>
+      <w:r>
+        <w:rPr>
+          <w:rFonts w:asciiTheme="majorHAnsi" w:hAnsiTheme="majorHAnsi" w:cstheme="majorHAnsi"/>
+        </w:rPr>
+        <w:t>CMake 3.2</w:t>
       </w:r>
       <w:r>
         <w:rPr>
@@ -996,21 +864,7 @@
         <w:rPr>
           <w:rFonts w:asciiTheme="majorHAnsi" w:hAnsiTheme="majorHAnsi" w:cstheme="majorHAnsi"/>
         </w:rPr>
-        <w:t xml:space="preserve">The projects current </w:t>
-      </w:r>
-      <w:proofErr w:type="spellStart"/>
-      <w:r>
-        <w:rPr>
-          <w:rFonts w:asciiTheme="majorHAnsi" w:hAnsiTheme="majorHAnsi" w:cstheme="majorHAnsi"/>
-        </w:rPr>
-        <w:t>CMake</w:t>
-      </w:r>
-      <w:proofErr w:type="spellEnd"/>
-      <w:r>
-        <w:rPr>
-          <w:rFonts w:asciiTheme="majorHAnsi" w:hAnsiTheme="majorHAnsi" w:cstheme="majorHAnsi"/>
-        </w:rPr>
-        <w:t xml:space="preserve"> configuration uses C++20.</w:t>
+        <w:t>The projects current CMake configuration uses C++20.</w:t>
       </w:r>
     </w:p>
     <w:p>
@@ -1029,21 +883,7 @@
         <w:rPr>
           <w:rFonts w:asciiTheme="majorHAnsi" w:hAnsiTheme="majorHAnsi" w:cstheme="majorHAnsi"/>
         </w:rPr>
-        <w:t xml:space="preserve">On Windows, the easiest workflow is to build from the repository root and launch the game with the included PowerShell </w:t>
-      </w:r>
-      <w:proofErr w:type="gramStart"/>
-      <w:r>
-        <w:rPr>
-          <w:rFonts w:asciiTheme="majorHAnsi" w:hAnsiTheme="majorHAnsi" w:cstheme="majorHAnsi"/>
-        </w:rPr>
-        <w:t>script</w:t>
-      </w:r>
-      <w:proofErr w:type="gramEnd"/>
-      <w:r>
-        <w:rPr>
-          <w:rFonts w:asciiTheme="majorHAnsi" w:hAnsiTheme="majorHAnsi" w:cstheme="majorHAnsi"/>
-        </w:rPr>
-        <w:t xml:space="preserve"> so the required runtime libraries are available.</w:t>
+        <w:t>On Windows, the easiest workflow is to build from the repository root and launch the game with the included PowerShell script so the required runtime libraries are available.</w:t>
       </w:r>
     </w:p>
     <w:p>
@@ -1159,7 +999,6 @@
           <w:rFonts w:asciiTheme="majorHAnsi" w:hAnsiTheme="majorHAnsi" w:cstheme="majorHAnsi"/>
         </w:rPr>
       </w:pPr>
-      <w:proofErr w:type="spellStart"/>
       <w:r>
         <w:rPr>
           <w:rFonts w:asciiTheme="majorHAnsi" w:hAnsiTheme="majorHAnsi" w:cstheme="majorHAnsi"/>
@@ -1167,7 +1006,6 @@
         <w:lastRenderedPageBreak/>
         <w:t>CMake</w:t>
       </w:r>
-      <w:proofErr w:type="spellEnd"/>
       <w:r>
         <w:rPr>
           <w:rFonts w:asciiTheme="majorHAnsi" w:hAnsiTheme="majorHAnsi" w:cstheme="majorHAnsi"/>
@@ -1235,21 +1073,7 @@
         <w:rPr>
           <w:rFonts w:asciiTheme="majorHAnsi" w:hAnsiTheme="majorHAnsi" w:cstheme="majorHAnsi"/>
         </w:rPr>
-        <w:t>Note: SFML installation steps vary by operating system. Refer to the official SFML documentation for platform-specific instructions. Ensure that both the development files (</w:t>
-      </w:r>
-      <w:proofErr w:type="gramStart"/>
-      <w:r>
-        <w:rPr>
-          <w:rFonts w:asciiTheme="majorHAnsi" w:hAnsiTheme="majorHAnsi" w:cstheme="majorHAnsi"/>
-        </w:rPr>
-        <w:t>include</w:t>
-      </w:r>
-      <w:proofErr w:type="gramEnd"/>
-      <w:r>
-        <w:rPr>
-          <w:rFonts w:asciiTheme="majorHAnsi" w:hAnsiTheme="majorHAnsi" w:cstheme="majorHAnsi"/>
-        </w:rPr>
-        <w:t>/lib) and runtime libraries are properly installed.</w:t>
+        <w:t>Note: SFML installation steps vary by operating system. Refer to the official SFML documentation for platform-specific instructions. Ensure that both the development files (include/lib) and runtime libraries are properly installed.</w:t>
       </w:r>
     </w:p>
     <w:p>
@@ -1350,18 +1174,8 @@
                 <w:color w:val="FFFFAA"/>
                 <w:shd w:val="clear" w:color="auto" w:fill="333333"/>
               </w:rPr>
-              <w:t>&lt;repository-</w:t>
+              <w:t>&lt;repository-url</w:t>
             </w:r>
-            <w:proofErr w:type="spellStart"/>
-            <w:r>
-              <w:rPr>
-                <w:rFonts w:asciiTheme="majorHAnsi" w:eastAsia="Consolas" w:hAnsiTheme="majorHAnsi" w:cstheme="majorHAnsi"/>
-                <w:color w:val="FFFFAA"/>
-                <w:shd w:val="clear" w:color="auto" w:fill="333333"/>
-              </w:rPr>
-              <w:t>url</w:t>
-            </w:r>
-            <w:proofErr w:type="spellEnd"/>
             <w:r>
               <w:rPr>
                 <w:rFonts w:asciiTheme="majorHAnsi" w:eastAsia="Consolas" w:hAnsiTheme="majorHAnsi" w:cstheme="majorHAnsi"/>
@@ -1377,18 +1191,8 @@
                 <w:shd w:val="clear" w:color="auto" w:fill="333333"/>
               </w:rPr>
               <w:br/>
-              <w:t xml:space="preserve">cd </w:t>
+              <w:t>cd BreakoutGame</w:t>
             </w:r>
-            <w:proofErr w:type="spellStart"/>
-            <w:r>
-              <w:rPr>
-                <w:rFonts w:asciiTheme="majorHAnsi" w:eastAsia="Consolas" w:hAnsiTheme="majorHAnsi" w:cstheme="majorHAnsi"/>
-                <w:color w:val="FFFFFF"/>
-                <w:shd w:val="clear" w:color="auto" w:fill="333333"/>
-              </w:rPr>
-              <w:t>BreakoutGame</w:t>
-            </w:r>
-            <w:proofErr w:type="spellEnd"/>
           </w:p>
         </w:tc>
       </w:tr>
@@ -1551,17 +1355,7 @@
                 <w:color w:val="ADE5FC"/>
                 <w:shd w:val="clear" w:color="auto" w:fill="333333"/>
               </w:rPr>
-              <w:t>$</w:t>
-            </w:r>
-            <w:proofErr w:type="spellStart"/>
-            <w:proofErr w:type="gramStart"/>
-            <w:r>
-              <w:rPr>
-                <w:rFonts w:asciiTheme="majorHAnsi" w:eastAsia="Consolas" w:hAnsiTheme="majorHAnsi" w:cstheme="majorHAnsi"/>
-                <w:color w:val="ADE5FC"/>
-                <w:shd w:val="clear" w:color="auto" w:fill="333333"/>
-              </w:rPr>
-              <w:t>env</w:t>
+              <w:t>$env</w:t>
             </w:r>
             <w:r>
               <w:rPr>
@@ -1569,25 +1363,7 @@
                 <w:color w:val="D36363"/>
                 <w:shd w:val="clear" w:color="auto" w:fill="333333"/>
               </w:rPr>
-              <w:t>:BREAKOUT</w:t>
-            </w:r>
-            <w:proofErr w:type="gramEnd"/>
-            <w:r>
-              <w:rPr>
-                <w:rFonts w:asciiTheme="majorHAnsi" w:eastAsia="Consolas" w:hAnsiTheme="majorHAnsi" w:cstheme="majorHAnsi"/>
-                <w:color w:val="D36363"/>
-                <w:shd w:val="clear" w:color="auto" w:fill="333333"/>
-              </w:rPr>
-              <w:t>_SFML_ROOT</w:t>
-            </w:r>
-            <w:proofErr w:type="spellEnd"/>
-            <w:r>
-              <w:rPr>
-                <w:rFonts w:asciiTheme="majorHAnsi" w:eastAsia="Consolas" w:hAnsiTheme="majorHAnsi" w:cstheme="majorHAnsi"/>
-                <w:color w:val="D36363"/>
-                <w:shd w:val="clear" w:color="auto" w:fill="333333"/>
-              </w:rPr>
-              <w:t>=</w:t>
+              <w:t>:BREAKOUT_SFML_ROOT=</w:t>
             </w:r>
             <w:r>
               <w:rPr>
@@ -1612,21 +1388,7 @@
         <w:rPr>
           <w:rFonts w:asciiTheme="majorHAnsi" w:hAnsiTheme="majorHAnsi" w:cstheme="majorHAnsi"/>
         </w:rPr>
-        <w:t>Linux/macOS (bash/</w:t>
-      </w:r>
-      <w:proofErr w:type="spellStart"/>
-      <w:r>
-        <w:rPr>
-          <w:rFonts w:asciiTheme="majorHAnsi" w:hAnsiTheme="majorHAnsi" w:cstheme="majorHAnsi"/>
-        </w:rPr>
-        <w:t>zsh</w:t>
-      </w:r>
-      <w:proofErr w:type="spellEnd"/>
-      <w:r>
-        <w:rPr>
-          <w:rFonts w:asciiTheme="majorHAnsi" w:hAnsiTheme="majorHAnsi" w:cstheme="majorHAnsi"/>
-        </w:rPr>
-        <w:t>):</w:t>
+        <w:t>Linux/macOS (bash/zsh):</w:t>
       </w:r>
     </w:p>
     <w:tbl>
@@ -1771,23 +1533,13 @@
                 <w:rFonts w:asciiTheme="majorHAnsi" w:hAnsiTheme="majorHAnsi" w:cstheme="majorHAnsi"/>
               </w:rPr>
             </w:pPr>
-            <w:proofErr w:type="spellStart"/>
             <w:r>
               <w:rPr>
                 <w:rFonts w:asciiTheme="majorHAnsi" w:eastAsia="Consolas" w:hAnsiTheme="majorHAnsi" w:cstheme="majorHAnsi"/>
                 <w:color w:val="FFFFFF"/>
                 <w:shd w:val="clear" w:color="auto" w:fill="333333"/>
               </w:rPr>
-              <w:t>cmake</w:t>
-            </w:r>
-            <w:proofErr w:type="spellEnd"/>
-            <w:r>
-              <w:rPr>
-                <w:rFonts w:asciiTheme="majorHAnsi" w:eastAsia="Consolas" w:hAnsiTheme="majorHAnsi" w:cstheme="majorHAnsi"/>
-                <w:color w:val="FFFFFF"/>
-                <w:shd w:val="clear" w:color="auto" w:fill="333333"/>
-              </w:rPr>
-              <w:t xml:space="preserve"> --preset default-debug</w:t>
+              <w:t>cmake --preset default-debug</w:t>
             </w:r>
             <w:r>
               <w:rPr>
@@ -1796,24 +1548,7 @@
                 <w:shd w:val="clear" w:color="auto" w:fill="333333"/>
               </w:rPr>
               <w:br/>
-            </w:r>
-            <w:proofErr w:type="spellStart"/>
-            <w:r>
-              <w:rPr>
-                <w:rFonts w:asciiTheme="majorHAnsi" w:eastAsia="Consolas" w:hAnsiTheme="majorHAnsi" w:cstheme="majorHAnsi"/>
-                <w:color w:val="FFFFFF"/>
-                <w:shd w:val="clear" w:color="auto" w:fill="333333"/>
-              </w:rPr>
-              <w:t>cmake</w:t>
-            </w:r>
-            <w:proofErr w:type="spellEnd"/>
-            <w:r>
-              <w:rPr>
-                <w:rFonts w:asciiTheme="majorHAnsi" w:eastAsia="Consolas" w:hAnsiTheme="majorHAnsi" w:cstheme="majorHAnsi"/>
-                <w:color w:val="FFFFFF"/>
-                <w:shd w:val="clear" w:color="auto" w:fill="333333"/>
-              </w:rPr>
-              <w:t xml:space="preserve"> --</w:t>
+              <w:t>cmake --</w:t>
             </w:r>
             <w:r>
               <w:rPr>
@@ -1889,7 +1624,6 @@
                 <w:rFonts w:asciiTheme="majorHAnsi" w:hAnsiTheme="majorHAnsi" w:cstheme="majorHAnsi"/>
               </w:rPr>
             </w:pPr>
-            <w:proofErr w:type="spellStart"/>
             <w:r>
               <w:rPr>
                 <w:rFonts w:asciiTheme="majorHAnsi" w:eastAsia="Consolas" w:hAnsiTheme="majorHAnsi" w:cstheme="majorHAnsi"/>
@@ -1898,32 +1632,13 @@
               </w:rPr>
               <w:t>cmake</w:t>
             </w:r>
-            <w:proofErr w:type="spellEnd"/>
             <w:r>
               <w:rPr>
                 <w:rFonts w:asciiTheme="majorHAnsi" w:eastAsia="Consolas" w:hAnsiTheme="majorHAnsi" w:cstheme="majorHAnsi"/>
                 <w:color w:val="FFFFFF"/>
                 <w:shd w:val="clear" w:color="auto" w:fill="333333"/>
               </w:rPr>
-              <w:t xml:space="preserve"> -</w:t>
-            </w:r>
-            <w:proofErr w:type="gramStart"/>
-            <w:r>
-              <w:rPr>
-                <w:rFonts w:asciiTheme="majorHAnsi" w:eastAsia="Consolas" w:hAnsiTheme="majorHAnsi" w:cstheme="majorHAnsi"/>
-                <w:color w:val="FFFFFF"/>
-                <w:shd w:val="clear" w:color="auto" w:fill="333333"/>
-              </w:rPr>
-              <w:t>S .</w:t>
-            </w:r>
-            <w:proofErr w:type="gramEnd"/>
-            <w:r>
-              <w:rPr>
-                <w:rFonts w:asciiTheme="majorHAnsi" w:eastAsia="Consolas" w:hAnsiTheme="majorHAnsi" w:cstheme="majorHAnsi"/>
-                <w:color w:val="FFFFFF"/>
-                <w:shd w:val="clear" w:color="auto" w:fill="333333"/>
-              </w:rPr>
-              <w:t xml:space="preserve"> -</w:t>
+              <w:t xml:space="preserve"> -S . -</w:t>
             </w:r>
             <w:r>
               <w:rPr>
@@ -1941,7 +1656,6 @@
               </w:rPr>
               <w:br/>
             </w:r>
-            <w:proofErr w:type="spellStart"/>
             <w:r>
               <w:rPr>
                 <w:rFonts w:asciiTheme="majorHAnsi" w:eastAsia="Consolas" w:hAnsiTheme="majorHAnsi" w:cstheme="majorHAnsi"/>
@@ -1951,7 +1665,6 @@
               <w:lastRenderedPageBreak/>
               <w:t>cmake</w:t>
             </w:r>
-            <w:proofErr w:type="spellEnd"/>
             <w:r>
               <w:rPr>
                 <w:rFonts w:asciiTheme="majorHAnsi" w:eastAsia="Consolas" w:hAnsiTheme="majorHAnsi" w:cstheme="majorHAnsi"/>
@@ -1966,18 +1679,8 @@
                 <w:color w:val="FCC28C"/>
                 <w:shd w:val="clear" w:color="auto" w:fill="333333"/>
               </w:rPr>
-              <w:t xml:space="preserve">build </w:t>
+              <w:t>build build</w:t>
             </w:r>
-            <w:proofErr w:type="spellStart"/>
-            <w:r>
-              <w:rPr>
-                <w:rFonts w:asciiTheme="majorHAnsi" w:eastAsia="Consolas" w:hAnsiTheme="majorHAnsi" w:cstheme="majorHAnsi"/>
-                <w:color w:val="FCC28C"/>
-                <w:shd w:val="clear" w:color="auto" w:fill="333333"/>
-              </w:rPr>
-              <w:t>build</w:t>
-            </w:r>
-            <w:proofErr w:type="spellEnd"/>
           </w:p>
         </w:tc>
       </w:tr>
@@ -2080,21 +1783,7 @@
         <w:rPr>
           <w:rFonts w:asciiTheme="majorHAnsi" w:hAnsiTheme="majorHAnsi" w:cstheme="majorHAnsi"/>
         </w:rPr>
-        <w:t xml:space="preserve">For the </w:t>
-      </w:r>
-      <w:proofErr w:type="spellStart"/>
-      <w:r>
-        <w:rPr>
-          <w:rFonts w:asciiTheme="majorHAnsi" w:hAnsiTheme="majorHAnsi" w:cstheme="majorHAnsi"/>
-        </w:rPr>
-        <w:t>CMake</w:t>
-      </w:r>
-      <w:proofErr w:type="spellEnd"/>
-      <w:r>
-        <w:rPr>
-          <w:rFonts w:asciiTheme="majorHAnsi" w:hAnsiTheme="majorHAnsi" w:cstheme="majorHAnsi"/>
-        </w:rPr>
-        <w:t xml:space="preserve"> workflow, use:</w:t>
+        <w:t>For the CMake workflow, use:</w:t>
       </w:r>
     </w:p>
     <w:p>
@@ -2104,19 +1793,11 @@
           <w:rFonts w:asciiTheme="majorHAnsi" w:hAnsiTheme="majorHAnsi" w:cstheme="majorHAnsi"/>
         </w:rPr>
       </w:pPr>
-      <w:proofErr w:type="spellStart"/>
-      <w:r>
-        <w:rPr>
-          <w:rFonts w:asciiTheme="majorHAnsi" w:hAnsiTheme="majorHAnsi" w:cstheme="majorHAnsi"/>
-        </w:rPr>
-        <w:t>cmake</w:t>
-      </w:r>
-      <w:proofErr w:type="spellEnd"/>
-      <w:r>
-        <w:rPr>
-          <w:rFonts w:asciiTheme="majorHAnsi" w:hAnsiTheme="majorHAnsi" w:cstheme="majorHAnsi"/>
-        </w:rPr>
-        <w:t xml:space="preserve"> --preset default-debug</w:t>
+      <w:r>
+        <w:rPr>
+          <w:rFonts w:asciiTheme="majorHAnsi" w:hAnsiTheme="majorHAnsi" w:cstheme="majorHAnsi"/>
+        </w:rPr>
+        <w:t>cmake --preset default-debug</w:t>
       </w:r>
     </w:p>
     <w:p>
@@ -2126,46 +1807,24 @@
           <w:rFonts w:asciiTheme="majorHAnsi" w:hAnsiTheme="majorHAnsi" w:cstheme="majorHAnsi"/>
         </w:rPr>
       </w:pPr>
-      <w:proofErr w:type="spellStart"/>
-      <w:r>
-        <w:rPr>
-          <w:rFonts w:asciiTheme="majorHAnsi" w:hAnsiTheme="majorHAnsi" w:cstheme="majorHAnsi"/>
-        </w:rPr>
-        <w:t>cmake</w:t>
-      </w:r>
-      <w:proofErr w:type="spellEnd"/>
-      <w:r>
-        <w:rPr>
-          <w:rFonts w:asciiTheme="majorHAnsi" w:hAnsiTheme="majorHAnsi" w:cstheme="majorHAnsi"/>
-        </w:rPr>
-        <w:t xml:space="preserve"> --build --preset default-debug</w:t>
-      </w:r>
-    </w:p>
-    <w:p>
-      <w:pPr>
-        <w:rPr>
-          <w:rFonts w:asciiTheme="majorHAnsi" w:hAnsiTheme="majorHAnsi" w:cstheme="majorHAnsi"/>
-        </w:rPr>
-      </w:pPr>
-      <w:r>
-        <w:rPr>
-          <w:rFonts w:asciiTheme="majorHAnsi" w:hAnsiTheme="majorHAnsi" w:cstheme="majorHAnsi"/>
-        </w:rPr>
-        <w:t xml:space="preserve">The </w:t>
-      </w:r>
-      <w:proofErr w:type="spellStart"/>
-      <w:r>
-        <w:rPr>
-          <w:rFonts w:asciiTheme="majorHAnsi" w:hAnsiTheme="majorHAnsi" w:cstheme="majorHAnsi"/>
-        </w:rPr>
-        <w:t>CMake</w:t>
-      </w:r>
-      <w:proofErr w:type="spellEnd"/>
-      <w:r>
-        <w:rPr>
-          <w:rFonts w:asciiTheme="majorHAnsi" w:hAnsiTheme="majorHAnsi" w:cstheme="majorHAnsi"/>
-        </w:rPr>
-        <w:t xml:space="preserve"> build output is named main or main.exe depending on platform and build directory. If the executable fails to start because SFML or other runtime libraries are missing, verify that the required DLL/shared-library paths are available.</w:t>
+      <w:r>
+        <w:rPr>
+          <w:rFonts w:asciiTheme="majorHAnsi" w:hAnsiTheme="majorHAnsi" w:cstheme="majorHAnsi"/>
+        </w:rPr>
+        <w:t>cmake --build --preset default-debug</w:t>
+      </w:r>
+    </w:p>
+    <w:p>
+      <w:pPr>
+        <w:rPr>
+          <w:rFonts w:asciiTheme="majorHAnsi" w:hAnsiTheme="majorHAnsi" w:cstheme="majorHAnsi"/>
+        </w:rPr>
+      </w:pPr>
+      <w:r>
+        <w:rPr>
+          <w:rFonts w:asciiTheme="majorHAnsi" w:hAnsiTheme="majorHAnsi" w:cstheme="majorHAnsi"/>
+        </w:rPr>
+        <w:t>The CMake build output is named main or main.exe depending on platform and build directory. If the executable fails to start because SFML or other runtime libraries are missing, verify that the required DLL/shared-library paths are available.</w:t>
       </w:r>
     </w:p>
     <w:p>
@@ -3732,21 +3391,7 @@
         <w:rPr>
           <w:rFonts w:asciiTheme="majorHAnsi" w:hAnsiTheme="majorHAnsi" w:cstheme="majorHAnsi"/>
         </w:rPr>
-        <w:t xml:space="preserve">Win </w:t>
-      </w:r>
-      <w:proofErr w:type="gramStart"/>
-      <w:r>
-        <w:rPr>
-          <w:rFonts w:asciiTheme="majorHAnsi" w:hAnsiTheme="majorHAnsi" w:cstheme="majorHAnsi"/>
-        </w:rPr>
-        <w:t>condition</w:t>
-      </w:r>
-      <w:proofErr w:type="gramEnd"/>
-      <w:r>
-        <w:rPr>
-          <w:rFonts w:asciiTheme="majorHAnsi" w:hAnsiTheme="majorHAnsi" w:cstheme="majorHAnsi"/>
-        </w:rPr>
-        <w:t xml:space="preserve"> when all bricks are destroyed</w:t>
+        <w:t>Win condition when all bricks are destroyed</w:t>
       </w:r>
     </w:p>
     <w:p>
@@ -3836,16 +3481,8 @@
         <w:rPr>
           <w:rFonts w:asciiTheme="majorHAnsi" w:hAnsiTheme="majorHAnsi" w:cstheme="majorHAnsi"/>
         </w:rPr>
-        <w:t xml:space="preserve">SQLite-backed high-score database using </w:t>
-      </w:r>
-      <w:proofErr w:type="spellStart"/>
-      <w:r>
-        <w:rPr>
-          <w:rFonts w:asciiTheme="majorHAnsi" w:hAnsiTheme="majorHAnsi" w:cstheme="majorHAnsi"/>
-        </w:rPr>
-        <w:t>BreakOutScores.db</w:t>
-      </w:r>
-      <w:proofErr w:type="spellEnd"/>
+        <w:t>SQLite-backed high-score database using BreakOutScores.db</w:t>
+      </w:r>
     </w:p>
     <w:p>
       <w:pPr>
@@ -3862,21 +3499,7 @@
         <w:rPr>
           <w:rFonts w:asciiTheme="majorHAnsi" w:hAnsiTheme="majorHAnsi" w:cstheme="majorHAnsi"/>
         </w:rPr>
-        <w:t xml:space="preserve">High </w:t>
-      </w:r>
-      <w:proofErr w:type="gramStart"/>
-      <w:r>
-        <w:rPr>
-          <w:rFonts w:asciiTheme="majorHAnsi" w:hAnsiTheme="majorHAnsi" w:cstheme="majorHAnsi"/>
-        </w:rPr>
-        <w:t>score</w:t>
-      </w:r>
-      <w:proofErr w:type="gramEnd"/>
-      <w:r>
-        <w:rPr>
-          <w:rFonts w:asciiTheme="majorHAnsi" w:hAnsiTheme="majorHAnsi" w:cstheme="majorHAnsi"/>
-        </w:rPr>
-        <w:t xml:space="preserve"> update only when the player wins with a score higher than the stored score</w:t>
+        <w:t>High score update only when the player wins with a score higher than the stored score</w:t>
       </w:r>
     </w:p>
     <w:p>
@@ -4069,49 +3692,7 @@
         <w:rPr>
           <w:rFonts w:asciiTheme="majorHAnsi" w:hAnsiTheme="majorHAnsi" w:cstheme="majorHAnsi"/>
         </w:rPr>
-        <w:t xml:space="preserve">The game stores </w:t>
-      </w:r>
-      <w:proofErr w:type="gramStart"/>
-      <w:r>
-        <w:rPr>
-          <w:rFonts w:asciiTheme="majorHAnsi" w:hAnsiTheme="majorHAnsi" w:cstheme="majorHAnsi"/>
-        </w:rPr>
-        <w:t>the high score</w:t>
-      </w:r>
-      <w:proofErr w:type="gramEnd"/>
-      <w:r>
-        <w:rPr>
-          <w:rFonts w:asciiTheme="majorHAnsi" w:hAnsiTheme="majorHAnsi" w:cstheme="majorHAnsi"/>
-        </w:rPr>
-        <w:t xml:space="preserve"> in a local SQLite database file named </w:t>
-      </w:r>
-      <w:proofErr w:type="spellStart"/>
-      <w:r>
-        <w:rPr>
-          <w:rFonts w:asciiTheme="majorHAnsi" w:hAnsiTheme="majorHAnsi" w:cstheme="majorHAnsi"/>
-        </w:rPr>
-        <w:t>BreakOutScores.db</w:t>
-      </w:r>
-      <w:proofErr w:type="spellEnd"/>
-      <w:r>
-        <w:rPr>
-          <w:rFonts w:asciiTheme="majorHAnsi" w:hAnsiTheme="majorHAnsi" w:cstheme="majorHAnsi"/>
-        </w:rPr>
-        <w:t xml:space="preserve">. The database contains a scores table with the saved score for level 1. The high score is updated only when the player </w:t>
-      </w:r>
-      <w:proofErr w:type="gramStart"/>
-      <w:r>
-        <w:rPr>
-          <w:rFonts w:asciiTheme="majorHAnsi" w:hAnsiTheme="majorHAnsi" w:cstheme="majorHAnsi"/>
-        </w:rPr>
-        <w:t>wins</w:t>
-      </w:r>
-      <w:proofErr w:type="gramEnd"/>
-      <w:r>
-        <w:rPr>
-          <w:rFonts w:asciiTheme="majorHAnsi" w:hAnsiTheme="majorHAnsi" w:cstheme="majorHAnsi"/>
-        </w:rPr>
-        <w:t xml:space="preserve"> and the final score is higher than the previously stored score.</w:t>
+        <w:t>The game stores the high score in a local SQLite database file named BreakOutScores.db. The database contains a scores table with the saved score for level 1. The high score is updated only when the player wins and the final score is higher than the previously stored score.</w:t>
       </w:r>
     </w:p>
     <w:p>
@@ -4235,35 +3816,7 @@
         <w:rPr>
           <w:rFonts w:asciiTheme="majorHAnsi" w:hAnsiTheme="majorHAnsi" w:cstheme="majorHAnsi"/>
         </w:rPr>
-        <w:t>Brick</w:t>
-      </w:r>
-      <w:proofErr w:type="gramStart"/>
-      <w:r>
-        <w:rPr>
-          <w:rFonts w:asciiTheme="majorHAnsi" w:hAnsiTheme="majorHAnsi" w:cstheme="majorHAnsi"/>
-        </w:rPr>
-        <w:t>-destruction sound</w:t>
-      </w:r>
-      <w:proofErr w:type="gramEnd"/>
-      <w:r>
-        <w:rPr>
-          <w:rFonts w:asciiTheme="majorHAnsi" w:hAnsiTheme="majorHAnsi" w:cstheme="majorHAnsi"/>
-        </w:rPr>
-        <w:t xml:space="preserve"> plays when </w:t>
-      </w:r>
-      <w:proofErr w:type="gramStart"/>
-      <w:r>
-        <w:rPr>
-          <w:rFonts w:asciiTheme="majorHAnsi" w:hAnsiTheme="majorHAnsi" w:cstheme="majorHAnsi"/>
-        </w:rPr>
-        <w:t>a brick</w:t>
-      </w:r>
-      <w:proofErr w:type="gramEnd"/>
-      <w:r>
-        <w:rPr>
-          <w:rFonts w:asciiTheme="majorHAnsi" w:hAnsiTheme="majorHAnsi" w:cstheme="majorHAnsi"/>
-        </w:rPr>
-        <w:t xml:space="preserve"> is broken.</w:t>
+        <w:t>Brick-destruction sound plays when a brick is broken.</w:t>
       </w:r>
     </w:p>
     <w:p>
@@ -4462,21 +4015,7 @@
         <w:rPr>
           <w:rFonts w:asciiTheme="majorHAnsi" w:hAnsiTheme="majorHAnsi" w:cstheme="majorHAnsi"/>
         </w:rPr>
-        <w:t xml:space="preserve">No text appears </w:t>
-      </w:r>
-      <w:proofErr w:type="gramStart"/>
-      <w:r>
-        <w:rPr>
-          <w:rFonts w:asciiTheme="majorHAnsi" w:hAnsiTheme="majorHAnsi" w:cstheme="majorHAnsi"/>
-        </w:rPr>
-        <w:t>in</w:t>
-      </w:r>
-      <w:proofErr w:type="gramEnd"/>
-      <w:r>
-        <w:rPr>
-          <w:rFonts w:asciiTheme="majorHAnsi" w:hAnsiTheme="majorHAnsi" w:cstheme="majorHAnsi"/>
-        </w:rPr>
-        <w:t xml:space="preserve"> menus or HUD</w:t>
+        <w:t>No text appears in menus or HUD</w:t>
       </w:r>
     </w:p>
     <w:p>
@@ -4615,24 +4154,6 @@
           <w:rFonts w:asciiTheme="majorHAnsi" w:hAnsiTheme="majorHAnsi" w:cstheme="majorHAnsi"/>
         </w:rPr>
         <w:t>The game currently includes a single level with no level progression system.</w:t>
-      </w:r>
-    </w:p>
-    <w:p>
-      <w:pPr>
-        <w:pStyle w:val="ListParagraph"/>
-        <w:numPr>
-          <w:ilvl w:val="0"/>
-          <w:numId w:val="13"/>
-        </w:numPr>
-        <w:rPr>
-          <w:rFonts w:asciiTheme="majorHAnsi" w:hAnsiTheme="majorHAnsi" w:cstheme="majorHAnsi"/>
-        </w:rPr>
-      </w:pPr>
-      <w:r>
-        <w:rPr>
-          <w:rFonts w:asciiTheme="majorHAnsi" w:hAnsiTheme="majorHAnsi" w:cstheme="majorHAnsi"/>
-        </w:rPr>
-        <w:t>A ball-bounce sound effect is not currently assigned, although background music, button click sound, and brick-destruction sound are implemented.</w:t>
       </w:r>
     </w:p>
     <w:p>
